--- a/guide_install_virtualbox.docx
+++ b/guide_install_virtualbox.docx
@@ -274,7 +274,7 @@
                 <w:sz w:val="20"/>
                 <w:szCs w:val="20"/>
               </w:rPr>
-              <w:t xml:space="preserve">ES 9.4.2 · Tika 3.3.1</w:t>
+              <w:t xml:space="preserve">ES 9.4.3 · Tika 3.3.1.0</w:t>
             </w:r>
           </w:p>
           <w:p>
@@ -345,7 +345,7 @@
           <w:sz w:val="18"/>
           <w:szCs w:val="18"/>
         </w:rPr>
-        <w:t xml:space="preserve">29 juin 2026</w:t>
+        <w:t xml:space="preserve">4 juillet 2026</w:t>
       </w:r>
     </w:p>
     <w:p>
@@ -1287,7 +1287,7 @@
           <w:sz w:val="22"/>
           <w:szCs w:val="22"/>
         </w:rPr>
-        <w:t xml:space="preserve">Git (pour cloner le projet DocSearch)</w:t>
+        <w:t xml:space="preserve">Git (pour cloner les dépôts DocSearch)</w:t>
       </w:r>
     </w:p>
     <w:p>
@@ -1317,12 +1317,12 @@
         <w:tc>
           <w:tcPr>
             <w:tcBorders>
-              <w:top w:val="single" w:color="000091" w:sz="8"/>
-              <w:left w:val="none" w:color="FFFFFF" w:sz="0"/>
-              <w:bottom w:val="none" w:color="FFFFFF" w:sz="0"/>
-              <w:right w:val="none" w:color="FFFFFF" w:sz="0"/>
-            </w:tcBorders>
-            <w:shd w:fill="ececfd" w:val="clear"/>
+              <w:top w:val="single" w:color="18753C" w:sz="8"/>
+              <w:left w:val="none" w:color="FFFFFF" w:sz="0"/>
+              <w:bottom w:val="none" w:color="FFFFFF" w:sz="0"/>
+              <w:right w:val="none" w:color="FFFFFF" w:sz="0"/>
+            </w:tcBorders>
+            <w:shd w:fill="dffee6" w:val="clear"/>
             <w:tcMar>
               <w:top w:type="dxa" w:w="100"/>
               <w:left w:type="dxa" w:w="160"/>
@@ -1339,11 +1339,11 @@
                 <w:rFonts w:ascii="Arial" w:cs="Arial" w:eastAsia="Arial" w:hAnsi="Arial"/>
                 <w:b/>
                 <w:bCs/>
-                <w:color w:val="000074"/>
+                <w:color w:val="18753C"/>
                 <w:sz w:val="20"/>
                 <w:szCs w:val="20"/>
               </w:rPr>
-              <w:t xml:space="preserve">💡 Alternative à l'installation manuelle</w:t>
+              <w:t xml:space="preserve">📦 Architecture en plusieurs dépôts Git</w:t>
             </w:r>
           </w:p>
           <w:p>
@@ -1357,7 +1357,80 @@
                 <w:sz w:val="20"/>
                 <w:szCs w:val="20"/>
               </w:rPr>
-              <w:t xml:space="preserve">Si vous disposez de Vagrant, le fichier Vagrantfile fourni en annexe provisionne automatiquement la VM Ubuntu avec Docker et les dépendances DocSearch en une seule commande : vagrant up</w:t>
+              <w:t xml:space="preserve">DocSearch est découpé en 5 dépôts indépendants : docsearch-infra (orchestration, à cloner en premier), docsearch-ingestion (indexation), docsearch-api (recherche), docsearch-ui (interface web) et docsearch-docs (documents commerciaux). Ils doivent être clonés côte à côte dans un même dossier parent — voir section 5.</w:t>
+            </w:r>
+          </w:p>
+        </w:tc>
+      </w:tr>
+    </w:tbl>
+    <w:p>
+      <w:pPr>
+        <w:spacing w:after="80" w:before="0"/>
+      </w:pPr>
+      <w:r>
+        <w:t xml:space="preserve"/>
+      </w:r>
+    </w:p>
+    <w:tbl>
+      <w:tblPr>
+        <w:tblW w:type="dxa" w:w="9026"/>
+        <w:tblBorders>
+          <w:top w:val="single" w:color="auto" w:sz="4"/>
+          <w:left w:val="single" w:color="auto" w:sz="4"/>
+          <w:bottom w:val="single" w:color="auto" w:sz="4"/>
+          <w:right w:val="single" w:color="auto" w:sz="4"/>
+          <w:insideH w:val="single" w:color="auto" w:sz="4"/>
+          <w:insideV w:val="single" w:color="auto" w:sz="4"/>
+        </w:tblBorders>
+      </w:tblPr>
+      <w:tblGrid>
+        <w:gridCol w:w="9026"/>
+      </w:tblGrid>
+      <w:tr>
+        <w:tc>
+          <w:tcPr>
+            <w:tcBorders>
+              <w:top w:val="single" w:color="000091" w:sz="8"/>
+              <w:left w:val="none" w:color="FFFFFF" w:sz="0"/>
+              <w:bottom w:val="none" w:color="FFFFFF" w:sz="0"/>
+              <w:right w:val="none" w:color="FFFFFF" w:sz="0"/>
+            </w:tcBorders>
+            <w:shd w:fill="ececfd" w:val="clear"/>
+            <w:tcMar>
+              <w:top w:type="dxa" w:w="100"/>
+              <w:left w:type="dxa" w:w="160"/>
+              <w:bottom w:type="dxa" w:w="100"/>
+              <w:right w:type="dxa" w:w="160"/>
+            </w:tcMar>
+          </w:tcPr>
+          <w:p>
+            <w:pPr>
+              <w:spacing w:after="40" w:before="40"/>
+            </w:pPr>
+            <w:r>
+              <w:rPr>
+                <w:rFonts w:ascii="Arial" w:cs="Arial" w:eastAsia="Arial" w:hAnsi="Arial"/>
+                <w:b/>
+                <w:bCs/>
+                <w:color w:val="000074"/>
+                <w:sz w:val="20"/>
+                <w:szCs w:val="20"/>
+              </w:rPr>
+              <w:t xml:space="preserve">💡 Alternative à l'installation manuelle</w:t>
+            </w:r>
+          </w:p>
+          <w:p>
+            <w:pPr>
+              <w:spacing w:after="40" w:before="40"/>
+            </w:pPr>
+            <w:r>
+              <w:rPr>
+                <w:rFonts w:ascii="Arial" w:cs="Arial" w:eastAsia="Arial" w:hAnsi="Arial"/>
+                <w:color w:val="444444"/>
+                <w:sz w:val="20"/>
+                <w:szCs w:val="20"/>
+              </w:rPr>
+              <w:t xml:space="preserve">Si vous disposez de Vagrant, le fichier Vagrantfile fourni en annexe provisionne automatiquement la VM Ubuntu avec Docker et clone l'ensemble des dépôts DocSearch en une seule commande : vagrant up</w:t>
             </w:r>
           </w:p>
         </w:tc>
@@ -4889,7 +4962,7 @@
                 <w:sz w:val="22"/>
                 <w:szCs w:val="22"/>
               </w:rPr>
-              <w:t xml:space="preserve">Cloner le projet et configurer l'environnement</w:t>
+              <w:t xml:space="preserve">Cloner les dépôts et configurer l'environnement</w:t>
             </w:r>
           </w:p>
           <w:p>
@@ -4903,7 +4976,7 @@
                 <w:sz w:val="20"/>
                 <w:szCs w:val="20"/>
               </w:rPr>
-              <w:t xml:space="preserve">Git clone + configuration du fichier .env</w:t>
+              <w:t xml:space="preserve">5 dépôts clonés côte à côte + configuration du fichier .env</w:t>
             </w:r>
           </w:p>
         </w:tc>
@@ -5076,72 +5149,6 @@
                 <w:sz w:val="18"/>
                 <w:szCs w:val="18"/>
               </w:rPr>
-              <w:t xml:space="preserve">    acl \</w:t>
-            </w:r>
-          </w:p>
-        </w:tc>
-      </w:tr>
-      <w:tr>
-        <w:tc>
-          <w:tcPr>
-            <w:tcBorders>
-              <w:top w:val="none" w:color="FFFFFF" w:sz="0"/>
-              <w:left w:val="none" w:color="FFFFFF" w:sz="0"/>
-              <w:bottom w:val="none" w:color="FFFFFF" w:sz="0"/>
-              <w:right w:val="none" w:color="FFFFFF" w:sz="0"/>
-            </w:tcBorders>
-            <w:shd w:fill="F0F0F0" w:val="clear"/>
-            <w:tcMar>
-              <w:top w:type="dxa" w:w="60"/>
-              <w:left w:type="dxa" w:w="160"/>
-              <w:bottom w:type="dxa" w:w="60"/>
-              <w:right w:type="dxa" w:w="160"/>
-            </w:tcMar>
-          </w:tcPr>
-          <w:p>
-            <w:pPr>
-              <w:spacing w:after="20" w:before="20"/>
-            </w:pPr>
-            <w:r>
-              <w:rPr>
-                <w:rFonts w:ascii="Courier New" w:cs="Courier New" w:eastAsia="Courier New" w:hAnsi="Courier New"/>
-                <w:color w:val="000074"/>
-                <w:sz w:val="18"/>
-                <w:szCs w:val="18"/>
-              </w:rPr>
-              <w:t xml:space="preserve">    ldap-utils \</w:t>
-            </w:r>
-          </w:p>
-        </w:tc>
-      </w:tr>
-      <w:tr>
-        <w:tc>
-          <w:tcPr>
-            <w:tcBorders>
-              <w:top w:val="none" w:color="FFFFFF" w:sz="0"/>
-              <w:left w:val="none" w:color="FFFFFF" w:sz="0"/>
-              <w:bottom w:val="none" w:color="FFFFFF" w:sz="0"/>
-              <w:right w:val="none" w:color="FFFFFF" w:sz="0"/>
-            </w:tcBorders>
-            <w:shd w:fill="F0F0F0" w:val="clear"/>
-            <w:tcMar>
-              <w:top w:type="dxa" w:w="60"/>
-              <w:left w:type="dxa" w:w="160"/>
-              <w:bottom w:type="dxa" w:w="60"/>
-              <w:right w:type="dxa" w:w="160"/>
-            </w:tcMar>
-          </w:tcPr>
-          <w:p>
-            <w:pPr>
-              <w:spacing w:after="20" w:before="20"/>
-            </w:pPr>
-            <w:r>
-              <w:rPr>
-                <w:rFonts w:ascii="Courier New" w:cs="Courier New" w:eastAsia="Courier New" w:hAnsi="Courier New"/>
-                <w:color w:val="000074"/>
-                <w:sz w:val="18"/>
-                <w:szCs w:val="18"/>
-              </w:rPr>
               <w:t xml:space="preserve">    gettext-base</w:t>
             </w:r>
           </w:p>
@@ -5170,7 +5177,29 @@
           <w:sz w:val="26"/>
           <w:szCs w:val="26"/>
         </w:rPr>
-        <w:t xml:space="preserve">5.2 Cloner le projet</w:t>
+        <w:t xml:space="preserve">5.2 Cloner les dépôts DocSearch</w:t>
+      </w:r>
+    </w:p>
+    <w:p>
+      <w:pPr>
+        <w:spacing w:after="120" w:before="80"/>
+      </w:pPr>
+      <w:r>
+        <w:rPr>
+          <w:rFonts w:ascii="Arial" w:cs="Arial" w:eastAsia="Arial" w:hAnsi="Arial"/>
+          <w:color w:val="161616"/>
+          <w:sz w:val="22"/>
+          <w:szCs w:val="22"/>
+        </w:rPr>
+        <w:t xml:space="preserve">Les 5 dépôts doivent être clonés côte à côte dans un même dossier parent — docsearch-infra référence les autres par chemin relatif (../docsearch-ingestion, etc.) :</w:t>
+      </w:r>
+    </w:p>
+    <w:p>
+      <w:pPr>
+        <w:spacing w:after="80" w:before="0"/>
+      </w:pPr>
+      <w:r>
+        <w:t xml:space="preserve"/>
       </w:r>
     </w:p>
     <w:tbl>
@@ -5216,73 +5245,7 @@
                 <w:sz w:val="18"/>
                 <w:szCs w:val="18"/>
               </w:rPr>
-              <w:t xml:space="preserve"># Cloner le dépôt DocSearch</w:t>
-            </w:r>
-          </w:p>
-        </w:tc>
-      </w:tr>
-      <w:tr>
-        <w:tc>
-          <w:tcPr>
-            <w:tcBorders>
-              <w:top w:val="none" w:color="FFFFFF" w:sz="0"/>
-              <w:left w:val="none" w:color="FFFFFF" w:sz="0"/>
-              <w:bottom w:val="none" w:color="FFFFFF" w:sz="0"/>
-              <w:right w:val="none" w:color="FFFFFF" w:sz="0"/>
-            </w:tcBorders>
-            <w:shd w:fill="F0F0F0" w:val="clear"/>
-            <w:tcMar>
-              <w:top w:type="dxa" w:w="60"/>
-              <w:left w:type="dxa" w:w="160"/>
-              <w:bottom w:type="dxa" w:w="60"/>
-              <w:right w:type="dxa" w:w="160"/>
-            </w:tcMar>
-          </w:tcPr>
-          <w:p>
-            <w:pPr>
-              <w:spacing w:after="20" w:before="20"/>
-            </w:pPr>
-            <w:r>
-              <w:rPr>
-                <w:rFonts w:ascii="Courier New" w:cs="Courier New" w:eastAsia="Courier New" w:hAnsi="Courier New"/>
-                <w:color w:val="000074"/>
-                <w:sz w:val="18"/>
-                <w:szCs w:val="18"/>
-              </w:rPr>
-              <w:t xml:space="preserve">git clone https://github.com/votre-organisation/docsearch.git</w:t>
-            </w:r>
-          </w:p>
-        </w:tc>
-      </w:tr>
-      <w:tr>
-        <w:tc>
-          <w:tcPr>
-            <w:tcBorders>
-              <w:top w:val="none" w:color="FFFFFF" w:sz="0"/>
-              <w:left w:val="none" w:color="FFFFFF" w:sz="0"/>
-              <w:bottom w:val="none" w:color="FFFFFF" w:sz="0"/>
-              <w:right w:val="none" w:color="FFFFFF" w:sz="0"/>
-            </w:tcBorders>
-            <w:shd w:fill="F0F0F0" w:val="clear"/>
-            <w:tcMar>
-              <w:top w:type="dxa" w:w="60"/>
-              <w:left w:type="dxa" w:w="160"/>
-              <w:bottom w:type="dxa" w:w="60"/>
-              <w:right w:type="dxa" w:w="160"/>
-            </w:tcMar>
-          </w:tcPr>
-          <w:p>
-            <w:pPr>
-              <w:spacing w:after="20" w:before="20"/>
-            </w:pPr>
-            <w:r>
-              <w:rPr>
-                <w:rFonts w:ascii="Courier New" w:cs="Courier New" w:eastAsia="Courier New" w:hAnsi="Courier New"/>
-                <w:color w:val="000074"/>
-                <w:sz w:val="18"/>
-                <w:szCs w:val="18"/>
-              </w:rPr>
-              <w:t xml:space="preserve">cd docsearch</w:t>
+              <w:t xml:space="preserve">mkdir ~/docsearch &amp;&amp; cd ~/docsearch</w:t>
             </w:r>
           </w:p>
         </w:tc>
@@ -5348,7 +5311,205 @@
                 <w:sz w:val="18"/>
                 <w:szCs w:val="18"/>
               </w:rPr>
-              <w:t xml:space="preserve"># Vérifier la structure</w:t>
+              <w:t xml:space="preserve">git clone https://github.com/votre-organisation/docsearch-infra.git</w:t>
+            </w:r>
+          </w:p>
+        </w:tc>
+      </w:tr>
+      <w:tr>
+        <w:tc>
+          <w:tcPr>
+            <w:tcBorders>
+              <w:top w:val="none" w:color="FFFFFF" w:sz="0"/>
+              <w:left w:val="none" w:color="FFFFFF" w:sz="0"/>
+              <w:bottom w:val="none" w:color="FFFFFF" w:sz="0"/>
+              <w:right w:val="none" w:color="FFFFFF" w:sz="0"/>
+            </w:tcBorders>
+            <w:shd w:fill="F0F0F0" w:val="clear"/>
+            <w:tcMar>
+              <w:top w:type="dxa" w:w="60"/>
+              <w:left w:type="dxa" w:w="160"/>
+              <w:bottom w:type="dxa" w:w="60"/>
+              <w:right w:type="dxa" w:w="160"/>
+            </w:tcMar>
+          </w:tcPr>
+          <w:p>
+            <w:pPr>
+              <w:spacing w:after="20" w:before="20"/>
+            </w:pPr>
+            <w:r>
+              <w:rPr>
+                <w:rFonts w:ascii="Courier New" w:cs="Courier New" w:eastAsia="Courier New" w:hAnsi="Courier New"/>
+                <w:color w:val="000074"/>
+                <w:sz w:val="18"/>
+                <w:szCs w:val="18"/>
+              </w:rPr>
+              <w:t xml:space="preserve">git clone https://github.com/votre-organisation/docsearch-ingestion.git</w:t>
+            </w:r>
+          </w:p>
+        </w:tc>
+      </w:tr>
+      <w:tr>
+        <w:tc>
+          <w:tcPr>
+            <w:tcBorders>
+              <w:top w:val="none" w:color="FFFFFF" w:sz="0"/>
+              <w:left w:val="none" w:color="FFFFFF" w:sz="0"/>
+              <w:bottom w:val="none" w:color="FFFFFF" w:sz="0"/>
+              <w:right w:val="none" w:color="FFFFFF" w:sz="0"/>
+            </w:tcBorders>
+            <w:shd w:fill="F0F0F0" w:val="clear"/>
+            <w:tcMar>
+              <w:top w:type="dxa" w:w="60"/>
+              <w:left w:type="dxa" w:w="160"/>
+              <w:bottom w:type="dxa" w:w="60"/>
+              <w:right w:type="dxa" w:w="160"/>
+            </w:tcMar>
+          </w:tcPr>
+          <w:p>
+            <w:pPr>
+              <w:spacing w:after="20" w:before="20"/>
+            </w:pPr>
+            <w:r>
+              <w:rPr>
+                <w:rFonts w:ascii="Courier New" w:cs="Courier New" w:eastAsia="Courier New" w:hAnsi="Courier New"/>
+                <w:color w:val="000074"/>
+                <w:sz w:val="18"/>
+                <w:szCs w:val="18"/>
+              </w:rPr>
+              <w:t xml:space="preserve">git clone https://github.com/votre-organisation/docsearch-api.git</w:t>
+            </w:r>
+          </w:p>
+        </w:tc>
+      </w:tr>
+      <w:tr>
+        <w:tc>
+          <w:tcPr>
+            <w:tcBorders>
+              <w:top w:val="none" w:color="FFFFFF" w:sz="0"/>
+              <w:left w:val="none" w:color="FFFFFF" w:sz="0"/>
+              <w:bottom w:val="none" w:color="FFFFFF" w:sz="0"/>
+              <w:right w:val="none" w:color="FFFFFF" w:sz="0"/>
+            </w:tcBorders>
+            <w:shd w:fill="F0F0F0" w:val="clear"/>
+            <w:tcMar>
+              <w:top w:type="dxa" w:w="60"/>
+              <w:left w:type="dxa" w:w="160"/>
+              <w:bottom w:type="dxa" w:w="60"/>
+              <w:right w:type="dxa" w:w="160"/>
+            </w:tcMar>
+          </w:tcPr>
+          <w:p>
+            <w:pPr>
+              <w:spacing w:after="20" w:before="20"/>
+            </w:pPr>
+            <w:r>
+              <w:rPr>
+                <w:rFonts w:ascii="Courier New" w:cs="Courier New" w:eastAsia="Courier New" w:hAnsi="Courier New"/>
+                <w:color w:val="000074"/>
+                <w:sz w:val="18"/>
+                <w:szCs w:val="18"/>
+              </w:rPr>
+              <w:t xml:space="preserve">git clone https://github.com/votre-organisation/docsearch-ui.git</w:t>
+            </w:r>
+          </w:p>
+        </w:tc>
+      </w:tr>
+      <w:tr>
+        <w:tc>
+          <w:tcPr>
+            <w:tcBorders>
+              <w:top w:val="none" w:color="FFFFFF" w:sz="0"/>
+              <w:left w:val="none" w:color="FFFFFF" w:sz="0"/>
+              <w:bottom w:val="none" w:color="FFFFFF" w:sz="0"/>
+              <w:right w:val="none" w:color="FFFFFF" w:sz="0"/>
+            </w:tcBorders>
+            <w:shd w:fill="F0F0F0" w:val="clear"/>
+            <w:tcMar>
+              <w:top w:type="dxa" w:w="60"/>
+              <w:left w:type="dxa" w:w="160"/>
+              <w:bottom w:type="dxa" w:w="60"/>
+              <w:right w:type="dxa" w:w="160"/>
+            </w:tcMar>
+          </w:tcPr>
+          <w:p>
+            <w:pPr>
+              <w:spacing w:after="20" w:before="20"/>
+            </w:pPr>
+            <w:r>
+              <w:rPr>
+                <w:rFonts w:ascii="Courier New" w:cs="Courier New" w:eastAsia="Courier New" w:hAnsi="Courier New"/>
+                <w:color w:val="000074"/>
+                <w:sz w:val="18"/>
+                <w:szCs w:val="18"/>
+              </w:rPr>
+              <w:t xml:space="preserve">git clone https://github.com/votre-organisation/docsearch-docs.git</w:t>
+            </w:r>
+          </w:p>
+        </w:tc>
+      </w:tr>
+      <w:tr>
+        <w:tc>
+          <w:tcPr>
+            <w:tcBorders>
+              <w:top w:val="none" w:color="FFFFFF" w:sz="0"/>
+              <w:left w:val="none" w:color="FFFFFF" w:sz="0"/>
+              <w:bottom w:val="none" w:color="FFFFFF" w:sz="0"/>
+              <w:right w:val="none" w:color="FFFFFF" w:sz="0"/>
+            </w:tcBorders>
+            <w:shd w:fill="F0F0F0" w:val="clear"/>
+            <w:tcMar>
+              <w:top w:type="dxa" w:w="60"/>
+              <w:left w:type="dxa" w:w="160"/>
+              <w:bottom w:type="dxa" w:w="60"/>
+              <w:right w:type="dxa" w:w="160"/>
+            </w:tcMar>
+          </w:tcPr>
+          <w:p>
+            <w:pPr>
+              <w:spacing w:after="20" w:before="20"/>
+            </w:pPr>
+            <w:r>
+              <w:rPr>
+                <w:rFonts w:ascii="Courier New" w:cs="Courier New" w:eastAsia="Courier New" w:hAnsi="Courier New"/>
+                <w:color w:val="000074"/>
+                <w:sz w:val="18"/>
+                <w:szCs w:val="18"/>
+              </w:rPr>
+              <w:t xml:space="preserve"> </w:t>
+            </w:r>
+          </w:p>
+        </w:tc>
+      </w:tr>
+      <w:tr>
+        <w:tc>
+          <w:tcPr>
+            <w:tcBorders>
+              <w:top w:val="none" w:color="FFFFFF" w:sz="0"/>
+              <w:left w:val="none" w:color="FFFFFF" w:sz="0"/>
+              <w:bottom w:val="none" w:color="FFFFFF" w:sz="0"/>
+              <w:right w:val="none" w:color="FFFFFF" w:sz="0"/>
+            </w:tcBorders>
+            <w:shd w:fill="F0F0F0" w:val="clear"/>
+            <w:tcMar>
+              <w:top w:type="dxa" w:w="60"/>
+              <w:left w:type="dxa" w:w="160"/>
+              <w:bottom w:type="dxa" w:w="60"/>
+              <w:right w:type="dxa" w:w="160"/>
+            </w:tcMar>
+          </w:tcPr>
+          <w:p>
+            <w:pPr>
+              <w:spacing w:after="20" w:before="20"/>
+            </w:pPr>
+            <w:r>
+              <w:rPr>
+                <w:rFonts w:ascii="Courier New" w:cs="Courier New" w:eastAsia="Courier New" w:hAnsi="Courier New"/>
+                <w:color w:val="000074"/>
+                <w:sz w:val="18"/>
+                <w:szCs w:val="18"/>
+              </w:rPr>
+              <w:t xml:space="preserve"># Vérifier la structure obtenue</w:t>
             </w:r>
           </w:p>
         </w:tc>
@@ -5414,40 +5575,113 @@
                 <w:sz w:val="18"/>
                 <w:szCs w:val="18"/>
               </w:rPr>
-              <w:t xml:space="preserve"># docker-compose.yml  docker-compose.override.yml</w:t>
-            </w:r>
-          </w:p>
-        </w:tc>
-      </w:tr>
-      <w:tr>
-        <w:tc>
-          <w:tcPr>
-            <w:tcBorders>
-              <w:top w:val="none" w:color="FFFFFF" w:sz="0"/>
-              <w:left w:val="none" w:color="FFFFFF" w:sz="0"/>
-              <w:bottom w:val="none" w:color="FFFFFF" w:sz="0"/>
-              <w:right w:val="none" w:color="FFFFFF" w:sz="0"/>
-            </w:tcBorders>
-            <w:shd w:fill="F0F0F0" w:val="clear"/>
-            <w:tcMar>
-              <w:top w:type="dxa" w:w="60"/>
-              <w:left w:type="dxa" w:w="160"/>
-              <w:bottom w:type="dxa" w:w="60"/>
-              <w:right w:type="dxa" w:w="160"/>
-            </w:tcMar>
-          </w:tcPr>
-          <w:p>
-            <w:pPr>
-              <w:spacing w:after="20" w:before="20"/>
-            </w:pPr>
-            <w:r>
-              <w:rPr>
-                <w:rFonts w:ascii="Courier New" w:cs="Courier New" w:eastAsia="Courier New" w:hAnsi="Courier New"/>
-                <w:color w:val="000074"/>
-                <w:sz w:val="18"/>
-                <w:szCs w:val="18"/>
-              </w:rPr>
-              <w:t xml:space="preserve"># .env  manage.sh  app/  nginx/</w:t>
+              <w:t xml:space="preserve"># docsearch-infra/  docsearch-ingestion/  docsearch-api/</w:t>
+            </w:r>
+          </w:p>
+        </w:tc>
+      </w:tr>
+      <w:tr>
+        <w:tc>
+          <w:tcPr>
+            <w:tcBorders>
+              <w:top w:val="none" w:color="FFFFFF" w:sz="0"/>
+              <w:left w:val="none" w:color="FFFFFF" w:sz="0"/>
+              <w:bottom w:val="none" w:color="FFFFFF" w:sz="0"/>
+              <w:right w:val="none" w:color="FFFFFF" w:sz="0"/>
+            </w:tcBorders>
+            <w:shd w:fill="F0F0F0" w:val="clear"/>
+            <w:tcMar>
+              <w:top w:type="dxa" w:w="60"/>
+              <w:left w:type="dxa" w:w="160"/>
+              <w:bottom w:type="dxa" w:w="60"/>
+              <w:right w:type="dxa" w:w="160"/>
+            </w:tcMar>
+          </w:tcPr>
+          <w:p>
+            <w:pPr>
+              <w:spacing w:after="20" w:before="20"/>
+            </w:pPr>
+            <w:r>
+              <w:rPr>
+                <w:rFonts w:ascii="Courier New" w:cs="Courier New" w:eastAsia="Courier New" w:hAnsi="Courier New"/>
+                <w:color w:val="000074"/>
+                <w:sz w:val="18"/>
+                <w:szCs w:val="18"/>
+              </w:rPr>
+              <w:t xml:space="preserve"># docsearch-ui/     docsearch-docs/</w:t>
+            </w:r>
+          </w:p>
+        </w:tc>
+      </w:tr>
+    </w:tbl>
+    <w:p>
+      <w:pPr>
+        <w:spacing w:after="80" w:before="0"/>
+      </w:pPr>
+      <w:r>
+        <w:t xml:space="preserve"/>
+      </w:r>
+    </w:p>
+    <w:tbl>
+      <w:tblPr>
+        <w:tblW w:type="dxa" w:w="9026"/>
+        <w:tblBorders>
+          <w:top w:val="single" w:color="auto" w:sz="4"/>
+          <w:left w:val="single" w:color="auto" w:sz="4"/>
+          <w:bottom w:val="single" w:color="auto" w:sz="4"/>
+          <w:right w:val="single" w:color="auto" w:sz="4"/>
+          <w:insideH w:val="single" w:color="auto" w:sz="4"/>
+          <w:insideV w:val="single" w:color="auto" w:sz="4"/>
+        </w:tblBorders>
+      </w:tblPr>
+      <w:tblGrid>
+        <w:gridCol w:w="9026"/>
+      </w:tblGrid>
+      <w:tr>
+        <w:tc>
+          <w:tcPr>
+            <w:tcBorders>
+              <w:top w:val="single" w:color="000091" w:sz="8"/>
+              <w:left w:val="none" w:color="FFFFFF" w:sz="0"/>
+              <w:bottom w:val="none" w:color="FFFFFF" w:sz="0"/>
+              <w:right w:val="none" w:color="FFFFFF" w:sz="0"/>
+            </w:tcBorders>
+            <w:shd w:fill="ececfd" w:val="clear"/>
+            <w:tcMar>
+              <w:top w:type="dxa" w:w="100"/>
+              <w:left w:type="dxa" w:w="160"/>
+              <w:bottom w:type="dxa" w:w="100"/>
+              <w:right w:type="dxa" w:w="160"/>
+            </w:tcMar>
+          </w:tcPr>
+          <w:p>
+            <w:pPr>
+              <w:spacing w:after="40" w:before="40"/>
+            </w:pPr>
+            <w:r>
+              <w:rPr>
+                <w:rFonts w:ascii="Arial" w:cs="Arial" w:eastAsia="Arial" w:hAnsi="Arial"/>
+                <w:b/>
+                <w:bCs/>
+                <w:color w:val="000074"/>
+                <w:sz w:val="20"/>
+                <w:szCs w:val="20"/>
+              </w:rPr>
+              <w:t xml:space="preserve">📁 Convention de dossiers</w:t>
+            </w:r>
+          </w:p>
+          <w:p>
+            <w:pPr>
+              <w:spacing w:after="40" w:before="40"/>
+            </w:pPr>
+            <w:r>
+              <w:rPr>
+                <w:rFonts w:ascii="Arial" w:cs="Arial" w:eastAsia="Arial" w:hAnsi="Arial"/>
+                <w:color w:val="444444"/>
+                <w:sz w:val="20"/>
+                <w:szCs w:val="20"/>
+              </w:rPr>
+              <w:t xml:space="preserve">Tous les dépôts doivent rester au même niveau. Le fichier docker-compose.yml de docsearch-infra construit les images avec des chemins relatifs (context: ../docsearch-ingestion, ../docsearch-api, ../docsearch-ui) — un déplacement de l'un des dossiers casse la construction des images.</w:t>
             </w:r>
           </w:p>
         </w:tc>
@@ -5521,6 +5755,72 @@
                 <w:sz w:val="18"/>
                 <w:szCs w:val="18"/>
               </w:rPr>
+              <w:t xml:space="preserve">cd docsearch-infra</w:t>
+            </w:r>
+          </w:p>
+        </w:tc>
+      </w:tr>
+      <w:tr>
+        <w:tc>
+          <w:tcPr>
+            <w:tcBorders>
+              <w:top w:val="none" w:color="FFFFFF" w:sz="0"/>
+              <w:left w:val="none" w:color="FFFFFF" w:sz="0"/>
+              <w:bottom w:val="none" w:color="FFFFFF" w:sz="0"/>
+              <w:right w:val="none" w:color="FFFFFF" w:sz="0"/>
+            </w:tcBorders>
+            <w:shd w:fill="F0F0F0" w:val="clear"/>
+            <w:tcMar>
+              <w:top w:type="dxa" w:w="60"/>
+              <w:left w:type="dxa" w:w="160"/>
+              <w:bottom w:type="dxa" w:w="60"/>
+              <w:right w:type="dxa" w:w="160"/>
+            </w:tcMar>
+          </w:tcPr>
+          <w:p>
+            <w:pPr>
+              <w:spacing w:after="20" w:before="20"/>
+            </w:pPr>
+            <w:r>
+              <w:rPr>
+                <w:rFonts w:ascii="Courier New" w:cs="Courier New" w:eastAsia="Courier New" w:hAnsi="Courier New"/>
+                <w:color w:val="000074"/>
+                <w:sz w:val="18"/>
+                <w:szCs w:val="18"/>
+              </w:rPr>
+              <w:t xml:space="preserve"> </w:t>
+            </w:r>
+          </w:p>
+        </w:tc>
+      </w:tr>
+      <w:tr>
+        <w:tc>
+          <w:tcPr>
+            <w:tcBorders>
+              <w:top w:val="none" w:color="FFFFFF" w:sz="0"/>
+              <w:left w:val="none" w:color="FFFFFF" w:sz="0"/>
+              <w:bottom w:val="none" w:color="FFFFFF" w:sz="0"/>
+              <w:right w:val="none" w:color="FFFFFF" w:sz="0"/>
+            </w:tcBorders>
+            <w:shd w:fill="F0F0F0" w:val="clear"/>
+            <w:tcMar>
+              <w:top w:type="dxa" w:w="60"/>
+              <w:left w:type="dxa" w:w="160"/>
+              <w:bottom w:type="dxa" w:w="60"/>
+              <w:right w:type="dxa" w:w="160"/>
+            </w:tcMar>
+          </w:tcPr>
+          <w:p>
+            <w:pPr>
+              <w:spacing w:after="20" w:before="20"/>
+            </w:pPr>
+            <w:r>
+              <w:rPr>
+                <w:rFonts w:ascii="Courier New" w:cs="Courier New" w:eastAsia="Courier New" w:hAnsi="Courier New"/>
+                <w:color w:val="000074"/>
+                <w:sz w:val="18"/>
+                <w:szCs w:val="18"/>
+              </w:rPr>
               <w:t xml:space="preserve"># Copier le fichier d'exemple</w:t>
             </w:r>
           </w:p>
@@ -5724,40 +6024,40 @@
                 <w:sz w:val="18"/>
                 <w:szCs w:val="18"/>
               </w:rPr>
-              <w:t xml:space="preserve"># ── Chemin vers vos documents ───────────────────────</w:t>
-            </w:r>
-          </w:p>
-        </w:tc>
-      </w:tr>
-      <w:tr>
-        <w:tc>
-          <w:tcPr>
-            <w:tcBorders>
-              <w:top w:val="none" w:color="FFFFFF" w:sz="0"/>
-              <w:left w:val="none" w:color="FFFFFF" w:sz="0"/>
-              <w:bottom w:val="none" w:color="FFFFFF" w:sz="0"/>
-              <w:right w:val="none" w:color="FFFFFF" w:sz="0"/>
-            </w:tcBorders>
-            <w:shd w:fill="F0F0F0" w:val="clear"/>
-            <w:tcMar>
-              <w:top w:type="dxa" w:w="60"/>
-              <w:left w:type="dxa" w:w="160"/>
-              <w:bottom w:type="dxa" w:w="60"/>
-              <w:right w:type="dxa" w:w="160"/>
-            </w:tcMar>
-          </w:tcPr>
-          <w:p>
-            <w:pPr>
-              <w:spacing w:after="20" w:before="20"/>
-            </w:pPr>
-            <w:r>
-              <w:rPr>
-                <w:rFonts w:ascii="Courier New" w:cs="Courier New" w:eastAsia="Courier New" w:hAnsi="Courier New"/>
-                <w:color w:val="000074"/>
-                <w:sz w:val="18"/>
-                <w:szCs w:val="18"/>
-              </w:rPr>
-              <w:t xml:space="preserve">DOCS_PATH=/home/devuser/documents</w:t>
+              <w:t xml:space="preserve"># ── Chemin des documents sur l'hôte ─────────────────</w:t>
+            </w:r>
+          </w:p>
+        </w:tc>
+      </w:tr>
+      <w:tr>
+        <w:tc>
+          <w:tcPr>
+            <w:tcBorders>
+              <w:top w:val="none" w:color="FFFFFF" w:sz="0"/>
+              <w:left w:val="none" w:color="FFFFFF" w:sz="0"/>
+              <w:bottom w:val="none" w:color="FFFFFF" w:sz="0"/>
+              <w:right w:val="none" w:color="FFFFFF" w:sz="0"/>
+            </w:tcBorders>
+            <w:shd w:fill="F0F0F0" w:val="clear"/>
+            <w:tcMar>
+              <w:top w:type="dxa" w:w="60"/>
+              <w:left w:type="dxa" w:w="160"/>
+              <w:bottom w:type="dxa" w:w="60"/>
+              <w:right w:type="dxa" w:w="160"/>
+            </w:tcMar>
+          </w:tcPr>
+          <w:p>
+            <w:pPr>
+              <w:spacing w:after="20" w:before="20"/>
+            </w:pPr>
+            <w:r>
+              <w:rPr>
+                <w:rFonts w:ascii="Courier New" w:cs="Courier New" w:eastAsia="Courier New" w:hAnsi="Courier New"/>
+                <w:color w:val="000074"/>
+                <w:sz w:val="18"/>
+                <w:szCs w:val="18"/>
+              </w:rPr>
+              <w:t xml:space="preserve">DOCS_PATH=/documents</w:t>
             </w:r>
           </w:p>
         </w:tc>
@@ -5823,6 +6123,138 @@
                 <w:sz w:val="18"/>
                 <w:szCs w:val="18"/>
               </w:rPr>
+              <w:t xml:space="preserve"># ── UID propriétaire de /documents (id -u) ──────────</w:t>
+            </w:r>
+          </w:p>
+        </w:tc>
+      </w:tr>
+      <w:tr>
+        <w:tc>
+          <w:tcPr>
+            <w:tcBorders>
+              <w:top w:val="none" w:color="FFFFFF" w:sz="0"/>
+              <w:left w:val="none" w:color="FFFFFF" w:sz="0"/>
+              <w:bottom w:val="none" w:color="FFFFFF" w:sz="0"/>
+              <w:right w:val="none" w:color="FFFFFF" w:sz="0"/>
+            </w:tcBorders>
+            <w:shd w:fill="F0F0F0" w:val="clear"/>
+            <w:tcMar>
+              <w:top w:type="dxa" w:w="60"/>
+              <w:left w:type="dxa" w:w="160"/>
+              <w:bottom w:type="dxa" w:w="60"/>
+              <w:right w:type="dxa" w:w="160"/>
+            </w:tcMar>
+          </w:tcPr>
+          <w:p>
+            <w:pPr>
+              <w:spacing w:after="20" w:before="20"/>
+            </w:pPr>
+            <w:r>
+              <w:rPr>
+                <w:rFonts w:ascii="Courier New" w:cs="Courier New" w:eastAsia="Courier New" w:hAnsi="Courier New"/>
+                <w:color w:val="000074"/>
+                <w:sz w:val="18"/>
+                <w:szCs w:val="18"/>
+              </w:rPr>
+              <w:t xml:space="preserve"># Évite les erreurs "Permission denied" dans les conteneurs</w:t>
+            </w:r>
+          </w:p>
+        </w:tc>
+      </w:tr>
+      <w:tr>
+        <w:tc>
+          <w:tcPr>
+            <w:tcBorders>
+              <w:top w:val="none" w:color="FFFFFF" w:sz="0"/>
+              <w:left w:val="none" w:color="FFFFFF" w:sz="0"/>
+              <w:bottom w:val="none" w:color="FFFFFF" w:sz="0"/>
+              <w:right w:val="none" w:color="FFFFFF" w:sz="0"/>
+            </w:tcBorders>
+            <w:shd w:fill="F0F0F0" w:val="clear"/>
+            <w:tcMar>
+              <w:top w:type="dxa" w:w="60"/>
+              <w:left w:type="dxa" w:w="160"/>
+              <w:bottom w:type="dxa" w:w="60"/>
+              <w:right w:type="dxa" w:w="160"/>
+            </w:tcMar>
+          </w:tcPr>
+          <w:p>
+            <w:pPr>
+              <w:spacing w:after="20" w:before="20"/>
+            </w:pPr>
+            <w:r>
+              <w:rPr>
+                <w:rFonts w:ascii="Courier New" w:cs="Courier New" w:eastAsia="Courier New" w:hAnsi="Courier New"/>
+                <w:color w:val="000074"/>
+                <w:sz w:val="18"/>
+                <w:szCs w:val="18"/>
+              </w:rPr>
+              <w:t xml:space="preserve">DOCKER_UID=1000</w:t>
+            </w:r>
+          </w:p>
+        </w:tc>
+      </w:tr>
+      <w:tr>
+        <w:tc>
+          <w:tcPr>
+            <w:tcBorders>
+              <w:top w:val="none" w:color="FFFFFF" w:sz="0"/>
+              <w:left w:val="none" w:color="FFFFFF" w:sz="0"/>
+              <w:bottom w:val="none" w:color="FFFFFF" w:sz="0"/>
+              <w:right w:val="none" w:color="FFFFFF" w:sz="0"/>
+            </w:tcBorders>
+            <w:shd w:fill="F0F0F0" w:val="clear"/>
+            <w:tcMar>
+              <w:top w:type="dxa" w:w="60"/>
+              <w:left w:type="dxa" w:w="160"/>
+              <w:bottom w:type="dxa" w:w="60"/>
+              <w:right w:type="dxa" w:w="160"/>
+            </w:tcMar>
+          </w:tcPr>
+          <w:p>
+            <w:pPr>
+              <w:spacing w:after="20" w:before="20"/>
+            </w:pPr>
+            <w:r>
+              <w:rPr>
+                <w:rFonts w:ascii="Courier New" w:cs="Courier New" w:eastAsia="Courier New" w:hAnsi="Courier New"/>
+                <w:color w:val="000074"/>
+                <w:sz w:val="18"/>
+                <w:szCs w:val="18"/>
+              </w:rPr>
+              <w:t xml:space="preserve"> </w:t>
+            </w:r>
+          </w:p>
+        </w:tc>
+      </w:tr>
+      <w:tr>
+        <w:tc>
+          <w:tcPr>
+            <w:tcBorders>
+              <w:top w:val="none" w:color="FFFFFF" w:sz="0"/>
+              <w:left w:val="none" w:color="FFFFFF" w:sz="0"/>
+              <w:bottom w:val="none" w:color="FFFFFF" w:sz="0"/>
+              <w:right w:val="none" w:color="FFFFFF" w:sz="0"/>
+            </w:tcBorders>
+            <w:shd w:fill="F0F0F0" w:val="clear"/>
+            <w:tcMar>
+              <w:top w:type="dxa" w:w="60"/>
+              <w:left w:type="dxa" w:w="160"/>
+              <w:bottom w:type="dxa" w:w="60"/>
+              <w:right w:type="dxa" w:w="160"/>
+            </w:tcMar>
+          </w:tcPr>
+          <w:p>
+            <w:pPr>
+              <w:spacing w:after="20" w:before="20"/>
+            </w:pPr>
+            <w:r>
+              <w:rPr>
+                <w:rFonts w:ascii="Courier New" w:cs="Courier New" w:eastAsia="Courier New" w:hAnsi="Courier New"/>
+                <w:color w:val="000074"/>
+                <w:sz w:val="18"/>
+                <w:szCs w:val="18"/>
+              </w:rPr>
               <w:t xml:space="preserve"># ── Mode développement ──────────────────────────────</w:t>
             </w:r>
           </w:p>
@@ -5922,7 +6354,7 @@
                 <w:sz w:val="18"/>
                 <w:szCs w:val="18"/>
               </w:rPr>
-              <w:t xml:space="preserve"># ── LDAP (désactivé en dev) ─────────────────────────</w:t>
+              <w:t xml:space="preserve"># ── LDAP (désactivé en dev) ──────────────────────────</w:t>
             </w:r>
           </w:p>
         </w:tc>
@@ -6021,7 +6453,7 @@
                 <w:sz w:val="18"/>
                 <w:szCs w:val="18"/>
               </w:rPr>
-              <w:t xml:space="preserve"># ── Ressources ES réduites pour la VM ───────────────</w:t>
+              <w:t xml:space="preserve"># ── Ressources ES réduites pour la VM ────────────────</w:t>
             </w:r>
           </w:p>
         </w:tc>
@@ -6055,6 +6487,277 @@
                 <w:szCs w:val="18"/>
               </w:rPr>
               <w:t xml:space="preserve">ES_JAVA_OPTS=-Xms1g -Xmx1g</w:t>
+            </w:r>
+          </w:p>
+        </w:tc>
+      </w:tr>
+      <w:tr>
+        <w:tc>
+          <w:tcPr>
+            <w:tcBorders>
+              <w:top w:val="none" w:color="FFFFFF" w:sz="0"/>
+              <w:left w:val="none" w:color="FFFFFF" w:sz="0"/>
+              <w:bottom w:val="none" w:color="FFFFFF" w:sz="0"/>
+              <w:right w:val="none" w:color="FFFFFF" w:sz="0"/>
+            </w:tcBorders>
+            <w:shd w:fill="F0F0F0" w:val="clear"/>
+            <w:tcMar>
+              <w:top w:type="dxa" w:w="60"/>
+              <w:left w:type="dxa" w:w="160"/>
+              <w:bottom w:type="dxa" w:w="60"/>
+              <w:right w:type="dxa" w:w="160"/>
+            </w:tcMar>
+          </w:tcPr>
+          <w:p>
+            <w:pPr>
+              <w:spacing w:after="20" w:before="20"/>
+            </w:pPr>
+            <w:r>
+              <w:rPr>
+                <w:rFonts w:ascii="Courier New" w:cs="Courier New" w:eastAsia="Courier New" w:hAnsi="Courier New"/>
+                <w:color w:val="000074"/>
+                <w:sz w:val="18"/>
+                <w:szCs w:val="18"/>
+              </w:rPr>
+              <w:t xml:space="preserve"> </w:t>
+            </w:r>
+          </w:p>
+        </w:tc>
+      </w:tr>
+      <w:tr>
+        <w:tc>
+          <w:tcPr>
+            <w:tcBorders>
+              <w:top w:val="none" w:color="FFFFFF" w:sz="0"/>
+              <w:left w:val="none" w:color="FFFFFF" w:sz="0"/>
+              <w:bottom w:val="none" w:color="FFFFFF" w:sz="0"/>
+              <w:right w:val="none" w:color="FFFFFF" w:sz="0"/>
+            </w:tcBorders>
+            <w:shd w:fill="F0F0F0" w:val="clear"/>
+            <w:tcMar>
+              <w:top w:type="dxa" w:w="60"/>
+              <w:left w:type="dxa" w:w="160"/>
+              <w:bottom w:type="dxa" w:w="60"/>
+              <w:right w:type="dxa" w:w="160"/>
+            </w:tcMar>
+          </w:tcPr>
+          <w:p>
+            <w:pPr>
+              <w:spacing w:after="20" w:before="20"/>
+            </w:pPr>
+            <w:r>
+              <w:rPr>
+                <w:rFonts w:ascii="Courier New" w:cs="Courier New" w:eastAsia="Courier New" w:hAnsi="Courier New"/>
+                <w:color w:val="000074"/>
+                <w:sz w:val="18"/>
+                <w:szCs w:val="18"/>
+              </w:rPr>
+              <w:t xml:space="preserve"># ── Watcher (surveillance de dossier) ────────────────</w:t>
+            </w:r>
+          </w:p>
+        </w:tc>
+      </w:tr>
+      <w:tr>
+        <w:tc>
+          <w:tcPr>
+            <w:tcBorders>
+              <w:top w:val="none" w:color="FFFFFF" w:sz="0"/>
+              <w:left w:val="none" w:color="FFFFFF" w:sz="0"/>
+              <w:bottom w:val="none" w:color="FFFFFF" w:sz="0"/>
+              <w:right w:val="none" w:color="FFFFFF" w:sz="0"/>
+            </w:tcBorders>
+            <w:shd w:fill="F0F0F0" w:val="clear"/>
+            <w:tcMar>
+              <w:top w:type="dxa" w:w="60"/>
+              <w:left w:type="dxa" w:w="160"/>
+              <w:bottom w:type="dxa" w:w="60"/>
+              <w:right w:type="dxa" w:w="160"/>
+            </w:tcMar>
+          </w:tcPr>
+          <w:p>
+            <w:pPr>
+              <w:spacing w:after="20" w:before="20"/>
+            </w:pPr>
+            <w:r>
+              <w:rPr>
+                <w:rFonts w:ascii="Courier New" w:cs="Courier New" w:eastAsia="Courier New" w:hAnsi="Courier New"/>
+                <w:color w:val="000074"/>
+                <w:sz w:val="18"/>
+                <w:szCs w:val="18"/>
+              </w:rPr>
+              <w:t xml:space="preserve"># Obligatoire si /documents est un montage réseau (CIFS/NFS/SMB) :</w:t>
+            </w:r>
+          </w:p>
+        </w:tc>
+      </w:tr>
+      <w:tr>
+        <w:tc>
+          <w:tcPr>
+            <w:tcBorders>
+              <w:top w:val="none" w:color="FFFFFF" w:sz="0"/>
+              <w:left w:val="none" w:color="FFFFFF" w:sz="0"/>
+              <w:bottom w:val="none" w:color="FFFFFF" w:sz="0"/>
+              <w:right w:val="none" w:color="FFFFFF" w:sz="0"/>
+            </w:tcBorders>
+            <w:shd w:fill="F0F0F0" w:val="clear"/>
+            <w:tcMar>
+              <w:top w:type="dxa" w:w="60"/>
+              <w:left w:type="dxa" w:w="160"/>
+              <w:bottom w:type="dxa" w:w="60"/>
+              <w:right w:type="dxa" w:w="160"/>
+            </w:tcMar>
+          </w:tcPr>
+          <w:p>
+            <w:pPr>
+              <w:spacing w:after="20" w:before="20"/>
+            </w:pPr>
+            <w:r>
+              <w:rPr>
+                <w:rFonts w:ascii="Courier New" w:cs="Courier New" w:eastAsia="Courier New" w:hAnsi="Courier New"/>
+                <w:color w:val="000074"/>
+                <w:sz w:val="18"/>
+                <w:szCs w:val="18"/>
+              </w:rPr>
+              <w:t xml:space="preserve"># inotify ne fonctionne pas sur ces montages, le watcher</w:t>
+            </w:r>
+          </w:p>
+        </w:tc>
+      </w:tr>
+      <w:tr>
+        <w:tc>
+          <w:tcPr>
+            <w:tcBorders>
+              <w:top w:val="none" w:color="FFFFFF" w:sz="0"/>
+              <w:left w:val="none" w:color="FFFFFF" w:sz="0"/>
+              <w:bottom w:val="none" w:color="FFFFFF" w:sz="0"/>
+              <w:right w:val="none" w:color="FFFFFF" w:sz="0"/>
+            </w:tcBorders>
+            <w:shd w:fill="F0F0F0" w:val="clear"/>
+            <w:tcMar>
+              <w:top w:type="dxa" w:w="60"/>
+              <w:left w:type="dxa" w:w="160"/>
+              <w:bottom w:type="dxa" w:w="60"/>
+              <w:right w:type="dxa" w:w="160"/>
+            </w:tcMar>
+          </w:tcPr>
+          <w:p>
+            <w:pPr>
+              <w:spacing w:after="20" w:before="20"/>
+            </w:pPr>
+            <w:r>
+              <w:rPr>
+                <w:rFonts w:ascii="Courier New" w:cs="Courier New" w:eastAsia="Courier New" w:hAnsi="Courier New"/>
+                <w:color w:val="000074"/>
+                <w:sz w:val="18"/>
+                <w:szCs w:val="18"/>
+              </w:rPr>
+              <w:t xml:space="preserve"># utilise le mode polling à la place.</w:t>
+            </w:r>
+          </w:p>
+        </w:tc>
+      </w:tr>
+      <w:tr>
+        <w:tc>
+          <w:tcPr>
+            <w:tcBorders>
+              <w:top w:val="none" w:color="FFFFFF" w:sz="0"/>
+              <w:left w:val="none" w:color="FFFFFF" w:sz="0"/>
+              <w:bottom w:val="none" w:color="FFFFFF" w:sz="0"/>
+              <w:right w:val="none" w:color="FFFFFF" w:sz="0"/>
+            </w:tcBorders>
+            <w:shd w:fill="F0F0F0" w:val="clear"/>
+            <w:tcMar>
+              <w:top w:type="dxa" w:w="60"/>
+              <w:left w:type="dxa" w:w="160"/>
+              <w:bottom w:type="dxa" w:w="60"/>
+              <w:right w:type="dxa" w:w="160"/>
+            </w:tcMar>
+          </w:tcPr>
+          <w:p>
+            <w:pPr>
+              <w:spacing w:after="20" w:before="20"/>
+            </w:pPr>
+            <w:r>
+              <w:rPr>
+                <w:rFonts w:ascii="Courier New" w:cs="Courier New" w:eastAsia="Courier New" w:hAnsi="Courier New"/>
+                <w:color w:val="000074"/>
+                <w:sz w:val="18"/>
+                <w:szCs w:val="18"/>
+              </w:rPr>
+              <w:t xml:space="preserve">WATCHER_POLL_INTERVAL=10</w:t>
+            </w:r>
+          </w:p>
+        </w:tc>
+      </w:tr>
+    </w:tbl>
+    <w:p>
+      <w:pPr>
+        <w:spacing w:after="80" w:before="0"/>
+      </w:pPr>
+      <w:r>
+        <w:t xml:space="preserve"/>
+      </w:r>
+    </w:p>
+    <w:tbl>
+      <w:tblPr>
+        <w:tblW w:type="dxa" w:w="9026"/>
+        <w:tblBorders>
+          <w:top w:val="single" w:color="auto" w:sz="4"/>
+          <w:left w:val="single" w:color="auto" w:sz="4"/>
+          <w:bottom w:val="single" w:color="auto" w:sz="4"/>
+          <w:right w:val="single" w:color="auto" w:sz="4"/>
+          <w:insideH w:val="single" w:color="auto" w:sz="4"/>
+          <w:insideV w:val="single" w:color="auto" w:sz="4"/>
+        </w:tblBorders>
+      </w:tblPr>
+      <w:tblGrid>
+        <w:gridCol w:w="9026"/>
+      </w:tblGrid>
+      <w:tr>
+        <w:tc>
+          <w:tcPr>
+            <w:tcBorders>
+              <w:top w:val="single" w:color="B34000" w:sz="8"/>
+              <w:left w:val="none" w:color="FFFFFF" w:sz="0"/>
+              <w:bottom w:val="none" w:color="FFFFFF" w:sz="0"/>
+              <w:right w:val="none" w:color="FFFFFF" w:sz="0"/>
+            </w:tcBorders>
+            <w:shd w:fill="FFE9E6" w:val="clear"/>
+            <w:tcMar>
+              <w:top w:type="dxa" w:w="100"/>
+              <w:left w:type="dxa" w:w="160"/>
+              <w:bottom w:type="dxa" w:w="100"/>
+              <w:right w:type="dxa" w:w="160"/>
+            </w:tcMar>
+          </w:tcPr>
+          <w:p>
+            <w:pPr>
+              <w:spacing w:after="40" w:before="40"/>
+            </w:pPr>
+            <w:r>
+              <w:rPr>
+                <w:rFonts w:ascii="Arial" w:cs="Arial" w:eastAsia="Arial" w:hAnsi="Arial"/>
+                <w:b/>
+                <w:bCs/>
+                <w:color w:val="B34000"/>
+                <w:sz w:val="20"/>
+                <w:szCs w:val="20"/>
+              </w:rPr>
+              <w:t xml:space="preserve">⚠️  Trouver son UID avant de configurer DOCKER_UID</w:t>
+            </w:r>
+          </w:p>
+          <w:p>
+            <w:pPr>
+              <w:spacing w:after="40" w:before="40"/>
+            </w:pPr>
+            <w:r>
+              <w:rPr>
+                <w:rFonts w:ascii="Arial" w:cs="Arial" w:eastAsia="Arial" w:hAnsi="Arial"/>
+                <w:color w:val="444444"/>
+                <w:sz w:val="20"/>
+                <w:szCs w:val="20"/>
+              </w:rPr>
+              <w:t xml:space="preserve">Exécuter la commande id -u dans la VM et reporter le résultat dans DOCKER_UID. Une valeur incorrecte provoque des erreurs "Permission denied" quand les conteneurs tentent de lire /documents.</w:t>
             </w:r>
           </w:p>
         </w:tc>
@@ -6161,7 +6864,73 @@
                 <w:sz w:val="18"/>
                 <w:szCs w:val="18"/>
               </w:rPr>
-              <w:t xml:space="preserve">mkdir -p ~/documents</w:t>
+              <w:t xml:space="preserve">sudo mkdir -p /documents</w:t>
+            </w:r>
+          </w:p>
+        </w:tc>
+      </w:tr>
+      <w:tr>
+        <w:tc>
+          <w:tcPr>
+            <w:tcBorders>
+              <w:top w:val="none" w:color="FFFFFF" w:sz="0"/>
+              <w:left w:val="none" w:color="FFFFFF" w:sz="0"/>
+              <w:bottom w:val="none" w:color="FFFFFF" w:sz="0"/>
+              <w:right w:val="none" w:color="FFFFFF" w:sz="0"/>
+            </w:tcBorders>
+            <w:shd w:fill="F0F0F0" w:val="clear"/>
+            <w:tcMar>
+              <w:top w:type="dxa" w:w="60"/>
+              <w:left w:type="dxa" w:w="160"/>
+              <w:bottom w:type="dxa" w:w="60"/>
+              <w:right w:type="dxa" w:w="160"/>
+            </w:tcMar>
+          </w:tcPr>
+          <w:p>
+            <w:pPr>
+              <w:spacing w:after="20" w:before="20"/>
+            </w:pPr>
+            <w:r>
+              <w:rPr>
+                <w:rFonts w:ascii="Courier New" w:cs="Courier New" w:eastAsia="Courier New" w:hAnsi="Courier New"/>
+                <w:color w:val="000074"/>
+                <w:sz w:val="18"/>
+                <w:szCs w:val="18"/>
+              </w:rPr>
+              <w:t xml:space="preserve">sudo chown $(id -u):$(id -g) /documents</w:t>
+            </w:r>
+          </w:p>
+        </w:tc>
+      </w:tr>
+      <w:tr>
+        <w:tc>
+          <w:tcPr>
+            <w:tcBorders>
+              <w:top w:val="none" w:color="FFFFFF" w:sz="0"/>
+              <w:left w:val="none" w:color="FFFFFF" w:sz="0"/>
+              <w:bottom w:val="none" w:color="FFFFFF" w:sz="0"/>
+              <w:right w:val="none" w:color="FFFFFF" w:sz="0"/>
+            </w:tcBorders>
+            <w:shd w:fill="F0F0F0" w:val="clear"/>
+            <w:tcMar>
+              <w:top w:type="dxa" w:w="60"/>
+              <w:left w:type="dxa" w:w="160"/>
+              <w:bottom w:type="dxa" w:w="60"/>
+              <w:right w:type="dxa" w:w="160"/>
+            </w:tcMar>
+          </w:tcPr>
+          <w:p>
+            <w:pPr>
+              <w:spacing w:after="20" w:before="20"/>
+            </w:pPr>
+            <w:r>
+              <w:rPr>
+                <w:rFonts w:ascii="Courier New" w:cs="Courier New" w:eastAsia="Courier New" w:hAnsi="Courier New"/>
+                <w:color w:val="000074"/>
+                <w:sz w:val="18"/>
+                <w:szCs w:val="18"/>
+              </w:rPr>
+              <w:t xml:space="preserve">chmod 755 /documents</w:t>
             </w:r>
           </w:p>
         </w:tc>
@@ -6260,172 +7029,80 @@
                 <w:sz w:val="18"/>
                 <w:szCs w:val="18"/>
               </w:rPr>
-              <w:t xml:space="preserve"># (PDF, DOCX, XLSX, etc.)</w:t>
-            </w:r>
-          </w:p>
-        </w:tc>
-      </w:tr>
-      <w:tr>
-        <w:tc>
-          <w:tcPr>
-            <w:tcBorders>
-              <w:top w:val="none" w:color="FFFFFF" w:sz="0"/>
-              <w:left w:val="none" w:color="FFFFFF" w:sz="0"/>
-              <w:bottom w:val="none" w:color="FFFFFF" w:sz="0"/>
-              <w:right w:val="none" w:color="FFFFFF" w:sz="0"/>
-            </w:tcBorders>
-            <w:shd w:fill="F0F0F0" w:val="clear"/>
-            <w:tcMar>
-              <w:top w:type="dxa" w:w="60"/>
-              <w:left w:type="dxa" w:w="160"/>
-              <w:bottom w:type="dxa" w:w="60"/>
-              <w:right w:type="dxa" w:w="160"/>
-            </w:tcMar>
-          </w:tcPr>
-          <w:p>
-            <w:pPr>
-              <w:spacing w:after="20" w:before="20"/>
-            </w:pPr>
-            <w:r>
-              <w:rPr>
-                <w:rFonts w:ascii="Courier New" w:cs="Courier New" w:eastAsia="Courier New" w:hAnsi="Courier New"/>
-                <w:color w:val="000074"/>
-                <w:sz w:val="18"/>
-                <w:szCs w:val="18"/>
-              </w:rPr>
-              <w:t xml:space="preserve">cp /path/to/test/files/*.pdf ~/documents/</w:t>
-            </w:r>
-          </w:p>
-        </w:tc>
-      </w:tr>
-      <w:tr>
-        <w:tc>
-          <w:tcPr>
-            <w:tcBorders>
-              <w:top w:val="none" w:color="FFFFFF" w:sz="0"/>
-              <w:left w:val="none" w:color="FFFFFF" w:sz="0"/>
-              <w:bottom w:val="none" w:color="FFFFFF" w:sz="0"/>
-              <w:right w:val="none" w:color="FFFFFF" w:sz="0"/>
-            </w:tcBorders>
-            <w:shd w:fill="F0F0F0" w:val="clear"/>
-            <w:tcMar>
-              <w:top w:type="dxa" w:w="60"/>
-              <w:left w:type="dxa" w:w="160"/>
-              <w:bottom w:type="dxa" w:w="60"/>
-              <w:right w:type="dxa" w:w="160"/>
-            </w:tcMar>
-          </w:tcPr>
-          <w:p>
-            <w:pPr>
-              <w:spacing w:after="20" w:before="20"/>
-            </w:pPr>
-            <w:r>
-              <w:rPr>
-                <w:rFonts w:ascii="Courier New" w:cs="Courier New" w:eastAsia="Courier New" w:hAnsi="Courier New"/>
-                <w:color w:val="000074"/>
-                <w:sz w:val="18"/>
-                <w:szCs w:val="18"/>
-              </w:rPr>
-              <w:t xml:space="preserve"> </w:t>
-            </w:r>
-          </w:p>
-        </w:tc>
-      </w:tr>
-      <w:tr>
-        <w:tc>
-          <w:tcPr>
-            <w:tcBorders>
-              <w:top w:val="none" w:color="FFFFFF" w:sz="0"/>
-              <w:left w:val="none" w:color="FFFFFF" w:sz="0"/>
-              <w:bottom w:val="none" w:color="FFFFFF" w:sz="0"/>
-              <w:right w:val="none" w:color="FFFFFF" w:sz="0"/>
-            </w:tcBorders>
-            <w:shd w:fill="F0F0F0" w:val="clear"/>
-            <w:tcMar>
-              <w:top w:type="dxa" w:w="60"/>
-              <w:left w:type="dxa" w:w="160"/>
-              <w:bottom w:type="dxa" w:w="60"/>
-              <w:right w:type="dxa" w:w="160"/>
-            </w:tcMar>
-          </w:tcPr>
-          <w:p>
-            <w:pPr>
-              <w:spacing w:after="20" w:before="20"/>
-            </w:pPr>
-            <w:r>
-              <w:rPr>
-                <w:rFonts w:ascii="Courier New" w:cs="Courier New" w:eastAsia="Courier New" w:hAnsi="Courier New"/>
-                <w:color w:val="000074"/>
-                <w:sz w:val="18"/>
-                <w:szCs w:val="18"/>
-              </w:rPr>
-              <w:t xml:space="preserve"># Définir les permissions (ACL POSIX)</w:t>
-            </w:r>
-          </w:p>
-        </w:tc>
-      </w:tr>
-      <w:tr>
-        <w:tc>
-          <w:tcPr>
-            <w:tcBorders>
-              <w:top w:val="none" w:color="FFFFFF" w:sz="0"/>
-              <w:left w:val="none" w:color="FFFFFF" w:sz="0"/>
-              <w:bottom w:val="none" w:color="FFFFFF" w:sz="0"/>
-              <w:right w:val="none" w:color="FFFFFF" w:sz="0"/>
-            </w:tcBorders>
-            <w:shd w:fill="F0F0F0" w:val="clear"/>
-            <w:tcMar>
-              <w:top w:type="dxa" w:w="60"/>
-              <w:left w:type="dxa" w:w="160"/>
-              <w:bottom w:type="dxa" w:w="60"/>
-              <w:right w:type="dxa" w:w="160"/>
-            </w:tcMar>
-          </w:tcPr>
-          <w:p>
-            <w:pPr>
-              <w:spacing w:after="20" w:before="20"/>
-            </w:pPr>
-            <w:r>
-              <w:rPr>
-                <w:rFonts w:ascii="Courier New" w:cs="Courier New" w:eastAsia="Courier New" w:hAnsi="Courier New"/>
-                <w:color w:val="000074"/>
-                <w:sz w:val="18"/>
-                <w:szCs w:val="18"/>
-              </w:rPr>
-              <w:t xml:space="preserve">chmod 750 ~/documents</w:t>
-            </w:r>
-          </w:p>
-        </w:tc>
-      </w:tr>
-      <w:tr>
-        <w:tc>
-          <w:tcPr>
-            <w:tcBorders>
-              <w:top w:val="none" w:color="FFFFFF" w:sz="0"/>
-              <w:left w:val="none" w:color="FFFFFF" w:sz="0"/>
-              <w:bottom w:val="none" w:color="FFFFFF" w:sz="0"/>
-              <w:right w:val="none" w:color="FFFFFF" w:sz="0"/>
-            </w:tcBorders>
-            <w:shd w:fill="F0F0F0" w:val="clear"/>
-            <w:tcMar>
-              <w:top w:type="dxa" w:w="60"/>
-              <w:left w:type="dxa" w:w="160"/>
-              <w:bottom w:type="dxa" w:w="60"/>
-              <w:right w:type="dxa" w:w="160"/>
-            </w:tcMar>
-          </w:tcPr>
-          <w:p>
-            <w:pPr>
-              <w:spacing w:after="20" w:before="20"/>
-            </w:pPr>
-            <w:r>
-              <w:rPr>
-                <w:rFonts w:ascii="Courier New" w:cs="Courier New" w:eastAsia="Courier New" w:hAnsi="Courier New"/>
-                <w:color w:val="000074"/>
-                <w:sz w:val="18"/>
-                <w:szCs w:val="18"/>
-              </w:rPr>
-              <w:t xml:space="preserve">chown $USER:$USER ~/documents</w:t>
+              <w:t xml:space="preserve">cp /chemin/vers/documents/*.pdf /documents/</w:t>
+            </w:r>
+          </w:p>
+        </w:tc>
+      </w:tr>
+    </w:tbl>
+    <w:p>
+      <w:pPr>
+        <w:spacing w:after="80" w:before="0"/>
+      </w:pPr>
+      <w:r>
+        <w:t xml:space="preserve"/>
+      </w:r>
+    </w:p>
+    <w:tbl>
+      <w:tblPr>
+        <w:tblW w:type="dxa" w:w="9026"/>
+        <w:tblBorders>
+          <w:top w:val="single" w:color="auto" w:sz="4"/>
+          <w:left w:val="single" w:color="auto" w:sz="4"/>
+          <w:bottom w:val="single" w:color="auto" w:sz="4"/>
+          <w:right w:val="single" w:color="auto" w:sz="4"/>
+          <w:insideH w:val="single" w:color="auto" w:sz="4"/>
+          <w:insideV w:val="single" w:color="auto" w:sz="4"/>
+        </w:tblBorders>
+      </w:tblPr>
+      <w:tblGrid>
+        <w:gridCol w:w="9026"/>
+      </w:tblGrid>
+      <w:tr>
+        <w:tc>
+          <w:tcPr>
+            <w:tcBorders>
+              <w:top w:val="single" w:color="18753C" w:sz="8"/>
+              <w:left w:val="none" w:color="FFFFFF" w:sz="0"/>
+              <w:bottom w:val="none" w:color="FFFFFF" w:sz="0"/>
+              <w:right w:val="none" w:color="FFFFFF" w:sz="0"/>
+            </w:tcBorders>
+            <w:shd w:fill="dffee6" w:val="clear"/>
+            <w:tcMar>
+              <w:top w:type="dxa" w:w="100"/>
+              <w:left w:type="dxa" w:w="160"/>
+              <w:bottom w:type="dxa" w:w="100"/>
+              <w:right w:type="dxa" w:w="160"/>
+            </w:tcMar>
+          </w:tcPr>
+          <w:p>
+            <w:pPr>
+              <w:spacing w:after="40" w:before="40"/>
+            </w:pPr>
+            <w:r>
+              <w:rPr>
+                <w:rFonts w:ascii="Arial" w:cs="Arial" w:eastAsia="Arial" w:hAnsi="Arial"/>
+                <w:b/>
+                <w:bCs/>
+                <w:color w:val="18753C"/>
+                <w:sz w:val="20"/>
+                <w:szCs w:val="20"/>
+              </w:rPr>
+              <w:t xml:space="preserve">🧪 Générer un jeu de test réaliste</w:t>
+            </w:r>
+          </w:p>
+          <w:p>
+            <w:pPr>
+              <w:spacing w:after="40" w:before="40"/>
+            </w:pPr>
+            <w:r>
+              <w:rPr>
+                <w:rFonts w:ascii="Arial" w:cs="Arial" w:eastAsia="Arial" w:hAnsi="Arial"/>
+                <w:color w:val="444444"/>
+                <w:sz w:val="20"/>
+                <w:szCs w:val="20"/>
+              </w:rPr>
+              <w:t xml:space="preserve">Le dépôt docsearch-dataset-generator (optionnel) génère des arborescences de dossiers et des documents PDF/DOCX/TXT avec métadonnées aléatoires (auteur, dates) à partir d'un CSV source — utile pour tester l'indexation et le filtrage par ACL avant de brancher de vrais documents.</w:t>
             </w:r>
           </w:p>
         </w:tc>
@@ -6566,7 +7243,7 @@
                 <w:sz w:val="20"/>
                 <w:szCs w:val="20"/>
               </w:rPr>
-              <w:t xml:space="preserve">Le docker-compose.override.yml active automatiquement le mode développement</w:t>
+              <w:t xml:space="preserve">manage.sh sélectionne automatiquement le profil dev (nœud ES unique)</w:t>
             </w:r>
           </w:p>
         </w:tc>
@@ -6640,6 +7317,39 @@
                 <w:sz w:val="18"/>
                 <w:szCs w:val="18"/>
               </w:rPr>
+              <w:t xml:space="preserve">cd ~/docsearch/docsearch-infra</w:t>
+            </w:r>
+          </w:p>
+        </w:tc>
+      </w:tr>
+      <w:tr>
+        <w:tc>
+          <w:tcPr>
+            <w:tcBorders>
+              <w:top w:val="none" w:color="FFFFFF" w:sz="0"/>
+              <w:left w:val="none" w:color="FFFFFF" w:sz="0"/>
+              <w:bottom w:val="none" w:color="FFFFFF" w:sz="0"/>
+              <w:right w:val="none" w:color="FFFFFF" w:sz="0"/>
+            </w:tcBorders>
+            <w:shd w:fill="F0F0F0" w:val="clear"/>
+            <w:tcMar>
+              <w:top w:type="dxa" w:w="60"/>
+              <w:left w:type="dxa" w:w="160"/>
+              <w:bottom w:type="dxa" w:w="60"/>
+              <w:right w:type="dxa" w:w="160"/>
+            </w:tcMar>
+          </w:tcPr>
+          <w:p>
+            <w:pPr>
+              <w:spacing w:after="20" w:before="20"/>
+            </w:pPr>
+            <w:r>
+              <w:rPr>
+                <w:rFonts w:ascii="Courier New" w:cs="Courier New" w:eastAsia="Courier New" w:hAnsi="Courier New"/>
+                <w:color w:val="000074"/>
+                <w:sz w:val="18"/>
+                <w:szCs w:val="18"/>
+              </w:rPr>
               <w:t xml:space="preserve">chmod +x manage.sh</w:t>
             </w:r>
           </w:p>
@@ -6668,7 +7378,7 @@
           <w:sz w:val="26"/>
           <w:szCs w:val="26"/>
         </w:rPr>
-        <w:t xml:space="preserve">6.2 Démarrer le stack</w:t>
+        <w:t xml:space="preserve">6.2 Démarrer le stack en développement</w:t>
       </w:r>
     </w:p>
     <w:tbl>
@@ -6714,40 +7424,40 @@
                 <w:sz w:val="18"/>
                 <w:szCs w:val="18"/>
               </w:rPr>
-              <w:t xml:space="preserve"># Démarrage complet (mode développement automatique)</w:t>
-            </w:r>
-          </w:p>
-        </w:tc>
-      </w:tr>
-      <w:tr>
-        <w:tc>
-          <w:tcPr>
-            <w:tcBorders>
-              <w:top w:val="none" w:color="FFFFFF" w:sz="0"/>
-              <w:left w:val="none" w:color="FFFFFF" w:sz="0"/>
-              <w:bottom w:val="none" w:color="FFFFFF" w:sz="0"/>
-              <w:right w:val="none" w:color="FFFFFF" w:sz="0"/>
-            </w:tcBorders>
-            <w:shd w:fill="F0F0F0" w:val="clear"/>
-            <w:tcMar>
-              <w:top w:type="dxa" w:w="60"/>
-              <w:left w:type="dxa" w:w="160"/>
-              <w:bottom w:type="dxa" w:w="60"/>
-              <w:right w:type="dxa" w:w="160"/>
-            </w:tcMar>
-          </w:tcPr>
-          <w:p>
-            <w:pPr>
-              <w:spacing w:after="20" w:before="20"/>
-            </w:pPr>
-            <w:r>
-              <w:rPr>
-                <w:rFonts w:ascii="Courier New" w:cs="Courier New" w:eastAsia="Courier New" w:hAnsi="Courier New"/>
-                <w:color w:val="000074"/>
-                <w:sz w:val="18"/>
-                <w:szCs w:val="18"/>
-              </w:rPr>
-              <w:t xml:space="preserve">./manage.sh start</w:t>
+              <w:t xml:space="preserve"># Démarrage en mode développement (profil "dev")</w:t>
+            </w:r>
+          </w:p>
+        </w:tc>
+      </w:tr>
+      <w:tr>
+        <w:tc>
+          <w:tcPr>
+            <w:tcBorders>
+              <w:top w:val="none" w:color="FFFFFF" w:sz="0"/>
+              <w:left w:val="none" w:color="FFFFFF" w:sz="0"/>
+              <w:bottom w:val="none" w:color="FFFFFF" w:sz="0"/>
+              <w:right w:val="none" w:color="FFFFFF" w:sz="0"/>
+            </w:tcBorders>
+            <w:shd w:fill="F0F0F0" w:val="clear"/>
+            <w:tcMar>
+              <w:top w:type="dxa" w:w="60"/>
+              <w:left w:type="dxa" w:w="160"/>
+              <w:bottom w:type="dxa" w:w="60"/>
+              <w:right w:type="dxa" w:w="160"/>
+            </w:tcMar>
+          </w:tcPr>
+          <w:p>
+            <w:pPr>
+              <w:spacing w:after="20" w:before="20"/>
+            </w:pPr>
+            <w:r>
+              <w:rPr>
+                <w:rFonts w:ascii="Courier New" w:cs="Courier New" w:eastAsia="Courier New" w:hAnsi="Courier New"/>
+                <w:color w:val="000074"/>
+                <w:sz w:val="18"/>
+                <w:szCs w:val="18"/>
+              </w:rPr>
+              <w:t xml:space="preserve">sudo ./manage.sh start</w:t>
             </w:r>
           </w:p>
         </w:tc>
@@ -6846,7 +7556,7 @@
                 <w:sz w:val="18"/>
                 <w:szCs w:val="18"/>
               </w:rPr>
-              <w:t xml:space="preserve">docker compose logs -f</w:t>
+              <w:t xml:space="preserve">sudo docker compose --profile dev logs -f</w:t>
             </w:r>
           </w:p>
         </w:tc>
@@ -6945,7 +7655,7 @@
                 <w:sz w:val="18"/>
                 <w:szCs w:val="18"/>
               </w:rPr>
-              <w:t xml:space="preserve">docker compose ps</w:t>
+              <w:t xml:space="preserve">sudo docker compose --profile dev ps</w:t>
             </w:r>
           </w:p>
         </w:tc>
@@ -6970,7 +7680,7 @@
           <w:sz w:val="22"/>
           <w:szCs w:val="22"/>
         </w:rPr>
-        <w:t xml:space="preserve">En mode développement (docker-compose.override.yml), les services démarrés sont :</w:t>
+        <w:t xml:space="preserve">En mode développement, les services démarrés sont :</w:t>
       </w:r>
     </w:p>
     <w:p>
@@ -6989,7 +7699,7 @@
           <w:sz w:val="22"/>
           <w:szCs w:val="22"/>
         </w:rPr>
-        <w:t xml:space="preserve">es01 (Elasticsearch 9.4.2 — nœud unique, 1 GB RAM)</w:t>
+        <w:t xml:space="preserve">es01-dev (Elasticsearch 9.4.3 — nœud unique, 1 Go RAM)</w:t>
       </w:r>
     </w:p>
     <w:p>
@@ -7027,7 +7737,7 @@
           <w:sz w:val="22"/>
           <w:szCs w:val="22"/>
         </w:rPr>
-        <w:t xml:space="preserve">tika1 à tika4 (Apache Tika 3.3.1)</w:t>
+        <w:t xml:space="preserve">tika1 à tika4 (Apache Tika 3.3.1.0)</w:t>
       </w:r>
     </w:p>
     <w:p>
@@ -7046,7 +7756,7 @@
           <w:sz w:val="22"/>
           <w:szCs w:val="22"/>
         </w:rPr>
-        <w:t xml:space="preserve">zookeeper + kafka</w:t>
+        <w:t xml:space="preserve">kafka (8.3, mode KRaft — sans Zookeeper)</w:t>
       </w:r>
     </w:p>
     <w:p>
@@ -7084,7 +7794,7 @@
           <w:sz w:val="22"/>
           <w:szCs w:val="22"/>
         </w:rPr>
-        <w:t xml:space="preserve">worker (1 seul worker en dev)</w:t>
+        <w:t xml:space="preserve">worker ×1, watcher (construits depuis docsearch-ingestion)</w:t>
       </w:r>
     </w:p>
     <w:p>
@@ -7103,7 +7813,26 @@
           <w:sz w:val="22"/>
           <w:szCs w:val="22"/>
         </w:rPr>
-        <w:t xml:space="preserve">api (FastAPI avec hot-reload)</w:t>
+        <w:t xml:space="preserve">api (construite depuis docsearch-api, port 8000)</w:t>
+      </w:r>
+    </w:p>
+    <w:p>
+      <w:pPr>
+        <w:pStyle w:val="ListParagraph"/>
+        <w:numPr>
+          <w:ilvl w:val="0"/>
+          <w:numId w:val="2"/>
+        </w:numPr>
+        <w:spacing w:after="60" w:before="60"/>
+      </w:pPr>
+      <w:r>
+        <w:rPr>
+          <w:rFonts w:ascii="Arial" w:cs="Arial" w:eastAsia="Arial" w:hAnsi="Arial"/>
+          <w:color w:val="161616"/>
+          <w:sz w:val="22"/>
+          <w:szCs w:val="22"/>
+        </w:rPr>
+        <w:t xml:space="preserve">ui (construite depuis docsearch-ui, port 8080)</w:t>
       </w:r>
     </w:p>
     <w:p>
@@ -7159,7 +7888,7 @@
                 <w:sz w:val="20"/>
                 <w:szCs w:val="20"/>
               </w:rPr>
-              <w:t xml:space="preserve">💡 es02 et es03 désactivés en dev</w:t>
+              <w:t xml:space="preserve">💡 Kafka 8.3 en mode KRaft</w:t>
             </w:r>
           </w:p>
           <w:p>
@@ -7173,7 +7902,7 @@
                 <w:sz w:val="20"/>
                 <w:szCs w:val="20"/>
               </w:rPr>
-              <w:t xml:space="preserve">En mode développement, le cluster ES tourne en nœud unique (discovery.type=single-node) avec seulement 1 GB de RAM alloué. Les nœuds es02 et es03 sont désactivés via le profil « production » pour économiser les ressources de la VM.</w:t>
+              <w:t xml:space="preserve">Depuis la version 8.3, Confluent Platform (Kafka 4.3) fonctionne sans Zookeeper : le coordinateur de cluster est intégré directement dans les brokers Kafka. Un service en moins à surveiller, un healthcheck en moins à déboguer.</w:t>
             </w:r>
           </w:p>
         </w:tc>
@@ -7280,7 +8009,7 @@
                 <w:sz w:val="18"/>
                 <w:szCs w:val="18"/>
               </w:rPr>
-              <w:t xml:space="preserve">./manage.sh status</w:t>
+              <w:t xml:space="preserve">sudo ./manage.sh status</w:t>
             </w:r>
           </w:p>
         </w:tc>
@@ -7676,7 +8405,139 @@
                 <w:sz w:val="18"/>
                 <w:szCs w:val="18"/>
               </w:rPr>
-              <w:t xml:space="preserve"># → { "status": "ok", "es_version": "9.4.2", "acl_enabled": true }</w:t>
+              <w:t xml:space="preserve"># → { "status": "ok", "es_version": "9.4.3", "acl_enabled": true }</w:t>
+            </w:r>
+          </w:p>
+        </w:tc>
+      </w:tr>
+      <w:tr>
+        <w:tc>
+          <w:tcPr>
+            <w:tcBorders>
+              <w:top w:val="none" w:color="FFFFFF" w:sz="0"/>
+              <w:left w:val="none" w:color="FFFFFF" w:sz="0"/>
+              <w:bottom w:val="none" w:color="FFFFFF" w:sz="0"/>
+              <w:right w:val="none" w:color="FFFFFF" w:sz="0"/>
+            </w:tcBorders>
+            <w:shd w:fill="F0F0F0" w:val="clear"/>
+            <w:tcMar>
+              <w:top w:type="dxa" w:w="60"/>
+              <w:left w:type="dxa" w:w="160"/>
+              <w:bottom w:type="dxa" w:w="60"/>
+              <w:right w:type="dxa" w:w="160"/>
+            </w:tcMar>
+          </w:tcPr>
+          <w:p>
+            <w:pPr>
+              <w:spacing w:after="20" w:before="20"/>
+            </w:pPr>
+            <w:r>
+              <w:rPr>
+                <w:rFonts w:ascii="Courier New" w:cs="Courier New" w:eastAsia="Courier New" w:hAnsi="Courier New"/>
+                <w:color w:val="000074"/>
+                <w:sz w:val="18"/>
+                <w:szCs w:val="18"/>
+              </w:rPr>
+              <w:t xml:space="preserve"> </w:t>
+            </w:r>
+          </w:p>
+        </w:tc>
+      </w:tr>
+      <w:tr>
+        <w:tc>
+          <w:tcPr>
+            <w:tcBorders>
+              <w:top w:val="none" w:color="FFFFFF" w:sz="0"/>
+              <w:left w:val="none" w:color="FFFFFF" w:sz="0"/>
+              <w:bottom w:val="none" w:color="FFFFFF" w:sz="0"/>
+              <w:right w:val="none" w:color="FFFFFF" w:sz="0"/>
+            </w:tcBorders>
+            <w:shd w:fill="F0F0F0" w:val="clear"/>
+            <w:tcMar>
+              <w:top w:type="dxa" w:w="60"/>
+              <w:left w:type="dxa" w:w="160"/>
+              <w:bottom w:type="dxa" w:w="60"/>
+              <w:right w:type="dxa" w:w="160"/>
+            </w:tcMar>
+          </w:tcPr>
+          <w:p>
+            <w:pPr>
+              <w:spacing w:after="20" w:before="20"/>
+            </w:pPr>
+            <w:r>
+              <w:rPr>
+                <w:rFonts w:ascii="Courier New" w:cs="Courier New" w:eastAsia="Courier New" w:hAnsi="Courier New"/>
+                <w:color w:val="000074"/>
+                <w:sz w:val="18"/>
+                <w:szCs w:val="18"/>
+              </w:rPr>
+              <w:t xml:space="preserve"># Vérification interface web</w:t>
+            </w:r>
+          </w:p>
+        </w:tc>
+      </w:tr>
+      <w:tr>
+        <w:tc>
+          <w:tcPr>
+            <w:tcBorders>
+              <w:top w:val="none" w:color="FFFFFF" w:sz="0"/>
+              <w:left w:val="none" w:color="FFFFFF" w:sz="0"/>
+              <w:bottom w:val="none" w:color="FFFFFF" w:sz="0"/>
+              <w:right w:val="none" w:color="FFFFFF" w:sz="0"/>
+            </w:tcBorders>
+            <w:shd w:fill="F0F0F0" w:val="clear"/>
+            <w:tcMar>
+              <w:top w:type="dxa" w:w="60"/>
+              <w:left w:type="dxa" w:w="160"/>
+              <w:bottom w:type="dxa" w:w="60"/>
+              <w:right w:type="dxa" w:w="160"/>
+            </w:tcMar>
+          </w:tcPr>
+          <w:p>
+            <w:pPr>
+              <w:spacing w:after="20" w:before="20"/>
+            </w:pPr>
+            <w:r>
+              <w:rPr>
+                <w:rFonts w:ascii="Courier New" w:cs="Courier New" w:eastAsia="Courier New" w:hAnsi="Courier New"/>
+                <w:color w:val="000074"/>
+                <w:sz w:val="18"/>
+                <w:szCs w:val="18"/>
+              </w:rPr>
+              <w:t xml:space="preserve">curl -I http://localhost:8080</w:t>
+            </w:r>
+          </w:p>
+        </w:tc>
+      </w:tr>
+      <w:tr>
+        <w:tc>
+          <w:tcPr>
+            <w:tcBorders>
+              <w:top w:val="none" w:color="FFFFFF" w:sz="0"/>
+              <w:left w:val="none" w:color="FFFFFF" w:sz="0"/>
+              <w:bottom w:val="none" w:color="FFFFFF" w:sz="0"/>
+              <w:right w:val="none" w:color="FFFFFF" w:sz="0"/>
+            </w:tcBorders>
+            <w:shd w:fill="F0F0F0" w:val="clear"/>
+            <w:tcMar>
+              <w:top w:type="dxa" w:w="60"/>
+              <w:left w:type="dxa" w:w="160"/>
+              <w:bottom w:type="dxa" w:w="60"/>
+              <w:right w:type="dxa" w:w="160"/>
+            </w:tcMar>
+          </w:tcPr>
+          <w:p>
+            <w:pPr>
+              <w:spacing w:after="20" w:before="20"/>
+            </w:pPr>
+            <w:r>
+              <w:rPr>
+                <w:rFonts w:ascii="Courier New" w:cs="Courier New" w:eastAsia="Courier New" w:hAnsi="Courier New"/>
+                <w:color w:val="000074"/>
+                <w:sz w:val="18"/>
+                <w:szCs w:val="18"/>
+              </w:rPr>
+              <w:t xml:space="preserve"># → HTTP/1.1 200 OK</w:t>
             </w:r>
           </w:p>
         </w:tc>
@@ -7817,7 +8678,7 @@
                 <w:sz w:val="20"/>
                 <w:szCs w:val="20"/>
               </w:rPr>
-              <w:t xml:space="preserve">Indexe les documents du dossier DOCS_PATH avec extraction des ACL POSIX</w:t>
+              <w:t xml:space="preserve">Indexe les documents de /documents avec extraction des ACL POSIX</w:t>
             </w:r>
           </w:p>
         </w:tc>
@@ -7891,40 +8752,40 @@
                 <w:sz w:val="18"/>
                 <w:szCs w:val="18"/>
               </w:rPr>
-              <w:t xml:space="preserve"># Indexation initiale (profil init)</w:t>
-            </w:r>
-          </w:p>
-        </w:tc>
-      </w:tr>
-      <w:tr>
-        <w:tc>
-          <w:tcPr>
-            <w:tcBorders>
-              <w:top w:val="none" w:color="FFFFFF" w:sz="0"/>
-              <w:left w:val="none" w:color="FFFFFF" w:sz="0"/>
-              <w:bottom w:val="none" w:color="FFFFFF" w:sz="0"/>
-              <w:right w:val="none" w:color="FFFFFF" w:sz="0"/>
-            </w:tcBorders>
-            <w:shd w:fill="F0F0F0" w:val="clear"/>
-            <w:tcMar>
-              <w:top w:type="dxa" w:w="60"/>
-              <w:left w:type="dxa" w:w="160"/>
-              <w:bottom w:type="dxa" w:w="60"/>
-              <w:right w:type="dxa" w:w="160"/>
-            </w:tcMar>
-          </w:tcPr>
-          <w:p>
-            <w:pPr>
-              <w:spacing w:after="20" w:before="20"/>
-            </w:pPr>
-            <w:r>
-              <w:rPr>
-                <w:rFonts w:ascii="Courier New" w:cs="Courier New" w:eastAsia="Courier New" w:hAnsi="Courier New"/>
-                <w:color w:val="000074"/>
-                <w:sz w:val="18"/>
-                <w:szCs w:val="18"/>
-              </w:rPr>
-              <w:t xml:space="preserve">./manage.sh init</w:t>
+              <w:t xml:space="preserve"># Indexation initiale (profil "init")</w:t>
+            </w:r>
+          </w:p>
+        </w:tc>
+      </w:tr>
+      <w:tr>
+        <w:tc>
+          <w:tcPr>
+            <w:tcBorders>
+              <w:top w:val="none" w:color="FFFFFF" w:sz="0"/>
+              <w:left w:val="none" w:color="FFFFFF" w:sz="0"/>
+              <w:bottom w:val="none" w:color="FFFFFF" w:sz="0"/>
+              <w:right w:val="none" w:color="FFFFFF" w:sz="0"/>
+            </w:tcBorders>
+            <w:shd w:fill="F0F0F0" w:val="clear"/>
+            <w:tcMar>
+              <w:top w:type="dxa" w:w="60"/>
+              <w:left w:type="dxa" w:w="160"/>
+              <w:bottom w:type="dxa" w:w="60"/>
+              <w:right w:type="dxa" w:w="160"/>
+            </w:tcMar>
+          </w:tcPr>
+          <w:p>
+            <w:pPr>
+              <w:spacing w:after="20" w:before="20"/>
+            </w:pPr>
+            <w:r>
+              <w:rPr>
+                <w:rFonts w:ascii="Courier New" w:cs="Courier New" w:eastAsia="Courier New" w:hAnsi="Courier New"/>
+                <w:color w:val="000074"/>
+                <w:sz w:val="18"/>
+                <w:szCs w:val="18"/>
+              </w:rPr>
+              <w:t xml:space="preserve">sudo ./manage.sh init</w:t>
             </w:r>
           </w:p>
         </w:tc>
@@ -8023,7 +8884,7 @@
                 <w:sz w:val="18"/>
                 <w:szCs w:val="18"/>
               </w:rPr>
-              <w:t xml:space="preserve">docker compose logs -f indexer-init</w:t>
+              <w:t xml:space="preserve">sudo docker compose --profile init logs -f indexer-init</w:t>
             </w:r>
           </w:p>
         </w:tc>
@@ -8444,73 +9305,73 @@
                 <w:sz w:val="18"/>
                 <w:szCs w:val="18"/>
               </w:rPr>
-              <w:t xml:space="preserve"># Vérifier qu'il surveille bien le dossier</w:t>
-            </w:r>
-          </w:p>
-        </w:tc>
-      </w:tr>
-      <w:tr>
-        <w:tc>
-          <w:tcPr>
-            <w:tcBorders>
-              <w:top w:val="none" w:color="FFFFFF" w:sz="0"/>
-              <w:left w:val="none" w:color="FFFFFF" w:sz="0"/>
-              <w:bottom w:val="none" w:color="FFFFFF" w:sz="0"/>
-              <w:right w:val="none" w:color="FFFFFF" w:sz="0"/>
-            </w:tcBorders>
-            <w:shd w:fill="F0F0F0" w:val="clear"/>
-            <w:tcMar>
-              <w:top w:type="dxa" w:w="60"/>
-              <w:left w:type="dxa" w:w="160"/>
-              <w:bottom w:type="dxa" w:w="60"/>
-              <w:right w:type="dxa" w:w="160"/>
-            </w:tcMar>
-          </w:tcPr>
-          <w:p>
-            <w:pPr>
-              <w:spacing w:after="20" w:before="20"/>
-            </w:pPr>
-            <w:r>
-              <w:rPr>
-                <w:rFonts w:ascii="Courier New" w:cs="Courier New" w:eastAsia="Courier New" w:hAnsi="Courier New"/>
-                <w:color w:val="000074"/>
-                <w:sz w:val="18"/>
-                <w:szCs w:val="18"/>
-              </w:rPr>
-              <w:t xml:space="preserve">docker compose logs watcher</w:t>
-            </w:r>
-          </w:p>
-        </w:tc>
-      </w:tr>
-      <w:tr>
-        <w:tc>
-          <w:tcPr>
-            <w:tcBorders>
-              <w:top w:val="none" w:color="FFFFFF" w:sz="0"/>
-              <w:left w:val="none" w:color="FFFFFF" w:sz="0"/>
-              <w:bottom w:val="none" w:color="FFFFFF" w:sz="0"/>
-              <w:right w:val="none" w:color="FFFFFF" w:sz="0"/>
-            </w:tcBorders>
-            <w:shd w:fill="F0F0F0" w:val="clear"/>
-            <w:tcMar>
-              <w:top w:type="dxa" w:w="60"/>
-              <w:left w:type="dxa" w:w="160"/>
-              <w:bottom w:type="dxa" w:w="60"/>
-              <w:right w:type="dxa" w:w="160"/>
-            </w:tcMar>
-          </w:tcPr>
-          <w:p>
-            <w:pPr>
-              <w:spacing w:after="20" w:before="20"/>
-            </w:pPr>
-            <w:r>
-              <w:rPr>
-                <w:rFonts w:ascii="Courier New" w:cs="Courier New" w:eastAsia="Courier New" w:hAnsi="Courier New"/>
-                <w:color w:val="000074"/>
-                <w:sz w:val="18"/>
-                <w:szCs w:val="18"/>
-              </w:rPr>
-              <w:t xml:space="preserve"># → [Watcher] Surveillance ACL démarrée : /documents</w:t>
+              <w:t xml:space="preserve">sudo docker compose --profile dev logs watcher</w:t>
+            </w:r>
+          </w:p>
+        </w:tc>
+      </w:tr>
+      <w:tr>
+        <w:tc>
+          <w:tcPr>
+            <w:tcBorders>
+              <w:top w:val="none" w:color="FFFFFF" w:sz="0"/>
+              <w:left w:val="none" w:color="FFFFFF" w:sz="0"/>
+              <w:bottom w:val="none" w:color="FFFFFF" w:sz="0"/>
+              <w:right w:val="none" w:color="FFFFFF" w:sz="0"/>
+            </w:tcBorders>
+            <w:shd w:fill="F0F0F0" w:val="clear"/>
+            <w:tcMar>
+              <w:top w:type="dxa" w:w="60"/>
+              <w:left w:type="dxa" w:w="160"/>
+              <w:bottom w:type="dxa" w:w="60"/>
+              <w:right w:type="dxa" w:w="160"/>
+            </w:tcMar>
+          </w:tcPr>
+          <w:p>
+            <w:pPr>
+              <w:spacing w:after="20" w:before="20"/>
+            </w:pPr>
+            <w:r>
+              <w:rPr>
+                <w:rFonts w:ascii="Courier New" w:cs="Courier New" w:eastAsia="Courier New" w:hAnsi="Courier New"/>
+                <w:color w:val="000074"/>
+                <w:sz w:val="18"/>
+                <w:szCs w:val="18"/>
+              </w:rPr>
+              <w:t xml:space="preserve"># → 👁️  Surveillance démarrée : /documents</w:t>
+            </w:r>
+          </w:p>
+        </w:tc>
+      </w:tr>
+      <w:tr>
+        <w:tc>
+          <w:tcPr>
+            <w:tcBorders>
+              <w:top w:val="none" w:color="FFFFFF" w:sz="0"/>
+              <w:left w:val="none" w:color="FFFFFF" w:sz="0"/>
+              <w:bottom w:val="none" w:color="FFFFFF" w:sz="0"/>
+              <w:right w:val="none" w:color="FFFFFF" w:sz="0"/>
+            </w:tcBorders>
+            <w:shd w:fill="F0F0F0" w:val="clear"/>
+            <w:tcMar>
+              <w:top w:type="dxa" w:w="60"/>
+              <w:left w:type="dxa" w:w="160"/>
+              <w:bottom w:type="dxa" w:w="60"/>
+              <w:right w:type="dxa" w:w="160"/>
+            </w:tcMar>
+          </w:tcPr>
+          <w:p>
+            <w:pPr>
+              <w:spacing w:after="20" w:before="20"/>
+            </w:pPr>
+            <w:r>
+              <w:rPr>
+                <w:rFonts w:ascii="Courier New" w:cs="Courier New" w:eastAsia="Courier New" w:hAnsi="Courier New"/>
+                <w:color w:val="000074"/>
+                <w:sz w:val="18"/>
+                <w:szCs w:val="18"/>
+              </w:rPr>
+              <w:t xml:space="preserve">#    (mode polling toutes les 10s — compatible CIFS/NFS)</w:t>
             </w:r>
           </w:p>
         </w:tc>
@@ -8609,73 +9470,245 @@
                 <w:sz w:val="18"/>
                 <w:szCs w:val="18"/>
               </w:rPr>
-              <w:t xml:space="preserve">cp test.pdf ~/documents/</w:t>
-            </w:r>
-          </w:p>
-        </w:tc>
-      </w:tr>
-      <w:tr>
-        <w:tc>
-          <w:tcPr>
-            <w:tcBorders>
-              <w:top w:val="none" w:color="FFFFFF" w:sz="0"/>
-              <w:left w:val="none" w:color="FFFFFF" w:sz="0"/>
-              <w:bottom w:val="none" w:color="FFFFFF" w:sz="0"/>
-              <w:right w:val="none" w:color="FFFFFF" w:sz="0"/>
-            </w:tcBorders>
-            <w:shd w:fill="F0F0F0" w:val="clear"/>
-            <w:tcMar>
-              <w:top w:type="dxa" w:w="60"/>
-              <w:left w:type="dxa" w:w="160"/>
-              <w:bottom w:type="dxa" w:w="60"/>
-              <w:right w:type="dxa" w:w="160"/>
-            </w:tcMar>
-          </w:tcPr>
-          <w:p>
-            <w:pPr>
-              <w:spacing w:after="20" w:before="20"/>
-            </w:pPr>
-            <w:r>
-              <w:rPr>
-                <w:rFonts w:ascii="Courier New" w:cs="Courier New" w:eastAsia="Courier New" w:hAnsi="Courier New"/>
-                <w:color w:val="000074"/>
-                <w:sz w:val="18"/>
-                <w:szCs w:val="18"/>
-              </w:rPr>
-              <w:t xml:space="preserve"># → Le watcher détecte et indexe automatiquement</w:t>
-            </w:r>
-          </w:p>
-        </w:tc>
-      </w:tr>
-      <w:tr>
-        <w:tc>
-          <w:tcPr>
-            <w:tcBorders>
-              <w:top w:val="none" w:color="FFFFFF" w:sz="0"/>
-              <w:left w:val="none" w:color="FFFFFF" w:sz="0"/>
-              <w:bottom w:val="none" w:color="FFFFFF" w:sz="0"/>
-              <w:right w:val="none" w:color="FFFFFF" w:sz="0"/>
-            </w:tcBorders>
-            <w:shd w:fill="F0F0F0" w:val="clear"/>
-            <w:tcMar>
-              <w:top w:type="dxa" w:w="60"/>
-              <w:left w:type="dxa" w:w="160"/>
-              <w:bottom w:type="dxa" w:w="60"/>
-              <w:right w:type="dxa" w:w="160"/>
-            </w:tcMar>
-          </w:tcPr>
-          <w:p>
-            <w:pPr>
-              <w:spacing w:after="20" w:before="20"/>
-            </w:pPr>
-            <w:r>
-              <w:rPr>
-                <w:rFonts w:ascii="Courier New" w:cs="Courier New" w:eastAsia="Courier New" w:hAnsi="Courier New"/>
-                <w:color w:val="000074"/>
-                <w:sz w:val="18"/>
-                <w:szCs w:val="18"/>
-              </w:rPr>
-              <w:t xml:space="preserve">docker compose logs -f watcher</w:t>
+              <w:t xml:space="preserve">cp test.pdf /documents/</w:t>
+            </w:r>
+          </w:p>
+        </w:tc>
+      </w:tr>
+      <w:tr>
+        <w:tc>
+          <w:tcPr>
+            <w:tcBorders>
+              <w:top w:val="none" w:color="FFFFFF" w:sz="0"/>
+              <w:left w:val="none" w:color="FFFFFF" w:sz="0"/>
+              <w:bottom w:val="none" w:color="FFFFFF" w:sz="0"/>
+              <w:right w:val="none" w:color="FFFFFF" w:sz="0"/>
+            </w:tcBorders>
+            <w:shd w:fill="F0F0F0" w:val="clear"/>
+            <w:tcMar>
+              <w:top w:type="dxa" w:w="60"/>
+              <w:left w:type="dxa" w:w="160"/>
+              <w:bottom w:type="dxa" w:w="60"/>
+              <w:right w:type="dxa" w:w="160"/>
+            </w:tcMar>
+          </w:tcPr>
+          <w:p>
+            <w:pPr>
+              <w:spacing w:after="20" w:before="20"/>
+            </w:pPr>
+            <w:r>
+              <w:rPr>
+                <w:rFonts w:ascii="Courier New" w:cs="Courier New" w:eastAsia="Courier New" w:hAnsi="Courier New"/>
+                <w:color w:val="000074"/>
+                <w:sz w:val="18"/>
+                <w:szCs w:val="18"/>
+              </w:rPr>
+              <w:t xml:space="preserve">sudo docker compose --profile dev logs -f watcher</w:t>
+            </w:r>
+          </w:p>
+        </w:tc>
+      </w:tr>
+      <w:tr>
+        <w:tc>
+          <w:tcPr>
+            <w:tcBorders>
+              <w:top w:val="none" w:color="FFFFFF" w:sz="0"/>
+              <w:left w:val="none" w:color="FFFFFF" w:sz="0"/>
+              <w:bottom w:val="none" w:color="FFFFFF" w:sz="0"/>
+              <w:right w:val="none" w:color="FFFFFF" w:sz="0"/>
+            </w:tcBorders>
+            <w:shd w:fill="F0F0F0" w:val="clear"/>
+            <w:tcMar>
+              <w:top w:type="dxa" w:w="60"/>
+              <w:left w:type="dxa" w:w="160"/>
+              <w:bottom w:type="dxa" w:w="60"/>
+              <w:right w:type="dxa" w:w="160"/>
+            </w:tcMar>
+          </w:tcPr>
+          <w:p>
+            <w:pPr>
+              <w:spacing w:after="20" w:before="20"/>
+            </w:pPr>
+            <w:r>
+              <w:rPr>
+                <w:rFonts w:ascii="Courier New" w:cs="Courier New" w:eastAsia="Courier New" w:hAnsi="Courier New"/>
+                <w:color w:val="000074"/>
+                <w:sz w:val="18"/>
+                <w:szCs w:val="18"/>
+              </w:rPr>
+              <w:t xml:space="preserve"> </w:t>
+            </w:r>
+          </w:p>
+        </w:tc>
+      </w:tr>
+      <w:tr>
+        <w:tc>
+          <w:tcPr>
+            <w:tcBorders>
+              <w:top w:val="none" w:color="FFFFFF" w:sz="0"/>
+              <w:left w:val="none" w:color="FFFFFF" w:sz="0"/>
+              <w:bottom w:val="none" w:color="FFFFFF" w:sz="0"/>
+              <w:right w:val="none" w:color="FFFFFF" w:sz="0"/>
+            </w:tcBorders>
+            <w:shd w:fill="F0F0F0" w:val="clear"/>
+            <w:tcMar>
+              <w:top w:type="dxa" w:w="60"/>
+              <w:left w:type="dxa" w:w="160"/>
+              <w:bottom w:type="dxa" w:w="60"/>
+              <w:right w:type="dxa" w:w="160"/>
+            </w:tcMar>
+          </w:tcPr>
+          <w:p>
+            <w:pPr>
+              <w:spacing w:after="20" w:before="20"/>
+            </w:pPr>
+            <w:r>
+              <w:rPr>
+                <w:rFonts w:ascii="Courier New" w:cs="Courier New" w:eastAsia="Courier New" w:hAnsi="Courier New"/>
+                <w:color w:val="000074"/>
+                <w:sz w:val="18"/>
+                <w:szCs w:val="18"/>
+              </w:rPr>
+              <w:t xml:space="preserve"># Tester la suppression</w:t>
+            </w:r>
+          </w:p>
+        </w:tc>
+      </w:tr>
+      <w:tr>
+        <w:tc>
+          <w:tcPr>
+            <w:tcBorders>
+              <w:top w:val="none" w:color="FFFFFF" w:sz="0"/>
+              <w:left w:val="none" w:color="FFFFFF" w:sz="0"/>
+              <w:bottom w:val="none" w:color="FFFFFF" w:sz="0"/>
+              <w:right w:val="none" w:color="FFFFFF" w:sz="0"/>
+            </w:tcBorders>
+            <w:shd w:fill="F0F0F0" w:val="clear"/>
+            <w:tcMar>
+              <w:top w:type="dxa" w:w="60"/>
+              <w:left w:type="dxa" w:w="160"/>
+              <w:bottom w:type="dxa" w:w="60"/>
+              <w:right w:type="dxa" w:w="160"/>
+            </w:tcMar>
+          </w:tcPr>
+          <w:p>
+            <w:pPr>
+              <w:spacing w:after="20" w:before="20"/>
+            </w:pPr>
+            <w:r>
+              <w:rPr>
+                <w:rFonts w:ascii="Courier New" w:cs="Courier New" w:eastAsia="Courier New" w:hAnsi="Courier New"/>
+                <w:color w:val="000074"/>
+                <w:sz w:val="18"/>
+                <w:szCs w:val="18"/>
+              </w:rPr>
+              <w:t xml:space="preserve">rm /documents/test.pdf</w:t>
+            </w:r>
+          </w:p>
+        </w:tc>
+      </w:tr>
+      <w:tr>
+        <w:tc>
+          <w:tcPr>
+            <w:tcBorders>
+              <w:top w:val="none" w:color="FFFFFF" w:sz="0"/>
+              <w:left w:val="none" w:color="FFFFFF" w:sz="0"/>
+              <w:bottom w:val="none" w:color="FFFFFF" w:sz="0"/>
+              <w:right w:val="none" w:color="FFFFFF" w:sz="0"/>
+            </w:tcBorders>
+            <w:shd w:fill="F0F0F0" w:val="clear"/>
+            <w:tcMar>
+              <w:top w:type="dxa" w:w="60"/>
+              <w:left w:type="dxa" w:w="160"/>
+              <w:bottom w:type="dxa" w:w="60"/>
+              <w:right w:type="dxa" w:w="160"/>
+            </w:tcMar>
+          </w:tcPr>
+          <w:p>
+            <w:pPr>
+              <w:spacing w:after="20" w:before="20"/>
+            </w:pPr>
+            <w:r>
+              <w:rPr>
+                <w:rFonts w:ascii="Courier New" w:cs="Courier New" w:eastAsia="Courier New" w:hAnsi="Courier New"/>
+                <w:color w:val="000074"/>
+                <w:sz w:val="18"/>
+                <w:szCs w:val="18"/>
+              </w:rPr>
+              <w:t xml:space="preserve"># → 🗑️  Supprimé de l'index : /documents/test.pdf</w:t>
+            </w:r>
+          </w:p>
+        </w:tc>
+      </w:tr>
+    </w:tbl>
+    <w:p>
+      <w:pPr>
+        <w:spacing w:after="80" w:before="0"/>
+      </w:pPr>
+      <w:r>
+        <w:t xml:space="preserve"/>
+      </w:r>
+    </w:p>
+    <w:tbl>
+      <w:tblPr>
+        <w:tblW w:type="dxa" w:w="9026"/>
+        <w:tblBorders>
+          <w:top w:val="single" w:color="auto" w:sz="4"/>
+          <w:left w:val="single" w:color="auto" w:sz="4"/>
+          <w:bottom w:val="single" w:color="auto" w:sz="4"/>
+          <w:right w:val="single" w:color="auto" w:sz="4"/>
+          <w:insideH w:val="single" w:color="auto" w:sz="4"/>
+          <w:insideV w:val="single" w:color="auto" w:sz="4"/>
+        </w:tblBorders>
+      </w:tblPr>
+      <w:tblGrid>
+        <w:gridCol w:w="9026"/>
+      </w:tblGrid>
+      <w:tr>
+        <w:tc>
+          <w:tcPr>
+            <w:tcBorders>
+              <w:top w:val="single" w:color="B34000" w:sz="8"/>
+              <w:left w:val="none" w:color="FFFFFF" w:sz="0"/>
+              <w:bottom w:val="none" w:color="FFFFFF" w:sz="0"/>
+              <w:right w:val="none" w:color="FFFFFF" w:sz="0"/>
+            </w:tcBorders>
+            <w:shd w:fill="FFE9E6" w:val="clear"/>
+            <w:tcMar>
+              <w:top w:type="dxa" w:w="100"/>
+              <w:left w:type="dxa" w:w="160"/>
+              <w:bottom w:type="dxa" w:w="100"/>
+              <w:right w:type="dxa" w:w="160"/>
+            </w:tcMar>
+          </w:tcPr>
+          <w:p>
+            <w:pPr>
+              <w:spacing w:after="40" w:before="40"/>
+            </w:pPr>
+            <w:r>
+              <w:rPr>
+                <w:rFonts w:ascii="Arial" w:cs="Arial" w:eastAsia="Arial" w:hAnsi="Arial"/>
+                <w:b/>
+                <w:bCs/>
+                <w:color w:val="B34000"/>
+                <w:sz w:val="20"/>
+                <w:szCs w:val="20"/>
+              </w:rPr>
+              <w:t xml:space="preserve">🌐 Montage réseau (CIFS/NFS/SMB)</w:t>
+            </w:r>
+          </w:p>
+          <w:p>
+            <w:pPr>
+              <w:spacing w:after="40" w:before="40"/>
+            </w:pPr>
+            <w:r>
+              <w:rPr>
+                <w:rFonts w:ascii="Arial" w:cs="Arial" w:eastAsia="Arial" w:hAnsi="Arial"/>
+                <w:color w:val="444444"/>
+                <w:sz w:val="20"/>
+                <w:szCs w:val="20"/>
+              </w:rPr>
+              <w:t xml:space="preserve">Si /documents est un partage réseau, la détection se fait par polling (délai de 0 à WATCHER_POLL_INTERVAL secondes) et non instantanément : inotify ne reçoit aucun événement sur ce type de montage. Réduire WATCHER_POLL_INTERVAL dans .env pour une détection plus rapide.</w:t>
             </w:r>
           </w:p>
         </w:tc>
@@ -8986,7 +10019,7 @@
                 <w:sz w:val="20"/>
                 <w:szCs w:val="20"/>
               </w:rPr>
-              <w:t xml:space="preserve">Moteur de recherche</w:t>
+              <w:t xml:space="preserve">Moteur de recherche (UI)</w:t>
             </w:r>
           </w:p>
         </w:tc>
@@ -9021,7 +10054,7 @@
                 <w:sz w:val="20"/>
                 <w:szCs w:val="20"/>
               </w:rPr>
-              <w:t xml:space="preserve">http://localhost:8000</w:t>
+              <w:t xml:space="preserve">http://localhost:8080</w:t>
             </w:r>
           </w:p>
         </w:tc>
@@ -9056,7 +10089,7 @@
                 <w:sz w:val="20"/>
                 <w:szCs w:val="20"/>
               </w:rPr>
-              <w:t xml:space="preserve">http://192.168.56.101:8000</w:t>
+              <w:t xml:space="preserve">http://192.168.56.101:8080</w:t>
             </w:r>
           </w:p>
         </w:tc>
@@ -9093,7 +10126,7 @@
                 <w:sz w:val="20"/>
                 <w:szCs w:val="20"/>
               </w:rPr>
-              <w:t xml:space="preserve">Interface de chat IA</w:t>
+              <w:t xml:space="preserve">Assistant IA (option RAG)</w:t>
             </w:r>
           </w:p>
         </w:tc>
@@ -9128,7 +10161,7 @@
                 <w:sz w:val="20"/>
                 <w:szCs w:val="20"/>
               </w:rPr>
-              <w:t xml:space="preserve">http://localhost:8000/chat</w:t>
+              <w:t xml:space="preserve">http://localhost:8080/chat.html</w:t>
             </w:r>
           </w:p>
         </w:tc>
@@ -9163,7 +10196,7 @@
                 <w:sz w:val="20"/>
                 <w:szCs w:val="20"/>
               </w:rPr>
-              <w:t xml:space="preserve">http://192.168.56.101:8000/chat</w:t>
+              <w:t xml:space="preserve">http://192.168.56.101:8080/chat.html</w:t>
             </w:r>
           </w:p>
         </w:tc>
@@ -9571,6 +10604,79 @@
         <w:t xml:space="preserve"/>
       </w:r>
     </w:p>
+    <w:tbl>
+      <w:tblPr>
+        <w:tblW w:type="dxa" w:w="9026"/>
+        <w:tblBorders>
+          <w:top w:val="single" w:color="auto" w:sz="4"/>
+          <w:left w:val="single" w:color="auto" w:sz="4"/>
+          <w:bottom w:val="single" w:color="auto" w:sz="4"/>
+          <w:right w:val="single" w:color="auto" w:sz="4"/>
+          <w:insideH w:val="single" w:color="auto" w:sz="4"/>
+          <w:insideV w:val="single" w:color="auto" w:sz="4"/>
+        </w:tblBorders>
+      </w:tblPr>
+      <w:tblGrid>
+        <w:gridCol w:w="9026"/>
+      </w:tblGrid>
+      <w:tr>
+        <w:tc>
+          <w:tcPr>
+            <w:tcBorders>
+              <w:top w:val="single" w:color="18753C" w:sz="8"/>
+              <w:left w:val="none" w:color="FFFFFF" w:sz="0"/>
+              <w:bottom w:val="none" w:color="FFFFFF" w:sz="0"/>
+              <w:right w:val="none" w:color="FFFFFF" w:sz="0"/>
+            </w:tcBorders>
+            <w:shd w:fill="dffee6" w:val="clear"/>
+            <w:tcMar>
+              <w:top w:type="dxa" w:w="100"/>
+              <w:left w:type="dxa" w:w="160"/>
+              <w:bottom w:type="dxa" w:w="100"/>
+              <w:right w:type="dxa" w:w="160"/>
+            </w:tcMar>
+          </w:tcPr>
+          <w:p>
+            <w:pPr>
+              <w:spacing w:after="40" w:before="40"/>
+            </w:pPr>
+            <w:r>
+              <w:rPr>
+                <w:rFonts w:ascii="Arial" w:cs="Arial" w:eastAsia="Arial" w:hAnsi="Arial"/>
+                <w:b/>
+                <w:bCs/>
+                <w:color w:val="18753C"/>
+                <w:sz w:val="20"/>
+                <w:szCs w:val="20"/>
+              </w:rPr>
+              <w:t xml:space="preserve">🔀 UI et API sur des ports séparés en développement</w:t>
+            </w:r>
+          </w:p>
+          <w:p>
+            <w:pPr>
+              <w:spacing w:after="40" w:before="40"/>
+            </w:pPr>
+            <w:r>
+              <w:rPr>
+                <w:rFonts w:ascii="Arial" w:cs="Arial" w:eastAsia="Arial" w:hAnsi="Arial"/>
+                <w:color w:val="444444"/>
+                <w:sz w:val="20"/>
+                <w:szCs w:val="20"/>
+              </w:rPr>
+              <w:t xml:space="preserve">En mode dev, l'interface (port 8080) et l'API (port 8000) tournent sans reverse proxy, chacune dans son conteneur. En production (./manage.sh start-prod), Nginx unifie l'accès sur le port 443 : l'UI est servie sur "/" et l'API sur "/search", "/document", etc. Voir docsearch-infra/nginx/nginx.conf.</w:t>
+            </w:r>
+          </w:p>
+        </w:tc>
+      </w:tr>
+    </w:tbl>
+    <w:p>
+      <w:pPr>
+        <w:spacing w:after="80" w:before="0"/>
+      </w:pPr>
+      <w:r>
+        <w:t xml:space="preserve"/>
+      </w:r>
+    </w:p>
     <w:p>
       <w:r>
         <w:br w:type="page"/>
@@ -9656,40 +10762,40 @@
                 <w:sz w:val="18"/>
                 <w:szCs w:val="18"/>
               </w:rPr>
-              <w:t xml:space="preserve"># Symptôme : es01 en état « Exit 137 »</w:t>
-            </w:r>
-          </w:p>
-        </w:tc>
-      </w:tr>
-      <w:tr>
-        <w:tc>
-          <w:tcPr>
-            <w:tcBorders>
-              <w:top w:val="none" w:color="FFFFFF" w:sz="0"/>
-              <w:left w:val="none" w:color="FFFFFF" w:sz="0"/>
-              <w:bottom w:val="none" w:color="FFFFFF" w:sz="0"/>
-              <w:right w:val="none" w:color="FFFFFF" w:sz="0"/>
-            </w:tcBorders>
-            <w:shd w:fill="F0F0F0" w:val="clear"/>
-            <w:tcMar>
-              <w:top w:type="dxa" w:w="60"/>
-              <w:left w:type="dxa" w:w="160"/>
-              <w:bottom w:type="dxa" w:w="60"/>
-              <w:right w:type="dxa" w:w="160"/>
-            </w:tcMar>
-          </w:tcPr>
-          <w:p>
-            <w:pPr>
-              <w:spacing w:after="20" w:before="20"/>
-            </w:pPr>
-            <w:r>
-              <w:rPr>
-                <w:rFonts w:ascii="Courier New" w:cs="Courier New" w:eastAsia="Courier New" w:hAnsi="Courier New"/>
-                <w:color w:val="000074"/>
-                <w:sz w:val="18"/>
-                <w:szCs w:val="18"/>
-              </w:rPr>
-              <w:t xml:space="preserve">docker compose logs es01 | tail -20</w:t>
+              <w:t xml:space="preserve"># Symptôme : es01-dev en état « Exit 137 »</w:t>
+            </w:r>
+          </w:p>
+        </w:tc>
+      </w:tr>
+      <w:tr>
+        <w:tc>
+          <w:tcPr>
+            <w:tcBorders>
+              <w:top w:val="none" w:color="FFFFFF" w:sz="0"/>
+              <w:left w:val="none" w:color="FFFFFF" w:sz="0"/>
+              <w:bottom w:val="none" w:color="FFFFFF" w:sz="0"/>
+              <w:right w:val="none" w:color="FFFFFF" w:sz="0"/>
+            </w:tcBorders>
+            <w:shd w:fill="F0F0F0" w:val="clear"/>
+            <w:tcMar>
+              <w:top w:type="dxa" w:w="60"/>
+              <w:left w:type="dxa" w:w="160"/>
+              <w:bottom w:type="dxa" w:w="60"/>
+              <w:right w:type="dxa" w:w="160"/>
+            </w:tcMar>
+          </w:tcPr>
+          <w:p>
+            <w:pPr>
+              <w:spacing w:after="20" w:before="20"/>
+            </w:pPr>
+            <w:r>
+              <w:rPr>
+                <w:rFonts w:ascii="Courier New" w:cs="Courier New" w:eastAsia="Courier New" w:hAnsi="Courier New"/>
+                <w:color w:val="000074"/>
+                <w:sz w:val="18"/>
+                <w:szCs w:val="18"/>
+              </w:rPr>
+              <w:t xml:space="preserve">sudo docker compose --profile dev logs es01-dev | tail -20</w:t>
             </w:r>
           </w:p>
         </w:tc>
@@ -9755,7 +10861,7 @@
                 <w:sz w:val="18"/>
                 <w:szCs w:val="18"/>
               </w:rPr>
-              <w:t xml:space="preserve"># Solution 1 : augmenter la RAM de la VM (VirtualBox → Système → 12 GB)</w:t>
+              <w:t xml:space="preserve"># Solution 1 : augmenter la RAM de la VM (VirtualBox → Système → 12 Go)</w:t>
             </w:r>
           </w:p>
         </w:tc>
@@ -9887,7 +10993,7 @@
                 <w:sz w:val="18"/>
                 <w:szCs w:val="18"/>
               </w:rPr>
-              <w:t xml:space="preserve">docker compose up -d es01</w:t>
+              <w:t xml:space="preserve">sudo docker compose --profile dev up -d es01-dev</w:t>
             </w:r>
           </w:p>
         </w:tc>
@@ -9915,7 +11021,7 @@
           <w:sz w:val="26"/>
           <w:szCs w:val="26"/>
         </w:rPr>
-        <w:t xml:space="preserve">9.2 Erreur vm.max_map_count</w:t>
+        <w:t xml:space="preserve">9.2 Erreur "cluster.initial_master_nodes is not allowed"</w:t>
       </w:r>
     </w:p>
     <w:tbl>
@@ -9961,106 +11067,271 @@
                 <w:sz w:val="18"/>
                 <w:szCs w:val="18"/>
               </w:rPr>
-              <w:t xml:space="preserve"># Symptôme : « max virtual memory areas vm.max_map_count [65530] is too low »</w:t>
-            </w:r>
-          </w:p>
-        </w:tc>
-      </w:tr>
-      <w:tr>
-        <w:tc>
-          <w:tcPr>
-            <w:tcBorders>
-              <w:top w:val="none" w:color="FFFFFF" w:sz="0"/>
-              <w:left w:val="none" w:color="FFFFFF" w:sz="0"/>
-              <w:bottom w:val="none" w:color="FFFFFF" w:sz="0"/>
-              <w:right w:val="none" w:color="FFFFFF" w:sz="0"/>
-            </w:tcBorders>
-            <w:shd w:fill="F0F0F0" w:val="clear"/>
-            <w:tcMar>
-              <w:top w:type="dxa" w:w="60"/>
-              <w:left w:type="dxa" w:w="160"/>
-              <w:bottom w:type="dxa" w:w="60"/>
-              <w:right w:type="dxa" w:w="160"/>
-            </w:tcMar>
-          </w:tcPr>
-          <w:p>
-            <w:pPr>
-              <w:spacing w:after="20" w:before="20"/>
-            </w:pPr>
-            <w:r>
-              <w:rPr>
-                <w:rFonts w:ascii="Courier New" w:cs="Courier New" w:eastAsia="Courier New" w:hAnsi="Courier New"/>
-                <w:color w:val="000074"/>
-                <w:sz w:val="18"/>
-                <w:szCs w:val="18"/>
-              </w:rPr>
-              <w:t xml:space="preserve"># Solution :</w:t>
-            </w:r>
-          </w:p>
-        </w:tc>
-      </w:tr>
-      <w:tr>
-        <w:tc>
-          <w:tcPr>
-            <w:tcBorders>
-              <w:top w:val="none" w:color="FFFFFF" w:sz="0"/>
-              <w:left w:val="none" w:color="FFFFFF" w:sz="0"/>
-              <w:bottom w:val="none" w:color="FFFFFF" w:sz="0"/>
-              <w:right w:val="none" w:color="FFFFFF" w:sz="0"/>
-            </w:tcBorders>
-            <w:shd w:fill="F0F0F0" w:val="clear"/>
-            <w:tcMar>
-              <w:top w:type="dxa" w:w="60"/>
-              <w:left w:type="dxa" w:w="160"/>
-              <w:bottom w:type="dxa" w:w="60"/>
-              <w:right w:type="dxa" w:w="160"/>
-            </w:tcMar>
-          </w:tcPr>
-          <w:p>
-            <w:pPr>
-              <w:spacing w:after="20" w:before="20"/>
-            </w:pPr>
-            <w:r>
-              <w:rPr>
-                <w:rFonts w:ascii="Courier New" w:cs="Courier New" w:eastAsia="Courier New" w:hAnsi="Courier New"/>
-                <w:color w:val="000074"/>
-                <w:sz w:val="18"/>
-                <w:szCs w:val="18"/>
-              </w:rPr>
-              <w:t xml:space="preserve">sudo sysctl -w vm.max_map_count=262144</w:t>
-            </w:r>
-          </w:p>
-        </w:tc>
-      </w:tr>
-      <w:tr>
-        <w:tc>
-          <w:tcPr>
-            <w:tcBorders>
-              <w:top w:val="none" w:color="FFFFFF" w:sz="0"/>
-              <w:left w:val="none" w:color="FFFFFF" w:sz="0"/>
-              <w:bottom w:val="none" w:color="FFFFFF" w:sz="0"/>
-              <w:right w:val="none" w:color="FFFFFF" w:sz="0"/>
-            </w:tcBorders>
-            <w:shd w:fill="F0F0F0" w:val="clear"/>
-            <w:tcMar>
-              <w:top w:type="dxa" w:w="60"/>
-              <w:left w:type="dxa" w:w="160"/>
-              <w:bottom w:type="dxa" w:w="60"/>
-              <w:right w:type="dxa" w:w="160"/>
-            </w:tcMar>
-          </w:tcPr>
-          <w:p>
-            <w:pPr>
-              <w:spacing w:after="20" w:before="20"/>
-            </w:pPr>
-            <w:r>
-              <w:rPr>
-                <w:rFonts w:ascii="Courier New" w:cs="Courier New" w:eastAsia="Courier New" w:hAnsi="Courier New"/>
-                <w:color w:val="000074"/>
-                <w:sz w:val="18"/>
-                <w:szCs w:val="18"/>
-              </w:rPr>
-              <w:t xml:space="preserve">docker compose restart es01</w:t>
+              <w:t xml:space="preserve"># Symptôme : ES refuse de démarrer avec cette erreur en mode dev</w:t>
+            </w:r>
+          </w:p>
+        </w:tc>
+      </w:tr>
+      <w:tr>
+        <w:tc>
+          <w:tcPr>
+            <w:tcBorders>
+              <w:top w:val="none" w:color="FFFFFF" w:sz="0"/>
+              <w:left w:val="none" w:color="FFFFFF" w:sz="0"/>
+              <w:bottom w:val="none" w:color="FFFFFF" w:sz="0"/>
+              <w:right w:val="none" w:color="FFFFFF" w:sz="0"/>
+            </w:tcBorders>
+            <w:shd w:fill="F0F0F0" w:val="clear"/>
+            <w:tcMar>
+              <w:top w:type="dxa" w:w="60"/>
+              <w:left w:type="dxa" w:w="160"/>
+              <w:bottom w:type="dxa" w:w="60"/>
+              <w:right w:type="dxa" w:w="160"/>
+            </w:tcMar>
+          </w:tcPr>
+          <w:p>
+            <w:pPr>
+              <w:spacing w:after="20" w:before="20"/>
+            </w:pPr>
+            <w:r>
+              <w:rPr>
+                <w:rFonts w:ascii="Courier New" w:cs="Courier New" w:eastAsia="Courier New" w:hAnsi="Courier New"/>
+                <w:color w:val="000074"/>
+                <w:sz w:val="18"/>
+                <w:szCs w:val="18"/>
+              </w:rPr>
+              <w:t xml:space="preserve"># Cause : cluster.initial_master_nodes et discovery.type=single-node</w:t>
+            </w:r>
+          </w:p>
+        </w:tc>
+      </w:tr>
+      <w:tr>
+        <w:tc>
+          <w:tcPr>
+            <w:tcBorders>
+              <w:top w:val="none" w:color="FFFFFF" w:sz="0"/>
+              <w:left w:val="none" w:color="FFFFFF" w:sz="0"/>
+              <w:bottom w:val="none" w:color="FFFFFF" w:sz="0"/>
+              <w:right w:val="none" w:color="FFFFFF" w:sz="0"/>
+            </w:tcBorders>
+            <w:shd w:fill="F0F0F0" w:val="clear"/>
+            <w:tcMar>
+              <w:top w:type="dxa" w:w="60"/>
+              <w:left w:type="dxa" w:w="160"/>
+              <w:bottom w:type="dxa" w:w="60"/>
+              <w:right w:type="dxa" w:w="160"/>
+            </w:tcMar>
+          </w:tcPr>
+          <w:p>
+            <w:pPr>
+              <w:spacing w:after="20" w:before="20"/>
+            </w:pPr>
+            <w:r>
+              <w:rPr>
+                <w:rFonts w:ascii="Courier New" w:cs="Courier New" w:eastAsia="Courier New" w:hAnsi="Courier New"/>
+                <w:color w:val="000074"/>
+                <w:sz w:val="18"/>
+                <w:szCs w:val="18"/>
+              </w:rPr>
+              <w:t xml:space="preserve"># sont mutuellement exclusifs en ES 9.x</w:t>
+            </w:r>
+          </w:p>
+        </w:tc>
+      </w:tr>
+      <w:tr>
+        <w:tc>
+          <w:tcPr>
+            <w:tcBorders>
+              <w:top w:val="none" w:color="FFFFFF" w:sz="0"/>
+              <w:left w:val="none" w:color="FFFFFF" w:sz="0"/>
+              <w:bottom w:val="none" w:color="FFFFFF" w:sz="0"/>
+              <w:right w:val="none" w:color="FFFFFF" w:sz="0"/>
+            </w:tcBorders>
+            <w:shd w:fill="F0F0F0" w:val="clear"/>
+            <w:tcMar>
+              <w:top w:type="dxa" w:w="60"/>
+              <w:left w:type="dxa" w:w="160"/>
+              <w:bottom w:type="dxa" w:w="60"/>
+              <w:right w:type="dxa" w:w="160"/>
+            </w:tcMar>
+          </w:tcPr>
+          <w:p>
+            <w:pPr>
+              <w:spacing w:after="20" w:before="20"/>
+            </w:pPr>
+            <w:r>
+              <w:rPr>
+                <w:rFonts w:ascii="Courier New" w:cs="Courier New" w:eastAsia="Courier New" w:hAnsi="Courier New"/>
+                <w:color w:val="000074"/>
+                <w:sz w:val="18"/>
+                <w:szCs w:val="18"/>
+              </w:rPr>
+              <w:t xml:space="preserve"> </w:t>
+            </w:r>
+          </w:p>
+        </w:tc>
+      </w:tr>
+      <w:tr>
+        <w:tc>
+          <w:tcPr>
+            <w:tcBorders>
+              <w:top w:val="none" w:color="FFFFFF" w:sz="0"/>
+              <w:left w:val="none" w:color="FFFFFF" w:sz="0"/>
+              <w:bottom w:val="none" w:color="FFFFFF" w:sz="0"/>
+              <w:right w:val="none" w:color="FFFFFF" w:sz="0"/>
+            </w:tcBorders>
+            <w:shd w:fill="F0F0F0" w:val="clear"/>
+            <w:tcMar>
+              <w:top w:type="dxa" w:w="60"/>
+              <w:left w:type="dxa" w:w="160"/>
+              <w:bottom w:type="dxa" w:w="60"/>
+              <w:right w:type="dxa" w:w="160"/>
+            </w:tcMar>
+          </w:tcPr>
+          <w:p>
+            <w:pPr>
+              <w:spacing w:after="20" w:before="20"/>
+            </w:pPr>
+            <w:r>
+              <w:rPr>
+                <w:rFonts w:ascii="Courier New" w:cs="Courier New" w:eastAsia="Courier New" w:hAnsi="Courier New"/>
+                <w:color w:val="000074"/>
+                <w:sz w:val="18"/>
+                <w:szCs w:val="18"/>
+              </w:rPr>
+              <w:t xml:space="preserve"># Solution : docker-compose.yml sépare déjà es01-dev (dev, sans</w:t>
+            </w:r>
+          </w:p>
+        </w:tc>
+      </w:tr>
+      <w:tr>
+        <w:tc>
+          <w:tcPr>
+            <w:tcBorders>
+              <w:top w:val="none" w:color="FFFFFF" w:sz="0"/>
+              <w:left w:val="none" w:color="FFFFFF" w:sz="0"/>
+              <w:bottom w:val="none" w:color="FFFFFF" w:sz="0"/>
+              <w:right w:val="none" w:color="FFFFFF" w:sz="0"/>
+            </w:tcBorders>
+            <w:shd w:fill="F0F0F0" w:val="clear"/>
+            <w:tcMar>
+              <w:top w:type="dxa" w:w="60"/>
+              <w:left w:type="dxa" w:w="160"/>
+              <w:bottom w:type="dxa" w:w="60"/>
+              <w:right w:type="dxa" w:w="160"/>
+            </w:tcMar>
+          </w:tcPr>
+          <w:p>
+            <w:pPr>
+              <w:spacing w:after="20" w:before="20"/>
+            </w:pPr>
+            <w:r>
+              <w:rPr>
+                <w:rFonts w:ascii="Courier New" w:cs="Courier New" w:eastAsia="Courier New" w:hAnsi="Courier New"/>
+                <w:color w:val="000074"/>
+                <w:sz w:val="18"/>
+                <w:szCs w:val="18"/>
+              </w:rPr>
+              <w:t xml:space="preserve"># cette variable) de es01/es02/es03 (production, avec la variable).</w:t>
+            </w:r>
+          </w:p>
+        </w:tc>
+      </w:tr>
+      <w:tr>
+        <w:tc>
+          <w:tcPr>
+            <w:tcBorders>
+              <w:top w:val="none" w:color="FFFFFF" w:sz="0"/>
+              <w:left w:val="none" w:color="FFFFFF" w:sz="0"/>
+              <w:bottom w:val="none" w:color="FFFFFF" w:sz="0"/>
+              <w:right w:val="none" w:color="FFFFFF" w:sz="0"/>
+            </w:tcBorders>
+            <w:shd w:fill="F0F0F0" w:val="clear"/>
+            <w:tcMar>
+              <w:top w:type="dxa" w:w="60"/>
+              <w:left w:type="dxa" w:w="160"/>
+              <w:bottom w:type="dxa" w:w="60"/>
+              <w:right w:type="dxa" w:w="160"/>
+            </w:tcMar>
+          </w:tcPr>
+          <w:p>
+            <w:pPr>
+              <w:spacing w:after="20" w:before="20"/>
+            </w:pPr>
+            <w:r>
+              <w:rPr>
+                <w:rFonts w:ascii="Courier New" w:cs="Courier New" w:eastAsia="Courier New" w:hAnsi="Courier New"/>
+                <w:color w:val="000074"/>
+                <w:sz w:val="18"/>
+                <w:szCs w:val="18"/>
+              </w:rPr>
+              <w:t xml:space="preserve"># Vérifier que la bonne commande est utilisée :</w:t>
+            </w:r>
+          </w:p>
+        </w:tc>
+      </w:tr>
+      <w:tr>
+        <w:tc>
+          <w:tcPr>
+            <w:tcBorders>
+              <w:top w:val="none" w:color="FFFFFF" w:sz="0"/>
+              <w:left w:val="none" w:color="FFFFFF" w:sz="0"/>
+              <w:bottom w:val="none" w:color="FFFFFF" w:sz="0"/>
+              <w:right w:val="none" w:color="FFFFFF" w:sz="0"/>
+            </w:tcBorders>
+            <w:shd w:fill="F0F0F0" w:val="clear"/>
+            <w:tcMar>
+              <w:top w:type="dxa" w:w="60"/>
+              <w:left w:type="dxa" w:w="160"/>
+              <w:bottom w:type="dxa" w:w="60"/>
+              <w:right w:type="dxa" w:w="160"/>
+            </w:tcMar>
+          </w:tcPr>
+          <w:p>
+            <w:pPr>
+              <w:spacing w:after="20" w:before="20"/>
+            </w:pPr>
+            <w:r>
+              <w:rPr>
+                <w:rFonts w:ascii="Courier New" w:cs="Courier New" w:eastAsia="Courier New" w:hAnsi="Courier New"/>
+                <w:color w:val="000074"/>
+                <w:sz w:val="18"/>
+                <w:szCs w:val="18"/>
+              </w:rPr>
+              <w:t xml:space="preserve">sudo ./manage.sh start        # → profil dev → es01-dev</w:t>
+            </w:r>
+          </w:p>
+        </w:tc>
+      </w:tr>
+      <w:tr>
+        <w:tc>
+          <w:tcPr>
+            <w:tcBorders>
+              <w:top w:val="none" w:color="FFFFFF" w:sz="0"/>
+              <w:left w:val="none" w:color="FFFFFF" w:sz="0"/>
+              <w:bottom w:val="none" w:color="FFFFFF" w:sz="0"/>
+              <w:right w:val="none" w:color="FFFFFF" w:sz="0"/>
+            </w:tcBorders>
+            <w:shd w:fill="F0F0F0" w:val="clear"/>
+            <w:tcMar>
+              <w:top w:type="dxa" w:w="60"/>
+              <w:left w:type="dxa" w:w="160"/>
+              <w:bottom w:type="dxa" w:w="60"/>
+              <w:right w:type="dxa" w:w="160"/>
+            </w:tcMar>
+          </w:tcPr>
+          <w:p>
+            <w:pPr>
+              <w:spacing w:after="20" w:before="20"/>
+            </w:pPr>
+            <w:r>
+              <w:rPr>
+                <w:rFonts w:ascii="Courier New" w:cs="Courier New" w:eastAsia="Courier New" w:hAnsi="Courier New"/>
+                <w:color w:val="000074"/>
+                <w:sz w:val="18"/>
+                <w:szCs w:val="18"/>
+              </w:rPr>
+              <w:t xml:space="preserve">sudo ./manage.sh start-prod   # → profil production → es01/02/03</w:t>
             </w:r>
           </w:p>
         </w:tc>
@@ -10088,7 +11359,7 @@
           <w:sz w:val="26"/>
           <w:szCs w:val="26"/>
         </w:rPr>
-        <w:t xml:space="preserve">9.3 Tika ne répond pas</w:t>
+        <w:t xml:space="preserve">9.3 Erreur vm.max_map_count</w:t>
       </w:r>
     </w:p>
     <w:tbl>
@@ -10134,172 +11405,73 @@
                 <w:sz w:val="18"/>
                 <w:szCs w:val="18"/>
               </w:rPr>
-              <w:t xml:space="preserve"># Vérifier que Java 17 est bien utilisé dans le conteneur</w:t>
-            </w:r>
-          </w:p>
-        </w:tc>
-      </w:tr>
-      <w:tr>
-        <w:tc>
-          <w:tcPr>
-            <w:tcBorders>
-              <w:top w:val="none" w:color="FFFFFF" w:sz="0"/>
-              <w:left w:val="none" w:color="FFFFFF" w:sz="0"/>
-              <w:bottom w:val="none" w:color="FFFFFF" w:sz="0"/>
-              <w:right w:val="none" w:color="FFFFFF" w:sz="0"/>
-            </w:tcBorders>
-            <w:shd w:fill="F0F0F0" w:val="clear"/>
-            <w:tcMar>
-              <w:top w:type="dxa" w:w="60"/>
-              <w:left w:type="dxa" w:w="160"/>
-              <w:bottom w:type="dxa" w:w="60"/>
-              <w:right w:type="dxa" w:w="160"/>
-            </w:tcMar>
-          </w:tcPr>
-          <w:p>
-            <w:pPr>
-              <w:spacing w:after="20" w:before="20"/>
-            </w:pPr>
-            <w:r>
-              <w:rPr>
-                <w:rFonts w:ascii="Courier New" w:cs="Courier New" w:eastAsia="Courier New" w:hAnsi="Courier New"/>
-                <w:color w:val="000074"/>
-                <w:sz w:val="18"/>
-                <w:szCs w:val="18"/>
-              </w:rPr>
-              <w:t xml:space="preserve">docker compose exec tika1 java -version</w:t>
-            </w:r>
-          </w:p>
-        </w:tc>
-      </w:tr>
-      <w:tr>
-        <w:tc>
-          <w:tcPr>
-            <w:tcBorders>
-              <w:top w:val="none" w:color="FFFFFF" w:sz="0"/>
-              <w:left w:val="none" w:color="FFFFFF" w:sz="0"/>
-              <w:bottom w:val="none" w:color="FFFFFF" w:sz="0"/>
-              <w:right w:val="none" w:color="FFFFFF" w:sz="0"/>
-            </w:tcBorders>
-            <w:shd w:fill="F0F0F0" w:val="clear"/>
-            <w:tcMar>
-              <w:top w:type="dxa" w:w="60"/>
-              <w:left w:type="dxa" w:w="160"/>
-              <w:bottom w:type="dxa" w:w="60"/>
-              <w:right w:type="dxa" w:w="160"/>
-            </w:tcMar>
-          </w:tcPr>
-          <w:p>
-            <w:pPr>
-              <w:spacing w:after="20" w:before="20"/>
-            </w:pPr>
-            <w:r>
-              <w:rPr>
-                <w:rFonts w:ascii="Courier New" w:cs="Courier New" w:eastAsia="Courier New" w:hAnsi="Courier New"/>
-                <w:color w:val="000074"/>
-                <w:sz w:val="18"/>
-                <w:szCs w:val="18"/>
-              </w:rPr>
-              <w:t xml:space="preserve"># → openjdk version "17.x.x"</w:t>
-            </w:r>
-          </w:p>
-        </w:tc>
-      </w:tr>
-      <w:tr>
-        <w:tc>
-          <w:tcPr>
-            <w:tcBorders>
-              <w:top w:val="none" w:color="FFFFFF" w:sz="0"/>
-              <w:left w:val="none" w:color="FFFFFF" w:sz="0"/>
-              <w:bottom w:val="none" w:color="FFFFFF" w:sz="0"/>
-              <w:right w:val="none" w:color="FFFFFF" w:sz="0"/>
-            </w:tcBorders>
-            <w:shd w:fill="F0F0F0" w:val="clear"/>
-            <w:tcMar>
-              <w:top w:type="dxa" w:w="60"/>
-              <w:left w:type="dxa" w:w="160"/>
-              <w:bottom w:type="dxa" w:w="60"/>
-              <w:right w:type="dxa" w:w="160"/>
-            </w:tcMar>
-          </w:tcPr>
-          <w:p>
-            <w:pPr>
-              <w:spacing w:after="20" w:before="20"/>
-            </w:pPr>
-            <w:r>
-              <w:rPr>
-                <w:rFonts w:ascii="Courier New" w:cs="Courier New" w:eastAsia="Courier New" w:hAnsi="Courier New"/>
-                <w:color w:val="000074"/>
-                <w:sz w:val="18"/>
-                <w:szCs w:val="18"/>
-              </w:rPr>
-              <w:t xml:space="preserve"> </w:t>
-            </w:r>
-          </w:p>
-        </w:tc>
-      </w:tr>
-      <w:tr>
-        <w:tc>
-          <w:tcPr>
-            <w:tcBorders>
-              <w:top w:val="none" w:color="FFFFFF" w:sz="0"/>
-              <w:left w:val="none" w:color="FFFFFF" w:sz="0"/>
-              <w:bottom w:val="none" w:color="FFFFFF" w:sz="0"/>
-              <w:right w:val="none" w:color="FFFFFF" w:sz="0"/>
-            </w:tcBorders>
-            <w:shd w:fill="F0F0F0" w:val="clear"/>
-            <w:tcMar>
-              <w:top w:type="dxa" w:w="60"/>
-              <w:left w:type="dxa" w:w="160"/>
-              <w:bottom w:type="dxa" w:w="60"/>
-              <w:right w:type="dxa" w:w="160"/>
-            </w:tcMar>
-          </w:tcPr>
-          <w:p>
-            <w:pPr>
-              <w:spacing w:after="20" w:before="20"/>
-            </w:pPr>
-            <w:r>
-              <w:rPr>
-                <w:rFonts w:ascii="Courier New" w:cs="Courier New" w:eastAsia="Courier New" w:hAnsi="Courier New"/>
-                <w:color w:val="000074"/>
-                <w:sz w:val="18"/>
-                <w:szCs w:val="18"/>
-              </w:rPr>
-              <w:t xml:space="preserve"># Redémarrer Tika</w:t>
-            </w:r>
-          </w:p>
-        </w:tc>
-      </w:tr>
-      <w:tr>
-        <w:tc>
-          <w:tcPr>
-            <w:tcBorders>
-              <w:top w:val="none" w:color="FFFFFF" w:sz="0"/>
-              <w:left w:val="none" w:color="FFFFFF" w:sz="0"/>
-              <w:bottom w:val="none" w:color="FFFFFF" w:sz="0"/>
-              <w:right w:val="none" w:color="FFFFFF" w:sz="0"/>
-            </w:tcBorders>
-            <w:shd w:fill="F0F0F0" w:val="clear"/>
-            <w:tcMar>
-              <w:top w:type="dxa" w:w="60"/>
-              <w:left w:type="dxa" w:w="160"/>
-              <w:bottom w:type="dxa" w:w="60"/>
-              <w:right w:type="dxa" w:w="160"/>
-            </w:tcMar>
-          </w:tcPr>
-          <w:p>
-            <w:pPr>
-              <w:spacing w:after="20" w:before="20"/>
-            </w:pPr>
-            <w:r>
-              <w:rPr>
-                <w:rFonts w:ascii="Courier New" w:cs="Courier New" w:eastAsia="Courier New" w:hAnsi="Courier New"/>
-                <w:color w:val="000074"/>
-                <w:sz w:val="18"/>
-                <w:szCs w:val="18"/>
-              </w:rPr>
-              <w:t xml:space="preserve">docker compose restart tika1 tika2 tika3 tika4</w:t>
+              <w:t xml:space="preserve"># Symptôme : « max virtual memory areas vm.max_map_count [65530] is too low »</w:t>
+            </w:r>
+          </w:p>
+        </w:tc>
+      </w:tr>
+      <w:tr>
+        <w:tc>
+          <w:tcPr>
+            <w:tcBorders>
+              <w:top w:val="none" w:color="FFFFFF" w:sz="0"/>
+              <w:left w:val="none" w:color="FFFFFF" w:sz="0"/>
+              <w:bottom w:val="none" w:color="FFFFFF" w:sz="0"/>
+              <w:right w:val="none" w:color="FFFFFF" w:sz="0"/>
+            </w:tcBorders>
+            <w:shd w:fill="F0F0F0" w:val="clear"/>
+            <w:tcMar>
+              <w:top w:type="dxa" w:w="60"/>
+              <w:left w:type="dxa" w:w="160"/>
+              <w:bottom w:type="dxa" w:w="60"/>
+              <w:right w:type="dxa" w:w="160"/>
+            </w:tcMar>
+          </w:tcPr>
+          <w:p>
+            <w:pPr>
+              <w:spacing w:after="20" w:before="20"/>
+            </w:pPr>
+            <w:r>
+              <w:rPr>
+                <w:rFonts w:ascii="Courier New" w:cs="Courier New" w:eastAsia="Courier New" w:hAnsi="Courier New"/>
+                <w:color w:val="000074"/>
+                <w:sz w:val="18"/>
+                <w:szCs w:val="18"/>
+              </w:rPr>
+              <w:t xml:space="preserve">sudo sysctl -w vm.max_map_count=262144</w:t>
+            </w:r>
+          </w:p>
+        </w:tc>
+      </w:tr>
+      <w:tr>
+        <w:tc>
+          <w:tcPr>
+            <w:tcBorders>
+              <w:top w:val="none" w:color="FFFFFF" w:sz="0"/>
+              <w:left w:val="none" w:color="FFFFFF" w:sz="0"/>
+              <w:bottom w:val="none" w:color="FFFFFF" w:sz="0"/>
+              <w:right w:val="none" w:color="FFFFFF" w:sz="0"/>
+            </w:tcBorders>
+            <w:shd w:fill="F0F0F0" w:val="clear"/>
+            <w:tcMar>
+              <w:top w:type="dxa" w:w="60"/>
+              <w:left w:type="dxa" w:w="160"/>
+              <w:bottom w:type="dxa" w:w="60"/>
+              <w:right w:type="dxa" w:w="160"/>
+            </w:tcMar>
+          </w:tcPr>
+          <w:p>
+            <w:pPr>
+              <w:spacing w:after="20" w:before="20"/>
+            </w:pPr>
+            <w:r>
+              <w:rPr>
+                <w:rFonts w:ascii="Courier New" w:cs="Courier New" w:eastAsia="Courier New" w:hAnsi="Courier New"/>
+                <w:color w:val="000074"/>
+                <w:sz w:val="18"/>
+                <w:szCs w:val="18"/>
+              </w:rPr>
+              <w:t xml:space="preserve">sudo docker compose --profile dev restart es01-dev</w:t>
             </w:r>
           </w:p>
         </w:tc>
@@ -10327,7 +11499,7 @@
           <w:sz w:val="26"/>
           <w:szCs w:val="26"/>
         </w:rPr>
-        <w:t xml:space="preserve">9.4 Les ACL ne sont pas indexées</w:t>
+        <w:t xml:space="preserve">9.4 "Permission denied" sur /documents</w:t>
       </w:r>
     </w:p>
     <w:tbl>
@@ -10373,40 +11545,40 @@
                 <w:sz w:val="18"/>
                 <w:szCs w:val="18"/>
               </w:rPr>
-              <w:t xml:space="preserve"># Vérifier les permissions du dossier documents</w:t>
-            </w:r>
-          </w:p>
-        </w:tc>
-      </w:tr>
-      <w:tr>
-        <w:tc>
-          <w:tcPr>
-            <w:tcBorders>
-              <w:top w:val="none" w:color="FFFFFF" w:sz="0"/>
-              <w:left w:val="none" w:color="FFFFFF" w:sz="0"/>
-              <w:bottom w:val="none" w:color="FFFFFF" w:sz="0"/>
-              <w:right w:val="none" w:color="FFFFFF" w:sz="0"/>
-            </w:tcBorders>
-            <w:shd w:fill="F0F0F0" w:val="clear"/>
-            <w:tcMar>
-              <w:top w:type="dxa" w:w="60"/>
-              <w:left w:type="dxa" w:w="160"/>
-              <w:bottom w:type="dxa" w:w="60"/>
-              <w:right w:type="dxa" w:w="160"/>
-            </w:tcMar>
-          </w:tcPr>
-          <w:p>
-            <w:pPr>
-              <w:spacing w:after="20" w:before="20"/>
-            </w:pPr>
-            <w:r>
-              <w:rPr>
-                <w:rFonts w:ascii="Courier New" w:cs="Courier New" w:eastAsia="Courier New" w:hAnsi="Courier New"/>
-                <w:color w:val="000074"/>
-                <w:sz w:val="18"/>
-                <w:szCs w:val="18"/>
-              </w:rPr>
-              <w:t xml:space="preserve">ls -la ~/documents/</w:t>
+              <w:t xml:space="preserve"># Symptôme : ls: cannot open directory '/documents': Permission denied</w:t>
+            </w:r>
+          </w:p>
+        </w:tc>
+      </w:tr>
+      <w:tr>
+        <w:tc>
+          <w:tcPr>
+            <w:tcBorders>
+              <w:top w:val="none" w:color="FFFFFF" w:sz="0"/>
+              <w:left w:val="none" w:color="FFFFFF" w:sz="0"/>
+              <w:bottom w:val="none" w:color="FFFFFF" w:sz="0"/>
+              <w:right w:val="none" w:color="FFFFFF" w:sz="0"/>
+            </w:tcBorders>
+            <w:shd w:fill="F0F0F0" w:val="clear"/>
+            <w:tcMar>
+              <w:top w:type="dxa" w:w="60"/>
+              <w:left w:type="dxa" w:w="160"/>
+              <w:bottom w:type="dxa" w:w="60"/>
+              <w:right w:type="dxa" w:w="160"/>
+            </w:tcMar>
+          </w:tcPr>
+          <w:p>
+            <w:pPr>
+              <w:spacing w:after="20" w:before="20"/>
+            </w:pPr>
+            <w:r>
+              <w:rPr>
+                <w:rFonts w:ascii="Courier New" w:cs="Courier New" w:eastAsia="Courier New" w:hAnsi="Courier New"/>
+                <w:color w:val="000074"/>
+                <w:sz w:val="18"/>
+                <w:szCs w:val="18"/>
+              </w:rPr>
+              <w:t xml:space="preserve"># dans un conteneur (worker, watcher, indexer-init, api)</w:t>
             </w:r>
           </w:p>
         </w:tc>
@@ -10472,40 +11644,40 @@
                 <w:sz w:val="18"/>
                 <w:szCs w:val="18"/>
               </w:rPr>
-              <w:t xml:space="preserve"># Vérifier que getfacl est installé dans le conteneur</w:t>
-            </w:r>
-          </w:p>
-        </w:tc>
-      </w:tr>
-      <w:tr>
-        <w:tc>
-          <w:tcPr>
-            <w:tcBorders>
-              <w:top w:val="none" w:color="FFFFFF" w:sz="0"/>
-              <w:left w:val="none" w:color="FFFFFF" w:sz="0"/>
-              <w:bottom w:val="none" w:color="FFFFFF" w:sz="0"/>
-              <w:right w:val="none" w:color="FFFFFF" w:sz="0"/>
-            </w:tcBorders>
-            <w:shd w:fill="F0F0F0" w:val="clear"/>
-            <w:tcMar>
-              <w:top w:type="dxa" w:w="60"/>
-              <w:left w:type="dxa" w:w="160"/>
-              <w:bottom w:type="dxa" w:w="60"/>
-              <w:right w:type="dxa" w:w="160"/>
-            </w:tcMar>
-          </w:tcPr>
-          <w:p>
-            <w:pPr>
-              <w:spacing w:after="20" w:before="20"/>
-            </w:pPr>
-            <w:r>
-              <w:rPr>
-                <w:rFonts w:ascii="Courier New" w:cs="Courier New" w:eastAsia="Courier New" w:hAnsi="Courier New"/>
-                <w:color w:val="000074"/>
-                <w:sz w:val="18"/>
-                <w:szCs w:val="18"/>
-              </w:rPr>
-              <w:t xml:space="preserve">docker compose exec worker getfacl --version</w:t>
+              <w:t xml:space="preserve"># Trouver l'UID propriétaire réel de /documents</w:t>
+            </w:r>
+          </w:p>
+        </w:tc>
+      </w:tr>
+      <w:tr>
+        <w:tc>
+          <w:tcPr>
+            <w:tcBorders>
+              <w:top w:val="none" w:color="FFFFFF" w:sz="0"/>
+              <w:left w:val="none" w:color="FFFFFF" w:sz="0"/>
+              <w:bottom w:val="none" w:color="FFFFFF" w:sz="0"/>
+              <w:right w:val="none" w:color="FFFFFF" w:sz="0"/>
+            </w:tcBorders>
+            <w:shd w:fill="F0F0F0" w:val="clear"/>
+            <w:tcMar>
+              <w:top w:type="dxa" w:w="60"/>
+              <w:left w:type="dxa" w:w="160"/>
+              <w:bottom w:type="dxa" w:w="60"/>
+              <w:right w:type="dxa" w:w="160"/>
+            </w:tcMar>
+          </w:tcPr>
+          <w:p>
+            <w:pPr>
+              <w:spacing w:after="20" w:before="20"/>
+            </w:pPr>
+            <w:r>
+              <w:rPr>
+                <w:rFonts w:ascii="Courier New" w:cs="Courier New" w:eastAsia="Courier New" w:hAnsi="Courier New"/>
+                <w:color w:val="000074"/>
+                <w:sz w:val="18"/>
+                <w:szCs w:val="18"/>
+              </w:rPr>
+              <w:t xml:space="preserve">id -u</w:t>
             </w:r>
           </w:p>
         </w:tc>
@@ -10571,73 +11743,172 @@
                 <w:sz w:val="18"/>
                 <w:szCs w:val="18"/>
               </w:rPr>
-              <w:t xml:space="preserve"># Tester l'extraction ACL manuellement</w:t>
-            </w:r>
-          </w:p>
-        </w:tc>
-      </w:tr>
-      <w:tr>
-        <w:tc>
-          <w:tcPr>
-            <w:tcBorders>
-              <w:top w:val="none" w:color="FFFFFF" w:sz="0"/>
-              <w:left w:val="none" w:color="FFFFFF" w:sz="0"/>
-              <w:bottom w:val="none" w:color="FFFFFF" w:sz="0"/>
-              <w:right w:val="none" w:color="FFFFFF" w:sz="0"/>
-            </w:tcBorders>
-            <w:shd w:fill="F0F0F0" w:val="clear"/>
-            <w:tcMar>
-              <w:top w:type="dxa" w:w="60"/>
-              <w:left w:type="dxa" w:w="160"/>
-              <w:bottom w:type="dxa" w:w="60"/>
-              <w:right w:type="dxa" w:w="160"/>
-            </w:tcMar>
-          </w:tcPr>
-          <w:p>
-            <w:pPr>
-              <w:spacing w:after="20" w:before="20"/>
-            </w:pPr>
-            <w:r>
-              <w:rPr>
-                <w:rFonts w:ascii="Courier New" w:cs="Courier New" w:eastAsia="Courier New" w:hAnsi="Courier New"/>
-                <w:color w:val="000074"/>
-                <w:sz w:val="18"/>
-                <w:szCs w:val="18"/>
-              </w:rPr>
-              <w:t xml:space="preserve">docker compose exec worker python3 -c \</w:t>
-            </w:r>
-          </w:p>
-        </w:tc>
-      </w:tr>
-      <w:tr>
-        <w:tc>
-          <w:tcPr>
-            <w:tcBorders>
-              <w:top w:val="none" w:color="FFFFFF" w:sz="0"/>
-              <w:left w:val="none" w:color="FFFFFF" w:sz="0"/>
-              <w:bottom w:val="none" w:color="FFFFFF" w:sz="0"/>
-              <w:right w:val="none" w:color="FFFFFF" w:sz="0"/>
-            </w:tcBorders>
-            <w:shd w:fill="F0F0F0" w:val="clear"/>
-            <w:tcMar>
-              <w:top w:type="dxa" w:w="60"/>
-              <w:left w:type="dxa" w:w="160"/>
-              <w:bottom w:type="dxa" w:w="60"/>
-              <w:right w:type="dxa" w:w="160"/>
-            </w:tcMar>
-          </w:tcPr>
-          <w:p>
-            <w:pPr>
-              <w:spacing w:after="20" w:before="20"/>
-            </w:pPr>
-            <w:r>
-              <w:rPr>
-                <w:rFonts w:ascii="Courier New" w:cs="Courier New" w:eastAsia="Courier New" w:hAnsi="Courier New"/>
-                <w:color w:val="000074"/>
-                <w:sz w:val="18"/>
-                <w:szCs w:val="18"/>
-              </w:rPr>
-              <w:t xml:space="preserve">  "from acl_extractor import extract_acl; print(extract_acl('/documents/test.pdf'))"</w:t>
+              <w:t xml:space="preserve"># Reporter cette valeur dans .env</w:t>
+            </w:r>
+          </w:p>
+        </w:tc>
+      </w:tr>
+      <w:tr>
+        <w:tc>
+          <w:tcPr>
+            <w:tcBorders>
+              <w:top w:val="none" w:color="FFFFFF" w:sz="0"/>
+              <w:left w:val="none" w:color="FFFFFF" w:sz="0"/>
+              <w:bottom w:val="none" w:color="FFFFFF" w:sz="0"/>
+              <w:right w:val="none" w:color="FFFFFF" w:sz="0"/>
+            </w:tcBorders>
+            <w:shd w:fill="F0F0F0" w:val="clear"/>
+            <w:tcMar>
+              <w:top w:type="dxa" w:w="60"/>
+              <w:left w:type="dxa" w:w="160"/>
+              <w:bottom w:type="dxa" w:w="60"/>
+              <w:right w:type="dxa" w:w="160"/>
+            </w:tcMar>
+          </w:tcPr>
+          <w:p>
+            <w:pPr>
+              <w:spacing w:after="20" w:before="20"/>
+            </w:pPr>
+            <w:r>
+              <w:rPr>
+                <w:rFonts w:ascii="Courier New" w:cs="Courier New" w:eastAsia="Courier New" w:hAnsi="Courier New"/>
+                <w:color w:val="000074"/>
+                <w:sz w:val="18"/>
+                <w:szCs w:val="18"/>
+              </w:rPr>
+              <w:t xml:space="preserve">echo "DOCKER_UID=$(id -u)" &gt;&gt; .env</w:t>
+            </w:r>
+          </w:p>
+        </w:tc>
+      </w:tr>
+      <w:tr>
+        <w:tc>
+          <w:tcPr>
+            <w:tcBorders>
+              <w:top w:val="none" w:color="FFFFFF" w:sz="0"/>
+              <w:left w:val="none" w:color="FFFFFF" w:sz="0"/>
+              <w:bottom w:val="none" w:color="FFFFFF" w:sz="0"/>
+              <w:right w:val="none" w:color="FFFFFF" w:sz="0"/>
+            </w:tcBorders>
+            <w:shd w:fill="F0F0F0" w:val="clear"/>
+            <w:tcMar>
+              <w:top w:type="dxa" w:w="60"/>
+              <w:left w:type="dxa" w:w="160"/>
+              <w:bottom w:type="dxa" w:w="60"/>
+              <w:right w:type="dxa" w:w="160"/>
+            </w:tcMar>
+          </w:tcPr>
+          <w:p>
+            <w:pPr>
+              <w:spacing w:after="20" w:before="20"/>
+            </w:pPr>
+            <w:r>
+              <w:rPr>
+                <w:rFonts w:ascii="Courier New" w:cs="Courier New" w:eastAsia="Courier New" w:hAnsi="Courier New"/>
+                <w:color w:val="000074"/>
+                <w:sz w:val="18"/>
+                <w:szCs w:val="18"/>
+              </w:rPr>
+              <w:t xml:space="preserve"> </w:t>
+            </w:r>
+          </w:p>
+        </w:tc>
+      </w:tr>
+      <w:tr>
+        <w:tc>
+          <w:tcPr>
+            <w:tcBorders>
+              <w:top w:val="none" w:color="FFFFFF" w:sz="0"/>
+              <w:left w:val="none" w:color="FFFFFF" w:sz="0"/>
+              <w:bottom w:val="none" w:color="FFFFFF" w:sz="0"/>
+              <w:right w:val="none" w:color="FFFFFF" w:sz="0"/>
+            </w:tcBorders>
+            <w:shd w:fill="F0F0F0" w:val="clear"/>
+            <w:tcMar>
+              <w:top w:type="dxa" w:w="60"/>
+              <w:left w:type="dxa" w:w="160"/>
+              <w:bottom w:type="dxa" w:w="60"/>
+              <w:right w:type="dxa" w:w="160"/>
+            </w:tcMar>
+          </w:tcPr>
+          <w:p>
+            <w:pPr>
+              <w:spacing w:after="20" w:before="20"/>
+            </w:pPr>
+            <w:r>
+              <w:rPr>
+                <w:rFonts w:ascii="Courier New" w:cs="Courier New" w:eastAsia="Courier New" w:hAnsi="Courier New"/>
+                <w:color w:val="000074"/>
+                <w:sz w:val="18"/>
+                <w:szCs w:val="18"/>
+              </w:rPr>
+              <w:t xml:space="preserve"># Reconstruire les images avec le bon UID</w:t>
+            </w:r>
+          </w:p>
+        </w:tc>
+      </w:tr>
+      <w:tr>
+        <w:tc>
+          <w:tcPr>
+            <w:tcBorders>
+              <w:top w:val="none" w:color="FFFFFF" w:sz="0"/>
+              <w:left w:val="none" w:color="FFFFFF" w:sz="0"/>
+              <w:bottom w:val="none" w:color="FFFFFF" w:sz="0"/>
+              <w:right w:val="none" w:color="FFFFFF" w:sz="0"/>
+            </w:tcBorders>
+            <w:shd w:fill="F0F0F0" w:val="clear"/>
+            <w:tcMar>
+              <w:top w:type="dxa" w:w="60"/>
+              <w:left w:type="dxa" w:w="160"/>
+              <w:bottom w:type="dxa" w:w="60"/>
+              <w:right w:type="dxa" w:w="160"/>
+            </w:tcMar>
+          </w:tcPr>
+          <w:p>
+            <w:pPr>
+              <w:spacing w:after="20" w:before="20"/>
+            </w:pPr>
+            <w:r>
+              <w:rPr>
+                <w:rFonts w:ascii="Courier New" w:cs="Courier New" w:eastAsia="Courier New" w:hAnsi="Courier New"/>
+                <w:color w:val="000074"/>
+                <w:sz w:val="18"/>
+                <w:szCs w:val="18"/>
+              </w:rPr>
+              <w:t xml:space="preserve">sudo docker compose --profile dev build --no-cache</w:t>
+            </w:r>
+          </w:p>
+        </w:tc>
+      </w:tr>
+      <w:tr>
+        <w:tc>
+          <w:tcPr>
+            <w:tcBorders>
+              <w:top w:val="none" w:color="FFFFFF" w:sz="0"/>
+              <w:left w:val="none" w:color="FFFFFF" w:sz="0"/>
+              <w:bottom w:val="none" w:color="FFFFFF" w:sz="0"/>
+              <w:right w:val="none" w:color="FFFFFF" w:sz="0"/>
+            </w:tcBorders>
+            <w:shd w:fill="F0F0F0" w:val="clear"/>
+            <w:tcMar>
+              <w:top w:type="dxa" w:w="60"/>
+              <w:left w:type="dxa" w:w="160"/>
+              <w:bottom w:type="dxa" w:w="60"/>
+              <w:right w:type="dxa" w:w="160"/>
+            </w:tcMar>
+          </w:tcPr>
+          <w:p>
+            <w:pPr>
+              <w:spacing w:after="20" w:before="20"/>
+            </w:pPr>
+            <w:r>
+              <w:rPr>
+                <w:rFonts w:ascii="Courier New" w:cs="Courier New" w:eastAsia="Courier New" w:hAnsi="Courier New"/>
+                <w:color w:val="000074"/>
+                <w:sz w:val="18"/>
+                <w:szCs w:val="18"/>
+              </w:rPr>
+              <w:t xml:space="preserve">sudo ./manage.sh start</w:t>
             </w:r>
           </w:p>
         </w:tc>
@@ -10665,7 +11936,7 @@
           <w:sz w:val="26"/>
           <w:szCs w:val="26"/>
         </w:rPr>
-        <w:t xml:space="preserve">9.5 Commandes de gestion utiles</w:t>
+        <w:t xml:space="preserve">9.5 Le watcher ne détecte rien</w:t>
       </w:r>
     </w:p>
     <w:tbl>
@@ -10711,40 +11982,73 @@
                 <w:sz w:val="18"/>
                 <w:szCs w:val="18"/>
               </w:rPr>
-              <w:t xml:space="preserve"># Voir l'état de tous les services</w:t>
-            </w:r>
-          </w:p>
-        </w:tc>
-      </w:tr>
-      <w:tr>
-        <w:tc>
-          <w:tcPr>
-            <w:tcBorders>
-              <w:top w:val="none" w:color="FFFFFF" w:sz="0"/>
-              <w:left w:val="none" w:color="FFFFFF" w:sz="0"/>
-              <w:bottom w:val="none" w:color="FFFFFF" w:sz="0"/>
-              <w:right w:val="none" w:color="FFFFFF" w:sz="0"/>
-            </w:tcBorders>
-            <w:shd w:fill="F0F0F0" w:val="clear"/>
-            <w:tcMar>
-              <w:top w:type="dxa" w:w="60"/>
-              <w:left w:type="dxa" w:w="160"/>
-              <w:bottom w:type="dxa" w:w="60"/>
-              <w:right w:type="dxa" w:w="160"/>
-            </w:tcMar>
-          </w:tcPr>
-          <w:p>
-            <w:pPr>
-              <w:spacing w:after="20" w:before="20"/>
-            </w:pPr>
-            <w:r>
-              <w:rPr>
-                <w:rFonts w:ascii="Courier New" w:cs="Courier New" w:eastAsia="Courier New" w:hAnsi="Courier New"/>
-                <w:color w:val="000074"/>
-                <w:sz w:val="18"/>
-                <w:szCs w:val="18"/>
-              </w:rPr>
-              <w:t xml:space="preserve">./manage.sh status</w:t>
+              <w:t xml:space="preserve"># Vérifier le mode de surveillance dans les logs</w:t>
+            </w:r>
+          </w:p>
+        </w:tc>
+      </w:tr>
+      <w:tr>
+        <w:tc>
+          <w:tcPr>
+            <w:tcBorders>
+              <w:top w:val="none" w:color="FFFFFF" w:sz="0"/>
+              <w:left w:val="none" w:color="FFFFFF" w:sz="0"/>
+              <w:bottom w:val="none" w:color="FFFFFF" w:sz="0"/>
+              <w:right w:val="none" w:color="FFFFFF" w:sz="0"/>
+            </w:tcBorders>
+            <w:shd w:fill="F0F0F0" w:val="clear"/>
+            <w:tcMar>
+              <w:top w:type="dxa" w:w="60"/>
+              <w:left w:type="dxa" w:w="160"/>
+              <w:bottom w:type="dxa" w:w="60"/>
+              <w:right w:type="dxa" w:w="160"/>
+            </w:tcMar>
+          </w:tcPr>
+          <w:p>
+            <w:pPr>
+              <w:spacing w:after="20" w:before="20"/>
+            </w:pPr>
+            <w:r>
+              <w:rPr>
+                <w:rFonts w:ascii="Courier New" w:cs="Courier New" w:eastAsia="Courier New" w:hAnsi="Courier New"/>
+                <w:color w:val="000074"/>
+                <w:sz w:val="18"/>
+                <w:szCs w:val="18"/>
+              </w:rPr>
+              <w:t xml:space="preserve">sudo docker compose --profile dev logs watcher | head -5</w:t>
+            </w:r>
+          </w:p>
+        </w:tc>
+      </w:tr>
+      <w:tr>
+        <w:tc>
+          <w:tcPr>
+            <w:tcBorders>
+              <w:top w:val="none" w:color="FFFFFF" w:sz="0"/>
+              <w:left w:val="none" w:color="FFFFFF" w:sz="0"/>
+              <w:bottom w:val="none" w:color="FFFFFF" w:sz="0"/>
+              <w:right w:val="none" w:color="FFFFFF" w:sz="0"/>
+            </w:tcBorders>
+            <w:shd w:fill="F0F0F0" w:val="clear"/>
+            <w:tcMar>
+              <w:top w:type="dxa" w:w="60"/>
+              <w:left w:type="dxa" w:w="160"/>
+              <w:bottom w:type="dxa" w:w="60"/>
+              <w:right w:type="dxa" w:w="160"/>
+            </w:tcMar>
+          </w:tcPr>
+          <w:p>
+            <w:pPr>
+              <w:spacing w:after="20" w:before="20"/>
+            </w:pPr>
+            <w:r>
+              <w:rPr>
+                <w:rFonts w:ascii="Courier New" w:cs="Courier New" w:eastAsia="Courier New" w:hAnsi="Courier New"/>
+                <w:color w:val="000074"/>
+                <w:sz w:val="18"/>
+                <w:szCs w:val="18"/>
+              </w:rPr>
+              <w:t xml:space="preserve"># → doit afficher "mode polling" et non une erreur inotify</w:t>
             </w:r>
           </w:p>
         </w:tc>
@@ -10810,106 +12114,40 @@
                 <w:sz w:val="18"/>
                 <w:szCs w:val="18"/>
               </w:rPr>
-              <w:t xml:space="preserve"># Logs d'un service spécifique</w:t>
-            </w:r>
-          </w:p>
-        </w:tc>
-      </w:tr>
-      <w:tr>
-        <w:tc>
-          <w:tcPr>
-            <w:tcBorders>
-              <w:top w:val="none" w:color="FFFFFF" w:sz="0"/>
-              <w:left w:val="none" w:color="FFFFFF" w:sz="0"/>
-              <w:bottom w:val="none" w:color="FFFFFF" w:sz="0"/>
-              <w:right w:val="none" w:color="FFFFFF" w:sz="0"/>
-            </w:tcBorders>
-            <w:shd w:fill="F0F0F0" w:val="clear"/>
-            <w:tcMar>
-              <w:top w:type="dxa" w:w="60"/>
-              <w:left w:type="dxa" w:w="160"/>
-              <w:bottom w:type="dxa" w:w="60"/>
-              <w:right w:type="dxa" w:w="160"/>
-            </w:tcMar>
-          </w:tcPr>
-          <w:p>
-            <w:pPr>
-              <w:spacing w:after="20" w:before="20"/>
-            </w:pPr>
-            <w:r>
-              <w:rPr>
-                <w:rFonts w:ascii="Courier New" w:cs="Courier New" w:eastAsia="Courier New" w:hAnsi="Courier New"/>
-                <w:color w:val="000074"/>
-                <w:sz w:val="18"/>
-                <w:szCs w:val="18"/>
-              </w:rPr>
-              <w:t xml:space="preserve">./manage.sh logs api</w:t>
-            </w:r>
-          </w:p>
-        </w:tc>
-      </w:tr>
-      <w:tr>
-        <w:tc>
-          <w:tcPr>
-            <w:tcBorders>
-              <w:top w:val="none" w:color="FFFFFF" w:sz="0"/>
-              <w:left w:val="none" w:color="FFFFFF" w:sz="0"/>
-              <w:bottom w:val="none" w:color="FFFFFF" w:sz="0"/>
-              <w:right w:val="none" w:color="FFFFFF" w:sz="0"/>
-            </w:tcBorders>
-            <w:shd w:fill="F0F0F0" w:val="clear"/>
-            <w:tcMar>
-              <w:top w:type="dxa" w:w="60"/>
-              <w:left w:type="dxa" w:w="160"/>
-              <w:bottom w:type="dxa" w:w="60"/>
-              <w:right w:type="dxa" w:w="160"/>
-            </w:tcMar>
-          </w:tcPr>
-          <w:p>
-            <w:pPr>
-              <w:spacing w:after="20" w:before="20"/>
-            </w:pPr>
-            <w:r>
-              <w:rPr>
-                <w:rFonts w:ascii="Courier New" w:cs="Courier New" w:eastAsia="Courier New" w:hAnsi="Courier New"/>
-                <w:color w:val="000074"/>
-                <w:sz w:val="18"/>
-                <w:szCs w:val="18"/>
-              </w:rPr>
-              <w:t xml:space="preserve">./manage.sh logs worker</w:t>
-            </w:r>
-          </w:p>
-        </w:tc>
-      </w:tr>
-      <w:tr>
-        <w:tc>
-          <w:tcPr>
-            <w:tcBorders>
-              <w:top w:val="none" w:color="FFFFFF" w:sz="0"/>
-              <w:left w:val="none" w:color="FFFFFF" w:sz="0"/>
-              <w:bottom w:val="none" w:color="FFFFFF" w:sz="0"/>
-              <w:right w:val="none" w:color="FFFFFF" w:sz="0"/>
-            </w:tcBorders>
-            <w:shd w:fill="F0F0F0" w:val="clear"/>
-            <w:tcMar>
-              <w:top w:type="dxa" w:w="60"/>
-              <w:left w:type="dxa" w:w="160"/>
-              <w:bottom w:type="dxa" w:w="60"/>
-              <w:right w:type="dxa" w:w="160"/>
-            </w:tcMar>
-          </w:tcPr>
-          <w:p>
-            <w:pPr>
-              <w:spacing w:after="20" w:before="20"/>
-            </w:pPr>
-            <w:r>
-              <w:rPr>
-                <w:rFonts w:ascii="Courier New" w:cs="Courier New" w:eastAsia="Courier New" w:hAnsi="Courier New"/>
-                <w:color w:val="000074"/>
-                <w:sz w:val="18"/>
-                <w:szCs w:val="18"/>
-              </w:rPr>
-              <w:t xml:space="preserve">./manage.sh logs es01</w:t>
+              <w:t xml:space="preserve"># Sur un montage CIFS/NFS, le délai de détection est normal :</w:t>
+            </w:r>
+          </w:p>
+        </w:tc>
+      </w:tr>
+      <w:tr>
+        <w:tc>
+          <w:tcPr>
+            <w:tcBorders>
+              <w:top w:val="none" w:color="FFFFFF" w:sz="0"/>
+              <w:left w:val="none" w:color="FFFFFF" w:sz="0"/>
+              <w:bottom w:val="none" w:color="FFFFFF" w:sz="0"/>
+              <w:right w:val="none" w:color="FFFFFF" w:sz="0"/>
+            </w:tcBorders>
+            <w:shd w:fill="F0F0F0" w:val="clear"/>
+            <w:tcMar>
+              <w:top w:type="dxa" w:w="60"/>
+              <w:left w:type="dxa" w:w="160"/>
+              <w:bottom w:type="dxa" w:w="60"/>
+              <w:right w:type="dxa" w:w="160"/>
+            </w:tcMar>
+          </w:tcPr>
+          <w:p>
+            <w:pPr>
+              <w:spacing w:after="20" w:before="20"/>
+            </w:pPr>
+            <w:r>
+              <w:rPr>
+                <w:rFonts w:ascii="Courier New" w:cs="Courier New" w:eastAsia="Courier New" w:hAnsi="Courier New"/>
+                <w:color w:val="000074"/>
+                <w:sz w:val="18"/>
+                <w:szCs w:val="18"/>
+              </w:rPr>
+              <w:t xml:space="preserve"># 0 à WATCHER_POLL_INTERVAL secondes (10s par défaut)</w:t>
             </w:r>
           </w:p>
         </w:tc>
@@ -10975,238 +12213,73 @@
                 <w:sz w:val="18"/>
                 <w:szCs w:val="18"/>
               </w:rPr>
-              <w:t xml:space="preserve"># Redémarrer un service</w:t>
-            </w:r>
-          </w:p>
-        </w:tc>
-      </w:tr>
-      <w:tr>
-        <w:tc>
-          <w:tcPr>
-            <w:tcBorders>
-              <w:top w:val="none" w:color="FFFFFF" w:sz="0"/>
-              <w:left w:val="none" w:color="FFFFFF" w:sz="0"/>
-              <w:bottom w:val="none" w:color="FFFFFF" w:sz="0"/>
-              <w:right w:val="none" w:color="FFFFFF" w:sz="0"/>
-            </w:tcBorders>
-            <w:shd w:fill="F0F0F0" w:val="clear"/>
-            <w:tcMar>
-              <w:top w:type="dxa" w:w="60"/>
-              <w:left w:type="dxa" w:w="160"/>
-              <w:bottom w:type="dxa" w:w="60"/>
-              <w:right w:type="dxa" w:w="160"/>
-            </w:tcMar>
-          </w:tcPr>
-          <w:p>
-            <w:pPr>
-              <w:spacing w:after="20" w:before="20"/>
-            </w:pPr>
-            <w:r>
-              <w:rPr>
-                <w:rFonts w:ascii="Courier New" w:cs="Courier New" w:eastAsia="Courier New" w:hAnsi="Courier New"/>
-                <w:color w:val="000074"/>
-                <w:sz w:val="18"/>
-                <w:szCs w:val="18"/>
-              </w:rPr>
-              <w:t xml:space="preserve">docker compose restart api</w:t>
-            </w:r>
-          </w:p>
-        </w:tc>
-      </w:tr>
-      <w:tr>
-        <w:tc>
-          <w:tcPr>
-            <w:tcBorders>
-              <w:top w:val="none" w:color="FFFFFF" w:sz="0"/>
-              <w:left w:val="none" w:color="FFFFFF" w:sz="0"/>
-              <w:bottom w:val="none" w:color="FFFFFF" w:sz="0"/>
-              <w:right w:val="none" w:color="FFFFFF" w:sz="0"/>
-            </w:tcBorders>
-            <w:shd w:fill="F0F0F0" w:val="clear"/>
-            <w:tcMar>
-              <w:top w:type="dxa" w:w="60"/>
-              <w:left w:type="dxa" w:w="160"/>
-              <w:bottom w:type="dxa" w:w="60"/>
-              <w:right w:type="dxa" w:w="160"/>
-            </w:tcMar>
-          </w:tcPr>
-          <w:p>
-            <w:pPr>
-              <w:spacing w:after="20" w:before="20"/>
-            </w:pPr>
-            <w:r>
-              <w:rPr>
-                <w:rFonts w:ascii="Courier New" w:cs="Courier New" w:eastAsia="Courier New" w:hAnsi="Courier New"/>
-                <w:color w:val="000074"/>
-                <w:sz w:val="18"/>
-                <w:szCs w:val="18"/>
-              </w:rPr>
-              <w:t xml:space="preserve"> </w:t>
-            </w:r>
-          </w:p>
-        </w:tc>
-      </w:tr>
-      <w:tr>
-        <w:tc>
-          <w:tcPr>
-            <w:tcBorders>
-              <w:top w:val="none" w:color="FFFFFF" w:sz="0"/>
-              <w:left w:val="none" w:color="FFFFFF" w:sz="0"/>
-              <w:bottom w:val="none" w:color="FFFFFF" w:sz="0"/>
-              <w:right w:val="none" w:color="FFFFFF" w:sz="0"/>
-            </w:tcBorders>
-            <w:shd w:fill="F0F0F0" w:val="clear"/>
-            <w:tcMar>
-              <w:top w:type="dxa" w:w="60"/>
-              <w:left w:type="dxa" w:w="160"/>
-              <w:bottom w:type="dxa" w:w="60"/>
-              <w:right w:type="dxa" w:w="160"/>
-            </w:tcMar>
-          </w:tcPr>
-          <w:p>
-            <w:pPr>
-              <w:spacing w:after="20" w:before="20"/>
-            </w:pPr>
-            <w:r>
-              <w:rPr>
-                <w:rFonts w:ascii="Courier New" w:cs="Courier New" w:eastAsia="Courier New" w:hAnsi="Courier New"/>
-                <w:color w:val="000074"/>
-                <w:sz w:val="18"/>
-                <w:szCs w:val="18"/>
-              </w:rPr>
-              <w:t xml:space="preserve"># Arrêter proprement</w:t>
-            </w:r>
-          </w:p>
-        </w:tc>
-      </w:tr>
-      <w:tr>
-        <w:tc>
-          <w:tcPr>
-            <w:tcBorders>
-              <w:top w:val="none" w:color="FFFFFF" w:sz="0"/>
-              <w:left w:val="none" w:color="FFFFFF" w:sz="0"/>
-              <w:bottom w:val="none" w:color="FFFFFF" w:sz="0"/>
-              <w:right w:val="none" w:color="FFFFFF" w:sz="0"/>
-            </w:tcBorders>
-            <w:shd w:fill="F0F0F0" w:val="clear"/>
-            <w:tcMar>
-              <w:top w:type="dxa" w:w="60"/>
-              <w:left w:type="dxa" w:w="160"/>
-              <w:bottom w:type="dxa" w:w="60"/>
-              <w:right w:type="dxa" w:w="160"/>
-            </w:tcMar>
-          </w:tcPr>
-          <w:p>
-            <w:pPr>
-              <w:spacing w:after="20" w:before="20"/>
-            </w:pPr>
-            <w:r>
-              <w:rPr>
-                <w:rFonts w:ascii="Courier New" w:cs="Courier New" w:eastAsia="Courier New" w:hAnsi="Courier New"/>
-                <w:color w:val="000074"/>
-                <w:sz w:val="18"/>
-                <w:szCs w:val="18"/>
-              </w:rPr>
-              <w:t xml:space="preserve">./manage.sh stop</w:t>
-            </w:r>
-          </w:p>
-        </w:tc>
-      </w:tr>
-      <w:tr>
-        <w:tc>
-          <w:tcPr>
-            <w:tcBorders>
-              <w:top w:val="none" w:color="FFFFFF" w:sz="0"/>
-              <w:left w:val="none" w:color="FFFFFF" w:sz="0"/>
-              <w:bottom w:val="none" w:color="FFFFFF" w:sz="0"/>
-              <w:right w:val="none" w:color="FFFFFF" w:sz="0"/>
-            </w:tcBorders>
-            <w:shd w:fill="F0F0F0" w:val="clear"/>
-            <w:tcMar>
-              <w:top w:type="dxa" w:w="60"/>
-              <w:left w:type="dxa" w:w="160"/>
-              <w:bottom w:type="dxa" w:w="60"/>
-              <w:right w:type="dxa" w:w="160"/>
-            </w:tcMar>
-          </w:tcPr>
-          <w:p>
-            <w:pPr>
-              <w:spacing w:after="20" w:before="20"/>
-            </w:pPr>
-            <w:r>
-              <w:rPr>
-                <w:rFonts w:ascii="Courier New" w:cs="Courier New" w:eastAsia="Courier New" w:hAnsi="Courier New"/>
-                <w:color w:val="000074"/>
-                <w:sz w:val="18"/>
-                <w:szCs w:val="18"/>
-              </w:rPr>
-              <w:t xml:space="preserve"> </w:t>
-            </w:r>
-          </w:p>
-        </w:tc>
-      </w:tr>
-      <w:tr>
-        <w:tc>
-          <w:tcPr>
-            <w:tcBorders>
-              <w:top w:val="none" w:color="FFFFFF" w:sz="0"/>
-              <w:left w:val="none" w:color="FFFFFF" w:sz="0"/>
-              <w:bottom w:val="none" w:color="FFFFFF" w:sz="0"/>
-              <w:right w:val="none" w:color="FFFFFF" w:sz="0"/>
-            </w:tcBorders>
-            <w:shd w:fill="F0F0F0" w:val="clear"/>
-            <w:tcMar>
-              <w:top w:type="dxa" w:w="60"/>
-              <w:left w:type="dxa" w:w="160"/>
-              <w:bottom w:type="dxa" w:w="60"/>
-              <w:right w:type="dxa" w:w="160"/>
-            </w:tcMar>
-          </w:tcPr>
-          <w:p>
-            <w:pPr>
-              <w:spacing w:after="20" w:before="20"/>
-            </w:pPr>
-            <w:r>
-              <w:rPr>
-                <w:rFonts w:ascii="Courier New" w:cs="Courier New" w:eastAsia="Courier New" w:hAnsi="Courier New"/>
-                <w:color w:val="000074"/>
-                <w:sz w:val="18"/>
-                <w:szCs w:val="18"/>
-              </w:rPr>
-              <w:t xml:space="preserve"># Réinitialiser complètement (supprime les données)</w:t>
-            </w:r>
-          </w:p>
-        </w:tc>
-      </w:tr>
-      <w:tr>
-        <w:tc>
-          <w:tcPr>
-            <w:tcBorders>
-              <w:top w:val="none" w:color="FFFFFF" w:sz="0"/>
-              <w:left w:val="none" w:color="FFFFFF" w:sz="0"/>
-              <w:bottom w:val="none" w:color="FFFFFF" w:sz="0"/>
-              <w:right w:val="none" w:color="FFFFFF" w:sz="0"/>
-            </w:tcBorders>
-            <w:shd w:fill="F0F0F0" w:val="clear"/>
-            <w:tcMar>
-              <w:top w:type="dxa" w:w="60"/>
-              <w:left w:type="dxa" w:w="160"/>
-              <w:bottom w:type="dxa" w:w="60"/>
-              <w:right w:type="dxa" w:w="160"/>
-            </w:tcMar>
-          </w:tcPr>
-          <w:p>
-            <w:pPr>
-              <w:spacing w:after="20" w:before="20"/>
-            </w:pPr>
-            <w:r>
-              <w:rPr>
-                <w:rFonts w:ascii="Courier New" w:cs="Courier New" w:eastAsia="Courier New" w:hAnsi="Courier New"/>
-                <w:color w:val="000074"/>
-                <w:sz w:val="18"/>
-                <w:szCs w:val="18"/>
-              </w:rPr>
-              <w:t xml:space="preserve">./manage.sh reset</w:t>
+              <w:t xml:space="preserve"># Vérifier les ACL indexées après ajout d'un fichier</w:t>
+            </w:r>
+          </w:p>
+        </w:tc>
+      </w:tr>
+      <w:tr>
+        <w:tc>
+          <w:tcPr>
+            <w:tcBorders>
+              <w:top w:val="none" w:color="FFFFFF" w:sz="0"/>
+              <w:left w:val="none" w:color="FFFFFF" w:sz="0"/>
+              <w:bottom w:val="none" w:color="FFFFFF" w:sz="0"/>
+              <w:right w:val="none" w:color="FFFFFF" w:sz="0"/>
+            </w:tcBorders>
+            <w:shd w:fill="F0F0F0" w:val="clear"/>
+            <w:tcMar>
+              <w:top w:type="dxa" w:w="60"/>
+              <w:left w:type="dxa" w:w="160"/>
+              <w:bottom w:type="dxa" w:w="60"/>
+              <w:right w:type="dxa" w:w="160"/>
+            </w:tcMar>
+          </w:tcPr>
+          <w:p>
+            <w:pPr>
+              <w:spacing w:after="20" w:before="20"/>
+            </w:pPr>
+            <w:r>
+              <w:rPr>
+                <w:rFonts w:ascii="Courier New" w:cs="Courier New" w:eastAsia="Courier New" w:hAnsi="Courier New"/>
+                <w:color w:val="000074"/>
+                <w:sz w:val="18"/>
+                <w:szCs w:val="18"/>
+              </w:rPr>
+              <w:t xml:space="preserve">docker compose --profile dev exec worker python3 -c \</w:t>
+            </w:r>
+          </w:p>
+        </w:tc>
+      </w:tr>
+      <w:tr>
+        <w:tc>
+          <w:tcPr>
+            <w:tcBorders>
+              <w:top w:val="none" w:color="FFFFFF" w:sz="0"/>
+              <w:left w:val="none" w:color="FFFFFF" w:sz="0"/>
+              <w:bottom w:val="none" w:color="FFFFFF" w:sz="0"/>
+              <w:right w:val="none" w:color="FFFFFF" w:sz="0"/>
+            </w:tcBorders>
+            <w:shd w:fill="F0F0F0" w:val="clear"/>
+            <w:tcMar>
+              <w:top w:type="dxa" w:w="60"/>
+              <w:left w:type="dxa" w:w="160"/>
+              <w:bottom w:type="dxa" w:w="60"/>
+              <w:right w:type="dxa" w:w="160"/>
+            </w:tcMar>
+          </w:tcPr>
+          <w:p>
+            <w:pPr>
+              <w:spacing w:after="20" w:before="20"/>
+            </w:pPr>
+            <w:r>
+              <w:rPr>
+                <w:rFonts w:ascii="Courier New" w:cs="Courier New" w:eastAsia="Courier New" w:hAnsi="Courier New"/>
+                <w:color w:val="000074"/>
+                <w:sz w:val="18"/>
+                <w:szCs w:val="18"/>
+              </w:rPr>
+              <w:t xml:space="preserve">  "from acl_extractor import extract_acl; print(extract_acl('/documents/test.pdf'))"</w:t>
             </w:r>
           </w:p>
         </w:tc>
@@ -11221,50 +12294,20 @@
       </w:r>
     </w:p>
     <w:p>
-      <w:r>
-        <w:br w:type="page"/>
-      </w:r>
-    </w:p>
-    <w:p>
-      <w:pPr>
-        <w:pStyle w:val="Heading1"/>
-        <w:pBdr>
-          <w:bottom w:val="single" w:color="000091" w:sz="6" w:space="6"/>
-        </w:pBdr>
-        <w:spacing w:after="160" w:before="400"/>
+      <w:pPr>
+        <w:pStyle w:val="Heading2"/>
+        <w:spacing w:after="120" w:before="300"/>
       </w:pPr>
       <w:r>
         <w:rPr>
           <w:rFonts w:ascii="Arial" w:cs="Arial" w:eastAsia="Arial" w:hAnsi="Arial"/>
           <w:b/>
           <w:bCs/>
-          <w:color w:val="000074"/>
-          <w:sz w:val="32"/>
-          <w:szCs w:val="32"/>
+          <w:color w:val="000091"/>
+          <w:sz w:val="26"/>
+          <w:szCs w:val="26"/>
         </w:rPr>
-        <w:t xml:space="preserve">Annexe — Vagrantfile (provisioning automatique)</w:t>
-      </w:r>
-    </w:p>
-    <w:p>
-      <w:pPr>
-        <w:spacing w:after="120" w:before="80"/>
-      </w:pPr>
-      <w:r>
-        <w:rPr>
-          <w:rFonts w:ascii="Arial" w:cs="Arial" w:eastAsia="Arial" w:hAnsi="Arial"/>
-          <w:color w:val="161616"/>
-          <w:sz w:val="22"/>
-          <w:szCs w:val="22"/>
-        </w:rPr>
-        <w:t xml:space="preserve">Alternative à l'installation manuelle : ce Vagrantfile provisionne automatiquement la VM Ubuntu avec Docker, les dépendances DocSearch et le paramètre vm.max_map_count.</w:t>
-      </w:r>
-    </w:p>
-    <w:p>
-      <w:pPr>
-        <w:spacing w:after="80" w:before="0"/>
-      </w:pPr>
-      <w:r>
-        <w:t xml:space="preserve"/>
+        <w:t xml:space="preserve">9.6 Erreur "ModuleNotFoundError: kafka.vendor.six.moves"</w:t>
       </w:r>
     </w:p>
     <w:tbl>
@@ -11310,6 +12353,877 @@
                 <w:sz w:val="18"/>
                 <w:szCs w:val="18"/>
               </w:rPr>
+              <w:t xml:space="preserve"># Cause : kafka-python 2.0.2 est incompatible avec Python 3.12</w:t>
+            </w:r>
+          </w:p>
+        </w:tc>
+      </w:tr>
+      <w:tr>
+        <w:tc>
+          <w:tcPr>
+            <w:tcBorders>
+              <w:top w:val="none" w:color="FFFFFF" w:sz="0"/>
+              <w:left w:val="none" w:color="FFFFFF" w:sz="0"/>
+              <w:bottom w:val="none" w:color="FFFFFF" w:sz="0"/>
+              <w:right w:val="none" w:color="FFFFFF" w:sz="0"/>
+            </w:tcBorders>
+            <w:shd w:fill="F0F0F0" w:val="clear"/>
+            <w:tcMar>
+              <w:top w:type="dxa" w:w="60"/>
+              <w:left w:type="dxa" w:w="160"/>
+              <w:bottom w:type="dxa" w:w="60"/>
+              <w:right w:type="dxa" w:w="160"/>
+            </w:tcMar>
+          </w:tcPr>
+          <w:p>
+            <w:pPr>
+              <w:spacing w:after="20" w:before="20"/>
+            </w:pPr>
+            <w:r>
+              <w:rPr>
+                <w:rFonts w:ascii="Courier New" w:cs="Courier New" w:eastAsia="Courier New" w:hAnsi="Courier New"/>
+                <w:color w:val="000074"/>
+                <w:sz w:val="18"/>
+                <w:szCs w:val="18"/>
+              </w:rPr>
+              <w:t xml:space="preserve"># Déjà corrigé dans requirements.txt (kafka-python-ng==2.2.3)</w:t>
+            </w:r>
+          </w:p>
+        </w:tc>
+      </w:tr>
+      <w:tr>
+        <w:tc>
+          <w:tcPr>
+            <w:tcBorders>
+              <w:top w:val="none" w:color="FFFFFF" w:sz="0"/>
+              <w:left w:val="none" w:color="FFFFFF" w:sz="0"/>
+              <w:bottom w:val="none" w:color="FFFFFF" w:sz="0"/>
+              <w:right w:val="none" w:color="FFFFFF" w:sz="0"/>
+            </w:tcBorders>
+            <w:shd w:fill="F0F0F0" w:val="clear"/>
+            <w:tcMar>
+              <w:top w:type="dxa" w:w="60"/>
+              <w:left w:type="dxa" w:w="160"/>
+              <w:bottom w:type="dxa" w:w="60"/>
+              <w:right w:type="dxa" w:w="160"/>
+            </w:tcMar>
+          </w:tcPr>
+          <w:p>
+            <w:pPr>
+              <w:spacing w:after="20" w:before="20"/>
+            </w:pPr>
+            <w:r>
+              <w:rPr>
+                <w:rFonts w:ascii="Courier New" w:cs="Courier New" w:eastAsia="Courier New" w:hAnsi="Courier New"/>
+                <w:color w:val="000074"/>
+                <w:sz w:val="18"/>
+                <w:szCs w:val="18"/>
+              </w:rPr>
+              <w:t xml:space="preserve"># Si l'erreur persiste, reconstruire sans cache :</w:t>
+            </w:r>
+          </w:p>
+        </w:tc>
+      </w:tr>
+      <w:tr>
+        <w:tc>
+          <w:tcPr>
+            <w:tcBorders>
+              <w:top w:val="none" w:color="FFFFFF" w:sz="0"/>
+              <w:left w:val="none" w:color="FFFFFF" w:sz="0"/>
+              <w:bottom w:val="none" w:color="FFFFFF" w:sz="0"/>
+              <w:right w:val="none" w:color="FFFFFF" w:sz="0"/>
+            </w:tcBorders>
+            <w:shd w:fill="F0F0F0" w:val="clear"/>
+            <w:tcMar>
+              <w:top w:type="dxa" w:w="60"/>
+              <w:left w:type="dxa" w:w="160"/>
+              <w:bottom w:type="dxa" w:w="60"/>
+              <w:right w:type="dxa" w:w="160"/>
+            </w:tcMar>
+          </w:tcPr>
+          <w:p>
+            <w:pPr>
+              <w:spacing w:after="20" w:before="20"/>
+            </w:pPr>
+            <w:r>
+              <w:rPr>
+                <w:rFonts w:ascii="Courier New" w:cs="Courier New" w:eastAsia="Courier New" w:hAnsi="Courier New"/>
+                <w:color w:val="000074"/>
+                <w:sz w:val="18"/>
+                <w:szCs w:val="18"/>
+              </w:rPr>
+              <w:t xml:space="preserve">sudo docker compose --profile dev build --no-cache worker watcher indexer-init</w:t>
+            </w:r>
+          </w:p>
+        </w:tc>
+      </w:tr>
+    </w:tbl>
+    <w:p>
+      <w:pPr>
+        <w:spacing w:after="80" w:before="0"/>
+      </w:pPr>
+      <w:r>
+        <w:t xml:space="preserve"/>
+      </w:r>
+    </w:p>
+    <w:p>
+      <w:pPr>
+        <w:pStyle w:val="Heading2"/>
+        <w:spacing w:after="120" w:before="300"/>
+      </w:pPr>
+      <w:r>
+        <w:rPr>
+          <w:rFonts w:ascii="Arial" w:cs="Arial" w:eastAsia="Arial" w:hAnsi="Arial"/>
+          <w:b/>
+          <w:bCs/>
+          <w:color w:val="000091"/>
+          <w:sz w:val="26"/>
+          <w:szCs w:val="26"/>
+        </w:rPr>
+        <w:t xml:space="preserve">9.7 Commandes de gestion utiles</w:t>
+      </w:r>
+    </w:p>
+    <w:tbl>
+      <w:tblPr>
+        <w:tblW w:type="dxa" w:w="9026"/>
+        <w:tblBorders>
+          <w:top w:val="single" w:color="DDDDDD" w:sz="1"/>
+          <w:left w:val="single" w:color="DDDDDD" w:sz="1"/>
+          <w:bottom w:val="single" w:color="DDDDDD" w:sz="1"/>
+          <w:right w:val="single" w:color="DDDDDD" w:sz="1"/>
+          <w:insideH w:val="single" w:color="auto" w:sz="4"/>
+          <w:insideV w:val="single" w:color="auto" w:sz="4"/>
+        </w:tblBorders>
+      </w:tblPr>
+      <w:tblGrid>
+        <w:gridCol w:w="9026"/>
+      </w:tblGrid>
+      <w:tr>
+        <w:tc>
+          <w:tcPr>
+            <w:tcBorders>
+              <w:top w:val="none" w:color="FFFFFF" w:sz="0"/>
+              <w:left w:val="none" w:color="FFFFFF" w:sz="0"/>
+              <w:bottom w:val="none" w:color="FFFFFF" w:sz="0"/>
+              <w:right w:val="none" w:color="FFFFFF" w:sz="0"/>
+            </w:tcBorders>
+            <w:shd w:fill="F0F0F0" w:val="clear"/>
+            <w:tcMar>
+              <w:top w:type="dxa" w:w="60"/>
+              <w:left w:type="dxa" w:w="160"/>
+              <w:bottom w:type="dxa" w:w="60"/>
+              <w:right w:type="dxa" w:w="160"/>
+            </w:tcMar>
+          </w:tcPr>
+          <w:p>
+            <w:pPr>
+              <w:spacing w:after="20" w:before="20"/>
+            </w:pPr>
+            <w:r>
+              <w:rPr>
+                <w:rFonts w:ascii="Courier New" w:cs="Courier New" w:eastAsia="Courier New" w:hAnsi="Courier New"/>
+                <w:color w:val="000074"/>
+                <w:sz w:val="18"/>
+                <w:szCs w:val="18"/>
+              </w:rPr>
+              <w:t xml:space="preserve"># Voir l'état de tous les services</w:t>
+            </w:r>
+          </w:p>
+        </w:tc>
+      </w:tr>
+      <w:tr>
+        <w:tc>
+          <w:tcPr>
+            <w:tcBorders>
+              <w:top w:val="none" w:color="FFFFFF" w:sz="0"/>
+              <w:left w:val="none" w:color="FFFFFF" w:sz="0"/>
+              <w:bottom w:val="none" w:color="FFFFFF" w:sz="0"/>
+              <w:right w:val="none" w:color="FFFFFF" w:sz="0"/>
+            </w:tcBorders>
+            <w:shd w:fill="F0F0F0" w:val="clear"/>
+            <w:tcMar>
+              <w:top w:type="dxa" w:w="60"/>
+              <w:left w:type="dxa" w:w="160"/>
+              <w:bottom w:type="dxa" w:w="60"/>
+              <w:right w:type="dxa" w:w="160"/>
+            </w:tcMar>
+          </w:tcPr>
+          <w:p>
+            <w:pPr>
+              <w:spacing w:after="20" w:before="20"/>
+            </w:pPr>
+            <w:r>
+              <w:rPr>
+                <w:rFonts w:ascii="Courier New" w:cs="Courier New" w:eastAsia="Courier New" w:hAnsi="Courier New"/>
+                <w:color w:val="000074"/>
+                <w:sz w:val="18"/>
+                <w:szCs w:val="18"/>
+              </w:rPr>
+              <w:t xml:space="preserve">sudo ./manage.sh status</w:t>
+            </w:r>
+          </w:p>
+        </w:tc>
+      </w:tr>
+      <w:tr>
+        <w:tc>
+          <w:tcPr>
+            <w:tcBorders>
+              <w:top w:val="none" w:color="FFFFFF" w:sz="0"/>
+              <w:left w:val="none" w:color="FFFFFF" w:sz="0"/>
+              <w:bottom w:val="none" w:color="FFFFFF" w:sz="0"/>
+              <w:right w:val="none" w:color="FFFFFF" w:sz="0"/>
+            </w:tcBorders>
+            <w:shd w:fill="F0F0F0" w:val="clear"/>
+            <w:tcMar>
+              <w:top w:type="dxa" w:w="60"/>
+              <w:left w:type="dxa" w:w="160"/>
+              <w:bottom w:type="dxa" w:w="60"/>
+              <w:right w:type="dxa" w:w="160"/>
+            </w:tcMar>
+          </w:tcPr>
+          <w:p>
+            <w:pPr>
+              <w:spacing w:after="20" w:before="20"/>
+            </w:pPr>
+            <w:r>
+              <w:rPr>
+                <w:rFonts w:ascii="Courier New" w:cs="Courier New" w:eastAsia="Courier New" w:hAnsi="Courier New"/>
+                <w:color w:val="000074"/>
+                <w:sz w:val="18"/>
+                <w:szCs w:val="18"/>
+              </w:rPr>
+              <w:t xml:space="preserve"> </w:t>
+            </w:r>
+          </w:p>
+        </w:tc>
+      </w:tr>
+      <w:tr>
+        <w:tc>
+          <w:tcPr>
+            <w:tcBorders>
+              <w:top w:val="none" w:color="FFFFFF" w:sz="0"/>
+              <w:left w:val="none" w:color="FFFFFF" w:sz="0"/>
+              <w:bottom w:val="none" w:color="FFFFFF" w:sz="0"/>
+              <w:right w:val="none" w:color="FFFFFF" w:sz="0"/>
+            </w:tcBorders>
+            <w:shd w:fill="F0F0F0" w:val="clear"/>
+            <w:tcMar>
+              <w:top w:type="dxa" w:w="60"/>
+              <w:left w:type="dxa" w:w="160"/>
+              <w:bottom w:type="dxa" w:w="60"/>
+              <w:right w:type="dxa" w:w="160"/>
+            </w:tcMar>
+          </w:tcPr>
+          <w:p>
+            <w:pPr>
+              <w:spacing w:after="20" w:before="20"/>
+            </w:pPr>
+            <w:r>
+              <w:rPr>
+                <w:rFonts w:ascii="Courier New" w:cs="Courier New" w:eastAsia="Courier New" w:hAnsi="Courier New"/>
+                <w:color w:val="000074"/>
+                <w:sz w:val="18"/>
+                <w:szCs w:val="18"/>
+              </w:rPr>
+              <w:t xml:space="preserve"># Logs d'un service spécifique</w:t>
+            </w:r>
+          </w:p>
+        </w:tc>
+      </w:tr>
+      <w:tr>
+        <w:tc>
+          <w:tcPr>
+            <w:tcBorders>
+              <w:top w:val="none" w:color="FFFFFF" w:sz="0"/>
+              <w:left w:val="none" w:color="FFFFFF" w:sz="0"/>
+              <w:bottom w:val="none" w:color="FFFFFF" w:sz="0"/>
+              <w:right w:val="none" w:color="FFFFFF" w:sz="0"/>
+            </w:tcBorders>
+            <w:shd w:fill="F0F0F0" w:val="clear"/>
+            <w:tcMar>
+              <w:top w:type="dxa" w:w="60"/>
+              <w:left w:type="dxa" w:w="160"/>
+              <w:bottom w:type="dxa" w:w="60"/>
+              <w:right w:type="dxa" w:w="160"/>
+            </w:tcMar>
+          </w:tcPr>
+          <w:p>
+            <w:pPr>
+              <w:spacing w:after="20" w:before="20"/>
+            </w:pPr>
+            <w:r>
+              <w:rPr>
+                <w:rFonts w:ascii="Courier New" w:cs="Courier New" w:eastAsia="Courier New" w:hAnsi="Courier New"/>
+                <w:color w:val="000074"/>
+                <w:sz w:val="18"/>
+                <w:szCs w:val="18"/>
+              </w:rPr>
+              <w:t xml:space="preserve">sudo ./manage.sh logs api</w:t>
+            </w:r>
+          </w:p>
+        </w:tc>
+      </w:tr>
+      <w:tr>
+        <w:tc>
+          <w:tcPr>
+            <w:tcBorders>
+              <w:top w:val="none" w:color="FFFFFF" w:sz="0"/>
+              <w:left w:val="none" w:color="FFFFFF" w:sz="0"/>
+              <w:bottom w:val="none" w:color="FFFFFF" w:sz="0"/>
+              <w:right w:val="none" w:color="FFFFFF" w:sz="0"/>
+            </w:tcBorders>
+            <w:shd w:fill="F0F0F0" w:val="clear"/>
+            <w:tcMar>
+              <w:top w:type="dxa" w:w="60"/>
+              <w:left w:type="dxa" w:w="160"/>
+              <w:bottom w:type="dxa" w:w="60"/>
+              <w:right w:type="dxa" w:w="160"/>
+            </w:tcMar>
+          </w:tcPr>
+          <w:p>
+            <w:pPr>
+              <w:spacing w:after="20" w:before="20"/>
+            </w:pPr>
+            <w:r>
+              <w:rPr>
+                <w:rFonts w:ascii="Courier New" w:cs="Courier New" w:eastAsia="Courier New" w:hAnsi="Courier New"/>
+                <w:color w:val="000074"/>
+                <w:sz w:val="18"/>
+                <w:szCs w:val="18"/>
+              </w:rPr>
+              <w:t xml:space="preserve">sudo ./manage.sh logs worker</w:t>
+            </w:r>
+          </w:p>
+        </w:tc>
+      </w:tr>
+      <w:tr>
+        <w:tc>
+          <w:tcPr>
+            <w:tcBorders>
+              <w:top w:val="none" w:color="FFFFFF" w:sz="0"/>
+              <w:left w:val="none" w:color="FFFFFF" w:sz="0"/>
+              <w:bottom w:val="none" w:color="FFFFFF" w:sz="0"/>
+              <w:right w:val="none" w:color="FFFFFF" w:sz="0"/>
+            </w:tcBorders>
+            <w:shd w:fill="F0F0F0" w:val="clear"/>
+            <w:tcMar>
+              <w:top w:type="dxa" w:w="60"/>
+              <w:left w:type="dxa" w:w="160"/>
+              <w:bottom w:type="dxa" w:w="60"/>
+              <w:right w:type="dxa" w:w="160"/>
+            </w:tcMar>
+          </w:tcPr>
+          <w:p>
+            <w:pPr>
+              <w:spacing w:after="20" w:before="20"/>
+            </w:pPr>
+            <w:r>
+              <w:rPr>
+                <w:rFonts w:ascii="Courier New" w:cs="Courier New" w:eastAsia="Courier New" w:hAnsi="Courier New"/>
+                <w:color w:val="000074"/>
+                <w:sz w:val="18"/>
+                <w:szCs w:val="18"/>
+              </w:rPr>
+              <w:t xml:space="preserve">sudo ./manage.sh logs es01-dev</w:t>
+            </w:r>
+          </w:p>
+        </w:tc>
+      </w:tr>
+      <w:tr>
+        <w:tc>
+          <w:tcPr>
+            <w:tcBorders>
+              <w:top w:val="none" w:color="FFFFFF" w:sz="0"/>
+              <w:left w:val="none" w:color="FFFFFF" w:sz="0"/>
+              <w:bottom w:val="none" w:color="FFFFFF" w:sz="0"/>
+              <w:right w:val="none" w:color="FFFFFF" w:sz="0"/>
+            </w:tcBorders>
+            <w:shd w:fill="F0F0F0" w:val="clear"/>
+            <w:tcMar>
+              <w:top w:type="dxa" w:w="60"/>
+              <w:left w:type="dxa" w:w="160"/>
+              <w:bottom w:type="dxa" w:w="60"/>
+              <w:right w:type="dxa" w:w="160"/>
+            </w:tcMar>
+          </w:tcPr>
+          <w:p>
+            <w:pPr>
+              <w:spacing w:after="20" w:before="20"/>
+            </w:pPr>
+            <w:r>
+              <w:rPr>
+                <w:rFonts w:ascii="Courier New" w:cs="Courier New" w:eastAsia="Courier New" w:hAnsi="Courier New"/>
+                <w:color w:val="000074"/>
+                <w:sz w:val="18"/>
+                <w:szCs w:val="18"/>
+              </w:rPr>
+              <w:t xml:space="preserve"> </w:t>
+            </w:r>
+          </w:p>
+        </w:tc>
+      </w:tr>
+      <w:tr>
+        <w:tc>
+          <w:tcPr>
+            <w:tcBorders>
+              <w:top w:val="none" w:color="FFFFFF" w:sz="0"/>
+              <w:left w:val="none" w:color="FFFFFF" w:sz="0"/>
+              <w:bottom w:val="none" w:color="FFFFFF" w:sz="0"/>
+              <w:right w:val="none" w:color="FFFFFF" w:sz="0"/>
+            </w:tcBorders>
+            <w:shd w:fill="F0F0F0" w:val="clear"/>
+            <w:tcMar>
+              <w:top w:type="dxa" w:w="60"/>
+              <w:left w:type="dxa" w:w="160"/>
+              <w:bottom w:type="dxa" w:w="60"/>
+              <w:right w:type="dxa" w:w="160"/>
+            </w:tcMar>
+          </w:tcPr>
+          <w:p>
+            <w:pPr>
+              <w:spacing w:after="20" w:before="20"/>
+            </w:pPr>
+            <w:r>
+              <w:rPr>
+                <w:rFonts w:ascii="Courier New" w:cs="Courier New" w:eastAsia="Courier New" w:hAnsi="Courier New"/>
+                <w:color w:val="000074"/>
+                <w:sz w:val="18"/>
+                <w:szCs w:val="18"/>
+              </w:rPr>
+              <w:t xml:space="preserve"># Reconstruire un service après modification de son dépôt</w:t>
+            </w:r>
+          </w:p>
+        </w:tc>
+      </w:tr>
+      <w:tr>
+        <w:tc>
+          <w:tcPr>
+            <w:tcBorders>
+              <w:top w:val="none" w:color="FFFFFF" w:sz="0"/>
+              <w:left w:val="none" w:color="FFFFFF" w:sz="0"/>
+              <w:bottom w:val="none" w:color="FFFFFF" w:sz="0"/>
+              <w:right w:val="none" w:color="FFFFFF" w:sz="0"/>
+            </w:tcBorders>
+            <w:shd w:fill="F0F0F0" w:val="clear"/>
+            <w:tcMar>
+              <w:top w:type="dxa" w:w="60"/>
+              <w:left w:type="dxa" w:w="160"/>
+              <w:bottom w:type="dxa" w:w="60"/>
+              <w:right w:type="dxa" w:w="160"/>
+            </w:tcMar>
+          </w:tcPr>
+          <w:p>
+            <w:pPr>
+              <w:spacing w:after="20" w:before="20"/>
+            </w:pPr>
+            <w:r>
+              <w:rPr>
+                <w:rFonts w:ascii="Courier New" w:cs="Courier New" w:eastAsia="Courier New" w:hAnsi="Courier New"/>
+                <w:color w:val="000074"/>
+                <w:sz w:val="18"/>
+                <w:szCs w:val="18"/>
+              </w:rPr>
+              <w:t xml:space="preserve">sudo docker compose build api      # après modif dans docsearch-api</w:t>
+            </w:r>
+          </w:p>
+        </w:tc>
+      </w:tr>
+      <w:tr>
+        <w:tc>
+          <w:tcPr>
+            <w:tcBorders>
+              <w:top w:val="none" w:color="FFFFFF" w:sz="0"/>
+              <w:left w:val="none" w:color="FFFFFF" w:sz="0"/>
+              <w:bottom w:val="none" w:color="FFFFFF" w:sz="0"/>
+              <w:right w:val="none" w:color="FFFFFF" w:sz="0"/>
+            </w:tcBorders>
+            <w:shd w:fill="F0F0F0" w:val="clear"/>
+            <w:tcMar>
+              <w:top w:type="dxa" w:w="60"/>
+              <w:left w:type="dxa" w:w="160"/>
+              <w:bottom w:type="dxa" w:w="60"/>
+              <w:right w:type="dxa" w:w="160"/>
+            </w:tcMar>
+          </w:tcPr>
+          <w:p>
+            <w:pPr>
+              <w:spacing w:after="20" w:before="20"/>
+            </w:pPr>
+            <w:r>
+              <w:rPr>
+                <w:rFonts w:ascii="Courier New" w:cs="Courier New" w:eastAsia="Courier New" w:hAnsi="Courier New"/>
+                <w:color w:val="000074"/>
+                <w:sz w:val="18"/>
+                <w:szCs w:val="18"/>
+              </w:rPr>
+              <w:t xml:space="preserve">sudo docker compose build worker   # après modif dans docsearch-ingestion</w:t>
+            </w:r>
+          </w:p>
+        </w:tc>
+      </w:tr>
+      <w:tr>
+        <w:tc>
+          <w:tcPr>
+            <w:tcBorders>
+              <w:top w:val="none" w:color="FFFFFF" w:sz="0"/>
+              <w:left w:val="none" w:color="FFFFFF" w:sz="0"/>
+              <w:bottom w:val="none" w:color="FFFFFF" w:sz="0"/>
+              <w:right w:val="none" w:color="FFFFFF" w:sz="0"/>
+            </w:tcBorders>
+            <w:shd w:fill="F0F0F0" w:val="clear"/>
+            <w:tcMar>
+              <w:top w:type="dxa" w:w="60"/>
+              <w:left w:type="dxa" w:w="160"/>
+              <w:bottom w:type="dxa" w:w="60"/>
+              <w:right w:type="dxa" w:w="160"/>
+            </w:tcMar>
+          </w:tcPr>
+          <w:p>
+            <w:pPr>
+              <w:spacing w:after="20" w:before="20"/>
+            </w:pPr>
+            <w:r>
+              <w:rPr>
+                <w:rFonts w:ascii="Courier New" w:cs="Courier New" w:eastAsia="Courier New" w:hAnsi="Courier New"/>
+                <w:color w:val="000074"/>
+                <w:sz w:val="18"/>
+                <w:szCs w:val="18"/>
+              </w:rPr>
+              <w:t xml:space="preserve">sudo docker compose build ui       # après modif dans docsearch-ui</w:t>
+            </w:r>
+          </w:p>
+        </w:tc>
+      </w:tr>
+      <w:tr>
+        <w:tc>
+          <w:tcPr>
+            <w:tcBorders>
+              <w:top w:val="none" w:color="FFFFFF" w:sz="0"/>
+              <w:left w:val="none" w:color="FFFFFF" w:sz="0"/>
+              <w:bottom w:val="none" w:color="FFFFFF" w:sz="0"/>
+              <w:right w:val="none" w:color="FFFFFF" w:sz="0"/>
+            </w:tcBorders>
+            <w:shd w:fill="F0F0F0" w:val="clear"/>
+            <w:tcMar>
+              <w:top w:type="dxa" w:w="60"/>
+              <w:left w:type="dxa" w:w="160"/>
+              <w:bottom w:type="dxa" w:w="60"/>
+              <w:right w:type="dxa" w:w="160"/>
+            </w:tcMar>
+          </w:tcPr>
+          <w:p>
+            <w:pPr>
+              <w:spacing w:after="20" w:before="20"/>
+            </w:pPr>
+            <w:r>
+              <w:rPr>
+                <w:rFonts w:ascii="Courier New" w:cs="Courier New" w:eastAsia="Courier New" w:hAnsi="Courier New"/>
+                <w:color w:val="000074"/>
+                <w:sz w:val="18"/>
+                <w:szCs w:val="18"/>
+              </w:rPr>
+              <w:t xml:space="preserve">sudo docker compose up -d api worker ui</w:t>
+            </w:r>
+          </w:p>
+        </w:tc>
+      </w:tr>
+      <w:tr>
+        <w:tc>
+          <w:tcPr>
+            <w:tcBorders>
+              <w:top w:val="none" w:color="FFFFFF" w:sz="0"/>
+              <w:left w:val="none" w:color="FFFFFF" w:sz="0"/>
+              <w:bottom w:val="none" w:color="FFFFFF" w:sz="0"/>
+              <w:right w:val="none" w:color="FFFFFF" w:sz="0"/>
+            </w:tcBorders>
+            <w:shd w:fill="F0F0F0" w:val="clear"/>
+            <w:tcMar>
+              <w:top w:type="dxa" w:w="60"/>
+              <w:left w:type="dxa" w:w="160"/>
+              <w:bottom w:type="dxa" w:w="60"/>
+              <w:right w:type="dxa" w:w="160"/>
+            </w:tcMar>
+          </w:tcPr>
+          <w:p>
+            <w:pPr>
+              <w:spacing w:after="20" w:before="20"/>
+            </w:pPr>
+            <w:r>
+              <w:rPr>
+                <w:rFonts w:ascii="Courier New" w:cs="Courier New" w:eastAsia="Courier New" w:hAnsi="Courier New"/>
+                <w:color w:val="000074"/>
+                <w:sz w:val="18"/>
+                <w:szCs w:val="18"/>
+              </w:rPr>
+              <w:t xml:space="preserve"> </w:t>
+            </w:r>
+          </w:p>
+        </w:tc>
+      </w:tr>
+      <w:tr>
+        <w:tc>
+          <w:tcPr>
+            <w:tcBorders>
+              <w:top w:val="none" w:color="FFFFFF" w:sz="0"/>
+              <w:left w:val="none" w:color="FFFFFF" w:sz="0"/>
+              <w:bottom w:val="none" w:color="FFFFFF" w:sz="0"/>
+              <w:right w:val="none" w:color="FFFFFF" w:sz="0"/>
+            </w:tcBorders>
+            <w:shd w:fill="F0F0F0" w:val="clear"/>
+            <w:tcMar>
+              <w:top w:type="dxa" w:w="60"/>
+              <w:left w:type="dxa" w:w="160"/>
+              <w:bottom w:type="dxa" w:w="60"/>
+              <w:right w:type="dxa" w:w="160"/>
+            </w:tcMar>
+          </w:tcPr>
+          <w:p>
+            <w:pPr>
+              <w:spacing w:after="20" w:before="20"/>
+            </w:pPr>
+            <w:r>
+              <w:rPr>
+                <w:rFonts w:ascii="Courier New" w:cs="Courier New" w:eastAsia="Courier New" w:hAnsi="Courier New"/>
+                <w:color w:val="000074"/>
+                <w:sz w:val="18"/>
+                <w:szCs w:val="18"/>
+              </w:rPr>
+              <w:t xml:space="preserve"># Arrêter proprement</w:t>
+            </w:r>
+          </w:p>
+        </w:tc>
+      </w:tr>
+      <w:tr>
+        <w:tc>
+          <w:tcPr>
+            <w:tcBorders>
+              <w:top w:val="none" w:color="FFFFFF" w:sz="0"/>
+              <w:left w:val="none" w:color="FFFFFF" w:sz="0"/>
+              <w:bottom w:val="none" w:color="FFFFFF" w:sz="0"/>
+              <w:right w:val="none" w:color="FFFFFF" w:sz="0"/>
+            </w:tcBorders>
+            <w:shd w:fill="F0F0F0" w:val="clear"/>
+            <w:tcMar>
+              <w:top w:type="dxa" w:w="60"/>
+              <w:left w:type="dxa" w:w="160"/>
+              <w:bottom w:type="dxa" w:w="60"/>
+              <w:right w:type="dxa" w:w="160"/>
+            </w:tcMar>
+          </w:tcPr>
+          <w:p>
+            <w:pPr>
+              <w:spacing w:after="20" w:before="20"/>
+            </w:pPr>
+            <w:r>
+              <w:rPr>
+                <w:rFonts w:ascii="Courier New" w:cs="Courier New" w:eastAsia="Courier New" w:hAnsi="Courier New"/>
+                <w:color w:val="000074"/>
+                <w:sz w:val="18"/>
+                <w:szCs w:val="18"/>
+              </w:rPr>
+              <w:t xml:space="preserve">sudo ./manage.sh stop</w:t>
+            </w:r>
+          </w:p>
+        </w:tc>
+      </w:tr>
+      <w:tr>
+        <w:tc>
+          <w:tcPr>
+            <w:tcBorders>
+              <w:top w:val="none" w:color="FFFFFF" w:sz="0"/>
+              <w:left w:val="none" w:color="FFFFFF" w:sz="0"/>
+              <w:bottom w:val="none" w:color="FFFFFF" w:sz="0"/>
+              <w:right w:val="none" w:color="FFFFFF" w:sz="0"/>
+            </w:tcBorders>
+            <w:shd w:fill="F0F0F0" w:val="clear"/>
+            <w:tcMar>
+              <w:top w:type="dxa" w:w="60"/>
+              <w:left w:type="dxa" w:w="160"/>
+              <w:bottom w:type="dxa" w:w="60"/>
+              <w:right w:type="dxa" w:w="160"/>
+            </w:tcMar>
+          </w:tcPr>
+          <w:p>
+            <w:pPr>
+              <w:spacing w:after="20" w:before="20"/>
+            </w:pPr>
+            <w:r>
+              <w:rPr>
+                <w:rFonts w:ascii="Courier New" w:cs="Courier New" w:eastAsia="Courier New" w:hAnsi="Courier New"/>
+                <w:color w:val="000074"/>
+                <w:sz w:val="18"/>
+                <w:szCs w:val="18"/>
+              </w:rPr>
+              <w:t xml:space="preserve"> </w:t>
+            </w:r>
+          </w:p>
+        </w:tc>
+      </w:tr>
+      <w:tr>
+        <w:tc>
+          <w:tcPr>
+            <w:tcBorders>
+              <w:top w:val="none" w:color="FFFFFF" w:sz="0"/>
+              <w:left w:val="none" w:color="FFFFFF" w:sz="0"/>
+              <w:bottom w:val="none" w:color="FFFFFF" w:sz="0"/>
+              <w:right w:val="none" w:color="FFFFFF" w:sz="0"/>
+            </w:tcBorders>
+            <w:shd w:fill="F0F0F0" w:val="clear"/>
+            <w:tcMar>
+              <w:top w:type="dxa" w:w="60"/>
+              <w:left w:type="dxa" w:w="160"/>
+              <w:bottom w:type="dxa" w:w="60"/>
+              <w:right w:type="dxa" w:w="160"/>
+            </w:tcMar>
+          </w:tcPr>
+          <w:p>
+            <w:pPr>
+              <w:spacing w:after="20" w:before="20"/>
+            </w:pPr>
+            <w:r>
+              <w:rPr>
+                <w:rFonts w:ascii="Courier New" w:cs="Courier New" w:eastAsia="Courier New" w:hAnsi="Courier New"/>
+                <w:color w:val="000074"/>
+                <w:sz w:val="18"/>
+                <w:szCs w:val="18"/>
+              </w:rPr>
+              <w:t xml:space="preserve"># Réinitialiser complètement (supprime les données)</w:t>
+            </w:r>
+          </w:p>
+        </w:tc>
+      </w:tr>
+      <w:tr>
+        <w:tc>
+          <w:tcPr>
+            <w:tcBorders>
+              <w:top w:val="none" w:color="FFFFFF" w:sz="0"/>
+              <w:left w:val="none" w:color="FFFFFF" w:sz="0"/>
+              <w:bottom w:val="none" w:color="FFFFFF" w:sz="0"/>
+              <w:right w:val="none" w:color="FFFFFF" w:sz="0"/>
+            </w:tcBorders>
+            <w:shd w:fill="F0F0F0" w:val="clear"/>
+            <w:tcMar>
+              <w:top w:type="dxa" w:w="60"/>
+              <w:left w:type="dxa" w:w="160"/>
+              <w:bottom w:type="dxa" w:w="60"/>
+              <w:right w:type="dxa" w:w="160"/>
+            </w:tcMar>
+          </w:tcPr>
+          <w:p>
+            <w:pPr>
+              <w:spacing w:after="20" w:before="20"/>
+            </w:pPr>
+            <w:r>
+              <w:rPr>
+                <w:rFonts w:ascii="Courier New" w:cs="Courier New" w:eastAsia="Courier New" w:hAnsi="Courier New"/>
+                <w:color w:val="000074"/>
+                <w:sz w:val="18"/>
+                <w:szCs w:val="18"/>
+              </w:rPr>
+              <w:t xml:space="preserve">sudo ./manage.sh reset</w:t>
+            </w:r>
+          </w:p>
+        </w:tc>
+      </w:tr>
+    </w:tbl>
+    <w:p>
+      <w:pPr>
+        <w:spacing w:after="80" w:before="0"/>
+      </w:pPr>
+      <w:r>
+        <w:t xml:space="preserve"/>
+      </w:r>
+    </w:p>
+    <w:p>
+      <w:r>
+        <w:br w:type="page"/>
+      </w:r>
+    </w:p>
+    <w:p>
+      <w:pPr>
+        <w:pStyle w:val="Heading1"/>
+        <w:pBdr>
+          <w:bottom w:val="single" w:color="000091" w:sz="6" w:space="6"/>
+        </w:pBdr>
+        <w:spacing w:after="160" w:before="400"/>
+      </w:pPr>
+      <w:r>
+        <w:rPr>
+          <w:rFonts w:ascii="Arial" w:cs="Arial" w:eastAsia="Arial" w:hAnsi="Arial"/>
+          <w:b/>
+          <w:bCs/>
+          <w:color w:val="000074"/>
+          <w:sz w:val="32"/>
+          <w:szCs w:val="32"/>
+        </w:rPr>
+        <w:t xml:space="preserve">Annexe — Vagrantfile (provisioning automatique)</w:t>
+      </w:r>
+    </w:p>
+    <w:p>
+      <w:pPr>
+        <w:spacing w:after="120" w:before="80"/>
+      </w:pPr>
+      <w:r>
+        <w:rPr>
+          <w:rFonts w:ascii="Arial" w:cs="Arial" w:eastAsia="Arial" w:hAnsi="Arial"/>
+          <w:color w:val="161616"/>
+          <w:sz w:val="22"/>
+          <w:szCs w:val="22"/>
+        </w:rPr>
+        <w:t xml:space="preserve">Alternative à l'installation manuelle : ce Vagrantfile provisionne automatiquement la VM Ubuntu avec Docker, clone les 5 dépôts DocSearch et applique le paramètre vm.max_map_count.</w:t>
+      </w:r>
+    </w:p>
+    <w:p>
+      <w:pPr>
+        <w:spacing w:after="80" w:before="0"/>
+      </w:pPr>
+      <w:r>
+        <w:t xml:space="preserve"/>
+      </w:r>
+    </w:p>
+    <w:tbl>
+      <w:tblPr>
+        <w:tblW w:type="dxa" w:w="9026"/>
+        <w:tblBorders>
+          <w:top w:val="single" w:color="DDDDDD" w:sz="1"/>
+          <w:left w:val="single" w:color="DDDDDD" w:sz="1"/>
+          <w:bottom w:val="single" w:color="DDDDDD" w:sz="1"/>
+          <w:right w:val="single" w:color="DDDDDD" w:sz="1"/>
+          <w:insideH w:val="single" w:color="auto" w:sz="4"/>
+          <w:insideV w:val="single" w:color="auto" w:sz="4"/>
+        </w:tblBorders>
+      </w:tblPr>
+      <w:tblGrid>
+        <w:gridCol w:w="9026"/>
+      </w:tblGrid>
+      <w:tr>
+        <w:tc>
+          <w:tcPr>
+            <w:tcBorders>
+              <w:top w:val="none" w:color="FFFFFF" w:sz="0"/>
+              <w:left w:val="none" w:color="FFFFFF" w:sz="0"/>
+              <w:bottom w:val="none" w:color="FFFFFF" w:sz="0"/>
+              <w:right w:val="none" w:color="FFFFFF" w:sz="0"/>
+            </w:tcBorders>
+            <w:shd w:fill="F0F0F0" w:val="clear"/>
+            <w:tcMar>
+              <w:top w:type="dxa" w:w="60"/>
+              <w:left w:type="dxa" w:w="160"/>
+              <w:bottom w:type="dxa" w:w="60"/>
+              <w:right w:type="dxa" w:w="160"/>
+            </w:tcMar>
+          </w:tcPr>
+          <w:p>
+            <w:pPr>
+              <w:spacing w:after="20" w:before="20"/>
+            </w:pPr>
+            <w:r>
+              <w:rPr>
+                <w:rFonts w:ascii="Courier New" w:cs="Courier New" w:eastAsia="Courier New" w:hAnsi="Courier New"/>
+                <w:color w:val="000074"/>
+                <w:sz w:val="18"/>
+                <w:szCs w:val="18"/>
+              </w:rPr>
               <w:t xml:space="preserve"># Vagrantfile — DocSearch Dev VM</w:t>
             </w:r>
           </w:p>
@@ -12333,40 +14247,205 @@
                 <w:sz w:val="18"/>
                 <w:szCs w:val="18"/>
               </w:rPr>
-              <w:t xml:space="preserve">    # Dépendances ACL</w:t>
-            </w:r>
-          </w:p>
-        </w:tc>
-      </w:tr>
-      <w:tr>
-        <w:tc>
-          <w:tcPr>
-            <w:tcBorders>
-              <w:top w:val="none" w:color="FFFFFF" w:sz="0"/>
-              <w:left w:val="none" w:color="FFFFFF" w:sz="0"/>
-              <w:bottom w:val="none" w:color="FFFFFF" w:sz="0"/>
-              <w:right w:val="none" w:color="FFFFFF" w:sz="0"/>
-            </w:tcBorders>
-            <w:shd w:fill="F0F0F0" w:val="clear"/>
-            <w:tcMar>
-              <w:top w:type="dxa" w:w="60"/>
-              <w:left w:type="dxa" w:w="160"/>
-              <w:bottom w:type="dxa" w:w="60"/>
-              <w:right w:type="dxa" w:w="160"/>
-            </w:tcMar>
-          </w:tcPr>
-          <w:p>
-            <w:pPr>
-              <w:spacing w:after="20" w:before="20"/>
-            </w:pPr>
-            <w:r>
-              <w:rPr>
-                <w:rFonts w:ascii="Courier New" w:cs="Courier New" w:eastAsia="Courier New" w:hAnsi="Courier New"/>
-                <w:color w:val="000074"/>
-                <w:sz w:val="18"/>
-                <w:szCs w:val="18"/>
-              </w:rPr>
-              <w:t xml:space="preserve">    apt-get install -y acl ldap-utils git</w:t>
+              <w:t xml:space="preserve">    # Cloner les 5 dépôts DocSearch côte à côte</w:t>
+            </w:r>
+          </w:p>
+        </w:tc>
+      </w:tr>
+      <w:tr>
+        <w:tc>
+          <w:tcPr>
+            <w:tcBorders>
+              <w:top w:val="none" w:color="FFFFFF" w:sz="0"/>
+              <w:left w:val="none" w:color="FFFFFF" w:sz="0"/>
+              <w:bottom w:val="none" w:color="FFFFFF" w:sz="0"/>
+              <w:right w:val="none" w:color="FFFFFF" w:sz="0"/>
+            </w:tcBorders>
+            <w:shd w:fill="F0F0F0" w:val="clear"/>
+            <w:tcMar>
+              <w:top w:type="dxa" w:w="60"/>
+              <w:left w:type="dxa" w:w="160"/>
+              <w:bottom w:type="dxa" w:w="60"/>
+              <w:right w:type="dxa" w:w="160"/>
+            </w:tcMar>
+          </w:tcPr>
+          <w:p>
+            <w:pPr>
+              <w:spacing w:after="20" w:before="20"/>
+            </w:pPr>
+            <w:r>
+              <w:rPr>
+                <w:rFonts w:ascii="Courier New" w:cs="Courier New" w:eastAsia="Courier New" w:hAnsi="Courier New"/>
+                <w:color w:val="000074"/>
+                <w:sz w:val="18"/>
+                <w:szCs w:val="18"/>
+              </w:rPr>
+              <w:t xml:space="preserve">    ORG="https://github.com/votre-organisation"</w:t>
+            </w:r>
+          </w:p>
+        </w:tc>
+      </w:tr>
+      <w:tr>
+        <w:tc>
+          <w:tcPr>
+            <w:tcBorders>
+              <w:top w:val="none" w:color="FFFFFF" w:sz="0"/>
+              <w:left w:val="none" w:color="FFFFFF" w:sz="0"/>
+              <w:bottom w:val="none" w:color="FFFFFF" w:sz="0"/>
+              <w:right w:val="none" w:color="FFFFFF" w:sz="0"/>
+            </w:tcBorders>
+            <w:shd w:fill="F0F0F0" w:val="clear"/>
+            <w:tcMar>
+              <w:top w:type="dxa" w:w="60"/>
+              <w:left w:type="dxa" w:w="160"/>
+              <w:bottom w:type="dxa" w:w="60"/>
+              <w:right w:type="dxa" w:w="160"/>
+            </w:tcMar>
+          </w:tcPr>
+          <w:p>
+            <w:pPr>
+              <w:spacing w:after="20" w:before="20"/>
+            </w:pPr>
+            <w:r>
+              <w:rPr>
+                <w:rFonts w:ascii="Courier New" w:cs="Courier New" w:eastAsia="Courier New" w:hAnsi="Courier New"/>
+                <w:color w:val="000074"/>
+                <w:sz w:val="18"/>
+                <w:szCs w:val="18"/>
+              </w:rPr>
+              <w:t xml:space="preserve">    sudo -u vagrant mkdir -p /home/vagrant/docsearch</w:t>
+            </w:r>
+          </w:p>
+        </w:tc>
+      </w:tr>
+      <w:tr>
+        <w:tc>
+          <w:tcPr>
+            <w:tcBorders>
+              <w:top w:val="none" w:color="FFFFFF" w:sz="0"/>
+              <w:left w:val="none" w:color="FFFFFF" w:sz="0"/>
+              <w:bottom w:val="none" w:color="FFFFFF" w:sz="0"/>
+              <w:right w:val="none" w:color="FFFFFF" w:sz="0"/>
+            </w:tcBorders>
+            <w:shd w:fill="F0F0F0" w:val="clear"/>
+            <w:tcMar>
+              <w:top w:type="dxa" w:w="60"/>
+              <w:left w:type="dxa" w:w="160"/>
+              <w:bottom w:type="dxa" w:w="60"/>
+              <w:right w:type="dxa" w:w="160"/>
+            </w:tcMar>
+          </w:tcPr>
+          <w:p>
+            <w:pPr>
+              <w:spacing w:after="20" w:before="20"/>
+            </w:pPr>
+            <w:r>
+              <w:rPr>
+                <w:rFonts w:ascii="Courier New" w:cs="Courier New" w:eastAsia="Courier New" w:hAnsi="Courier New"/>
+                <w:color w:val="000074"/>
+                <w:sz w:val="18"/>
+                <w:szCs w:val="18"/>
+              </w:rPr>
+              <w:t xml:space="preserve">    cd /home/vagrant/docsearch</w:t>
+            </w:r>
+          </w:p>
+        </w:tc>
+      </w:tr>
+      <w:tr>
+        <w:tc>
+          <w:tcPr>
+            <w:tcBorders>
+              <w:top w:val="none" w:color="FFFFFF" w:sz="0"/>
+              <w:left w:val="none" w:color="FFFFFF" w:sz="0"/>
+              <w:bottom w:val="none" w:color="FFFFFF" w:sz="0"/>
+              <w:right w:val="none" w:color="FFFFFF" w:sz="0"/>
+            </w:tcBorders>
+            <w:shd w:fill="F0F0F0" w:val="clear"/>
+            <w:tcMar>
+              <w:top w:type="dxa" w:w="60"/>
+              <w:left w:type="dxa" w:w="160"/>
+              <w:bottom w:type="dxa" w:w="60"/>
+              <w:right w:type="dxa" w:w="160"/>
+            </w:tcMar>
+          </w:tcPr>
+          <w:p>
+            <w:pPr>
+              <w:spacing w:after="20" w:before="20"/>
+            </w:pPr>
+            <w:r>
+              <w:rPr>
+                <w:rFonts w:ascii="Courier New" w:cs="Courier New" w:eastAsia="Courier New" w:hAnsi="Courier New"/>
+                <w:color w:val="000074"/>
+                <w:sz w:val="18"/>
+                <w:szCs w:val="18"/>
+              </w:rPr>
+              <w:t xml:space="preserve">    for repo in infra ingestion api ui docs; do</w:t>
+            </w:r>
+          </w:p>
+        </w:tc>
+      </w:tr>
+      <w:tr>
+        <w:tc>
+          <w:tcPr>
+            <w:tcBorders>
+              <w:top w:val="none" w:color="FFFFFF" w:sz="0"/>
+              <w:left w:val="none" w:color="FFFFFF" w:sz="0"/>
+              <w:bottom w:val="none" w:color="FFFFFF" w:sz="0"/>
+              <w:right w:val="none" w:color="FFFFFF" w:sz="0"/>
+            </w:tcBorders>
+            <w:shd w:fill="F0F0F0" w:val="clear"/>
+            <w:tcMar>
+              <w:top w:type="dxa" w:w="60"/>
+              <w:left w:type="dxa" w:w="160"/>
+              <w:bottom w:type="dxa" w:w="60"/>
+              <w:right w:type="dxa" w:w="160"/>
+            </w:tcMar>
+          </w:tcPr>
+          <w:p>
+            <w:pPr>
+              <w:spacing w:after="20" w:before="20"/>
+            </w:pPr>
+            <w:r>
+              <w:rPr>
+                <w:rFonts w:ascii="Courier New" w:cs="Courier New" w:eastAsia="Courier New" w:hAnsi="Courier New"/>
+                <w:color w:val="000074"/>
+                <w:sz w:val="18"/>
+                <w:szCs w:val="18"/>
+              </w:rPr>
+              <w:t xml:space="preserve">      sudo -u vagrant git clone $ORG/docsearch-$repo.git</w:t>
+            </w:r>
+          </w:p>
+        </w:tc>
+      </w:tr>
+      <w:tr>
+        <w:tc>
+          <w:tcPr>
+            <w:tcBorders>
+              <w:top w:val="none" w:color="FFFFFF" w:sz="0"/>
+              <w:left w:val="none" w:color="FFFFFF" w:sz="0"/>
+              <w:bottom w:val="none" w:color="FFFFFF" w:sz="0"/>
+              <w:right w:val="none" w:color="FFFFFF" w:sz="0"/>
+            </w:tcBorders>
+            <w:shd w:fill="F0F0F0" w:val="clear"/>
+            <w:tcMar>
+              <w:top w:type="dxa" w:w="60"/>
+              <w:left w:type="dxa" w:w="160"/>
+              <w:bottom w:type="dxa" w:w="60"/>
+              <w:right w:type="dxa" w:w="160"/>
+            </w:tcMar>
+          </w:tcPr>
+          <w:p>
+            <w:pPr>
+              <w:spacing w:after="20" w:before="20"/>
+            </w:pPr>
+            <w:r>
+              <w:rPr>
+                <w:rFonts w:ascii="Courier New" w:cs="Courier New" w:eastAsia="Courier New" w:hAnsi="Courier New"/>
+                <w:color w:val="000074"/>
+                <w:sz w:val="18"/>
+                <w:szCs w:val="18"/>
+              </w:rPr>
+              <w:t xml:space="preserve">    done</w:t>
             </w:r>
           </w:p>
         </w:tc>
@@ -12432,73 +14511,40 @@
                 <w:sz w:val="18"/>
                 <w:szCs w:val="18"/>
               </w:rPr>
-              <w:t xml:space="preserve">    # Cloner DocSearch</w:t>
-            </w:r>
-          </w:p>
-        </w:tc>
-      </w:tr>
-      <w:tr>
-        <w:tc>
-          <w:tcPr>
-            <w:tcBorders>
-              <w:top w:val="none" w:color="FFFFFF" w:sz="0"/>
-              <w:left w:val="none" w:color="FFFFFF" w:sz="0"/>
-              <w:bottom w:val="none" w:color="FFFFFF" w:sz="0"/>
-              <w:right w:val="none" w:color="FFFFFF" w:sz="0"/>
-            </w:tcBorders>
-            <w:shd w:fill="F0F0F0" w:val="clear"/>
-            <w:tcMar>
-              <w:top w:type="dxa" w:w="60"/>
-              <w:left w:type="dxa" w:w="160"/>
-              <w:bottom w:type="dxa" w:w="60"/>
-              <w:right w:type="dxa" w:w="160"/>
-            </w:tcMar>
-          </w:tcPr>
-          <w:p>
-            <w:pPr>
-              <w:spacing w:after="20" w:before="20"/>
-            </w:pPr>
-            <w:r>
-              <w:rPr>
-                <w:rFonts w:ascii="Courier New" w:cs="Courier New" w:eastAsia="Courier New" w:hAnsi="Courier New"/>
-                <w:color w:val="000074"/>
-                <w:sz w:val="18"/>
-                <w:szCs w:val="18"/>
-              </w:rPr>
-              <w:t xml:space="preserve">    sudo -u vagrant git clone https://github.com/votre-org/docsearch /home/vagrant/docsearch</w:t>
-            </w:r>
-          </w:p>
-        </w:tc>
-      </w:tr>
-      <w:tr>
-        <w:tc>
-          <w:tcPr>
-            <w:tcBorders>
-              <w:top w:val="none" w:color="FFFFFF" w:sz="0"/>
-              <w:left w:val="none" w:color="FFFFFF" w:sz="0"/>
-              <w:bottom w:val="none" w:color="FFFFFF" w:sz="0"/>
-              <w:right w:val="none" w:color="FFFFFF" w:sz="0"/>
-            </w:tcBorders>
-            <w:shd w:fill="F0F0F0" w:val="clear"/>
-            <w:tcMar>
-              <w:top w:type="dxa" w:w="60"/>
-              <w:left w:type="dxa" w:w="160"/>
-              <w:bottom w:type="dxa" w:w="60"/>
-              <w:right w:type="dxa" w:w="160"/>
-            </w:tcMar>
-          </w:tcPr>
-          <w:p>
-            <w:pPr>
-              <w:spacing w:after="20" w:before="20"/>
-            </w:pPr>
-            <w:r>
-              <w:rPr>
-                <w:rFonts w:ascii="Courier New" w:cs="Courier New" w:eastAsia="Courier New" w:hAnsi="Courier New"/>
-                <w:color w:val="000074"/>
-                <w:sz w:val="18"/>
-                <w:szCs w:val="18"/>
-              </w:rPr>
-              <w:t xml:space="preserve">    cd /home/vagrant/docsearch &amp;&amp; cp .env.example .env</w:t>
+              <w:t xml:space="preserve">    cd docsearch-infra</w:t>
+            </w:r>
+          </w:p>
+        </w:tc>
+      </w:tr>
+      <w:tr>
+        <w:tc>
+          <w:tcPr>
+            <w:tcBorders>
+              <w:top w:val="none" w:color="FFFFFF" w:sz="0"/>
+              <w:left w:val="none" w:color="FFFFFF" w:sz="0"/>
+              <w:bottom w:val="none" w:color="FFFFFF" w:sz="0"/>
+              <w:right w:val="none" w:color="FFFFFF" w:sz="0"/>
+            </w:tcBorders>
+            <w:shd w:fill="F0F0F0" w:val="clear"/>
+            <w:tcMar>
+              <w:top w:type="dxa" w:w="60"/>
+              <w:left w:type="dxa" w:w="160"/>
+              <w:bottom w:type="dxa" w:w="60"/>
+              <w:right w:type="dxa" w:w="160"/>
+            </w:tcMar>
+          </w:tcPr>
+          <w:p>
+            <w:pPr>
+              <w:spacing w:after="20" w:before="20"/>
+            </w:pPr>
+            <w:r>
+              <w:rPr>
+                <w:rFonts w:ascii="Courier New" w:cs="Courier New" w:eastAsia="Courier New" w:hAnsi="Courier New"/>
+                <w:color w:val="000074"/>
+                <w:sz w:val="18"/>
+                <w:szCs w:val="18"/>
+              </w:rPr>
+              <w:t xml:space="preserve">    sudo -u vagrant cp .env.example .env</w:t>
             </w:r>
           </w:p>
         </w:tc>
@@ -12630,6 +14676,39 @@
                 <w:sz w:val="18"/>
                 <w:szCs w:val="18"/>
               </w:rPr>
+              <w:t xml:space="preserve">    sed -i "s|DOCKER_UID=.*|DOCKER_UID=$(id -u vagrant)|" .env</w:t>
+            </w:r>
+          </w:p>
+        </w:tc>
+      </w:tr>
+      <w:tr>
+        <w:tc>
+          <w:tcPr>
+            <w:tcBorders>
+              <w:top w:val="none" w:color="FFFFFF" w:sz="0"/>
+              <w:left w:val="none" w:color="FFFFFF" w:sz="0"/>
+              <w:bottom w:val="none" w:color="FFFFFF" w:sz="0"/>
+              <w:right w:val="none" w:color="FFFFFF" w:sz="0"/>
+            </w:tcBorders>
+            <w:shd w:fill="F0F0F0" w:val="clear"/>
+            <w:tcMar>
+              <w:top w:type="dxa" w:w="60"/>
+              <w:left w:type="dxa" w:w="160"/>
+              <w:bottom w:type="dxa" w:w="60"/>
+              <w:right w:type="dxa" w:w="160"/>
+            </w:tcMar>
+          </w:tcPr>
+          <w:p>
+            <w:pPr>
+              <w:spacing w:after="20" w:before="20"/>
+            </w:pPr>
+            <w:r>
+              <w:rPr>
+                <w:rFonts w:ascii="Courier New" w:cs="Courier New" w:eastAsia="Courier New" w:hAnsi="Courier New"/>
+                <w:color w:val="000074"/>
+                <w:sz w:val="18"/>
+                <w:szCs w:val="18"/>
+              </w:rPr>
               <w:t xml:space="preserve"> </w:t>
             </w:r>
           </w:p>
@@ -12663,40 +14742,40 @@
                 <w:sz w:val="18"/>
                 <w:szCs w:val="18"/>
               </w:rPr>
-              <w:t xml:space="preserve">    chmod +x /home/vagrant/docsearch/manage.sh</w:t>
-            </w:r>
-          </w:p>
-        </w:tc>
-      </w:tr>
-      <w:tr>
-        <w:tc>
-          <w:tcPr>
-            <w:tcBorders>
-              <w:top w:val="none" w:color="FFFFFF" w:sz="0"/>
-              <w:left w:val="none" w:color="FFFFFF" w:sz="0"/>
-              <w:bottom w:val="none" w:color="FFFFFF" w:sz="0"/>
-              <w:right w:val="none" w:color="FFFFFF" w:sz="0"/>
-            </w:tcBorders>
-            <w:shd w:fill="F0F0F0" w:val="clear"/>
-            <w:tcMar>
-              <w:top w:type="dxa" w:w="60"/>
-              <w:left w:type="dxa" w:w="160"/>
-              <w:bottom w:type="dxa" w:w="60"/>
-              <w:right w:type="dxa" w:w="160"/>
-            </w:tcMar>
-          </w:tcPr>
-          <w:p>
-            <w:pPr>
-              <w:spacing w:after="20" w:before="20"/>
-            </w:pPr>
-            <w:r>
-              <w:rPr>
-                <w:rFonts w:ascii="Courier New" w:cs="Courier New" w:eastAsia="Courier New" w:hAnsi="Courier New"/>
-                <w:color w:val="000074"/>
-                <w:sz w:val="18"/>
-                <w:szCs w:val="18"/>
-              </w:rPr>
-              <w:t xml:space="preserve">    echo "✅ DocSearch prêt — lancer : cd docsearch &amp;&amp; ./manage.sh start"</w:t>
+              <w:t xml:space="preserve">    chmod +x manage.sh</w:t>
+            </w:r>
+          </w:p>
+        </w:tc>
+      </w:tr>
+      <w:tr>
+        <w:tc>
+          <w:tcPr>
+            <w:tcBorders>
+              <w:top w:val="none" w:color="FFFFFF" w:sz="0"/>
+              <w:left w:val="none" w:color="FFFFFF" w:sz="0"/>
+              <w:bottom w:val="none" w:color="FFFFFF" w:sz="0"/>
+              <w:right w:val="none" w:color="FFFFFF" w:sz="0"/>
+            </w:tcBorders>
+            <w:shd w:fill="F0F0F0" w:val="clear"/>
+            <w:tcMar>
+              <w:top w:type="dxa" w:w="60"/>
+              <w:left w:type="dxa" w:w="160"/>
+              <w:bottom w:type="dxa" w:w="60"/>
+              <w:right w:type="dxa" w:w="160"/>
+            </w:tcMar>
+          </w:tcPr>
+          <w:p>
+            <w:pPr>
+              <w:spacing w:after="20" w:before="20"/>
+            </w:pPr>
+            <w:r>
+              <w:rPr>
+                <w:rFonts w:ascii="Courier New" w:cs="Courier New" w:eastAsia="Courier New" w:hAnsi="Courier New"/>
+                <w:color w:val="000074"/>
+                <w:sz w:val="18"/>
+                <w:szCs w:val="18"/>
+              </w:rPr>
+              <w:t xml:space="preserve">    echo "✅ DocSearch prêt — lancer : cd docsearch-infra &amp;&amp; ./manage.sh start"</w:t>
             </w:r>
           </w:p>
         </w:tc>
@@ -12835,7 +14914,7 @@
                 <w:sz w:val="20"/>
                 <w:szCs w:val="20"/>
               </w:rPr>
-              <w:t xml:space="preserve">Une fois le Vagrantfile configuré avec l'URL de votre dépôt Git : vagrant up  (15-20 min la première fois) puis vagrant ssh pour entrer dans la VM. DocSearch se lance ensuite avec : cd docsearch &amp;&amp; ./manage.sh start &amp;&amp; ./manage.sh init</w:t>
+              <w:t xml:space="preserve">Une fois le Vagrantfile configuré avec l'URL de votre organisation GitHub : vagrant up (15-20 min la première fois) puis vagrant ssh pour entrer dans la VM. DocSearch se lance ensuite avec : cd docsearch/docsearch-infra &amp;&amp; ./manage.sh start &amp;&amp; ./manage.sh init</w:t>
             </w:r>
           </w:p>
         </w:tc>

--- a/guide_install_virtualbox.docx
+++ b/guide_install_virtualbox.docx
@@ -1357,7 +1357,7 @@
                 <w:sz w:val="20"/>
                 <w:szCs w:val="20"/>
               </w:rPr>
-              <w:t xml:space="preserve">DocSearch est découpé en 5 dépôts indépendants : docsearch-infra (orchestration, à cloner en premier), docsearch-ingestion (indexation), docsearch-api (recherche), docsearch-ui (interface web) et docsearch-docs (documents commerciaux). Ils doivent être clonés côte à côte dans un même dossier parent — voir section 5.</w:t>
+              <w:t xml:space="preserve">DocSearch est découpé en 5 dépôts indépendants : docsearch-infra (orchestration, à cloner en premier), docsearch-ingestion (indexation), docsearch-api (recherche), docsearch-ui-vue (interface web Vue 3 + DSFR) et docsearch-docs (documents commerciaux). Ils doivent être clonés côte à côte dans un même dossier parent — voir section 5.</w:t>
             </w:r>
           </w:p>
         </w:tc>
@@ -5410,7 +5410,7 @@
                 <w:sz w:val="18"/>
                 <w:szCs w:val="18"/>
               </w:rPr>
-              <w:t xml:space="preserve">git clone https://github.com/votre-organisation/docsearch-ui.git</w:t>
+              <w:t xml:space="preserve">git clone https://github.com/votre-organisation/docsearch-ui-vue.git</w:t>
             </w:r>
           </w:p>
         </w:tc>
@@ -5608,7 +5608,7 @@
                 <w:sz w:val="18"/>
                 <w:szCs w:val="18"/>
               </w:rPr>
-              <w:t xml:space="preserve"># docsearch-ui/     docsearch-docs/</w:t>
+              <w:t xml:space="preserve"># docsearch-ui-vue/     docsearch-docs/</w:t>
             </w:r>
           </w:p>
         </w:tc>
@@ -5681,7 +5681,7 @@
                 <w:sz w:val="20"/>
                 <w:szCs w:val="20"/>
               </w:rPr>
-              <w:t xml:space="preserve">Tous les dépôts doivent rester au même niveau. Le fichier docker-compose.yml de docsearch-infra construit les images avec des chemins relatifs (context: ../docsearch-ingestion, ../docsearch-api, ../docsearch-ui) — un déplacement de l'un des dossiers casse la construction des images.</w:t>
+              <w:t xml:space="preserve">Tous les dépôts doivent rester au même niveau. Le fichier docker-compose.yml de docsearch-infra construit les images avec des chemins relatifs (context: ../docsearch-ingestion, ../docsearch-api, ../docsearch-ui-vue) — un déplacement de l'un des dossiers casse la construction des images.</w:t>
             </w:r>
           </w:p>
         </w:tc>
@@ -7832,7 +7832,7 @@
           <w:sz w:val="22"/>
           <w:szCs w:val="22"/>
         </w:rPr>
-        <w:t xml:space="preserve">ui (construite depuis docsearch-ui, port 8080)</w:t>
+        <w:t xml:space="preserve">ui-vue (construite depuis docsearch-ui-vue, port 8080)</w:t>
       </w:r>
     </w:p>
     <w:p>
@@ -12889,7 +12889,7 @@
                 <w:sz w:val="18"/>
                 <w:szCs w:val="18"/>
               </w:rPr>
-              <w:t xml:space="preserve">sudo docker compose build ui       # après modif dans docsearch-ui</w:t>
+              <w:t xml:space="preserve">sudo docker compose build ui-vue   # après modif dans docsearch-ui-vue</w:t>
             </w:r>
           </w:p>
         </w:tc>

--- a/guide_install_virtualbox.docx
+++ b/guide_install_virtualbox.docx
@@ -98,7 +98,7 @@
           <w:sz w:val="24"/>
           <w:szCs w:val="24"/>
         </w:rPr>
-        <w:t xml:space="preserve">VirtualBox · Ubuntu 24.04 · Docker Compose</w:t>
+        <w:t xml:space="preserve">VirtualBox · Ubuntu 24.04 · podman + systemd (Quadlet)</w:t>
       </w:r>
     </w:p>
     <w:p>
@@ -227,7 +227,7 @@
                 <w:sz w:val="20"/>
                 <w:szCs w:val="20"/>
               </w:rPr>
-              <w:t xml:space="preserve">Docker 27 + Compose v2</w:t>
+              <w:t xml:space="preserve">podman 4.9 + Quadlet</w:t>
             </w:r>
           </w:p>
           <w:p>
@@ -1430,7 +1430,7 @@
                 <w:sz w:val="20"/>
                 <w:szCs w:val="20"/>
               </w:rPr>
-              <w:t xml:space="preserve">Si vous disposez de Vagrant, le fichier Vagrantfile fourni en annexe provisionne automatiquement la VM Ubuntu avec Docker et clone l'ensemble des dépôts DocSearch en une seule commande : vagrant up</w:t>
+              <w:t xml:space="preserve">Si vous disposez de Vagrant, le fichier Vagrantfile fourni en annexe provisionne automatiquement la VM Ubuntu avec podman et clone l'ensemble des dépôts DocSearch en une seule commande : vagrant up</w:t>
             </w:r>
           </w:p>
         </w:tc>
@@ -2333,7 +2333,7 @@
           <w:sz w:val="22"/>
           <w:szCs w:val="22"/>
         </w:rPr>
-        <w:t xml:space="preserve">Type d'installation : Installation minimale (suffisant pour Docker)</w:t>
+        <w:t xml:space="preserve">Type d'installation : Installation minimale (suffisant pour podman)</w:t>
       </w:r>
     </w:p>
     <w:p>
@@ -2479,7 +2479,7 @@
                 <w:sz w:val="20"/>
                 <w:szCs w:val="20"/>
               </w:rPr>
-              <w:t xml:space="preserve">Choisir « Installation minimale » (sans LibreOffice ni applications bureautiques) économise 2 GB de disque. Docker et les dépendances DocSearch seront installés ensuite.</w:t>
+              <w:t xml:space="preserve">Choisir « Installation minimale » (sans LibreOffice ni applications bureautiques) économise 2 GB de disque. podman et les dépendances DocSearch seront installés ensuite.</w:t>
             </w:r>
           </w:p>
         </w:tc>
@@ -3007,7 +3007,7 @@
           <w:sz w:val="32"/>
           <w:szCs w:val="32"/>
         </w:rPr>
-        <w:t xml:space="preserve">4. Installation de Docker et Docker Compose</w:t>
+        <w:t xml:space="preserve">4. Installation de podman</w:t>
       </w:r>
     </w:p>
     <w:p>
@@ -3098,7 +3098,7 @@
                 <w:sz w:val="22"/>
                 <w:szCs w:val="22"/>
               </w:rPr>
-              <w:t xml:space="preserve">Installer Docker Engine et Docker Compose v2</w:t>
+              <w:t xml:space="preserve">Installer podman et ses dépendances réseau</w:t>
             </w:r>
           </w:p>
           <w:p>
@@ -3112,7 +3112,7 @@
                 <w:sz w:val="20"/>
                 <w:szCs w:val="20"/>
               </w:rPr>
-              <w:t xml:space="preserve">Installation officielle depuis le dépôt Docker — Ubuntu 24.04</w:t>
+              <w:t xml:space="preserve">Paquets officiels Ubuntu 24.04 — podman 4.9, au-delà du minimum exigé par Quadlet (4.4)</w:t>
             </w:r>
           </w:p>
         </w:tc>
@@ -3140,7 +3140,7 @@
           <w:sz w:val="26"/>
           <w:szCs w:val="26"/>
         </w:rPr>
-        <w:t xml:space="preserve">4.1 Désinstaller les versions conflictuelles</w:t>
+        <w:t xml:space="preserve">4.1 Désinstaller Docker s'il est présent</w:t>
       </w:r>
     </w:p>
     <w:tbl>
@@ -3186,40 +3186,40 @@
                 <w:sz w:val="18"/>
                 <w:szCs w:val="18"/>
               </w:rPr>
-              <w:t xml:space="preserve"># Supprimer les anciennes versions si présentes</w:t>
-            </w:r>
-          </w:p>
-        </w:tc>
-      </w:tr>
-      <w:tr>
-        <w:tc>
-          <w:tcPr>
-            <w:tcBorders>
-              <w:top w:val="none" w:color="FFFFFF" w:sz="0"/>
-              <w:left w:val="none" w:color="FFFFFF" w:sz="0"/>
-              <w:bottom w:val="none" w:color="FFFFFF" w:sz="0"/>
-              <w:right w:val="none" w:color="FFFFFF" w:sz="0"/>
-            </w:tcBorders>
-            <w:shd w:fill="F0F0F0" w:val="clear"/>
-            <w:tcMar>
-              <w:top w:type="dxa" w:w="60"/>
-              <w:left w:type="dxa" w:w="160"/>
-              <w:bottom w:type="dxa" w:w="60"/>
-              <w:right w:type="dxa" w:w="160"/>
-            </w:tcMar>
-          </w:tcPr>
-          <w:p>
-            <w:pPr>
-              <w:spacing w:after="20" w:before="20"/>
-            </w:pPr>
-            <w:r>
-              <w:rPr>
-                <w:rFonts w:ascii="Courier New" w:cs="Courier New" w:eastAsia="Courier New" w:hAnsi="Courier New"/>
-                <w:color w:val="000074"/>
-                <w:sz w:val="18"/>
-                <w:szCs w:val="18"/>
-              </w:rPr>
-              <w:t xml:space="preserve">for pkg in docker.io docker-doc docker-compose docker-compose-v2 podman-docker containerd runc; do</w:t>
+              <w:t xml:space="preserve"># Docker n'est plus utilisé ; le laisser installé peut créer des conflits de sous-réseau</w:t>
+            </w:r>
+          </w:p>
+        </w:tc>
+      </w:tr>
+      <w:tr>
+        <w:tc>
+          <w:tcPr>
+            <w:tcBorders>
+              <w:top w:val="none" w:color="FFFFFF" w:sz="0"/>
+              <w:left w:val="none" w:color="FFFFFF" w:sz="0"/>
+              <w:bottom w:val="none" w:color="FFFFFF" w:sz="0"/>
+              <w:right w:val="none" w:color="FFFFFF" w:sz="0"/>
+            </w:tcBorders>
+            <w:shd w:fill="F0F0F0" w:val="clear"/>
+            <w:tcMar>
+              <w:top w:type="dxa" w:w="60"/>
+              <w:left w:type="dxa" w:w="160"/>
+              <w:bottom w:type="dxa" w:w="60"/>
+              <w:right w:type="dxa" w:w="160"/>
+            </w:tcMar>
+          </w:tcPr>
+          <w:p>
+            <w:pPr>
+              <w:spacing w:after="20" w:before="20"/>
+            </w:pPr>
+            <w:r>
+              <w:rPr>
+                <w:rFonts w:ascii="Courier New" w:cs="Courier New" w:eastAsia="Courier New" w:hAnsi="Courier New"/>
+                <w:color w:val="000074"/>
+                <w:sz w:val="18"/>
+                <w:szCs w:val="18"/>
+              </w:rPr>
+              <w:t xml:space="preserve">for pkg in docker-ce docker-ce-cli containerd.io docker-compose-plugin docker.io docker-compose; do</w:t>
             </w:r>
           </w:p>
         </w:tc>
@@ -3313,7 +3313,7 @@
           <w:sz w:val="26"/>
           <w:szCs w:val="26"/>
         </w:rPr>
-        <w:t xml:space="preserve">4.2 Ajouter le dépôt officiel Docker</w:t>
+        <w:t xml:space="preserve">4.2 Installer podman</w:t>
       </w:r>
     </w:p>
     <w:tbl>
@@ -3359,40 +3359,40 @@
                 <w:sz w:val="18"/>
                 <w:szCs w:val="18"/>
               </w:rPr>
-              <w:t xml:space="preserve"># Dépendances</w:t>
-            </w:r>
-          </w:p>
-        </w:tc>
-      </w:tr>
-      <w:tr>
-        <w:tc>
-          <w:tcPr>
-            <w:tcBorders>
-              <w:top w:val="none" w:color="FFFFFF" w:sz="0"/>
-              <w:left w:val="none" w:color="FFFFFF" w:sz="0"/>
-              <w:bottom w:val="none" w:color="FFFFFF" w:sz="0"/>
-              <w:right w:val="none" w:color="FFFFFF" w:sz="0"/>
-            </w:tcBorders>
-            <w:shd w:fill="F0F0F0" w:val="clear"/>
-            <w:tcMar>
-              <w:top w:type="dxa" w:w="60"/>
-              <w:left w:type="dxa" w:w="160"/>
-              <w:bottom w:type="dxa" w:w="60"/>
-              <w:right w:type="dxa" w:w="160"/>
-            </w:tcMar>
-          </w:tcPr>
-          <w:p>
-            <w:pPr>
-              <w:spacing w:after="20" w:before="20"/>
-            </w:pPr>
-            <w:r>
-              <w:rPr>
-                <w:rFonts w:ascii="Courier New" w:cs="Courier New" w:eastAsia="Courier New" w:hAnsi="Courier New"/>
-                <w:color w:val="000074"/>
-                <w:sz w:val="18"/>
-                <w:szCs w:val="18"/>
-              </w:rPr>
-              <w:t xml:space="preserve">sudo apt-get install -y ca-certificates curl gnupg lsb-release</w:t>
+              <w:t xml:space="preserve"># podman, son moteur réseau (netavark) et son serveur DNS interne (aardvark-dns)</w:t>
+            </w:r>
+          </w:p>
+        </w:tc>
+      </w:tr>
+      <w:tr>
+        <w:tc>
+          <w:tcPr>
+            <w:tcBorders>
+              <w:top w:val="none" w:color="FFFFFF" w:sz="0"/>
+              <w:left w:val="none" w:color="FFFFFF" w:sz="0"/>
+              <w:bottom w:val="none" w:color="FFFFFF" w:sz="0"/>
+              <w:right w:val="none" w:color="FFFFFF" w:sz="0"/>
+            </w:tcBorders>
+            <w:shd w:fill="F0F0F0" w:val="clear"/>
+            <w:tcMar>
+              <w:top w:type="dxa" w:w="60"/>
+              <w:left w:type="dxa" w:w="160"/>
+              <w:bottom w:type="dxa" w:w="60"/>
+              <w:right w:type="dxa" w:w="160"/>
+            </w:tcMar>
+          </w:tcPr>
+          <w:p>
+            <w:pPr>
+              <w:spacing w:after="20" w:before="20"/>
+            </w:pPr>
+            <w:r>
+              <w:rPr>
+                <w:rFonts w:ascii="Courier New" w:cs="Courier New" w:eastAsia="Courier New" w:hAnsi="Courier New"/>
+                <w:color w:val="000074"/>
+                <w:sz w:val="18"/>
+                <w:szCs w:val="18"/>
+              </w:rPr>
+              <w:t xml:space="preserve">sudo apt-get update &amp;&amp; sudo apt-get install -y podman netavark aardvark-dns</w:t>
             </w:r>
           </w:p>
         </w:tc>
@@ -3458,139 +3458,139 @@
                 <w:sz w:val="18"/>
                 <w:szCs w:val="18"/>
               </w:rPr>
-              <w:t xml:space="preserve"># Clé GPG Docker</w:t>
-            </w:r>
-          </w:p>
-        </w:tc>
-      </w:tr>
-      <w:tr>
-        <w:tc>
-          <w:tcPr>
-            <w:tcBorders>
-              <w:top w:val="none" w:color="FFFFFF" w:sz="0"/>
-              <w:left w:val="none" w:color="FFFFFF" w:sz="0"/>
-              <w:bottom w:val="none" w:color="FFFFFF" w:sz="0"/>
-              <w:right w:val="none" w:color="FFFFFF" w:sz="0"/>
-            </w:tcBorders>
-            <w:shd w:fill="F0F0F0" w:val="clear"/>
-            <w:tcMar>
-              <w:top w:type="dxa" w:w="60"/>
-              <w:left w:type="dxa" w:w="160"/>
-              <w:bottom w:type="dxa" w:w="60"/>
-              <w:right w:type="dxa" w:w="160"/>
-            </w:tcMar>
-          </w:tcPr>
-          <w:p>
-            <w:pPr>
-              <w:spacing w:after="20" w:before="20"/>
-            </w:pPr>
-            <w:r>
-              <w:rPr>
-                <w:rFonts w:ascii="Courier New" w:cs="Courier New" w:eastAsia="Courier New" w:hAnsi="Courier New"/>
-                <w:color w:val="000074"/>
-                <w:sz w:val="18"/>
-                <w:szCs w:val="18"/>
-              </w:rPr>
-              <w:t xml:space="preserve">sudo install -m 0755 -d /etc/apt/keyrings</w:t>
-            </w:r>
-          </w:p>
-        </w:tc>
-      </w:tr>
-      <w:tr>
-        <w:tc>
-          <w:tcPr>
-            <w:tcBorders>
-              <w:top w:val="none" w:color="FFFFFF" w:sz="0"/>
-              <w:left w:val="none" w:color="FFFFFF" w:sz="0"/>
-              <w:bottom w:val="none" w:color="FFFFFF" w:sz="0"/>
-              <w:right w:val="none" w:color="FFFFFF" w:sz="0"/>
-            </w:tcBorders>
-            <w:shd w:fill="F0F0F0" w:val="clear"/>
-            <w:tcMar>
-              <w:top w:type="dxa" w:w="60"/>
-              <w:left w:type="dxa" w:w="160"/>
-              <w:bottom w:type="dxa" w:w="60"/>
-              <w:right w:type="dxa" w:w="160"/>
-            </w:tcMar>
-          </w:tcPr>
-          <w:p>
-            <w:pPr>
-              <w:spacing w:after="20" w:before="20"/>
-            </w:pPr>
-            <w:r>
-              <w:rPr>
-                <w:rFonts w:ascii="Courier New" w:cs="Courier New" w:eastAsia="Courier New" w:hAnsi="Courier New"/>
-                <w:color w:val="000074"/>
-                <w:sz w:val="18"/>
-                <w:szCs w:val="18"/>
-              </w:rPr>
-              <w:t xml:space="preserve">curl -fsSL https://download.docker.com/linux/ubuntu/gpg | \</w:t>
-            </w:r>
-          </w:p>
-        </w:tc>
-      </w:tr>
-      <w:tr>
-        <w:tc>
-          <w:tcPr>
-            <w:tcBorders>
-              <w:top w:val="none" w:color="FFFFFF" w:sz="0"/>
-              <w:left w:val="none" w:color="FFFFFF" w:sz="0"/>
-              <w:bottom w:val="none" w:color="FFFFFF" w:sz="0"/>
-              <w:right w:val="none" w:color="FFFFFF" w:sz="0"/>
-            </w:tcBorders>
-            <w:shd w:fill="F0F0F0" w:val="clear"/>
-            <w:tcMar>
-              <w:top w:type="dxa" w:w="60"/>
-              <w:left w:type="dxa" w:w="160"/>
-              <w:bottom w:type="dxa" w:w="60"/>
-              <w:right w:type="dxa" w:w="160"/>
-            </w:tcMar>
-          </w:tcPr>
-          <w:p>
-            <w:pPr>
-              <w:spacing w:after="20" w:before="20"/>
-            </w:pPr>
-            <w:r>
-              <w:rPr>
-                <w:rFonts w:ascii="Courier New" w:cs="Courier New" w:eastAsia="Courier New" w:hAnsi="Courier New"/>
-                <w:color w:val="000074"/>
-                <w:sz w:val="18"/>
-                <w:szCs w:val="18"/>
-              </w:rPr>
-              <w:t xml:space="preserve">    sudo gpg --dearmor -o /etc/apt/keyrings/docker.gpg</w:t>
-            </w:r>
-          </w:p>
-        </w:tc>
-      </w:tr>
-      <w:tr>
-        <w:tc>
-          <w:tcPr>
-            <w:tcBorders>
-              <w:top w:val="none" w:color="FFFFFF" w:sz="0"/>
-              <w:left w:val="none" w:color="FFFFFF" w:sz="0"/>
-              <w:bottom w:val="none" w:color="FFFFFF" w:sz="0"/>
-              <w:right w:val="none" w:color="FFFFFF" w:sz="0"/>
-            </w:tcBorders>
-            <w:shd w:fill="F0F0F0" w:val="clear"/>
-            <w:tcMar>
-              <w:top w:type="dxa" w:w="60"/>
-              <w:left w:type="dxa" w:w="160"/>
-              <w:bottom w:type="dxa" w:w="60"/>
-              <w:right w:type="dxa" w:w="160"/>
-            </w:tcMar>
-          </w:tcPr>
-          <w:p>
-            <w:pPr>
-              <w:spacing w:after="20" w:before="20"/>
-            </w:pPr>
-            <w:r>
-              <w:rPr>
-                <w:rFonts w:ascii="Courier New" w:cs="Courier New" w:eastAsia="Courier New" w:hAnsi="Courier New"/>
-                <w:color w:val="000074"/>
-                <w:sz w:val="18"/>
-                <w:szCs w:val="18"/>
-              </w:rPr>
-              <w:t xml:space="preserve">sudo chmod a+r /etc/apt/keyrings/docker.gpg</w:t>
+              <w:t xml:space="preserve"># aardvark-dns est INDISPENSABLE : sans lui, aucun conteneur ne résout le nom</w:t>
+            </w:r>
+          </w:p>
+        </w:tc>
+      </w:tr>
+      <w:tr>
+        <w:tc>
+          <w:tcPr>
+            <w:tcBorders>
+              <w:top w:val="none" w:color="FFFFFF" w:sz="0"/>
+              <w:left w:val="none" w:color="FFFFFF" w:sz="0"/>
+              <w:bottom w:val="none" w:color="FFFFFF" w:sz="0"/>
+              <w:right w:val="none" w:color="FFFFFF" w:sz="0"/>
+            </w:tcBorders>
+            <w:shd w:fill="F0F0F0" w:val="clear"/>
+            <w:tcMar>
+              <w:top w:type="dxa" w:w="60"/>
+              <w:left w:type="dxa" w:w="160"/>
+              <w:bottom w:type="dxa" w:w="60"/>
+              <w:right w:type="dxa" w:w="160"/>
+            </w:tcMar>
+          </w:tcPr>
+          <w:p>
+            <w:pPr>
+              <w:spacing w:after="20" w:before="20"/>
+            </w:pPr>
+            <w:r>
+              <w:rPr>
+                <w:rFonts w:ascii="Courier New" w:cs="Courier New" w:eastAsia="Courier New" w:hAnsi="Courier New"/>
+                <w:color w:val="000074"/>
+                <w:sz w:val="18"/>
+                <w:szCs w:val="18"/>
+              </w:rPr>
+              <w:t xml:space="preserve"># d'un autre et toute la pile tombe en boucle de redémarrage.</w:t>
+            </w:r>
+          </w:p>
+        </w:tc>
+      </w:tr>
+      <w:tr>
+        <w:tc>
+          <w:tcPr>
+            <w:tcBorders>
+              <w:top w:val="none" w:color="FFFFFF" w:sz="0"/>
+              <w:left w:val="none" w:color="FFFFFF" w:sz="0"/>
+              <w:bottom w:val="none" w:color="FFFFFF" w:sz="0"/>
+              <w:right w:val="none" w:color="FFFFFF" w:sz="0"/>
+            </w:tcBorders>
+            <w:shd w:fill="F0F0F0" w:val="clear"/>
+            <w:tcMar>
+              <w:top w:type="dxa" w:w="60"/>
+              <w:left w:type="dxa" w:w="160"/>
+              <w:bottom w:type="dxa" w:w="60"/>
+              <w:right w:type="dxa" w:w="160"/>
+            </w:tcMar>
+          </w:tcPr>
+          <w:p>
+            <w:pPr>
+              <w:spacing w:after="20" w:before="20"/>
+            </w:pPr>
+            <w:r>
+              <w:rPr>
+                <w:rFonts w:ascii="Courier New" w:cs="Courier New" w:eastAsia="Courier New" w:hAnsi="Courier New"/>
+                <w:color w:val="000074"/>
+                <w:sz w:val="18"/>
+                <w:szCs w:val="18"/>
+              </w:rPr>
+              <w:t xml:space="preserve"/>
+            </w:r>
+          </w:p>
+        </w:tc>
+      </w:tr>
+      <w:tr>
+        <w:tc>
+          <w:tcPr>
+            <w:tcBorders>
+              <w:top w:val="none" w:color="FFFFFF" w:sz="0"/>
+              <w:left w:val="none" w:color="FFFFFF" w:sz="0"/>
+              <w:bottom w:val="none" w:color="FFFFFF" w:sz="0"/>
+              <w:right w:val="none" w:color="FFFFFF" w:sz="0"/>
+            </w:tcBorders>
+            <w:shd w:fill="F0F0F0" w:val="clear"/>
+            <w:tcMar>
+              <w:top w:type="dxa" w:w="60"/>
+              <w:left w:type="dxa" w:w="160"/>
+              <w:bottom w:type="dxa" w:w="60"/>
+              <w:right w:type="dxa" w:w="160"/>
+            </w:tcMar>
+          </w:tcPr>
+          <w:p>
+            <w:pPr>
+              <w:spacing w:after="20" w:before="20"/>
+            </w:pPr>
+            <w:r>
+              <w:rPr>
+                <w:rFonts w:ascii="Courier New" w:cs="Courier New" w:eastAsia="Courier New" w:hAnsi="Courier New"/>
+                <w:color w:val="000074"/>
+                <w:sz w:val="18"/>
+                <w:szCs w:val="18"/>
+              </w:rPr>
+              <w:t xml:space="preserve"/>
+            </w:r>
+          </w:p>
+        </w:tc>
+      </w:tr>
+      <w:tr>
+        <w:tc>
+          <w:tcPr>
+            <w:tcBorders>
+              <w:top w:val="none" w:color="FFFFFF" w:sz="0"/>
+              <w:left w:val="none" w:color="FFFFFF" w:sz="0"/>
+              <w:bottom w:val="none" w:color="FFFFFF" w:sz="0"/>
+              <w:right w:val="none" w:color="FFFFFF" w:sz="0"/>
+            </w:tcBorders>
+            <w:shd w:fill="F0F0F0" w:val="clear"/>
+            <w:tcMar>
+              <w:top w:type="dxa" w:w="60"/>
+              <w:left w:type="dxa" w:w="160"/>
+              <w:bottom w:type="dxa" w:w="60"/>
+              <w:right w:type="dxa" w:w="160"/>
+            </w:tcMar>
+          </w:tcPr>
+          <w:p>
+            <w:pPr>
+              <w:spacing w:after="20" w:before="20"/>
+            </w:pPr>
+            <w:r>
+              <w:rPr>
+                <w:rFonts w:ascii="Courier New" w:cs="Courier New" w:eastAsia="Courier New" w:hAnsi="Courier New"/>
+                <w:color w:val="000074"/>
+                <w:sz w:val="18"/>
+                <w:szCs w:val="18"/>
+              </w:rPr>
+              <w:t xml:space="preserve"/>
             </w:r>
           </w:p>
         </w:tc>
@@ -3656,139 +3656,139 @@
                 <w:sz w:val="18"/>
                 <w:szCs w:val="18"/>
               </w:rPr>
-              <w:t xml:space="preserve"># Ajout du dépôt</w:t>
-            </w:r>
-          </w:p>
-        </w:tc>
-      </w:tr>
-      <w:tr>
-        <w:tc>
-          <w:tcPr>
-            <w:tcBorders>
-              <w:top w:val="none" w:color="FFFFFF" w:sz="0"/>
-              <w:left w:val="none" w:color="FFFFFF" w:sz="0"/>
-              <w:bottom w:val="none" w:color="FFFFFF" w:sz="0"/>
-              <w:right w:val="none" w:color="FFFFFF" w:sz="0"/>
-            </w:tcBorders>
-            <w:shd w:fill="F0F0F0" w:val="clear"/>
-            <w:tcMar>
-              <w:top w:type="dxa" w:w="60"/>
-              <w:left w:type="dxa" w:w="160"/>
-              <w:bottom w:type="dxa" w:w="60"/>
-              <w:right w:type="dxa" w:w="160"/>
-            </w:tcMar>
-          </w:tcPr>
-          <w:p>
-            <w:pPr>
-              <w:spacing w:after="20" w:before="20"/>
-            </w:pPr>
-            <w:r>
-              <w:rPr>
-                <w:rFonts w:ascii="Courier New" w:cs="Courier New" w:eastAsia="Courier New" w:hAnsi="Courier New"/>
-                <w:color w:val="000074"/>
-                <w:sz w:val="18"/>
-                <w:szCs w:val="18"/>
-              </w:rPr>
-              <w:t xml:space="preserve">echo \</w:t>
-            </w:r>
-          </w:p>
-        </w:tc>
-      </w:tr>
-      <w:tr>
-        <w:tc>
-          <w:tcPr>
-            <w:tcBorders>
-              <w:top w:val="none" w:color="FFFFFF" w:sz="0"/>
-              <w:left w:val="none" w:color="FFFFFF" w:sz="0"/>
-              <w:bottom w:val="none" w:color="FFFFFF" w:sz="0"/>
-              <w:right w:val="none" w:color="FFFFFF" w:sz="0"/>
-            </w:tcBorders>
-            <w:shd w:fill="F0F0F0" w:val="clear"/>
-            <w:tcMar>
-              <w:top w:type="dxa" w:w="60"/>
-              <w:left w:type="dxa" w:w="160"/>
-              <w:bottom w:type="dxa" w:w="60"/>
-              <w:right w:type="dxa" w:w="160"/>
-            </w:tcMar>
-          </w:tcPr>
-          <w:p>
-            <w:pPr>
-              <w:spacing w:after="20" w:before="20"/>
-            </w:pPr>
-            <w:r>
-              <w:rPr>
-                <w:rFonts w:ascii="Courier New" w:cs="Courier New" w:eastAsia="Courier New" w:hAnsi="Courier New"/>
-                <w:color w:val="000074"/>
-                <w:sz w:val="18"/>
-                <w:szCs w:val="18"/>
-              </w:rPr>
-              <w:t xml:space="preserve">  "deb [arch=$(dpkg --print-architecture) signed-by=/etc/apt/keyrings/docker.gpg] \</w:t>
-            </w:r>
-          </w:p>
-        </w:tc>
-      </w:tr>
-      <w:tr>
-        <w:tc>
-          <w:tcPr>
-            <w:tcBorders>
-              <w:top w:val="none" w:color="FFFFFF" w:sz="0"/>
-              <w:left w:val="none" w:color="FFFFFF" w:sz="0"/>
-              <w:bottom w:val="none" w:color="FFFFFF" w:sz="0"/>
-              <w:right w:val="none" w:color="FFFFFF" w:sz="0"/>
-            </w:tcBorders>
-            <w:shd w:fill="F0F0F0" w:val="clear"/>
-            <w:tcMar>
-              <w:top w:type="dxa" w:w="60"/>
-              <w:left w:type="dxa" w:w="160"/>
-              <w:bottom w:type="dxa" w:w="60"/>
-              <w:right w:type="dxa" w:w="160"/>
-            </w:tcMar>
-          </w:tcPr>
-          <w:p>
-            <w:pPr>
-              <w:spacing w:after="20" w:before="20"/>
-            </w:pPr>
-            <w:r>
-              <w:rPr>
-                <w:rFonts w:ascii="Courier New" w:cs="Courier New" w:eastAsia="Courier New" w:hAnsi="Courier New"/>
-                <w:color w:val="000074"/>
-                <w:sz w:val="18"/>
-                <w:szCs w:val="18"/>
-              </w:rPr>
-              <w:t xml:space="preserve">  https://download.docker.com/linux/ubuntu $(lsb_release -cs) stable" | \</w:t>
-            </w:r>
-          </w:p>
-        </w:tc>
-      </w:tr>
-      <w:tr>
-        <w:tc>
-          <w:tcPr>
-            <w:tcBorders>
-              <w:top w:val="none" w:color="FFFFFF" w:sz="0"/>
-              <w:left w:val="none" w:color="FFFFFF" w:sz="0"/>
-              <w:bottom w:val="none" w:color="FFFFFF" w:sz="0"/>
-              <w:right w:val="none" w:color="FFFFFF" w:sz="0"/>
-            </w:tcBorders>
-            <w:shd w:fill="F0F0F0" w:val="clear"/>
-            <w:tcMar>
-              <w:top w:type="dxa" w:w="60"/>
-              <w:left w:type="dxa" w:w="160"/>
-              <w:bottom w:type="dxa" w:w="60"/>
-              <w:right w:type="dxa" w:w="160"/>
-            </w:tcMar>
-          </w:tcPr>
-          <w:p>
-            <w:pPr>
-              <w:spacing w:after="20" w:before="20"/>
-            </w:pPr>
-            <w:r>
-              <w:rPr>
-                <w:rFonts w:ascii="Courier New" w:cs="Courier New" w:eastAsia="Courier New" w:hAnsi="Courier New"/>
-                <w:color w:val="000074"/>
-                <w:sz w:val="18"/>
-                <w:szCs w:val="18"/>
-              </w:rPr>
-              <w:t xml:space="preserve">  sudo tee /etc/apt/sources.list.d/docker.list &gt; /dev/null</w:t>
+              <w:t xml:space="preserve"/>
+            </w:r>
+          </w:p>
+        </w:tc>
+      </w:tr>
+      <w:tr>
+        <w:tc>
+          <w:tcPr>
+            <w:tcBorders>
+              <w:top w:val="none" w:color="FFFFFF" w:sz="0"/>
+              <w:left w:val="none" w:color="FFFFFF" w:sz="0"/>
+              <w:bottom w:val="none" w:color="FFFFFF" w:sz="0"/>
+              <w:right w:val="none" w:color="FFFFFF" w:sz="0"/>
+            </w:tcBorders>
+            <w:shd w:fill="F0F0F0" w:val="clear"/>
+            <w:tcMar>
+              <w:top w:type="dxa" w:w="60"/>
+              <w:left w:type="dxa" w:w="160"/>
+              <w:bottom w:type="dxa" w:w="60"/>
+              <w:right w:type="dxa" w:w="160"/>
+            </w:tcMar>
+          </w:tcPr>
+          <w:p>
+            <w:pPr>
+              <w:spacing w:after="20" w:before="20"/>
+            </w:pPr>
+            <w:r>
+              <w:rPr>
+                <w:rFonts w:ascii="Courier New" w:cs="Courier New" w:eastAsia="Courier New" w:hAnsi="Courier New"/>
+                <w:color w:val="000074"/>
+                <w:sz w:val="18"/>
+                <w:szCs w:val="18"/>
+              </w:rPr>
+              <w:t xml:space="preserve"/>
+            </w:r>
+          </w:p>
+        </w:tc>
+      </w:tr>
+      <w:tr>
+        <w:tc>
+          <w:tcPr>
+            <w:tcBorders>
+              <w:top w:val="none" w:color="FFFFFF" w:sz="0"/>
+              <w:left w:val="none" w:color="FFFFFF" w:sz="0"/>
+              <w:bottom w:val="none" w:color="FFFFFF" w:sz="0"/>
+              <w:right w:val="none" w:color="FFFFFF" w:sz="0"/>
+            </w:tcBorders>
+            <w:shd w:fill="F0F0F0" w:val="clear"/>
+            <w:tcMar>
+              <w:top w:type="dxa" w:w="60"/>
+              <w:left w:type="dxa" w:w="160"/>
+              <w:bottom w:type="dxa" w:w="60"/>
+              <w:right w:type="dxa" w:w="160"/>
+            </w:tcMar>
+          </w:tcPr>
+          <w:p>
+            <w:pPr>
+              <w:spacing w:after="20" w:before="20"/>
+            </w:pPr>
+            <w:r>
+              <w:rPr>
+                <w:rFonts w:ascii="Courier New" w:cs="Courier New" w:eastAsia="Courier New" w:hAnsi="Courier New"/>
+                <w:color w:val="000074"/>
+                <w:sz w:val="18"/>
+                <w:szCs w:val="18"/>
+              </w:rPr>
+              <w:t xml:space="preserve"/>
+            </w:r>
+          </w:p>
+        </w:tc>
+      </w:tr>
+      <w:tr>
+        <w:tc>
+          <w:tcPr>
+            <w:tcBorders>
+              <w:top w:val="none" w:color="FFFFFF" w:sz="0"/>
+              <w:left w:val="none" w:color="FFFFFF" w:sz="0"/>
+              <w:bottom w:val="none" w:color="FFFFFF" w:sz="0"/>
+              <w:right w:val="none" w:color="FFFFFF" w:sz="0"/>
+            </w:tcBorders>
+            <w:shd w:fill="F0F0F0" w:val="clear"/>
+            <w:tcMar>
+              <w:top w:type="dxa" w:w="60"/>
+              <w:left w:type="dxa" w:w="160"/>
+              <w:bottom w:type="dxa" w:w="60"/>
+              <w:right w:type="dxa" w:w="160"/>
+            </w:tcMar>
+          </w:tcPr>
+          <w:p>
+            <w:pPr>
+              <w:spacing w:after="20" w:before="20"/>
+            </w:pPr>
+            <w:r>
+              <w:rPr>
+                <w:rFonts w:ascii="Courier New" w:cs="Courier New" w:eastAsia="Courier New" w:hAnsi="Courier New"/>
+                <w:color w:val="000074"/>
+                <w:sz w:val="18"/>
+                <w:szCs w:val="18"/>
+              </w:rPr>
+              <w:t xml:space="preserve"/>
+            </w:r>
+          </w:p>
+        </w:tc>
+      </w:tr>
+      <w:tr>
+        <w:tc>
+          <w:tcPr>
+            <w:tcBorders>
+              <w:top w:val="none" w:color="FFFFFF" w:sz="0"/>
+              <w:left w:val="none" w:color="FFFFFF" w:sz="0"/>
+              <w:bottom w:val="none" w:color="FFFFFF" w:sz="0"/>
+              <w:right w:val="none" w:color="FFFFFF" w:sz="0"/>
+            </w:tcBorders>
+            <w:shd w:fill="F0F0F0" w:val="clear"/>
+            <w:tcMar>
+              <w:top w:type="dxa" w:w="60"/>
+              <w:left w:type="dxa" w:w="160"/>
+              <w:bottom w:type="dxa" w:w="60"/>
+              <w:right w:type="dxa" w:w="160"/>
+            </w:tcMar>
+          </w:tcPr>
+          <w:p>
+            <w:pPr>
+              <w:spacing w:after="20" w:before="20"/>
+            </w:pPr>
+            <w:r>
+              <w:rPr>
+                <w:rFonts w:ascii="Courier New" w:cs="Courier New" w:eastAsia="Courier New" w:hAnsi="Courier New"/>
+                <w:color w:val="000074"/>
+                <w:sz w:val="18"/>
+                <w:szCs w:val="18"/>
+              </w:rPr>
+              <w:t xml:space="preserve"/>
             </w:r>
           </w:p>
         </w:tc>
@@ -3854,7 +3854,7 @@
                 <w:sz w:val="18"/>
                 <w:szCs w:val="18"/>
               </w:rPr>
-              <w:t xml:space="preserve">sudo apt-get update</w:t>
+              <w:t xml:space="preserve"/>
             </w:r>
           </w:p>
         </w:tc>
@@ -3882,7 +3882,7 @@
           <w:sz w:val="26"/>
           <w:szCs w:val="26"/>
         </w:rPr>
-        <w:t xml:space="preserve">4.3 Installer Docker Engine</w:t>
+        <w:t xml:space="preserve">4.3 Vérifier l'installation</w:t>
       </w:r>
     </w:p>
     <w:tbl>
@@ -3928,40 +3928,40 @@
                 <w:sz w:val="18"/>
                 <w:szCs w:val="18"/>
               </w:rPr>
-              <w:t xml:space="preserve">sudo apt-get install -y docker-ce docker-ce-cli containerd.io \</w:t>
-            </w:r>
-          </w:p>
-        </w:tc>
-      </w:tr>
-      <w:tr>
-        <w:tc>
-          <w:tcPr>
-            <w:tcBorders>
-              <w:top w:val="none" w:color="FFFFFF" w:sz="0"/>
-              <w:left w:val="none" w:color="FFFFFF" w:sz="0"/>
-              <w:bottom w:val="none" w:color="FFFFFF" w:sz="0"/>
-              <w:right w:val="none" w:color="FFFFFF" w:sz="0"/>
-            </w:tcBorders>
-            <w:shd w:fill="F0F0F0" w:val="clear"/>
-            <w:tcMar>
-              <w:top w:type="dxa" w:w="60"/>
-              <w:left w:type="dxa" w:w="160"/>
-              <w:bottom w:type="dxa" w:w="60"/>
-              <w:right w:type="dxa" w:w="160"/>
-            </w:tcMar>
-          </w:tcPr>
-          <w:p>
-            <w:pPr>
-              <w:spacing w:after="20" w:before="20"/>
-            </w:pPr>
-            <w:r>
-              <w:rPr>
-                <w:rFonts w:ascii="Courier New" w:cs="Courier New" w:eastAsia="Courier New" w:hAnsi="Courier New"/>
-                <w:color w:val="000074"/>
-                <w:sz w:val="18"/>
-                <w:szCs w:val="18"/>
-              </w:rPr>
-              <w:t xml:space="preserve">    docker-buildx-plugin docker-compose-plugin</w:t>
+              <w:t xml:space="preserve">podman --version</w:t>
+            </w:r>
+          </w:p>
+        </w:tc>
+      </w:tr>
+      <w:tr>
+        <w:tc>
+          <w:tcPr>
+            <w:tcBorders>
+              <w:top w:val="none" w:color="FFFFFF" w:sz="0"/>
+              <w:left w:val="none" w:color="FFFFFF" w:sz="0"/>
+              <w:bottom w:val="none" w:color="FFFFFF" w:sz="0"/>
+              <w:right w:val="none" w:color="FFFFFF" w:sz="0"/>
+            </w:tcBorders>
+            <w:shd w:fill="F0F0F0" w:val="clear"/>
+            <w:tcMar>
+              <w:top w:type="dxa" w:w="60"/>
+              <w:left w:type="dxa" w:w="160"/>
+              <w:bottom w:type="dxa" w:w="60"/>
+              <w:right w:type="dxa" w:w="160"/>
+            </w:tcMar>
+          </w:tcPr>
+          <w:p>
+            <w:pPr>
+              <w:spacing w:after="20" w:before="20"/>
+            </w:pPr>
+            <w:r>
+              <w:rPr>
+                <w:rFonts w:ascii="Courier New" w:cs="Courier New" w:eastAsia="Courier New" w:hAnsi="Courier New"/>
+                <w:color w:val="000074"/>
+                <w:sz w:val="18"/>
+                <w:szCs w:val="18"/>
+              </w:rPr>
+              <w:t xml:space="preserve"># → podman version 4.9.x (4.4 minimum pour Quadlet)</w:t>
             </w:r>
           </w:p>
         </w:tc>
@@ -4027,73 +4027,73 @@
                 <w:sz w:val="18"/>
                 <w:szCs w:val="18"/>
               </w:rPr>
-              <w:t xml:space="preserve"># Vérification</w:t>
-            </w:r>
-          </w:p>
-        </w:tc>
-      </w:tr>
-      <w:tr>
-        <w:tc>
-          <w:tcPr>
-            <w:tcBorders>
-              <w:top w:val="none" w:color="FFFFFF" w:sz="0"/>
-              <w:left w:val="none" w:color="FFFFFF" w:sz="0"/>
-              <w:bottom w:val="none" w:color="FFFFFF" w:sz="0"/>
-              <w:right w:val="none" w:color="FFFFFF" w:sz="0"/>
-            </w:tcBorders>
-            <w:shd w:fill="F0F0F0" w:val="clear"/>
-            <w:tcMar>
-              <w:top w:type="dxa" w:w="60"/>
-              <w:left w:type="dxa" w:w="160"/>
-              <w:bottom w:type="dxa" w:w="60"/>
-              <w:right w:type="dxa" w:w="160"/>
-            </w:tcMar>
-          </w:tcPr>
-          <w:p>
-            <w:pPr>
-              <w:spacing w:after="20" w:before="20"/>
-            </w:pPr>
-            <w:r>
-              <w:rPr>
-                <w:rFonts w:ascii="Courier New" w:cs="Courier New" w:eastAsia="Courier New" w:hAnsi="Courier New"/>
-                <w:color w:val="000074"/>
-                <w:sz w:val="18"/>
-                <w:szCs w:val="18"/>
-              </w:rPr>
-              <w:t xml:space="preserve">docker --version</w:t>
-            </w:r>
-          </w:p>
-        </w:tc>
-      </w:tr>
-      <w:tr>
-        <w:tc>
-          <w:tcPr>
-            <w:tcBorders>
-              <w:top w:val="none" w:color="FFFFFF" w:sz="0"/>
-              <w:left w:val="none" w:color="FFFFFF" w:sz="0"/>
-              <w:bottom w:val="none" w:color="FFFFFF" w:sz="0"/>
-              <w:right w:val="none" w:color="FFFFFF" w:sz="0"/>
-            </w:tcBorders>
-            <w:shd w:fill="F0F0F0" w:val="clear"/>
-            <w:tcMar>
-              <w:top w:type="dxa" w:w="60"/>
-              <w:left w:type="dxa" w:w="160"/>
-              <w:bottom w:type="dxa" w:w="60"/>
-              <w:right w:type="dxa" w:w="160"/>
-            </w:tcMar>
-          </w:tcPr>
-          <w:p>
-            <w:pPr>
-              <w:spacing w:after="20" w:before="20"/>
-            </w:pPr>
-            <w:r>
-              <w:rPr>
-                <w:rFonts w:ascii="Courier New" w:cs="Courier New" w:eastAsia="Courier New" w:hAnsi="Courier New"/>
-                <w:color w:val="000074"/>
-                <w:sz w:val="18"/>
-                <w:szCs w:val="18"/>
-              </w:rPr>
-              <w:t xml:space="preserve"># → Docker version 27.x.x</w:t>
+              <w:t xml:space="preserve"># Le générateur Quadlet doit être présent :</w:t>
+            </w:r>
+          </w:p>
+        </w:tc>
+      </w:tr>
+      <w:tr>
+        <w:tc>
+          <w:tcPr>
+            <w:tcBorders>
+              <w:top w:val="none" w:color="FFFFFF" w:sz="0"/>
+              <w:left w:val="none" w:color="FFFFFF" w:sz="0"/>
+              <w:bottom w:val="none" w:color="FFFFFF" w:sz="0"/>
+              <w:right w:val="none" w:color="FFFFFF" w:sz="0"/>
+            </w:tcBorders>
+            <w:shd w:fill="F0F0F0" w:val="clear"/>
+            <w:tcMar>
+              <w:top w:type="dxa" w:w="60"/>
+              <w:left w:type="dxa" w:w="160"/>
+              <w:bottom w:type="dxa" w:w="60"/>
+              <w:right w:type="dxa" w:w="160"/>
+            </w:tcMar>
+          </w:tcPr>
+          <w:p>
+            <w:pPr>
+              <w:spacing w:after="20" w:before="20"/>
+            </w:pPr>
+            <w:r>
+              <w:rPr>
+                <w:rFonts w:ascii="Courier New" w:cs="Courier New" w:eastAsia="Courier New" w:hAnsi="Courier New"/>
+                <w:color w:val="000074"/>
+                <w:sz w:val="18"/>
+                <w:szCs w:val="18"/>
+              </w:rPr>
+              <w:t xml:space="preserve">ls /usr/libexec/podman/quadlet</w:t>
+            </w:r>
+          </w:p>
+        </w:tc>
+      </w:tr>
+      <w:tr>
+        <w:tc>
+          <w:tcPr>
+            <w:tcBorders>
+              <w:top w:val="none" w:color="FFFFFF" w:sz="0"/>
+              <w:left w:val="none" w:color="FFFFFF" w:sz="0"/>
+              <w:bottom w:val="none" w:color="FFFFFF" w:sz="0"/>
+              <w:right w:val="none" w:color="FFFFFF" w:sz="0"/>
+            </w:tcBorders>
+            <w:shd w:fill="F0F0F0" w:val="clear"/>
+            <w:tcMar>
+              <w:top w:type="dxa" w:w="60"/>
+              <w:left w:type="dxa" w:w="160"/>
+              <w:bottom w:type="dxa" w:w="60"/>
+              <w:right w:type="dxa" w:w="160"/>
+            </w:tcMar>
+          </w:tcPr>
+          <w:p>
+            <w:pPr>
+              <w:spacing w:after="20" w:before="20"/>
+            </w:pPr>
+            <w:r>
+              <w:rPr>
+                <w:rFonts w:ascii="Courier New" w:cs="Courier New" w:eastAsia="Courier New" w:hAnsi="Courier New"/>
+                <w:color w:val="000074"/>
+                <w:sz w:val="18"/>
+                <w:szCs w:val="18"/>
+              </w:rPr>
+              <w:t xml:space="preserve"/>
             </w:r>
           </w:p>
         </w:tc>
@@ -4159,40 +4159,40 @@
                 <w:sz w:val="18"/>
                 <w:szCs w:val="18"/>
               </w:rPr>
-              <w:t xml:space="preserve">docker compose version</w:t>
-            </w:r>
-          </w:p>
-        </w:tc>
-      </w:tr>
-      <w:tr>
-        <w:tc>
-          <w:tcPr>
-            <w:tcBorders>
-              <w:top w:val="none" w:color="FFFFFF" w:sz="0"/>
-              <w:left w:val="none" w:color="FFFFFF" w:sz="0"/>
-              <w:bottom w:val="none" w:color="FFFFFF" w:sz="0"/>
-              <w:right w:val="none" w:color="FFFFFF" w:sz="0"/>
-            </w:tcBorders>
-            <w:shd w:fill="F0F0F0" w:val="clear"/>
-            <w:tcMar>
-              <w:top w:type="dxa" w:w="60"/>
-              <w:left w:type="dxa" w:w="160"/>
-              <w:bottom w:type="dxa" w:w="60"/>
-              <w:right w:type="dxa" w:w="160"/>
-            </w:tcMar>
-          </w:tcPr>
-          <w:p>
-            <w:pPr>
-              <w:spacing w:after="20" w:before="20"/>
-            </w:pPr>
-            <w:r>
-              <w:rPr>
-                <w:rFonts w:ascii="Courier New" w:cs="Courier New" w:eastAsia="Courier New" w:hAnsi="Courier New"/>
-                <w:color w:val="000074"/>
-                <w:sz w:val="18"/>
-                <w:szCs w:val="18"/>
-              </w:rPr>
-              <w:t xml:space="preserve"># → Docker Compose version v2.x.x</w:t>
+              <w:t xml:space="preserve"/>
+            </w:r>
+          </w:p>
+        </w:tc>
+      </w:tr>
+      <w:tr>
+        <w:tc>
+          <w:tcPr>
+            <w:tcBorders>
+              <w:top w:val="none" w:color="FFFFFF" w:sz="0"/>
+              <w:left w:val="none" w:color="FFFFFF" w:sz="0"/>
+              <w:bottom w:val="none" w:color="FFFFFF" w:sz="0"/>
+              <w:right w:val="none" w:color="FFFFFF" w:sz="0"/>
+            </w:tcBorders>
+            <w:shd w:fill="F0F0F0" w:val="clear"/>
+            <w:tcMar>
+              <w:top w:type="dxa" w:w="60"/>
+              <w:left w:type="dxa" w:w="160"/>
+              <w:bottom w:type="dxa" w:w="60"/>
+              <w:right w:type="dxa" w:w="160"/>
+            </w:tcMar>
+          </w:tcPr>
+          <w:p>
+            <w:pPr>
+              <w:spacing w:after="20" w:before="20"/>
+            </w:pPr>
+            <w:r>
+              <w:rPr>
+                <w:rFonts w:ascii="Courier New" w:cs="Courier New" w:eastAsia="Courier New" w:hAnsi="Courier New"/>
+                <w:color w:val="000074"/>
+                <w:sz w:val="18"/>
+                <w:szCs w:val="18"/>
+              </w:rPr>
+              <w:t xml:space="preserve"/>
             </w:r>
           </w:p>
         </w:tc>
@@ -4220,7 +4220,7 @@
           <w:sz w:val="26"/>
           <w:szCs w:val="26"/>
         </w:rPr>
-        <w:t xml:space="preserve">4.4 Autoriser Docker sans sudo</w:t>
+        <w:t xml:space="preserve">4.4 Mode rootful : podman s'utilise avec sudo</w:t>
       </w:r>
     </w:p>
     <w:tbl>
@@ -4266,40 +4266,139 @@
                 <w:sz w:val="18"/>
                 <w:szCs w:val="18"/>
               </w:rPr>
-              <w:t xml:space="preserve"># Ajouter l'utilisateur au groupe docker</w:t>
-            </w:r>
-          </w:p>
-        </w:tc>
-      </w:tr>
-      <w:tr>
-        <w:tc>
-          <w:tcPr>
-            <w:tcBorders>
-              <w:top w:val="none" w:color="FFFFFF" w:sz="0"/>
-              <w:left w:val="none" w:color="FFFFFF" w:sz="0"/>
-              <w:bottom w:val="none" w:color="FFFFFF" w:sz="0"/>
-              <w:right w:val="none" w:color="FFFFFF" w:sz="0"/>
-            </w:tcBorders>
-            <w:shd w:fill="F0F0F0" w:val="clear"/>
-            <w:tcMar>
-              <w:top w:type="dxa" w:w="60"/>
-              <w:left w:type="dxa" w:w="160"/>
-              <w:bottom w:type="dxa" w:w="60"/>
-              <w:right w:type="dxa" w:w="160"/>
-            </w:tcMar>
-          </w:tcPr>
-          <w:p>
-            <w:pPr>
-              <w:spacing w:after="20" w:before="20"/>
-            </w:pPr>
-            <w:r>
-              <w:rPr>
-                <w:rFonts w:ascii="Courier New" w:cs="Courier New" w:eastAsia="Courier New" w:hAnsi="Courier New"/>
-                <w:color w:val="000074"/>
-                <w:sz w:val="18"/>
-                <w:szCs w:val="18"/>
-              </w:rPr>
-              <w:t xml:space="preserve">sudo usermod -aG docker $USER</w:t>
+              <w:t xml:space="preserve"># Aucun groupe à rejoindre, contrairement à Docker : les unités systemd</w:t>
+            </w:r>
+          </w:p>
+        </w:tc>
+      </w:tr>
+      <w:tr>
+        <w:tc>
+          <w:tcPr>
+            <w:tcBorders>
+              <w:top w:val="none" w:color="FFFFFF" w:sz="0"/>
+              <w:left w:val="none" w:color="FFFFFF" w:sz="0"/>
+              <w:bottom w:val="none" w:color="FFFFFF" w:sz="0"/>
+              <w:right w:val="none" w:color="FFFFFF" w:sz="0"/>
+            </w:tcBorders>
+            <w:shd w:fill="F0F0F0" w:val="clear"/>
+            <w:tcMar>
+              <w:top w:type="dxa" w:w="60"/>
+              <w:left w:type="dxa" w:w="160"/>
+              <w:bottom w:type="dxa" w:w="60"/>
+              <w:right w:type="dxa" w:w="160"/>
+            </w:tcMar>
+          </w:tcPr>
+          <w:p>
+            <w:pPr>
+              <w:spacing w:after="20" w:before="20"/>
+            </w:pPr>
+            <w:r>
+              <w:rPr>
+                <w:rFonts w:ascii="Courier New" w:cs="Courier New" w:eastAsia="Courier New" w:hAnsi="Courier New"/>
+                <w:color w:val="000074"/>
+                <w:sz w:val="18"/>
+                <w:szCs w:val="18"/>
+              </w:rPr>
+              <w:t xml:space="preserve"># tournent en root, et le magasin d'images de root est DISTINCT de celui</w:t>
+            </w:r>
+          </w:p>
+        </w:tc>
+      </w:tr>
+      <w:tr>
+        <w:tc>
+          <w:tcPr>
+            <w:tcBorders>
+              <w:top w:val="none" w:color="FFFFFF" w:sz="0"/>
+              <w:left w:val="none" w:color="FFFFFF" w:sz="0"/>
+              <w:bottom w:val="none" w:color="FFFFFF" w:sz="0"/>
+              <w:right w:val="none" w:color="FFFFFF" w:sz="0"/>
+            </w:tcBorders>
+            <w:shd w:fill="F0F0F0" w:val="clear"/>
+            <w:tcMar>
+              <w:top w:type="dxa" w:w="60"/>
+              <w:left w:type="dxa" w:w="160"/>
+              <w:bottom w:type="dxa" w:w="60"/>
+              <w:right w:type="dxa" w:w="160"/>
+            </w:tcMar>
+          </w:tcPr>
+          <w:p>
+            <w:pPr>
+              <w:spacing w:after="20" w:before="20"/>
+            </w:pPr>
+            <w:r>
+              <w:rPr>
+                <w:rFonts w:ascii="Courier New" w:cs="Courier New" w:eastAsia="Courier New" w:hAnsi="Courier New"/>
+                <w:color w:val="000074"/>
+                <w:sz w:val="18"/>
+                <w:szCs w:val="18"/>
+              </w:rPr>
+              <w:t xml:space="preserve"># de votre utilisateur. Une image construite sans sudo est invisible pour</w:t>
+            </w:r>
+          </w:p>
+        </w:tc>
+      </w:tr>
+      <w:tr>
+        <w:tc>
+          <w:tcPr>
+            <w:tcBorders>
+              <w:top w:val="none" w:color="FFFFFF" w:sz="0"/>
+              <w:left w:val="none" w:color="FFFFFF" w:sz="0"/>
+              <w:bottom w:val="none" w:color="FFFFFF" w:sz="0"/>
+              <w:right w:val="none" w:color="FFFFFF" w:sz="0"/>
+            </w:tcBorders>
+            <w:shd w:fill="F0F0F0" w:val="clear"/>
+            <w:tcMar>
+              <w:top w:type="dxa" w:w="60"/>
+              <w:left w:type="dxa" w:w="160"/>
+              <w:bottom w:type="dxa" w:w="60"/>
+              <w:right w:type="dxa" w:w="160"/>
+            </w:tcMar>
+          </w:tcPr>
+          <w:p>
+            <w:pPr>
+              <w:spacing w:after="20" w:before="20"/>
+            </w:pPr>
+            <w:r>
+              <w:rPr>
+                <w:rFonts w:ascii="Courier New" w:cs="Courier New" w:eastAsia="Courier New" w:hAnsi="Courier New"/>
+                <w:color w:val="000074"/>
+                <w:sz w:val="18"/>
+                <w:szCs w:val="18"/>
+              </w:rPr>
+              <w:t xml:space="preserve"># les unités — c'est le piège le plus courant.</w:t>
+            </w:r>
+          </w:p>
+        </w:tc>
+      </w:tr>
+      <w:tr>
+        <w:tc>
+          <w:tcPr>
+            <w:tcBorders>
+              <w:top w:val="none" w:color="FFFFFF" w:sz="0"/>
+              <w:left w:val="none" w:color="FFFFFF" w:sz="0"/>
+              <w:bottom w:val="none" w:color="FFFFFF" w:sz="0"/>
+              <w:right w:val="none" w:color="FFFFFF" w:sz="0"/>
+            </w:tcBorders>
+            <w:shd w:fill="F0F0F0" w:val="clear"/>
+            <w:tcMar>
+              <w:top w:type="dxa" w:w="60"/>
+              <w:left w:type="dxa" w:w="160"/>
+              <w:bottom w:type="dxa" w:w="60"/>
+              <w:right w:type="dxa" w:w="160"/>
+            </w:tcMar>
+          </w:tcPr>
+          <w:p>
+            <w:pPr>
+              <w:spacing w:after="20" w:before="20"/>
+            </w:pPr>
+            <w:r>
+              <w:rPr>
+                <w:rFonts w:ascii="Courier New" w:cs="Courier New" w:eastAsia="Courier New" w:hAnsi="Courier New"/>
+                <w:color w:val="000074"/>
+                <w:sz w:val="18"/>
+                <w:szCs w:val="18"/>
+              </w:rPr>
+              <w:t xml:space="preserve"/>
             </w:r>
           </w:p>
         </w:tc>
@@ -4365,139 +4464,40 @@
                 <w:sz w:val="18"/>
                 <w:szCs w:val="18"/>
               </w:rPr>
-              <w:t xml:space="preserve"># Appliquer le changement de groupe (ou redémarrer la session)</w:t>
-            </w:r>
-          </w:p>
-        </w:tc>
-      </w:tr>
-      <w:tr>
-        <w:tc>
-          <w:tcPr>
-            <w:tcBorders>
-              <w:top w:val="none" w:color="FFFFFF" w:sz="0"/>
-              <w:left w:val="none" w:color="FFFFFF" w:sz="0"/>
-              <w:bottom w:val="none" w:color="FFFFFF" w:sz="0"/>
-              <w:right w:val="none" w:color="FFFFFF" w:sz="0"/>
-            </w:tcBorders>
-            <w:shd w:fill="F0F0F0" w:val="clear"/>
-            <w:tcMar>
-              <w:top w:type="dxa" w:w="60"/>
-              <w:left w:type="dxa" w:w="160"/>
-              <w:bottom w:type="dxa" w:w="60"/>
-              <w:right w:type="dxa" w:w="160"/>
-            </w:tcMar>
-          </w:tcPr>
-          <w:p>
-            <w:pPr>
-              <w:spacing w:after="20" w:before="20"/>
-            </w:pPr>
-            <w:r>
-              <w:rPr>
-                <w:rFonts w:ascii="Courier New" w:cs="Courier New" w:eastAsia="Courier New" w:hAnsi="Courier New"/>
-                <w:color w:val="000074"/>
-                <w:sz w:val="18"/>
-                <w:szCs w:val="18"/>
-              </w:rPr>
-              <w:t xml:space="preserve">newgrp docker</w:t>
-            </w:r>
-          </w:p>
-        </w:tc>
-      </w:tr>
-      <w:tr>
-        <w:tc>
-          <w:tcPr>
-            <w:tcBorders>
-              <w:top w:val="none" w:color="FFFFFF" w:sz="0"/>
-              <w:left w:val="none" w:color="FFFFFF" w:sz="0"/>
-              <w:bottom w:val="none" w:color="FFFFFF" w:sz="0"/>
-              <w:right w:val="none" w:color="FFFFFF" w:sz="0"/>
-            </w:tcBorders>
-            <w:shd w:fill="F0F0F0" w:val="clear"/>
-            <w:tcMar>
-              <w:top w:type="dxa" w:w="60"/>
-              <w:left w:type="dxa" w:w="160"/>
-              <w:bottom w:type="dxa" w:w="60"/>
-              <w:right w:type="dxa" w:w="160"/>
-            </w:tcMar>
-          </w:tcPr>
-          <w:p>
-            <w:pPr>
-              <w:spacing w:after="20" w:before="20"/>
-            </w:pPr>
-            <w:r>
-              <w:rPr>
-                <w:rFonts w:ascii="Courier New" w:cs="Courier New" w:eastAsia="Courier New" w:hAnsi="Courier New"/>
-                <w:color w:val="000074"/>
-                <w:sz w:val="18"/>
-                <w:szCs w:val="18"/>
-              </w:rPr>
-              <w:t xml:space="preserve"> </w:t>
-            </w:r>
-          </w:p>
-        </w:tc>
-      </w:tr>
-      <w:tr>
-        <w:tc>
-          <w:tcPr>
-            <w:tcBorders>
-              <w:top w:val="none" w:color="FFFFFF" w:sz="0"/>
-              <w:left w:val="none" w:color="FFFFFF" w:sz="0"/>
-              <w:bottom w:val="none" w:color="FFFFFF" w:sz="0"/>
-              <w:right w:val="none" w:color="FFFFFF" w:sz="0"/>
-            </w:tcBorders>
-            <w:shd w:fill="F0F0F0" w:val="clear"/>
-            <w:tcMar>
-              <w:top w:type="dxa" w:w="60"/>
-              <w:left w:type="dxa" w:w="160"/>
-              <w:bottom w:type="dxa" w:w="60"/>
-              <w:right w:type="dxa" w:w="160"/>
-            </w:tcMar>
-          </w:tcPr>
-          <w:p>
-            <w:pPr>
-              <w:spacing w:after="20" w:before="20"/>
-            </w:pPr>
-            <w:r>
-              <w:rPr>
-                <w:rFonts w:ascii="Courier New" w:cs="Courier New" w:eastAsia="Courier New" w:hAnsi="Courier New"/>
-                <w:color w:val="000074"/>
-                <w:sz w:val="18"/>
-                <w:szCs w:val="18"/>
-              </w:rPr>
-              <w:t xml:space="preserve"># Vérification sans sudo</w:t>
-            </w:r>
-          </w:p>
-        </w:tc>
-      </w:tr>
-      <w:tr>
-        <w:tc>
-          <w:tcPr>
-            <w:tcBorders>
-              <w:top w:val="none" w:color="FFFFFF" w:sz="0"/>
-              <w:left w:val="none" w:color="FFFFFF" w:sz="0"/>
-              <w:bottom w:val="none" w:color="FFFFFF" w:sz="0"/>
-              <w:right w:val="none" w:color="FFFFFF" w:sz="0"/>
-            </w:tcBorders>
-            <w:shd w:fill="F0F0F0" w:val="clear"/>
-            <w:tcMar>
-              <w:top w:type="dxa" w:w="60"/>
-              <w:left w:type="dxa" w:w="160"/>
-              <w:bottom w:type="dxa" w:w="60"/>
-              <w:right w:type="dxa" w:w="160"/>
-            </w:tcMar>
-          </w:tcPr>
-          <w:p>
-            <w:pPr>
-              <w:spacing w:after="20" w:before="20"/>
-            </w:pPr>
-            <w:r>
-              <w:rPr>
-                <w:rFonts w:ascii="Courier New" w:cs="Courier New" w:eastAsia="Courier New" w:hAnsi="Courier New"/>
-                <w:color w:val="000074"/>
-                <w:sz w:val="18"/>
-                <w:szCs w:val="18"/>
-              </w:rPr>
-              <w:t xml:space="preserve">docker run hello-world</w:t>
+              <w:t xml:space="preserve"># Vérification</w:t>
+            </w:r>
+          </w:p>
+        </w:tc>
+      </w:tr>
+      <w:tr>
+        <w:tc>
+          <w:tcPr>
+            <w:tcBorders>
+              <w:top w:val="none" w:color="FFFFFF" w:sz="0"/>
+              <w:left w:val="none" w:color="FFFFFF" w:sz="0"/>
+              <w:bottom w:val="none" w:color="FFFFFF" w:sz="0"/>
+              <w:right w:val="none" w:color="FFFFFF" w:sz="0"/>
+            </w:tcBorders>
+            <w:shd w:fill="F0F0F0" w:val="clear"/>
+            <w:tcMar>
+              <w:top w:type="dxa" w:w="60"/>
+              <w:left w:type="dxa" w:w="160"/>
+              <w:bottom w:type="dxa" w:w="60"/>
+              <w:right w:type="dxa" w:w="160"/>
+            </w:tcMar>
+          </w:tcPr>
+          <w:p>
+            <w:pPr>
+              <w:spacing w:after="20" w:before="20"/>
+            </w:pPr>
+            <w:r>
+              <w:rPr>
+                <w:rFonts w:ascii="Courier New" w:cs="Courier New" w:eastAsia="Courier New" w:hAnsi="Courier New"/>
+                <w:color w:val="000074"/>
+                <w:sz w:val="18"/>
+                <w:szCs w:val="18"/>
+              </w:rPr>
+              <w:t xml:space="preserve">sudo podman run --rm docker.io/library/hello-world</w:t>
             </w:r>
           </w:p>
         </w:tc>
@@ -4976,7 +4976,7 @@
                 <w:sz w:val="20"/>
                 <w:szCs w:val="20"/>
               </w:rPr>
-              <w:t xml:space="preserve">5 dépôts clonés côte à côte + configuration du fichier .env</w:t>
+              <w:t xml:space="preserve">5 dépôts clonés côte à côte + configuration dans /etc/docsearch</w:t>
             </w:r>
           </w:p>
         </w:tc>
@@ -5681,7 +5681,7 @@
                 <w:sz w:val="20"/>
                 <w:szCs w:val="20"/>
               </w:rPr>
-              <w:t xml:space="preserve">Tous les dépôts doivent rester au même niveau. Le fichier docker-compose.yml de docsearch-infra construit les images avec des chemins relatifs (context: ../docsearch-ingestion, ../docsearch-api, ../docsearch-ui-vue) — un déplacement de l'un des dossiers casse la construction des images.</w:t>
+              <w:t xml:space="preserve">Tous les dépôts doivent rester au même niveau : « manage.sh build » construit les images depuis des chemins relatifs (../docsearch-api, ../docsearch-ingestion, ../docsearch-ui-vue).</w:t>
             </w:r>
           </w:p>
         </w:tc>
@@ -5709,7 +5709,7 @@
           <w:sz w:val="26"/>
           <w:szCs w:val="26"/>
         </w:rPr>
-        <w:t xml:space="preserve">5.3 Configurer l'environnement</w:t>
+        <w:t xml:space="preserve">5.3 Construire les images et installer les unités</w:t>
       </w:r>
     </w:p>
     <w:tbl>
@@ -5755,7 +5755,7 @@
                 <w:sz w:val="18"/>
                 <w:szCs w:val="18"/>
               </w:rPr>
-              <w:t xml:space="preserve">cd docsearch-infra</w:t>
+              <w:t xml:space="preserve">cd ~/docsearch/docsearch-infra</w:t>
             </w:r>
           </w:p>
         </w:tc>
@@ -5821,40 +5821,40 @@
                 <w:sz w:val="18"/>
                 <w:szCs w:val="18"/>
               </w:rPr>
-              <w:t xml:space="preserve"># Copier le fichier d'exemple</w:t>
-            </w:r>
-          </w:p>
-        </w:tc>
-      </w:tr>
-      <w:tr>
-        <w:tc>
-          <w:tcPr>
-            <w:tcBorders>
-              <w:top w:val="none" w:color="FFFFFF" w:sz="0"/>
-              <w:left w:val="none" w:color="FFFFFF" w:sz="0"/>
-              <w:bottom w:val="none" w:color="FFFFFF" w:sz="0"/>
-              <w:right w:val="none" w:color="FFFFFF" w:sz="0"/>
-            </w:tcBorders>
-            <w:shd w:fill="F0F0F0" w:val="clear"/>
-            <w:tcMar>
-              <w:top w:type="dxa" w:w="60"/>
-              <w:left w:type="dxa" w:w="160"/>
-              <w:bottom w:type="dxa" w:w="60"/>
-              <w:right w:type="dxa" w:w="160"/>
-            </w:tcMar>
-          </w:tcPr>
-          <w:p>
-            <w:pPr>
-              <w:spacing w:after="20" w:before="20"/>
-            </w:pPr>
-            <w:r>
-              <w:rPr>
-                <w:rFonts w:ascii="Courier New" w:cs="Courier New" w:eastAsia="Courier New" w:hAnsi="Courier New"/>
-                <w:color w:val="000074"/>
-                <w:sz w:val="18"/>
-                <w:szCs w:val="18"/>
-              </w:rPr>
-              <w:t xml:space="preserve">cp .env.example .env</w:t>
+              <w:t xml:space="preserve"># Construire les 3 images applicatives (nécessite un accès Internet)</w:t>
+            </w:r>
+          </w:p>
+        </w:tc>
+      </w:tr>
+      <w:tr>
+        <w:tc>
+          <w:tcPr>
+            <w:tcBorders>
+              <w:top w:val="none" w:color="FFFFFF" w:sz="0"/>
+              <w:left w:val="none" w:color="FFFFFF" w:sz="0"/>
+              <w:bottom w:val="none" w:color="FFFFFF" w:sz="0"/>
+              <w:right w:val="none" w:color="FFFFFF" w:sz="0"/>
+            </w:tcBorders>
+            <w:shd w:fill="F0F0F0" w:val="clear"/>
+            <w:tcMar>
+              <w:top w:type="dxa" w:w="60"/>
+              <w:left w:type="dxa" w:w="160"/>
+              <w:bottom w:type="dxa" w:w="60"/>
+              <w:right w:type="dxa" w:w="160"/>
+            </w:tcMar>
+          </w:tcPr>
+          <w:p>
+            <w:pPr>
+              <w:spacing w:after="20" w:before="20"/>
+            </w:pPr>
+            <w:r>
+              <w:rPr>
+                <w:rFonts w:ascii="Courier New" w:cs="Courier New" w:eastAsia="Courier New" w:hAnsi="Courier New"/>
+                <w:color w:val="000074"/>
+                <w:sz w:val="18"/>
+                <w:szCs w:val="18"/>
+              </w:rPr>
+              <w:t xml:space="preserve">sudo ./manage.sh build all</w:t>
             </w:r>
           </w:p>
         </w:tc>
@@ -5920,40 +5920,40 @@
                 <w:sz w:val="18"/>
                 <w:szCs w:val="18"/>
               </w:rPr>
-              <w:t xml:space="preserve"># Éditer la configuration</w:t>
-            </w:r>
-          </w:p>
-        </w:tc>
-      </w:tr>
-      <w:tr>
-        <w:tc>
-          <w:tcPr>
-            <w:tcBorders>
-              <w:top w:val="none" w:color="FFFFFF" w:sz="0"/>
-              <w:left w:val="none" w:color="FFFFFF" w:sz="0"/>
-              <w:bottom w:val="none" w:color="FFFFFF" w:sz="0"/>
-              <w:right w:val="none" w:color="FFFFFF" w:sz="0"/>
-            </w:tcBorders>
-            <w:shd w:fill="F0F0F0" w:val="clear"/>
-            <w:tcMar>
-              <w:top w:type="dxa" w:w="60"/>
-              <w:left w:type="dxa" w:w="160"/>
-              <w:bottom w:type="dxa" w:w="60"/>
-              <w:right w:type="dxa" w:w="160"/>
-            </w:tcMar>
-          </w:tcPr>
-          <w:p>
-            <w:pPr>
-              <w:spacing w:after="20" w:before="20"/>
-            </w:pPr>
-            <w:r>
-              <w:rPr>
-                <w:rFonts w:ascii="Courier New" w:cs="Courier New" w:eastAsia="Courier New" w:hAnsi="Courier New"/>
-                <w:color w:val="000074"/>
-                <w:sz w:val="18"/>
-                <w:szCs w:val="18"/>
-              </w:rPr>
-              <w:t xml:space="preserve">nano .env</w:t>
+              <w:t xml:space="preserve"># Installer les unités systemd de la pile mono-hôte</w:t>
+            </w:r>
+          </w:p>
+        </w:tc>
+      </w:tr>
+      <w:tr>
+        <w:tc>
+          <w:tcPr>
+            <w:tcBorders>
+              <w:top w:val="none" w:color="FFFFFF" w:sz="0"/>
+              <w:left w:val="none" w:color="FFFFFF" w:sz="0"/>
+              <w:bottom w:val="none" w:color="FFFFFF" w:sz="0"/>
+              <w:right w:val="none" w:color="FFFFFF" w:sz="0"/>
+            </w:tcBorders>
+            <w:shd w:fill="F0F0F0" w:val="clear"/>
+            <w:tcMar>
+              <w:top w:type="dxa" w:w="60"/>
+              <w:left w:type="dxa" w:w="160"/>
+              <w:bottom w:type="dxa" w:w="60"/>
+              <w:right w:type="dxa" w:w="160"/>
+            </w:tcMar>
+          </w:tcPr>
+          <w:p>
+            <w:pPr>
+              <w:spacing w:after="20" w:before="20"/>
+            </w:pPr>
+            <w:r>
+              <w:rPr>
+                <w:rFonts w:ascii="Courier New" w:cs="Courier New" w:eastAsia="Courier New" w:hAnsi="Courier New"/>
+                <w:color w:val="000074"/>
+                <w:sz w:val="18"/>
+                <w:szCs w:val="18"/>
+              </w:rPr>
+              <w:t xml:space="preserve">sudo ./quadlet/install-units.sh dev</w:t>
             </w:r>
           </w:p>
         </w:tc>
@@ -5978,7 +5978,7 @@
           <w:sz w:val="22"/>
           <w:szCs w:val="22"/>
         </w:rPr>
-        <w:t xml:space="preserve">Adapter les variables suivantes dans le fichier .env :</w:t>
+        <w:t xml:space="preserve">Adapter ensuite les variables dans /etc/docsearch/docsearch.env :</w:t>
       </w:r>
     </w:p>
     <w:tbl>
@@ -6057,7 +6057,7 @@
                 <w:sz w:val="18"/>
                 <w:szCs w:val="18"/>
               </w:rPr>
-              <w:t xml:space="preserve">DOCS_PATH=/documents</w:t>
+              <w:t xml:space="preserve">SOURCES_HOST_PATH=/documents</w:t>
             </w:r>
           </w:p>
         </w:tc>
@@ -6123,73 +6123,73 @@
                 <w:sz w:val="18"/>
                 <w:szCs w:val="18"/>
               </w:rPr>
-              <w:t xml:space="preserve"># ── UID propriétaire de /documents (id -u) ──────────</w:t>
-            </w:r>
-          </w:p>
-        </w:tc>
-      </w:tr>
-      <w:tr>
-        <w:tc>
-          <w:tcPr>
-            <w:tcBorders>
-              <w:top w:val="none" w:color="FFFFFF" w:sz="0"/>
-              <w:left w:val="none" w:color="FFFFFF" w:sz="0"/>
-              <w:bottom w:val="none" w:color="FFFFFF" w:sz="0"/>
-              <w:right w:val="none" w:color="FFFFFF" w:sz="0"/>
-            </w:tcBorders>
-            <w:shd w:fill="F0F0F0" w:val="clear"/>
-            <w:tcMar>
-              <w:top w:type="dxa" w:w="60"/>
-              <w:left w:type="dxa" w:w="160"/>
-              <w:bottom w:type="dxa" w:w="60"/>
-              <w:right w:type="dxa" w:w="160"/>
-            </w:tcMar>
-          </w:tcPr>
-          <w:p>
-            <w:pPr>
-              <w:spacing w:after="20" w:before="20"/>
-            </w:pPr>
-            <w:r>
-              <w:rPr>
-                <w:rFonts w:ascii="Courier New" w:cs="Courier New" w:eastAsia="Courier New" w:hAnsi="Courier New"/>
-                <w:color w:val="000074"/>
-                <w:sz w:val="18"/>
-                <w:szCs w:val="18"/>
-              </w:rPr>
-              <w:t xml:space="preserve"># Évite les erreurs "Permission denied" dans les conteneurs</w:t>
-            </w:r>
-          </w:p>
-        </w:tc>
-      </w:tr>
-      <w:tr>
-        <w:tc>
-          <w:tcPr>
-            <w:tcBorders>
-              <w:top w:val="none" w:color="FFFFFF" w:sz="0"/>
-              <w:left w:val="none" w:color="FFFFFF" w:sz="0"/>
-              <w:bottom w:val="none" w:color="FFFFFF" w:sz="0"/>
-              <w:right w:val="none" w:color="FFFFFF" w:sz="0"/>
-            </w:tcBorders>
-            <w:shd w:fill="F0F0F0" w:val="clear"/>
-            <w:tcMar>
-              <w:top w:type="dxa" w:w="60"/>
-              <w:left w:type="dxa" w:w="160"/>
-              <w:bottom w:type="dxa" w:w="60"/>
-              <w:right w:type="dxa" w:w="160"/>
-            </w:tcMar>
-          </w:tcPr>
-          <w:p>
-            <w:pPr>
-              <w:spacing w:after="20" w:before="20"/>
-            </w:pPr>
-            <w:r>
-              <w:rPr>
-                <w:rFonts w:ascii="Courier New" w:cs="Courier New" w:eastAsia="Courier New" w:hAnsi="Courier New"/>
-                <w:color w:val="000074"/>
-                <w:sz w:val="18"/>
-                <w:szCs w:val="18"/>
-              </w:rPr>
-              <w:t xml:space="preserve">DOCKER_UID=1000</w:t>
+              <w:t xml:space="preserve"># ⚠️ Ce chemin est AUSSI écrit en dur dans les unités (Volume=/documents:/sources:ro)</w:t>
+            </w:r>
+          </w:p>
+        </w:tc>
+      </w:tr>
+      <w:tr>
+        <w:tc>
+          <w:tcPr>
+            <w:tcBorders>
+              <w:top w:val="none" w:color="FFFFFF" w:sz="0"/>
+              <w:left w:val="none" w:color="FFFFFF" w:sz="0"/>
+              <w:bottom w:val="none" w:color="FFFFFF" w:sz="0"/>
+              <w:right w:val="none" w:color="FFFFFF" w:sz="0"/>
+            </w:tcBorders>
+            <w:shd w:fill="F0F0F0" w:val="clear"/>
+            <w:tcMar>
+              <w:top w:type="dxa" w:w="60"/>
+              <w:left w:type="dxa" w:w="160"/>
+              <w:bottom w:type="dxa" w:w="60"/>
+              <w:right w:type="dxa" w:w="160"/>
+            </w:tcMar>
+          </w:tcPr>
+          <w:p>
+            <w:pPr>
+              <w:spacing w:after="20" w:before="20"/>
+            </w:pPr>
+            <w:r>
+              <w:rPr>
+                <w:rFonts w:ascii="Courier New" w:cs="Courier New" w:eastAsia="Courier New" w:hAnsi="Courier New"/>
+                <w:color w:val="000074"/>
+                <w:sz w:val="18"/>
+                <w:szCs w:val="18"/>
+              </w:rPr>
+              <w:t xml:space="preserve"># Les deux doivent correspondre — Quadlet ne substitue aucune variable.</w:t>
+            </w:r>
+          </w:p>
+        </w:tc>
+      </w:tr>
+      <w:tr>
+        <w:tc>
+          <w:tcPr>
+            <w:tcBorders>
+              <w:top w:val="none" w:color="FFFFFF" w:sz="0"/>
+              <w:left w:val="none" w:color="FFFFFF" w:sz="0"/>
+              <w:bottom w:val="none" w:color="FFFFFF" w:sz="0"/>
+              <w:right w:val="none" w:color="FFFFFF" w:sz="0"/>
+            </w:tcBorders>
+            <w:shd w:fill="F0F0F0" w:val="clear"/>
+            <w:tcMar>
+              <w:top w:type="dxa" w:w="60"/>
+              <w:left w:type="dxa" w:w="160"/>
+              <w:bottom w:type="dxa" w:w="60"/>
+              <w:right w:type="dxa" w:w="160"/>
+            </w:tcMar>
+          </w:tcPr>
+          <w:p>
+            <w:pPr>
+              <w:spacing w:after="20" w:before="20"/>
+            </w:pPr>
+            <w:r>
+              <w:rPr>
+                <w:rFonts w:ascii="Courier New" w:cs="Courier New" w:eastAsia="Courier New" w:hAnsi="Courier New"/>
+                <w:color w:val="000074"/>
+                <w:sz w:val="18"/>
+                <w:szCs w:val="18"/>
+              </w:rPr>
+              <w:t xml:space="preserve">SOURCES_MOUNT=/sources</w:t>
             </w:r>
           </w:p>
         </w:tc>
@@ -6743,7 +6743,7 @@
                 <w:sz w:val="20"/>
                 <w:szCs w:val="20"/>
               </w:rPr>
-              <w:t xml:space="preserve">⚠️  Trouver son UID avant de configurer DOCKER_UID</w:t>
+              <w:t xml:space="preserve">⚠️  Trouver son UID avant de construire les images</w:t>
             </w:r>
           </w:p>
           <w:p>
@@ -6757,7 +6757,7 @@
                 <w:sz w:val="20"/>
                 <w:szCs w:val="20"/>
               </w:rPr>
-              <w:t xml:space="preserve">Exécuter la commande id -u dans la VM et reporter le résultat dans DOCKER_UID. Une valeur incorrecte provoque des erreurs "Permission denied" quand les conteneurs tentent de lire /documents.</w:t>
+              <w:t xml:space="preserve">Exécuter id -u dans la VM. Si le résultat n'est pas 1000, reconstruire les images avec APP_UID=$(id -u) ./manage.sh build all — l'utilisateur du conteneur doit correspondre au propriétaire de /documents, sinon les conteneurs ne peuvent pas lire les fichiers.</w:t>
             </w:r>
           </w:p>
         </w:tc>
@@ -7229,7 +7229,7 @@
                 <w:sz w:val="22"/>
                 <w:szCs w:val="22"/>
               </w:rPr>
-              <w:t xml:space="preserve">Démarrer les services avec Docker Compose</w:t>
+              <w:t xml:space="preserve">Démarrer les services (systemd)</w:t>
             </w:r>
           </w:p>
           <w:p>
@@ -7243,7 +7243,7 @@
                 <w:sz w:val="20"/>
                 <w:szCs w:val="20"/>
               </w:rPr>
-              <w:t xml:space="preserve">manage.sh sélectionne automatiquement le profil dev (nœud ES unique)</w:t>
+              <w:t xml:space="preserve">Les unités installées déterminent ce qui démarre — il n'y a plus de profil à choisir</w:t>
             </w:r>
           </w:p>
         </w:tc>
@@ -7271,7 +7271,7 @@
           <w:sz w:val="26"/>
           <w:szCs w:val="26"/>
         </w:rPr>
-        <w:t xml:space="preserve">6.1 Rendre le script de gestion exécutable</w:t>
+        <w:t xml:space="preserve">6.1 Rendre les scripts exécutables</w:t>
       </w:r>
     </w:p>
     <w:tbl>
@@ -7350,7 +7350,7 @@
                 <w:sz w:val="18"/>
                 <w:szCs w:val="18"/>
               </w:rPr>
-              <w:t xml:space="preserve">chmod +x manage.sh</w:t>
+              <w:t xml:space="preserve">chmod +x manage.sh quadlet/install-units.sh quadlet/transfer-images.sh</w:t>
             </w:r>
           </w:p>
         </w:tc>
@@ -7378,7 +7378,7 @@
           <w:sz w:val="26"/>
           <w:szCs w:val="26"/>
         </w:rPr>
-        <w:t xml:space="preserve">6.2 Démarrer le stack en développement</w:t>
+        <w:t xml:space="preserve">6.2 Démarrer la pile</w:t>
       </w:r>
     </w:p>
     <w:tbl>
@@ -7424,7 +7424,7 @@
                 <w:sz w:val="18"/>
                 <w:szCs w:val="18"/>
               </w:rPr>
-              <w:t xml:space="preserve"># Démarrage en mode développement (profil "dev")</w:t>
+              <w:t xml:space="preserve"># Démarre docsearch.target, donc toutes les unités de la machine</w:t>
             </w:r>
           </w:p>
         </w:tc>
@@ -7556,7 +7556,7 @@
                 <w:sz w:val="18"/>
                 <w:szCs w:val="18"/>
               </w:rPr>
-              <w:t xml:space="preserve">sudo docker compose --profile dev logs -f</w:t>
+              <w:t xml:space="preserve">journalctl -u 'docsearch-*' -f</w:t>
             </w:r>
           </w:p>
         </w:tc>
@@ -7622,40 +7622,40 @@
                 <w:sz w:val="18"/>
                 <w:szCs w:val="18"/>
               </w:rPr>
-              <w:t xml:space="preserve"># Attendre que tous les services soient healthy (2-3 minutes)</w:t>
-            </w:r>
-          </w:p>
-        </w:tc>
-      </w:tr>
-      <w:tr>
-        <w:tc>
-          <w:tcPr>
-            <w:tcBorders>
-              <w:top w:val="none" w:color="FFFFFF" w:sz="0"/>
-              <w:left w:val="none" w:color="FFFFFF" w:sz="0"/>
-              <w:bottom w:val="none" w:color="FFFFFF" w:sz="0"/>
-              <w:right w:val="none" w:color="FFFFFF" w:sz="0"/>
-            </w:tcBorders>
-            <w:shd w:fill="F0F0F0" w:val="clear"/>
-            <w:tcMar>
-              <w:top w:type="dxa" w:w="60"/>
-              <w:left w:type="dxa" w:w="160"/>
-              <w:bottom w:type="dxa" w:w="60"/>
-              <w:right w:type="dxa" w:w="160"/>
-            </w:tcMar>
-          </w:tcPr>
-          <w:p>
-            <w:pPr>
-              <w:spacing w:after="20" w:before="20"/>
-            </w:pPr>
-            <w:r>
-              <w:rPr>
-                <w:rFonts w:ascii="Courier New" w:cs="Courier New" w:eastAsia="Courier New" w:hAnsi="Courier New"/>
-                <w:color w:val="000074"/>
-                <w:sz w:val="18"/>
-                <w:szCs w:val="18"/>
-              </w:rPr>
-              <w:t xml:space="preserve">sudo docker compose --profile dev ps</w:t>
+              <w:t xml:space="preserve"># Attendre que tout soit actif (2-3 minutes, Elasticsearch est le plus lent)</w:t>
+            </w:r>
+          </w:p>
+        </w:tc>
+      </w:tr>
+      <w:tr>
+        <w:tc>
+          <w:tcPr>
+            <w:tcBorders>
+              <w:top w:val="none" w:color="FFFFFF" w:sz="0"/>
+              <w:left w:val="none" w:color="FFFFFF" w:sz="0"/>
+              <w:bottom w:val="none" w:color="FFFFFF" w:sz="0"/>
+              <w:right w:val="none" w:color="FFFFFF" w:sz="0"/>
+            </w:tcBorders>
+            <w:shd w:fill="F0F0F0" w:val="clear"/>
+            <w:tcMar>
+              <w:top w:type="dxa" w:w="60"/>
+              <w:left w:type="dxa" w:w="160"/>
+              <w:bottom w:type="dxa" w:w="60"/>
+              <w:right w:type="dxa" w:w="160"/>
+            </w:tcMar>
+          </w:tcPr>
+          <w:p>
+            <w:pPr>
+              <w:spacing w:after="20" w:before="20"/>
+            </w:pPr>
+            <w:r>
+              <w:rPr>
+                <w:rFonts w:ascii="Courier New" w:cs="Courier New" w:eastAsia="Courier New" w:hAnsi="Courier New"/>
+                <w:color w:val="000074"/>
+                <w:sz w:val="18"/>
+                <w:szCs w:val="18"/>
+              </w:rPr>
+              <w:t xml:space="preserve">./manage.sh status</w:t>
             </w:r>
           </w:p>
         </w:tc>
@@ -8752,7 +8752,7 @@
                 <w:sz w:val="18"/>
                 <w:szCs w:val="18"/>
               </w:rPr>
-              <w:t xml:space="preserve"># Indexation initiale (profil "init")</w:t>
+              <w:t xml:space="preserve"># Indexation initiale — publie les fichiers sur Kafka</w:t>
             </w:r>
           </w:p>
         </w:tc>
@@ -8884,7 +8884,7 @@
                 <w:sz w:val="18"/>
                 <w:szCs w:val="18"/>
               </w:rPr>
-              <w:t xml:space="preserve">sudo docker compose --profile init logs -f indexer-init</w:t>
+              <w:t xml:space="preserve">./manage.sh logs worker</w:t>
             </w:r>
           </w:p>
         </w:tc>
@@ -9305,7 +9305,7 @@
                 <w:sz w:val="18"/>
                 <w:szCs w:val="18"/>
               </w:rPr>
-              <w:t xml:space="preserve">sudo docker compose --profile dev logs watcher</w:t>
+              <w:t xml:space="preserve">journalctl -u docsearch-watcher -n 20</w:t>
             </w:r>
           </w:p>
         </w:tc>
@@ -9503,7 +9503,7 @@
                 <w:sz w:val="18"/>
                 <w:szCs w:val="18"/>
               </w:rPr>
-              <w:t xml:space="preserve">sudo docker compose --profile dev logs -f watcher</w:t>
+              <w:t xml:space="preserve">journalctl -u docsearch-watcher -f</w:t>
             </w:r>
           </w:p>
         </w:tc>
@@ -10663,7 +10663,7 @@
                 <w:sz w:val="20"/>
                 <w:szCs w:val="20"/>
               </w:rPr>
-              <w:t xml:space="preserve">En mode dev, l'interface (port 8080) et l'API (port 8000) tournent sans reverse proxy, chacune dans son conteneur. En production (./manage.sh start-prod), Nginx unifie l'accès sur le port 443 : l'UI est servie sur "/" et l'API sur "/search", "/document", etc. Voir docsearch-infra/nginx/nginx.conf.</w:t>
+              <w:t xml:space="preserve">Sur cette VM mono-hôte, l'interface (port 8080) et l'API (port 8000) tournent sans reverse proxy, chacune dans son conteneur. En production, la machine frontend porte en plus une unité Nginx qui unifie l'accès sur le port 443 : l'UI est servie sur "/" et l'API sur "/search", "/document", etc. Voir docsearch-infra/nginx/nginx.conf.</w:t>
             </w:r>
           </w:p>
         </w:tc>
@@ -10762,40 +10762,40 @@
                 <w:sz w:val="18"/>
                 <w:szCs w:val="18"/>
               </w:rPr>
-              <w:t xml:space="preserve"># Symptôme : es01-dev en état « Exit 137 »</w:t>
-            </w:r>
-          </w:p>
-        </w:tc>
-      </w:tr>
-      <w:tr>
-        <w:tc>
-          <w:tcPr>
-            <w:tcBorders>
-              <w:top w:val="none" w:color="FFFFFF" w:sz="0"/>
-              <w:left w:val="none" w:color="FFFFFF" w:sz="0"/>
-              <w:bottom w:val="none" w:color="FFFFFF" w:sz="0"/>
-              <w:right w:val="none" w:color="FFFFFF" w:sz="0"/>
-            </w:tcBorders>
-            <w:shd w:fill="F0F0F0" w:val="clear"/>
-            <w:tcMar>
-              <w:top w:type="dxa" w:w="60"/>
-              <w:left w:type="dxa" w:w="160"/>
-              <w:bottom w:type="dxa" w:w="60"/>
-              <w:right w:type="dxa" w:w="160"/>
-            </w:tcMar>
-          </w:tcPr>
-          <w:p>
-            <w:pPr>
-              <w:spacing w:after="20" w:before="20"/>
-            </w:pPr>
-            <w:r>
-              <w:rPr>
-                <w:rFonts w:ascii="Courier New" w:cs="Courier New" w:eastAsia="Courier New" w:hAnsi="Courier New"/>
-                <w:color w:val="000074"/>
-                <w:sz w:val="18"/>
-                <w:szCs w:val="18"/>
-              </w:rPr>
-              <w:t xml:space="preserve">sudo docker compose --profile dev logs es01-dev | tail -20</w:t>
+              <w:t xml:space="preserve"># Symptôme : docsearch-es01 redémarre en boucle (OOM)</w:t>
+            </w:r>
+          </w:p>
+        </w:tc>
+      </w:tr>
+      <w:tr>
+        <w:tc>
+          <w:tcPr>
+            <w:tcBorders>
+              <w:top w:val="none" w:color="FFFFFF" w:sz="0"/>
+              <w:left w:val="none" w:color="FFFFFF" w:sz="0"/>
+              <w:bottom w:val="none" w:color="FFFFFF" w:sz="0"/>
+              <w:right w:val="none" w:color="FFFFFF" w:sz="0"/>
+            </w:tcBorders>
+            <w:shd w:fill="F0F0F0" w:val="clear"/>
+            <w:tcMar>
+              <w:top w:type="dxa" w:w="60"/>
+              <w:left w:type="dxa" w:w="160"/>
+              <w:bottom w:type="dxa" w:w="60"/>
+              <w:right w:type="dxa" w:w="160"/>
+            </w:tcMar>
+          </w:tcPr>
+          <w:p>
+            <w:pPr>
+              <w:spacing w:after="20" w:before="20"/>
+            </w:pPr>
+            <w:r>
+              <w:rPr>
+                <w:rFonts w:ascii="Courier New" w:cs="Courier New" w:eastAsia="Courier New" w:hAnsi="Courier New"/>
+                <w:color w:val="000074"/>
+                <w:sz w:val="18"/>
+                <w:szCs w:val="18"/>
+              </w:rPr>
+              <w:t xml:space="preserve">journalctl -u docsearch-es01 -n 20</w:t>
             </w:r>
           </w:p>
         </w:tc>
@@ -10927,7 +10927,7 @@
                 <w:sz w:val="18"/>
                 <w:szCs w:val="18"/>
               </w:rPr>
-              <w:t xml:space="preserve"># Solution 2 : réduire la JVM ES dans .env</w:t>
+              <w:t xml:space="preserve"># Solution 2 : réduire la JVM ES dans /etc/docsearch/elasticsearch.env</w:t>
             </w:r>
           </w:p>
         </w:tc>
@@ -10993,7 +10993,7 @@
                 <w:sz w:val="18"/>
                 <w:szCs w:val="18"/>
               </w:rPr>
-              <w:t xml:space="preserve">sudo docker compose --profile dev up -d es01-dev</w:t>
+              <w:t xml:space="preserve">sudo systemctl restart docsearch-es01</w:t>
             </w:r>
           </w:p>
         </w:tc>
@@ -11199,139 +11199,139 @@
                 <w:sz w:val="18"/>
                 <w:szCs w:val="18"/>
               </w:rPr>
-              <w:t xml:space="preserve"># Solution : docker-compose.yml sépare déjà es01-dev (dev, sans</w:t>
-            </w:r>
-          </w:p>
-        </w:tc>
-      </w:tr>
-      <w:tr>
-        <w:tc>
-          <w:tcPr>
-            <w:tcBorders>
-              <w:top w:val="none" w:color="FFFFFF" w:sz="0"/>
-              <w:left w:val="none" w:color="FFFFFF" w:sz="0"/>
-              <w:bottom w:val="none" w:color="FFFFFF" w:sz="0"/>
-              <w:right w:val="none" w:color="FFFFFF" w:sz="0"/>
-            </w:tcBorders>
-            <w:shd w:fill="F0F0F0" w:val="clear"/>
-            <w:tcMar>
-              <w:top w:type="dxa" w:w="60"/>
-              <w:left w:type="dxa" w:w="160"/>
-              <w:bottom w:type="dxa" w:w="60"/>
-              <w:right w:type="dxa" w:w="160"/>
-            </w:tcMar>
-          </w:tcPr>
-          <w:p>
-            <w:pPr>
-              <w:spacing w:after="20" w:before="20"/>
-            </w:pPr>
-            <w:r>
-              <w:rPr>
-                <w:rFonts w:ascii="Courier New" w:cs="Courier New" w:eastAsia="Courier New" w:hAnsi="Courier New"/>
-                <w:color w:val="000074"/>
-                <w:sz w:val="18"/>
-                <w:szCs w:val="18"/>
-              </w:rPr>
-              <w:t xml:space="preserve"># cette variable) de es01/es02/es03 (production, avec la variable).</w:t>
-            </w:r>
-          </w:p>
-        </w:tc>
-      </w:tr>
-      <w:tr>
-        <w:tc>
-          <w:tcPr>
-            <w:tcBorders>
-              <w:top w:val="none" w:color="FFFFFF" w:sz="0"/>
-              <w:left w:val="none" w:color="FFFFFF" w:sz="0"/>
-              <w:bottom w:val="none" w:color="FFFFFF" w:sz="0"/>
-              <w:right w:val="none" w:color="FFFFFF" w:sz="0"/>
-            </w:tcBorders>
-            <w:shd w:fill="F0F0F0" w:val="clear"/>
-            <w:tcMar>
-              <w:top w:type="dxa" w:w="60"/>
-              <w:left w:type="dxa" w:w="160"/>
-              <w:bottom w:type="dxa" w:w="60"/>
-              <w:right w:type="dxa" w:w="160"/>
-            </w:tcMar>
-          </w:tcPr>
-          <w:p>
-            <w:pPr>
-              <w:spacing w:after="20" w:before="20"/>
-            </w:pPr>
-            <w:r>
-              <w:rPr>
-                <w:rFonts w:ascii="Courier New" w:cs="Courier New" w:eastAsia="Courier New" w:hAnsi="Courier New"/>
-                <w:color w:val="000074"/>
-                <w:sz w:val="18"/>
-                <w:szCs w:val="18"/>
-              </w:rPr>
-              <w:t xml:space="preserve"># Vérifier que la bonne commande est utilisée :</w:t>
-            </w:r>
-          </w:p>
-        </w:tc>
-      </w:tr>
-      <w:tr>
-        <w:tc>
-          <w:tcPr>
-            <w:tcBorders>
-              <w:top w:val="none" w:color="FFFFFF" w:sz="0"/>
-              <w:left w:val="none" w:color="FFFFFF" w:sz="0"/>
-              <w:bottom w:val="none" w:color="FFFFFF" w:sz="0"/>
-              <w:right w:val="none" w:color="FFFFFF" w:sz="0"/>
-            </w:tcBorders>
-            <w:shd w:fill="F0F0F0" w:val="clear"/>
-            <w:tcMar>
-              <w:top w:type="dxa" w:w="60"/>
-              <w:left w:type="dxa" w:w="160"/>
-              <w:bottom w:type="dxa" w:w="60"/>
-              <w:right w:type="dxa" w:w="160"/>
-            </w:tcMar>
-          </w:tcPr>
-          <w:p>
-            <w:pPr>
-              <w:spacing w:after="20" w:before="20"/>
-            </w:pPr>
-            <w:r>
-              <w:rPr>
-                <w:rFonts w:ascii="Courier New" w:cs="Courier New" w:eastAsia="Courier New" w:hAnsi="Courier New"/>
-                <w:color w:val="000074"/>
-                <w:sz w:val="18"/>
-                <w:szCs w:val="18"/>
-              </w:rPr>
-              <w:t xml:space="preserve">sudo ./manage.sh start        # → profil dev → es01-dev</w:t>
-            </w:r>
-          </w:p>
-        </w:tc>
-      </w:tr>
-      <w:tr>
-        <w:tc>
-          <w:tcPr>
-            <w:tcBorders>
-              <w:top w:val="none" w:color="FFFFFF" w:sz="0"/>
-              <w:left w:val="none" w:color="FFFFFF" w:sz="0"/>
-              <w:bottom w:val="none" w:color="FFFFFF" w:sz="0"/>
-              <w:right w:val="none" w:color="FFFFFF" w:sz="0"/>
-            </w:tcBorders>
-            <w:shd w:fill="F0F0F0" w:val="clear"/>
-            <w:tcMar>
-              <w:top w:type="dxa" w:w="60"/>
-              <w:left w:type="dxa" w:w="160"/>
-              <w:bottom w:type="dxa" w:w="60"/>
-              <w:right w:type="dxa" w:w="160"/>
-            </w:tcMar>
-          </w:tcPr>
-          <w:p>
-            <w:pPr>
-              <w:spacing w:after="20" w:before="20"/>
-            </w:pPr>
-            <w:r>
-              <w:rPr>
-                <w:rFonts w:ascii="Courier New" w:cs="Courier New" w:eastAsia="Courier New" w:hAnsi="Courier New"/>
-                <w:color w:val="000074"/>
-                <w:sz w:val="18"/>
-                <w:szCs w:val="18"/>
-              </w:rPr>
-              <w:t xml:space="preserve">sudo ./manage.sh start-prod   # → profil production → es01/02/03</w:t>
+              <w:t xml:space="preserve"># Solution : l'unité docsearch-es01.container de la pile mono-hôte</w:t>
+            </w:r>
+          </w:p>
+        </w:tc>
+      </w:tr>
+      <w:tr>
+        <w:tc>
+          <w:tcPr>
+            <w:tcBorders>
+              <w:top w:val="none" w:color="FFFFFF" w:sz="0"/>
+              <w:left w:val="none" w:color="FFFFFF" w:sz="0"/>
+              <w:bottom w:val="none" w:color="FFFFFF" w:sz="0"/>
+              <w:right w:val="none" w:color="FFFFFF" w:sz="0"/>
+            </w:tcBorders>
+            <w:shd w:fill="F0F0F0" w:val="clear"/>
+            <w:tcMar>
+              <w:top w:type="dxa" w:w="60"/>
+              <w:left w:type="dxa" w:w="160"/>
+              <w:bottom w:type="dxa" w:w="60"/>
+              <w:right w:type="dxa" w:w="160"/>
+            </w:tcMar>
+          </w:tcPr>
+          <w:p>
+            <w:pPr>
+              <w:spacing w:after="20" w:before="20"/>
+            </w:pPr>
+            <w:r>
+              <w:rPr>
+                <w:rFonts w:ascii="Courier New" w:cs="Courier New" w:eastAsia="Courier New" w:hAnsi="Courier New"/>
+                <w:color w:val="000074"/>
+                <w:sz w:val="18"/>
+                <w:szCs w:val="18"/>
+              </w:rPr>
+              <w:t xml:space="preserve"># utilise discovery.type=single-node SANS cluster.initial_master_nodes.</w:t>
+            </w:r>
+          </w:p>
+        </w:tc>
+      </w:tr>
+      <w:tr>
+        <w:tc>
+          <w:tcPr>
+            <w:tcBorders>
+              <w:top w:val="none" w:color="FFFFFF" w:sz="0"/>
+              <w:left w:val="none" w:color="FFFFFF" w:sz="0"/>
+              <w:bottom w:val="none" w:color="FFFFFF" w:sz="0"/>
+              <w:right w:val="none" w:color="FFFFFF" w:sz="0"/>
+            </w:tcBorders>
+            <w:shd w:fill="F0F0F0" w:val="clear"/>
+            <w:tcMar>
+              <w:top w:type="dxa" w:w="60"/>
+              <w:left w:type="dxa" w:w="160"/>
+              <w:bottom w:type="dxa" w:w="60"/>
+              <w:right w:type="dxa" w:w="160"/>
+            </w:tcMar>
+          </w:tcPr>
+          <w:p>
+            <w:pPr>
+              <w:spacing w:after="20" w:before="20"/>
+            </w:pPr>
+            <w:r>
+              <w:rPr>
+                <w:rFonts w:ascii="Courier New" w:cs="Courier New" w:eastAsia="Courier New" w:hAnsi="Courier New"/>
+                <w:color w:val="000074"/>
+                <w:sz w:val="18"/>
+                <w:szCs w:val="18"/>
+              </w:rPr>
+              <w:t xml:space="preserve"># Les unités de production (rôle es-data) font l'inverse.</w:t>
+            </w:r>
+          </w:p>
+        </w:tc>
+      </w:tr>
+      <w:tr>
+        <w:tc>
+          <w:tcPr>
+            <w:tcBorders>
+              <w:top w:val="none" w:color="FFFFFF" w:sz="0"/>
+              <w:left w:val="none" w:color="FFFFFF" w:sz="0"/>
+              <w:bottom w:val="none" w:color="FFFFFF" w:sz="0"/>
+              <w:right w:val="none" w:color="FFFFFF" w:sz="0"/>
+            </w:tcBorders>
+            <w:shd w:fill="F0F0F0" w:val="clear"/>
+            <w:tcMar>
+              <w:top w:type="dxa" w:w="60"/>
+              <w:left w:type="dxa" w:w="160"/>
+              <w:bottom w:type="dxa" w:w="60"/>
+              <w:right w:type="dxa" w:w="160"/>
+            </w:tcMar>
+          </w:tcPr>
+          <w:p>
+            <w:pPr>
+              <w:spacing w:after="20" w:before="20"/>
+            </w:pPr>
+            <w:r>
+              <w:rPr>
+                <w:rFonts w:ascii="Courier New" w:cs="Courier New" w:eastAsia="Courier New" w:hAnsi="Courier New"/>
+                <w:color w:val="000074"/>
+                <w:sz w:val="18"/>
+                <w:szCs w:val="18"/>
+              </w:rPr>
+              <w:t xml:space="preserve">sudo ./manage.sh start        # → unités installées par install-units.sh dev</w:t>
+            </w:r>
+          </w:p>
+        </w:tc>
+      </w:tr>
+      <w:tr>
+        <w:tc>
+          <w:tcPr>
+            <w:tcBorders>
+              <w:top w:val="none" w:color="FFFFFF" w:sz="0"/>
+              <w:left w:val="none" w:color="FFFFFF" w:sz="0"/>
+              <w:bottom w:val="none" w:color="FFFFFF" w:sz="0"/>
+              <w:right w:val="none" w:color="FFFFFF" w:sz="0"/>
+            </w:tcBorders>
+            <w:shd w:fill="F0F0F0" w:val="clear"/>
+            <w:tcMar>
+              <w:top w:type="dxa" w:w="60"/>
+              <w:left w:type="dxa" w:w="160"/>
+              <w:bottom w:type="dxa" w:w="60"/>
+              <w:right w:type="dxa" w:w="160"/>
+            </w:tcMar>
+          </w:tcPr>
+          <w:p>
+            <w:pPr>
+              <w:spacing w:after="20" w:before="20"/>
+            </w:pPr>
+            <w:r>
+              <w:rPr>
+                <w:rFonts w:ascii="Courier New" w:cs="Courier New" w:eastAsia="Courier New" w:hAnsi="Courier New"/>
+                <w:color w:val="000074"/>
+                <w:sz w:val="18"/>
+                <w:szCs w:val="18"/>
+              </w:rPr>
+              <w:t xml:space="preserve">sudo ./quadlet/install-units.sh es-data   # → cluster 3 nœuds, sur serveur dédié</w:t>
             </w:r>
           </w:p>
         </w:tc>
@@ -11471,7 +11471,7 @@
                 <w:sz w:val="18"/>
                 <w:szCs w:val="18"/>
               </w:rPr>
-              <w:t xml:space="preserve">sudo docker compose --profile dev restart es01-dev</w:t>
+              <w:t xml:space="preserve">sudo systemctl restart docsearch-es01</w:t>
             </w:r>
           </w:p>
         </w:tc>
@@ -11578,7 +11578,7 @@
                 <w:sz w:val="18"/>
                 <w:szCs w:val="18"/>
               </w:rPr>
-              <w:t xml:space="preserve"># dans un conteneur (worker, watcher, indexer-init, api)</w:t>
+              <w:t xml:space="preserve"># dans un conteneur (worker, watcher, api)</w:t>
             </w:r>
           </w:p>
         </w:tc>
@@ -11743,40 +11743,40 @@
                 <w:sz w:val="18"/>
                 <w:szCs w:val="18"/>
               </w:rPr>
-              <w:t xml:space="preserve"># Reporter cette valeur dans .env</w:t>
-            </w:r>
-          </w:p>
-        </w:tc>
-      </w:tr>
-      <w:tr>
-        <w:tc>
-          <w:tcPr>
-            <w:tcBorders>
-              <w:top w:val="none" w:color="FFFFFF" w:sz="0"/>
-              <w:left w:val="none" w:color="FFFFFF" w:sz="0"/>
-              <w:bottom w:val="none" w:color="FFFFFF" w:sz="0"/>
-              <w:right w:val="none" w:color="FFFFFF" w:sz="0"/>
-            </w:tcBorders>
-            <w:shd w:fill="F0F0F0" w:val="clear"/>
-            <w:tcMar>
-              <w:top w:type="dxa" w:w="60"/>
-              <w:left w:type="dxa" w:w="160"/>
-              <w:bottom w:type="dxa" w:w="60"/>
-              <w:right w:type="dxa" w:w="160"/>
-            </w:tcMar>
-          </w:tcPr>
-          <w:p>
-            <w:pPr>
-              <w:spacing w:after="20" w:before="20"/>
-            </w:pPr>
-            <w:r>
-              <w:rPr>
-                <w:rFonts w:ascii="Courier New" w:cs="Courier New" w:eastAsia="Courier New" w:hAnsi="Courier New"/>
-                <w:color w:val="000074"/>
-                <w:sz w:val="18"/>
-                <w:szCs w:val="18"/>
-              </w:rPr>
-              <w:t xml:space="preserve">echo "DOCKER_UID=$(id -u)" &gt;&gt; .env</w:t>
+              <w:t xml:space="preserve"># Reconstruire les images avec cet UID (ARG APP_UID des Dockerfiles)</w:t>
+            </w:r>
+          </w:p>
+        </w:tc>
+      </w:tr>
+      <w:tr>
+        <w:tc>
+          <w:tcPr>
+            <w:tcBorders>
+              <w:top w:val="none" w:color="FFFFFF" w:sz="0"/>
+              <w:left w:val="none" w:color="FFFFFF" w:sz="0"/>
+              <w:bottom w:val="none" w:color="FFFFFF" w:sz="0"/>
+              <w:right w:val="none" w:color="FFFFFF" w:sz="0"/>
+            </w:tcBorders>
+            <w:shd w:fill="F0F0F0" w:val="clear"/>
+            <w:tcMar>
+              <w:top w:type="dxa" w:w="60"/>
+              <w:left w:type="dxa" w:w="160"/>
+              <w:bottom w:type="dxa" w:w="60"/>
+              <w:right w:type="dxa" w:w="160"/>
+            </w:tcMar>
+          </w:tcPr>
+          <w:p>
+            <w:pPr>
+              <w:spacing w:after="20" w:before="20"/>
+            </w:pPr>
+            <w:r>
+              <w:rPr>
+                <w:rFonts w:ascii="Courier New" w:cs="Courier New" w:eastAsia="Courier New" w:hAnsi="Courier New"/>
+                <w:color w:val="000074"/>
+                <w:sz w:val="18"/>
+                <w:szCs w:val="18"/>
+              </w:rPr>
+              <w:t xml:space="preserve">APP_UID=$(id -u) sudo -E ./manage.sh build all</w:t>
             </w:r>
           </w:p>
         </w:tc>
@@ -11842,73 +11842,73 @@
                 <w:sz w:val="18"/>
                 <w:szCs w:val="18"/>
               </w:rPr>
-              <w:t xml:space="preserve"># Reconstruire les images avec le bon UID</w:t>
-            </w:r>
-          </w:p>
-        </w:tc>
-      </w:tr>
-      <w:tr>
-        <w:tc>
-          <w:tcPr>
-            <w:tcBorders>
-              <w:top w:val="none" w:color="FFFFFF" w:sz="0"/>
-              <w:left w:val="none" w:color="FFFFFF" w:sz="0"/>
-              <w:bottom w:val="none" w:color="FFFFFF" w:sz="0"/>
-              <w:right w:val="none" w:color="FFFFFF" w:sz="0"/>
-            </w:tcBorders>
-            <w:shd w:fill="F0F0F0" w:val="clear"/>
-            <w:tcMar>
-              <w:top w:type="dxa" w:w="60"/>
-              <w:left w:type="dxa" w:w="160"/>
-              <w:bottom w:type="dxa" w:w="60"/>
-              <w:right w:type="dxa" w:w="160"/>
-            </w:tcMar>
-          </w:tcPr>
-          <w:p>
-            <w:pPr>
-              <w:spacing w:after="20" w:before="20"/>
-            </w:pPr>
-            <w:r>
-              <w:rPr>
-                <w:rFonts w:ascii="Courier New" w:cs="Courier New" w:eastAsia="Courier New" w:hAnsi="Courier New"/>
-                <w:color w:val="000074"/>
-                <w:sz w:val="18"/>
-                <w:szCs w:val="18"/>
-              </w:rPr>
-              <w:t xml:space="preserve">sudo docker compose --profile dev build --no-cache</w:t>
-            </w:r>
-          </w:p>
-        </w:tc>
-      </w:tr>
-      <w:tr>
-        <w:tc>
-          <w:tcPr>
-            <w:tcBorders>
-              <w:top w:val="none" w:color="FFFFFF" w:sz="0"/>
-              <w:left w:val="none" w:color="FFFFFF" w:sz="0"/>
-              <w:bottom w:val="none" w:color="FFFFFF" w:sz="0"/>
-              <w:right w:val="none" w:color="FFFFFF" w:sz="0"/>
-            </w:tcBorders>
-            <w:shd w:fill="F0F0F0" w:val="clear"/>
-            <w:tcMar>
-              <w:top w:type="dxa" w:w="60"/>
-              <w:left w:type="dxa" w:w="160"/>
-              <w:bottom w:type="dxa" w:w="60"/>
-              <w:right w:type="dxa" w:w="160"/>
-            </w:tcMar>
-          </w:tcPr>
-          <w:p>
-            <w:pPr>
-              <w:spacing w:after="20" w:before="20"/>
-            </w:pPr>
-            <w:r>
-              <w:rPr>
-                <w:rFonts w:ascii="Courier New" w:cs="Courier New" w:eastAsia="Courier New" w:hAnsi="Courier New"/>
-                <w:color w:val="000074"/>
-                <w:sz w:val="18"/>
-                <w:szCs w:val="18"/>
-              </w:rPr>
-              <w:t xml:space="preserve">sudo ./manage.sh start</w:t>
+              <w:t xml:space="preserve"># Puis redémarrer les unités concernées</w:t>
+            </w:r>
+          </w:p>
+        </w:tc>
+      </w:tr>
+      <w:tr>
+        <w:tc>
+          <w:tcPr>
+            <w:tcBorders>
+              <w:top w:val="none" w:color="FFFFFF" w:sz="0"/>
+              <w:left w:val="none" w:color="FFFFFF" w:sz="0"/>
+              <w:bottom w:val="none" w:color="FFFFFF" w:sz="0"/>
+              <w:right w:val="none" w:color="FFFFFF" w:sz="0"/>
+            </w:tcBorders>
+            <w:shd w:fill="F0F0F0" w:val="clear"/>
+            <w:tcMar>
+              <w:top w:type="dxa" w:w="60"/>
+              <w:left w:type="dxa" w:w="160"/>
+              <w:bottom w:type="dxa" w:w="60"/>
+              <w:right w:type="dxa" w:w="160"/>
+            </w:tcMar>
+          </w:tcPr>
+          <w:p>
+            <w:pPr>
+              <w:spacing w:after="20" w:before="20"/>
+            </w:pPr>
+            <w:r>
+              <w:rPr>
+                <w:rFonts w:ascii="Courier New" w:cs="Courier New" w:eastAsia="Courier New" w:hAnsi="Courier New"/>
+                <w:color w:val="000074"/>
+                <w:sz w:val="18"/>
+                <w:szCs w:val="18"/>
+              </w:rPr>
+              <w:t xml:space="preserve">sudo systemctl restart docsearch.target</w:t>
+            </w:r>
+          </w:p>
+        </w:tc>
+      </w:tr>
+      <w:tr>
+        <w:tc>
+          <w:tcPr>
+            <w:tcBorders>
+              <w:top w:val="none" w:color="FFFFFF" w:sz="0"/>
+              <w:left w:val="none" w:color="FFFFFF" w:sz="0"/>
+              <w:bottom w:val="none" w:color="FFFFFF" w:sz="0"/>
+              <w:right w:val="none" w:color="FFFFFF" w:sz="0"/>
+            </w:tcBorders>
+            <w:shd w:fill="F0F0F0" w:val="clear"/>
+            <w:tcMar>
+              <w:top w:type="dxa" w:w="60"/>
+              <w:left w:type="dxa" w:w="160"/>
+              <w:bottom w:type="dxa" w:w="60"/>
+              <w:right w:type="dxa" w:w="160"/>
+            </w:tcMar>
+          </w:tcPr>
+          <w:p>
+            <w:pPr>
+              <w:spacing w:after="20" w:before="20"/>
+            </w:pPr>
+            <w:r>
+              <w:rPr>
+                <w:rFonts w:ascii="Courier New" w:cs="Courier New" w:eastAsia="Courier New" w:hAnsi="Courier New"/>
+                <w:color w:val="000074"/>
+                <w:sz w:val="18"/>
+                <w:szCs w:val="18"/>
+              </w:rPr>
+              <w:t xml:space="preserve"/>
             </w:r>
           </w:p>
         </w:tc>
@@ -12015,7 +12015,7 @@
                 <w:sz w:val="18"/>
                 <w:szCs w:val="18"/>
               </w:rPr>
-              <w:t xml:space="preserve">sudo docker compose --profile dev logs watcher | head -5</w:t>
+              <w:t xml:space="preserve">journalctl -u docsearch-watcher -n 5</w:t>
             </w:r>
           </w:p>
         </w:tc>
@@ -12246,7 +12246,7 @@
                 <w:sz w:val="18"/>
                 <w:szCs w:val="18"/>
               </w:rPr>
-              <w:t xml:space="preserve">docker compose --profile dev exec worker python3 -c \</w:t>
+              <w:t xml:space="preserve">sudo podman exec docsearch-watcher python3 -c \</w:t>
             </w:r>
           </w:p>
         </w:tc>
@@ -12452,7 +12452,7 @@
                 <w:sz w:val="18"/>
                 <w:szCs w:val="18"/>
               </w:rPr>
-              <w:t xml:space="preserve">sudo docker compose --profile dev build --no-cache worker watcher indexer-init</w:t>
+              <w:t xml:space="preserve">APP_UID=$(id -u) sudo -E ./manage.sh build ingestion &amp;&amp; sudo systemctl restart docsearch.target</w:t>
             </w:r>
           </w:p>
         </w:tc>
@@ -12559,7 +12559,7 @@
                 <w:sz w:val="18"/>
                 <w:szCs w:val="18"/>
               </w:rPr>
-              <w:t xml:space="preserve">sudo ./manage.sh status</w:t>
+              <w:t xml:space="preserve">./manage.sh status</w:t>
             </w:r>
           </w:p>
         </w:tc>
@@ -12658,73 +12658,73 @@
                 <w:sz w:val="18"/>
                 <w:szCs w:val="18"/>
               </w:rPr>
-              <w:t xml:space="preserve">sudo ./manage.sh logs api</w:t>
-            </w:r>
-          </w:p>
-        </w:tc>
-      </w:tr>
-      <w:tr>
-        <w:tc>
-          <w:tcPr>
-            <w:tcBorders>
-              <w:top w:val="none" w:color="FFFFFF" w:sz="0"/>
-              <w:left w:val="none" w:color="FFFFFF" w:sz="0"/>
-              <w:bottom w:val="none" w:color="FFFFFF" w:sz="0"/>
-              <w:right w:val="none" w:color="FFFFFF" w:sz="0"/>
-            </w:tcBorders>
-            <w:shd w:fill="F0F0F0" w:val="clear"/>
-            <w:tcMar>
-              <w:top w:type="dxa" w:w="60"/>
-              <w:left w:type="dxa" w:w="160"/>
-              <w:bottom w:type="dxa" w:w="60"/>
-              <w:right w:type="dxa" w:w="160"/>
-            </w:tcMar>
-          </w:tcPr>
-          <w:p>
-            <w:pPr>
-              <w:spacing w:after="20" w:before="20"/>
-            </w:pPr>
-            <w:r>
-              <w:rPr>
-                <w:rFonts w:ascii="Courier New" w:cs="Courier New" w:eastAsia="Courier New" w:hAnsi="Courier New"/>
-                <w:color w:val="000074"/>
-                <w:sz w:val="18"/>
-                <w:szCs w:val="18"/>
-              </w:rPr>
-              <w:t xml:space="preserve">sudo ./manage.sh logs worker</w:t>
-            </w:r>
-          </w:p>
-        </w:tc>
-      </w:tr>
-      <w:tr>
-        <w:tc>
-          <w:tcPr>
-            <w:tcBorders>
-              <w:top w:val="none" w:color="FFFFFF" w:sz="0"/>
-              <w:left w:val="none" w:color="FFFFFF" w:sz="0"/>
-              <w:bottom w:val="none" w:color="FFFFFF" w:sz="0"/>
-              <w:right w:val="none" w:color="FFFFFF" w:sz="0"/>
-            </w:tcBorders>
-            <w:shd w:fill="F0F0F0" w:val="clear"/>
-            <w:tcMar>
-              <w:top w:type="dxa" w:w="60"/>
-              <w:left w:type="dxa" w:w="160"/>
-              <w:bottom w:type="dxa" w:w="60"/>
-              <w:right w:type="dxa" w:w="160"/>
-            </w:tcMar>
-          </w:tcPr>
-          <w:p>
-            <w:pPr>
-              <w:spacing w:after="20" w:before="20"/>
-            </w:pPr>
-            <w:r>
-              <w:rPr>
-                <w:rFonts w:ascii="Courier New" w:cs="Courier New" w:eastAsia="Courier New" w:hAnsi="Courier New"/>
-                <w:color w:val="000074"/>
-                <w:sz w:val="18"/>
-                <w:szCs w:val="18"/>
-              </w:rPr>
-              <w:t xml:space="preserve">sudo ./manage.sh logs es01-dev</w:t>
+              <w:t xml:space="preserve">./manage.sh logs api</w:t>
+            </w:r>
+          </w:p>
+        </w:tc>
+      </w:tr>
+      <w:tr>
+        <w:tc>
+          <w:tcPr>
+            <w:tcBorders>
+              <w:top w:val="none" w:color="FFFFFF" w:sz="0"/>
+              <w:left w:val="none" w:color="FFFFFF" w:sz="0"/>
+              <w:bottom w:val="none" w:color="FFFFFF" w:sz="0"/>
+              <w:right w:val="none" w:color="FFFFFF" w:sz="0"/>
+            </w:tcBorders>
+            <w:shd w:fill="F0F0F0" w:val="clear"/>
+            <w:tcMar>
+              <w:top w:type="dxa" w:w="60"/>
+              <w:left w:type="dxa" w:w="160"/>
+              <w:bottom w:type="dxa" w:w="60"/>
+              <w:right w:type="dxa" w:w="160"/>
+            </w:tcMar>
+          </w:tcPr>
+          <w:p>
+            <w:pPr>
+              <w:spacing w:after="20" w:before="20"/>
+            </w:pPr>
+            <w:r>
+              <w:rPr>
+                <w:rFonts w:ascii="Courier New" w:cs="Courier New" w:eastAsia="Courier New" w:hAnsi="Courier New"/>
+                <w:color w:val="000074"/>
+                <w:sz w:val="18"/>
+                <w:szCs w:val="18"/>
+              </w:rPr>
+              <w:t xml:space="preserve">./manage.sh logs worker</w:t>
+            </w:r>
+          </w:p>
+        </w:tc>
+      </w:tr>
+      <w:tr>
+        <w:tc>
+          <w:tcPr>
+            <w:tcBorders>
+              <w:top w:val="none" w:color="FFFFFF" w:sz="0"/>
+              <w:left w:val="none" w:color="FFFFFF" w:sz="0"/>
+              <w:bottom w:val="none" w:color="FFFFFF" w:sz="0"/>
+              <w:right w:val="none" w:color="FFFFFF" w:sz="0"/>
+            </w:tcBorders>
+            <w:shd w:fill="F0F0F0" w:val="clear"/>
+            <w:tcMar>
+              <w:top w:type="dxa" w:w="60"/>
+              <w:left w:type="dxa" w:w="160"/>
+              <w:bottom w:type="dxa" w:w="60"/>
+              <w:right w:type="dxa" w:w="160"/>
+            </w:tcMar>
+          </w:tcPr>
+          <w:p>
+            <w:pPr>
+              <w:spacing w:after="20" w:before="20"/>
+            </w:pPr>
+            <w:r>
+              <w:rPr>
+                <w:rFonts w:ascii="Courier New" w:cs="Courier New" w:eastAsia="Courier New" w:hAnsi="Courier New"/>
+                <w:color w:val="000074"/>
+                <w:sz w:val="18"/>
+                <w:szCs w:val="18"/>
+              </w:rPr>
+              <w:t xml:space="preserve">./manage.sh logs es01</w:t>
             </w:r>
           </w:p>
         </w:tc>
@@ -12790,139 +12790,139 @@
                 <w:sz w:val="18"/>
                 <w:szCs w:val="18"/>
               </w:rPr>
-              <w:t xml:space="preserve"># Reconstruire un service après modification de son dépôt</w:t>
-            </w:r>
-          </w:p>
-        </w:tc>
-      </w:tr>
-      <w:tr>
-        <w:tc>
-          <w:tcPr>
-            <w:tcBorders>
-              <w:top w:val="none" w:color="FFFFFF" w:sz="0"/>
-              <w:left w:val="none" w:color="FFFFFF" w:sz="0"/>
-              <w:bottom w:val="none" w:color="FFFFFF" w:sz="0"/>
-              <w:right w:val="none" w:color="FFFFFF" w:sz="0"/>
-            </w:tcBorders>
-            <w:shd w:fill="F0F0F0" w:val="clear"/>
-            <w:tcMar>
-              <w:top w:type="dxa" w:w="60"/>
-              <w:left w:type="dxa" w:w="160"/>
-              <w:bottom w:type="dxa" w:w="60"/>
-              <w:right w:type="dxa" w:w="160"/>
-            </w:tcMar>
-          </w:tcPr>
-          <w:p>
-            <w:pPr>
-              <w:spacing w:after="20" w:before="20"/>
-            </w:pPr>
-            <w:r>
-              <w:rPr>
-                <w:rFonts w:ascii="Courier New" w:cs="Courier New" w:eastAsia="Courier New" w:hAnsi="Courier New"/>
-                <w:color w:val="000074"/>
-                <w:sz w:val="18"/>
-                <w:szCs w:val="18"/>
-              </w:rPr>
-              <w:t xml:space="preserve">sudo docker compose build api      # après modif dans docsearch-api</w:t>
-            </w:r>
-          </w:p>
-        </w:tc>
-      </w:tr>
-      <w:tr>
-        <w:tc>
-          <w:tcPr>
-            <w:tcBorders>
-              <w:top w:val="none" w:color="FFFFFF" w:sz="0"/>
-              <w:left w:val="none" w:color="FFFFFF" w:sz="0"/>
-              <w:bottom w:val="none" w:color="FFFFFF" w:sz="0"/>
-              <w:right w:val="none" w:color="FFFFFF" w:sz="0"/>
-            </w:tcBorders>
-            <w:shd w:fill="F0F0F0" w:val="clear"/>
-            <w:tcMar>
-              <w:top w:type="dxa" w:w="60"/>
-              <w:left w:type="dxa" w:w="160"/>
-              <w:bottom w:type="dxa" w:w="60"/>
-              <w:right w:type="dxa" w:w="160"/>
-            </w:tcMar>
-          </w:tcPr>
-          <w:p>
-            <w:pPr>
-              <w:spacing w:after="20" w:before="20"/>
-            </w:pPr>
-            <w:r>
-              <w:rPr>
-                <w:rFonts w:ascii="Courier New" w:cs="Courier New" w:eastAsia="Courier New" w:hAnsi="Courier New"/>
-                <w:color w:val="000074"/>
-                <w:sz w:val="18"/>
-                <w:szCs w:val="18"/>
-              </w:rPr>
-              <w:t xml:space="preserve">sudo docker compose build worker   # après modif dans docsearch-ingestion</w:t>
-            </w:r>
-          </w:p>
-        </w:tc>
-      </w:tr>
-      <w:tr>
-        <w:tc>
-          <w:tcPr>
-            <w:tcBorders>
-              <w:top w:val="none" w:color="FFFFFF" w:sz="0"/>
-              <w:left w:val="none" w:color="FFFFFF" w:sz="0"/>
-              <w:bottom w:val="none" w:color="FFFFFF" w:sz="0"/>
-              <w:right w:val="none" w:color="FFFFFF" w:sz="0"/>
-            </w:tcBorders>
-            <w:shd w:fill="F0F0F0" w:val="clear"/>
-            <w:tcMar>
-              <w:top w:type="dxa" w:w="60"/>
-              <w:left w:type="dxa" w:w="160"/>
-              <w:bottom w:type="dxa" w:w="60"/>
-              <w:right w:type="dxa" w:w="160"/>
-            </w:tcMar>
-          </w:tcPr>
-          <w:p>
-            <w:pPr>
-              <w:spacing w:after="20" w:before="20"/>
-            </w:pPr>
-            <w:r>
-              <w:rPr>
-                <w:rFonts w:ascii="Courier New" w:cs="Courier New" w:eastAsia="Courier New" w:hAnsi="Courier New"/>
-                <w:color w:val="000074"/>
-                <w:sz w:val="18"/>
-                <w:szCs w:val="18"/>
-              </w:rPr>
-              <w:t xml:space="preserve">sudo docker compose build ui-vue   # après modif dans docsearch-ui-vue</w:t>
-            </w:r>
-          </w:p>
-        </w:tc>
-      </w:tr>
-      <w:tr>
-        <w:tc>
-          <w:tcPr>
-            <w:tcBorders>
-              <w:top w:val="none" w:color="FFFFFF" w:sz="0"/>
-              <w:left w:val="none" w:color="FFFFFF" w:sz="0"/>
-              <w:bottom w:val="none" w:color="FFFFFF" w:sz="0"/>
-              <w:right w:val="none" w:color="FFFFFF" w:sz="0"/>
-            </w:tcBorders>
-            <w:shd w:fill="F0F0F0" w:val="clear"/>
-            <w:tcMar>
-              <w:top w:type="dxa" w:w="60"/>
-              <w:left w:type="dxa" w:w="160"/>
-              <w:bottom w:type="dxa" w:w="60"/>
-              <w:right w:type="dxa" w:w="160"/>
-            </w:tcMar>
-          </w:tcPr>
-          <w:p>
-            <w:pPr>
-              <w:spacing w:after="20" w:before="20"/>
-            </w:pPr>
-            <w:r>
-              <w:rPr>
-                <w:rFonts w:ascii="Courier New" w:cs="Courier New" w:eastAsia="Courier New" w:hAnsi="Courier New"/>
-                <w:color w:val="000074"/>
-                <w:sz w:val="18"/>
-                <w:szCs w:val="18"/>
-              </w:rPr>
-              <w:t xml:space="preserve">sudo docker compose up -d api worker ui</w:t>
+              <w:t xml:space="preserve"># Reconstruire après modification d'un dépôt (une image par dépôt)</w:t>
+            </w:r>
+          </w:p>
+        </w:tc>
+      </w:tr>
+      <w:tr>
+        <w:tc>
+          <w:tcPr>
+            <w:tcBorders>
+              <w:top w:val="none" w:color="FFFFFF" w:sz="0"/>
+              <w:left w:val="none" w:color="FFFFFF" w:sz="0"/>
+              <w:bottom w:val="none" w:color="FFFFFF" w:sz="0"/>
+              <w:right w:val="none" w:color="FFFFFF" w:sz="0"/>
+            </w:tcBorders>
+            <w:shd w:fill="F0F0F0" w:val="clear"/>
+            <w:tcMar>
+              <w:top w:type="dxa" w:w="60"/>
+              <w:left w:type="dxa" w:w="160"/>
+              <w:bottom w:type="dxa" w:w="60"/>
+              <w:right w:type="dxa" w:w="160"/>
+            </w:tcMar>
+          </w:tcPr>
+          <w:p>
+            <w:pPr>
+              <w:spacing w:after="20" w:before="20"/>
+            </w:pPr>
+            <w:r>
+              <w:rPr>
+                <w:rFonts w:ascii="Courier New" w:cs="Courier New" w:eastAsia="Courier New" w:hAnsi="Courier New"/>
+                <w:color w:val="000074"/>
+                <w:sz w:val="18"/>
+                <w:szCs w:val="18"/>
+              </w:rPr>
+              <w:t xml:space="preserve">./manage.sh build api        &amp;&amp; sudo systemctl restart docsearch-api docsearch-alert-worker</w:t>
+            </w:r>
+          </w:p>
+        </w:tc>
+      </w:tr>
+      <w:tr>
+        <w:tc>
+          <w:tcPr>
+            <w:tcBorders>
+              <w:top w:val="none" w:color="FFFFFF" w:sz="0"/>
+              <w:left w:val="none" w:color="FFFFFF" w:sz="0"/>
+              <w:bottom w:val="none" w:color="FFFFFF" w:sz="0"/>
+              <w:right w:val="none" w:color="FFFFFF" w:sz="0"/>
+            </w:tcBorders>
+            <w:shd w:fill="F0F0F0" w:val="clear"/>
+            <w:tcMar>
+              <w:top w:type="dxa" w:w="60"/>
+              <w:left w:type="dxa" w:w="160"/>
+              <w:bottom w:type="dxa" w:w="60"/>
+              <w:right w:type="dxa" w:w="160"/>
+            </w:tcMar>
+          </w:tcPr>
+          <w:p>
+            <w:pPr>
+              <w:spacing w:after="20" w:before="20"/>
+            </w:pPr>
+            <w:r>
+              <w:rPr>
+                <w:rFonts w:ascii="Courier New" w:cs="Courier New" w:eastAsia="Courier New" w:hAnsi="Courier New"/>
+                <w:color w:val="000074"/>
+                <w:sz w:val="18"/>
+                <w:szCs w:val="18"/>
+              </w:rPr>
+              <w:t xml:space="preserve">./manage.sh build ingestion  &amp;&amp; sudo systemctl restart 'docsearch-worker-*' docsearch-watcher</w:t>
+            </w:r>
+          </w:p>
+        </w:tc>
+      </w:tr>
+      <w:tr>
+        <w:tc>
+          <w:tcPr>
+            <w:tcBorders>
+              <w:top w:val="none" w:color="FFFFFF" w:sz="0"/>
+              <w:left w:val="none" w:color="FFFFFF" w:sz="0"/>
+              <w:bottom w:val="none" w:color="FFFFFF" w:sz="0"/>
+              <w:right w:val="none" w:color="FFFFFF" w:sz="0"/>
+            </w:tcBorders>
+            <w:shd w:fill="F0F0F0" w:val="clear"/>
+            <w:tcMar>
+              <w:top w:type="dxa" w:w="60"/>
+              <w:left w:type="dxa" w:w="160"/>
+              <w:bottom w:type="dxa" w:w="60"/>
+              <w:right w:type="dxa" w:w="160"/>
+            </w:tcMar>
+          </w:tcPr>
+          <w:p>
+            <w:pPr>
+              <w:spacing w:after="20" w:before="20"/>
+            </w:pPr>
+            <w:r>
+              <w:rPr>
+                <w:rFonts w:ascii="Courier New" w:cs="Courier New" w:eastAsia="Courier New" w:hAnsi="Courier New"/>
+                <w:color w:val="000074"/>
+                <w:sz w:val="18"/>
+                <w:szCs w:val="18"/>
+              </w:rPr>
+              <w:t xml:space="preserve">./manage.sh build ui         &amp;&amp; sudo systemctl restart docsearch-ui-vue</w:t>
+            </w:r>
+          </w:p>
+        </w:tc>
+      </w:tr>
+      <w:tr>
+        <w:tc>
+          <w:tcPr>
+            <w:tcBorders>
+              <w:top w:val="none" w:color="FFFFFF" w:sz="0"/>
+              <w:left w:val="none" w:color="FFFFFF" w:sz="0"/>
+              <w:bottom w:val="none" w:color="FFFFFF" w:sz="0"/>
+              <w:right w:val="none" w:color="FFFFFF" w:sz="0"/>
+            </w:tcBorders>
+            <w:shd w:fill="F0F0F0" w:val="clear"/>
+            <w:tcMar>
+              <w:top w:type="dxa" w:w="60"/>
+              <w:left w:type="dxa" w:w="160"/>
+              <w:bottom w:type="dxa" w:w="60"/>
+              <w:right w:type="dxa" w:w="160"/>
+            </w:tcMar>
+          </w:tcPr>
+          <w:p>
+            <w:pPr>
+              <w:spacing w:after="20" w:before="20"/>
+            </w:pPr>
+            <w:r>
+              <w:rPr>
+                <w:rFonts w:ascii="Courier New" w:cs="Courier New" w:eastAsia="Courier New" w:hAnsi="Courier New"/>
+                <w:color w:val="000074"/>
+                <w:sz w:val="18"/>
+                <w:szCs w:val="18"/>
+              </w:rPr>
+              <w:t xml:space="preserve"/>
             </w:r>
           </w:p>
         </w:tc>
@@ -13170,7 +13170,7 @@
           <w:sz w:val="22"/>
           <w:szCs w:val="22"/>
         </w:rPr>
-        <w:t xml:space="preserve">Alternative à l'installation manuelle : ce Vagrantfile provisionne automatiquement la VM Ubuntu avec Docker, clone les 5 dépôts DocSearch et applique le paramètre vm.max_map_count.</w:t>
+        <w:t xml:space="preserve">Alternative à l'installation manuelle : ce Vagrantfile provisionne automatiquement la VM Ubuntu avec podman, clone les 5 dépôts DocSearch et applique le paramètre vm.max_map_count.</w:t>
       </w:r>
     </w:p>
     <w:p>
@@ -14115,73 +14115,73 @@
                 <w:sz w:val="18"/>
                 <w:szCs w:val="18"/>
               </w:rPr>
-              <w:t xml:space="preserve">    # Docker</w:t>
-            </w:r>
-          </w:p>
-        </w:tc>
-      </w:tr>
-      <w:tr>
-        <w:tc>
-          <w:tcPr>
-            <w:tcBorders>
-              <w:top w:val="none" w:color="FFFFFF" w:sz="0"/>
-              <w:left w:val="none" w:color="FFFFFF" w:sz="0"/>
-              <w:bottom w:val="none" w:color="FFFFFF" w:sz="0"/>
-              <w:right w:val="none" w:color="FFFFFF" w:sz="0"/>
-            </w:tcBorders>
-            <w:shd w:fill="F0F0F0" w:val="clear"/>
-            <w:tcMar>
-              <w:top w:type="dxa" w:w="60"/>
-              <w:left w:type="dxa" w:w="160"/>
-              <w:bottom w:type="dxa" w:w="60"/>
-              <w:right w:type="dxa" w:w="160"/>
-            </w:tcMar>
-          </w:tcPr>
-          <w:p>
-            <w:pPr>
-              <w:spacing w:after="20" w:before="20"/>
-            </w:pPr>
-            <w:r>
-              <w:rPr>
-                <w:rFonts w:ascii="Courier New" w:cs="Courier New" w:eastAsia="Courier New" w:hAnsi="Courier New"/>
-                <w:color w:val="000074"/>
-                <w:sz w:val="18"/>
-                <w:szCs w:val="18"/>
-              </w:rPr>
-              <w:t xml:space="preserve">    curl -fsSL https://get.docker.com | sh</w:t>
-            </w:r>
-          </w:p>
-        </w:tc>
-      </w:tr>
-      <w:tr>
-        <w:tc>
-          <w:tcPr>
-            <w:tcBorders>
-              <w:top w:val="none" w:color="FFFFFF" w:sz="0"/>
-              <w:left w:val="none" w:color="FFFFFF" w:sz="0"/>
-              <w:bottom w:val="none" w:color="FFFFFF" w:sz="0"/>
-              <w:right w:val="none" w:color="FFFFFF" w:sz="0"/>
-            </w:tcBorders>
-            <w:shd w:fill="F0F0F0" w:val="clear"/>
-            <w:tcMar>
-              <w:top w:type="dxa" w:w="60"/>
-              <w:left w:type="dxa" w:w="160"/>
-              <w:bottom w:type="dxa" w:w="60"/>
-              <w:right w:type="dxa" w:w="160"/>
-            </w:tcMar>
-          </w:tcPr>
-          <w:p>
-            <w:pPr>
-              <w:spacing w:after="20" w:before="20"/>
-            </w:pPr>
-            <w:r>
-              <w:rPr>
-                <w:rFonts w:ascii="Courier New" w:cs="Courier New" w:eastAsia="Courier New" w:hAnsi="Courier New"/>
-                <w:color w:val="000074"/>
-                <w:sz w:val="18"/>
-                <w:szCs w:val="18"/>
-              </w:rPr>
-              <w:t xml:space="preserve">    usermod -aG docker vagrant</w:t>
+              <w:t xml:space="preserve">    # podman (Ubuntu 24.04 fournit 4.9, suffisant pour Quadlet)</w:t>
+            </w:r>
+          </w:p>
+        </w:tc>
+      </w:tr>
+      <w:tr>
+        <w:tc>
+          <w:tcPr>
+            <w:tcBorders>
+              <w:top w:val="none" w:color="FFFFFF" w:sz="0"/>
+              <w:left w:val="none" w:color="FFFFFF" w:sz="0"/>
+              <w:bottom w:val="none" w:color="FFFFFF" w:sz="0"/>
+              <w:right w:val="none" w:color="FFFFFF" w:sz="0"/>
+            </w:tcBorders>
+            <w:shd w:fill="F0F0F0" w:val="clear"/>
+            <w:tcMar>
+              <w:top w:type="dxa" w:w="60"/>
+              <w:left w:type="dxa" w:w="160"/>
+              <w:bottom w:type="dxa" w:w="60"/>
+              <w:right w:type="dxa" w:w="160"/>
+            </w:tcMar>
+          </w:tcPr>
+          <w:p>
+            <w:pPr>
+              <w:spacing w:after="20" w:before="20"/>
+            </w:pPr>
+            <w:r>
+              <w:rPr>
+                <w:rFonts w:ascii="Courier New" w:cs="Courier New" w:eastAsia="Courier New" w:hAnsi="Courier New"/>
+                <w:color w:val="000074"/>
+                <w:sz w:val="18"/>
+                <w:szCs w:val="18"/>
+              </w:rPr>
+              <w:t xml:space="preserve">    apt-get update &amp;&amp; apt-get install -y podman netavark aardvark-dns</w:t>
+            </w:r>
+          </w:p>
+        </w:tc>
+      </w:tr>
+      <w:tr>
+        <w:tc>
+          <w:tcPr>
+            <w:tcBorders>
+              <w:top w:val="none" w:color="FFFFFF" w:sz="0"/>
+              <w:left w:val="none" w:color="FFFFFF" w:sz="0"/>
+              <w:bottom w:val="none" w:color="FFFFFF" w:sz="0"/>
+              <w:right w:val="none" w:color="FFFFFF" w:sz="0"/>
+            </w:tcBorders>
+            <w:shd w:fill="F0F0F0" w:val="clear"/>
+            <w:tcMar>
+              <w:top w:type="dxa" w:w="60"/>
+              <w:left w:type="dxa" w:w="160"/>
+              <w:bottom w:type="dxa" w:w="60"/>
+              <w:right w:type="dxa" w:w="160"/>
+            </w:tcMar>
+          </w:tcPr>
+          <w:p>
+            <w:pPr>
+              <w:spacing w:after="20" w:before="20"/>
+            </w:pPr>
+            <w:r>
+              <w:rPr>
+                <w:rFonts w:ascii="Courier New" w:cs="Courier New" w:eastAsia="Courier New" w:hAnsi="Courier New"/>
+                <w:color w:val="000074"/>
+                <w:sz w:val="18"/>
+                <w:szCs w:val="18"/>
+              </w:rPr>
+              <w:t xml:space="preserve"/>
             </w:r>
           </w:p>
         </w:tc>
@@ -14544,139 +14544,139 @@
                 <w:sz w:val="18"/>
                 <w:szCs w:val="18"/>
               </w:rPr>
-              <w:t xml:space="preserve">    sudo -u vagrant cp .env.example .env</w:t>
-            </w:r>
-          </w:p>
-        </w:tc>
-      </w:tr>
-      <w:tr>
-        <w:tc>
-          <w:tcPr>
-            <w:tcBorders>
-              <w:top w:val="none" w:color="FFFFFF" w:sz="0"/>
-              <w:left w:val="none" w:color="FFFFFF" w:sz="0"/>
-              <w:bottom w:val="none" w:color="FFFFFF" w:sz="0"/>
-              <w:right w:val="none" w:color="FFFFFF" w:sz="0"/>
-            </w:tcBorders>
-            <w:shd w:fill="F0F0F0" w:val="clear"/>
-            <w:tcMar>
-              <w:top w:type="dxa" w:w="60"/>
-              <w:left w:type="dxa" w:w="160"/>
-              <w:bottom w:type="dxa" w:w="60"/>
-              <w:right w:type="dxa" w:w="160"/>
-            </w:tcMar>
-          </w:tcPr>
-          <w:p>
-            <w:pPr>
-              <w:spacing w:after="20" w:before="20"/>
-            </w:pPr>
-            <w:r>
-              <w:rPr>
-                <w:rFonts w:ascii="Courier New" w:cs="Courier New" w:eastAsia="Courier New" w:hAnsi="Courier New"/>
-                <w:color w:val="000074"/>
-                <w:sz w:val="18"/>
-                <w:szCs w:val="18"/>
-              </w:rPr>
-              <w:t xml:space="preserve">    sed -i "s|DOCS_PATH=.*|DOCS_PATH=/documents|" .env</w:t>
-            </w:r>
-          </w:p>
-        </w:tc>
-      </w:tr>
-      <w:tr>
-        <w:tc>
-          <w:tcPr>
-            <w:tcBorders>
-              <w:top w:val="none" w:color="FFFFFF" w:sz="0"/>
-              <w:left w:val="none" w:color="FFFFFF" w:sz="0"/>
-              <w:bottom w:val="none" w:color="FFFFFF" w:sz="0"/>
-              <w:right w:val="none" w:color="FFFFFF" w:sz="0"/>
-            </w:tcBorders>
-            <w:shd w:fill="F0F0F0" w:val="clear"/>
-            <w:tcMar>
-              <w:top w:type="dxa" w:w="60"/>
-              <w:left w:type="dxa" w:w="160"/>
-              <w:bottom w:type="dxa" w:w="60"/>
-              <w:right w:type="dxa" w:w="160"/>
-            </w:tcMar>
-          </w:tcPr>
-          <w:p>
-            <w:pPr>
-              <w:spacing w:after="20" w:before="20"/>
-            </w:pPr>
-            <w:r>
-              <w:rPr>
-                <w:rFonts w:ascii="Courier New" w:cs="Courier New" w:eastAsia="Courier New" w:hAnsi="Courier New"/>
-                <w:color w:val="000074"/>
-                <w:sz w:val="18"/>
-                <w:szCs w:val="18"/>
-              </w:rPr>
-              <w:t xml:space="preserve">    sed -i "s|DEV_USER=.*|DEV_USER=vagrant|" .env</w:t>
-            </w:r>
-          </w:p>
-        </w:tc>
-      </w:tr>
-      <w:tr>
-        <w:tc>
-          <w:tcPr>
-            <w:tcBorders>
-              <w:top w:val="none" w:color="FFFFFF" w:sz="0"/>
-              <w:left w:val="none" w:color="FFFFFF" w:sz="0"/>
-              <w:bottom w:val="none" w:color="FFFFFF" w:sz="0"/>
-              <w:right w:val="none" w:color="FFFFFF" w:sz="0"/>
-            </w:tcBorders>
-            <w:shd w:fill="F0F0F0" w:val="clear"/>
-            <w:tcMar>
-              <w:top w:type="dxa" w:w="60"/>
-              <w:left w:type="dxa" w:w="160"/>
-              <w:bottom w:type="dxa" w:w="60"/>
-              <w:right w:type="dxa" w:w="160"/>
-            </w:tcMar>
-          </w:tcPr>
-          <w:p>
-            <w:pPr>
-              <w:spacing w:after="20" w:before="20"/>
-            </w:pPr>
-            <w:r>
-              <w:rPr>
-                <w:rFonts w:ascii="Courier New" w:cs="Courier New" w:eastAsia="Courier New" w:hAnsi="Courier New"/>
-                <w:color w:val="000074"/>
-                <w:sz w:val="18"/>
-                <w:szCs w:val="18"/>
-              </w:rPr>
-              <w:t xml:space="preserve">    sed -i "s|ES_JAVA_OPTS=.*|ES_JAVA_OPTS=-Xms1g -Xmx1g|" .env</w:t>
-            </w:r>
-          </w:p>
-        </w:tc>
-      </w:tr>
-      <w:tr>
-        <w:tc>
-          <w:tcPr>
-            <w:tcBorders>
-              <w:top w:val="none" w:color="FFFFFF" w:sz="0"/>
-              <w:left w:val="none" w:color="FFFFFF" w:sz="0"/>
-              <w:bottom w:val="none" w:color="FFFFFF" w:sz="0"/>
-              <w:right w:val="none" w:color="FFFFFF" w:sz="0"/>
-            </w:tcBorders>
-            <w:shd w:fill="F0F0F0" w:val="clear"/>
-            <w:tcMar>
-              <w:top w:type="dxa" w:w="60"/>
-              <w:left w:type="dxa" w:w="160"/>
-              <w:bottom w:type="dxa" w:w="60"/>
-              <w:right w:type="dxa" w:w="160"/>
-            </w:tcMar>
-          </w:tcPr>
-          <w:p>
-            <w:pPr>
-              <w:spacing w:after="20" w:before="20"/>
-            </w:pPr>
-            <w:r>
-              <w:rPr>
-                <w:rFonts w:ascii="Courier New" w:cs="Courier New" w:eastAsia="Courier New" w:hAnsi="Courier New"/>
-                <w:color w:val="000074"/>
-                <w:sz w:val="18"/>
-                <w:szCs w:val="18"/>
-              </w:rPr>
-              <w:t xml:space="preserve">    sed -i "s|DOCKER_UID=.*|DOCKER_UID=$(id -u vagrant)|" .env</w:t>
+              <w:t xml:space="preserve">    sudo -u vagrant ./manage.sh build all</w:t>
+            </w:r>
+          </w:p>
+        </w:tc>
+      </w:tr>
+      <w:tr>
+        <w:tc>
+          <w:tcPr>
+            <w:tcBorders>
+              <w:top w:val="none" w:color="FFFFFF" w:sz="0"/>
+              <w:left w:val="none" w:color="FFFFFF" w:sz="0"/>
+              <w:bottom w:val="none" w:color="FFFFFF" w:sz="0"/>
+              <w:right w:val="none" w:color="FFFFFF" w:sz="0"/>
+            </w:tcBorders>
+            <w:shd w:fill="F0F0F0" w:val="clear"/>
+            <w:tcMar>
+              <w:top w:type="dxa" w:w="60"/>
+              <w:left w:type="dxa" w:w="160"/>
+              <w:bottom w:type="dxa" w:w="60"/>
+              <w:right w:type="dxa" w:w="160"/>
+            </w:tcMar>
+          </w:tcPr>
+          <w:p>
+            <w:pPr>
+              <w:spacing w:after="20" w:before="20"/>
+            </w:pPr>
+            <w:r>
+              <w:rPr>
+                <w:rFonts w:ascii="Courier New" w:cs="Courier New" w:eastAsia="Courier New" w:hAnsi="Courier New"/>
+                <w:color w:val="000074"/>
+                <w:sz w:val="18"/>
+                <w:szCs w:val="18"/>
+              </w:rPr>
+              <w:t xml:space="preserve">    ./quadlet/install-units.sh dev</w:t>
+            </w:r>
+          </w:p>
+        </w:tc>
+      </w:tr>
+      <w:tr>
+        <w:tc>
+          <w:tcPr>
+            <w:tcBorders>
+              <w:top w:val="none" w:color="FFFFFF" w:sz="0"/>
+              <w:left w:val="none" w:color="FFFFFF" w:sz="0"/>
+              <w:bottom w:val="none" w:color="FFFFFF" w:sz="0"/>
+              <w:right w:val="none" w:color="FFFFFF" w:sz="0"/>
+            </w:tcBorders>
+            <w:shd w:fill="F0F0F0" w:val="clear"/>
+            <w:tcMar>
+              <w:top w:type="dxa" w:w="60"/>
+              <w:left w:type="dxa" w:w="160"/>
+              <w:bottom w:type="dxa" w:w="60"/>
+              <w:right w:type="dxa" w:w="160"/>
+            </w:tcMar>
+          </w:tcPr>
+          <w:p>
+            <w:pPr>
+              <w:spacing w:after="20" w:before="20"/>
+            </w:pPr>
+            <w:r>
+              <w:rPr>
+                <w:rFonts w:ascii="Courier New" w:cs="Courier New" w:eastAsia="Courier New" w:hAnsi="Courier New"/>
+                <w:color w:val="000074"/>
+                <w:sz w:val="18"/>
+                <w:szCs w:val="18"/>
+              </w:rPr>
+              <w:t xml:space="preserve">    sed -i "s|DEV_USER=.*|DEV_USER=vagrant|" /etc/docsearch/docsearch.env</w:t>
+            </w:r>
+          </w:p>
+        </w:tc>
+      </w:tr>
+      <w:tr>
+        <w:tc>
+          <w:tcPr>
+            <w:tcBorders>
+              <w:top w:val="none" w:color="FFFFFF" w:sz="0"/>
+              <w:left w:val="none" w:color="FFFFFF" w:sz="0"/>
+              <w:bottom w:val="none" w:color="FFFFFF" w:sz="0"/>
+              <w:right w:val="none" w:color="FFFFFF" w:sz="0"/>
+            </w:tcBorders>
+            <w:shd w:fill="F0F0F0" w:val="clear"/>
+            <w:tcMar>
+              <w:top w:type="dxa" w:w="60"/>
+              <w:left w:type="dxa" w:w="160"/>
+              <w:bottom w:type="dxa" w:w="60"/>
+              <w:right w:type="dxa" w:w="160"/>
+            </w:tcMar>
+          </w:tcPr>
+          <w:p>
+            <w:pPr>
+              <w:spacing w:after="20" w:before="20"/>
+            </w:pPr>
+            <w:r>
+              <w:rPr>
+                <w:rFonts w:ascii="Courier New" w:cs="Courier New" w:eastAsia="Courier New" w:hAnsi="Courier New"/>
+                <w:color w:val="000074"/>
+                <w:sz w:val="18"/>
+                <w:szCs w:val="18"/>
+              </w:rPr>
+              <w:t xml:space="preserve">    sed -i "s|ES_JAVA_OPTS=.*|ES_JAVA_OPTS=-Xms1g -Xmx1g|" /etc/docsearch/elasticsearch.env</w:t>
+            </w:r>
+          </w:p>
+        </w:tc>
+      </w:tr>
+      <w:tr>
+        <w:tc>
+          <w:tcPr>
+            <w:tcBorders>
+              <w:top w:val="none" w:color="FFFFFF" w:sz="0"/>
+              <w:left w:val="none" w:color="FFFFFF" w:sz="0"/>
+              <w:bottom w:val="none" w:color="FFFFFF" w:sz="0"/>
+              <w:right w:val="none" w:color="FFFFFF" w:sz="0"/>
+            </w:tcBorders>
+            <w:shd w:fill="F0F0F0" w:val="clear"/>
+            <w:tcMar>
+              <w:top w:type="dxa" w:w="60"/>
+              <w:left w:type="dxa" w:w="160"/>
+              <w:bottom w:type="dxa" w:w="60"/>
+              <w:right w:type="dxa" w:w="160"/>
+            </w:tcMar>
+          </w:tcPr>
+          <w:p>
+            <w:pPr>
+              <w:spacing w:after="20" w:before="20"/>
+            </w:pPr>
+            <w:r>
+              <w:rPr>
+                <w:rFonts w:ascii="Courier New" w:cs="Courier New" w:eastAsia="Courier New" w:hAnsi="Courier New"/>
+                <w:color w:val="000074"/>
+                <w:sz w:val="18"/>
+                <w:szCs w:val="18"/>
+              </w:rPr>
+              <w:t xml:space="preserve">    sed -i "s|SOURCES_HOST_PATH=.*|SOURCES_HOST_PATH=/documents|" /etc/docsearch/docsearch.env</w:t>
             </w:r>
           </w:p>
         </w:tc>
@@ -14742,40 +14742,40 @@
                 <w:sz w:val="18"/>
                 <w:szCs w:val="18"/>
               </w:rPr>
-              <w:t xml:space="preserve">    chmod +x manage.sh</w:t>
-            </w:r>
-          </w:p>
-        </w:tc>
-      </w:tr>
-      <w:tr>
-        <w:tc>
-          <w:tcPr>
-            <w:tcBorders>
-              <w:top w:val="none" w:color="FFFFFF" w:sz="0"/>
-              <w:left w:val="none" w:color="FFFFFF" w:sz="0"/>
-              <w:bottom w:val="none" w:color="FFFFFF" w:sz="0"/>
-              <w:right w:val="none" w:color="FFFFFF" w:sz="0"/>
-            </w:tcBorders>
-            <w:shd w:fill="F0F0F0" w:val="clear"/>
-            <w:tcMar>
-              <w:top w:type="dxa" w:w="60"/>
-              <w:left w:type="dxa" w:w="160"/>
-              <w:bottom w:type="dxa" w:w="60"/>
-              <w:right w:type="dxa" w:w="160"/>
-            </w:tcMar>
-          </w:tcPr>
-          <w:p>
-            <w:pPr>
-              <w:spacing w:after="20" w:before="20"/>
-            </w:pPr>
-            <w:r>
-              <w:rPr>
-                <w:rFonts w:ascii="Courier New" w:cs="Courier New" w:eastAsia="Courier New" w:hAnsi="Courier New"/>
-                <w:color w:val="000074"/>
-                <w:sz w:val="18"/>
-                <w:szCs w:val="18"/>
-              </w:rPr>
-              <w:t xml:space="preserve">    echo "✅ DocSearch prêt — lancer : cd docsearch-infra &amp;&amp; ./manage.sh start"</w:t>
+              <w:t xml:space="preserve">    chmod +x manage.sh quadlet/install-units.sh</w:t>
+            </w:r>
+          </w:p>
+        </w:tc>
+      </w:tr>
+      <w:tr>
+        <w:tc>
+          <w:tcPr>
+            <w:tcBorders>
+              <w:top w:val="none" w:color="FFFFFF" w:sz="0"/>
+              <w:left w:val="none" w:color="FFFFFF" w:sz="0"/>
+              <w:bottom w:val="none" w:color="FFFFFF" w:sz="0"/>
+              <w:right w:val="none" w:color="FFFFFF" w:sz="0"/>
+            </w:tcBorders>
+            <w:shd w:fill="F0F0F0" w:val="clear"/>
+            <w:tcMar>
+              <w:top w:type="dxa" w:w="60"/>
+              <w:left w:type="dxa" w:w="160"/>
+              <w:bottom w:type="dxa" w:w="60"/>
+              <w:right w:type="dxa" w:w="160"/>
+            </w:tcMar>
+          </w:tcPr>
+          <w:p>
+            <w:pPr>
+              <w:spacing w:after="20" w:before="20"/>
+            </w:pPr>
+            <w:r>
+              <w:rPr>
+                <w:rFonts w:ascii="Courier New" w:cs="Courier New" w:eastAsia="Courier New" w:hAnsi="Courier New"/>
+                <w:color w:val="000074"/>
+                <w:sz w:val="18"/>
+                <w:szCs w:val="18"/>
+              </w:rPr>
+              <w:t xml:space="preserve">    echo "✅ DocSearch prêt — lancer : sudo systemctl start docsearch.target"</w:t>
             </w:r>
           </w:p>
         </w:tc>
